--- a/docs/capstone/chapters/full chapters.md.docx
+++ b/docs/capstone/chapters/full chapters.md.docx
@@ -4,28 +4,353 @@
   <w:body>
     <w:p>
       <w:pPr>
+        <w:rPr>
+          <w:sz w:val="28"/>
+          <w:szCs w:val="28"/>
+        </w:rPr>
+      </w:pPr>
+      <w:r>
+        <w:rPr>
+          <w:noProof/>
+        </w:rPr>
+        <w:drawing>
+          <wp:anchor distT="0" distB="0" distL="114300" distR="114300" simplePos="0" relativeHeight="251661312" behindDoc="0" locked="0" layoutInCell="1" allowOverlap="1" wp14:anchorId="46AD3C45" wp14:editId="3FA99661">
+            <wp:simplePos x="0" y="0"/>
+            <wp:positionH relativeFrom="column">
+              <wp:posOffset>163773</wp:posOffset>
+            </wp:positionH>
+            <wp:positionV relativeFrom="paragraph">
+              <wp:posOffset>-662864</wp:posOffset>
+            </wp:positionV>
+            <wp:extent cx="5943600" cy="1049020"/>
+            <wp:effectExtent l="0" t="0" r="0" b="0"/>
+            <wp:wrapNone/>
+            <wp:docPr id="1611021991" name="Picture 1"/>
+            <wp:cNvGraphicFramePr>
+              <a:graphicFrameLocks xmlns:a="http://schemas.openxmlformats.org/drawingml/2006/main" noChangeAspect="1"/>
+            </wp:cNvGraphicFramePr>
+            <a:graphic xmlns:a="http://schemas.openxmlformats.org/drawingml/2006/main">
+              <a:graphicData uri="http://schemas.openxmlformats.org/drawingml/2006/picture">
+                <pic:pic xmlns:pic="http://schemas.openxmlformats.org/drawingml/2006/picture">
+                  <pic:nvPicPr>
+                    <pic:cNvPr id="0" name="Picture 1"/>
+                    <pic:cNvPicPr>
+                      <a:picLocks noChangeAspect="1" noChangeArrowheads="1"/>
+                    </pic:cNvPicPr>
+                  </pic:nvPicPr>
+                  <pic:blipFill>
+                    <a:blip r:embed="rId8" cstate="print">
+                      <a:extLst>
+                        <a:ext uri="{28A0092B-C50C-407E-A947-70E740481C1C}">
+                          <a14:useLocalDpi xmlns:a14="http://schemas.microsoft.com/office/drawing/2010/main" val="0"/>
+                        </a:ext>
+                      </a:extLst>
+                    </a:blip>
+                    <a:srcRect/>
+                    <a:stretch>
+                      <a:fillRect/>
+                    </a:stretch>
+                  </pic:blipFill>
+                  <pic:spPr bwMode="auto">
+                    <a:xfrm>
+                      <a:off x="0" y="0"/>
+                      <a:ext cx="5943600" cy="1049020"/>
+                    </a:xfrm>
+                    <a:prstGeom prst="rect">
+                      <a:avLst/>
+                    </a:prstGeom>
+                    <a:noFill/>
+                    <a:ln>
+                      <a:noFill/>
+                    </a:ln>
+                  </pic:spPr>
+                </pic:pic>
+              </a:graphicData>
+            </a:graphic>
+            <wp14:sizeRelH relativeFrom="page">
+              <wp14:pctWidth>0</wp14:pctWidth>
+            </wp14:sizeRelH>
+            <wp14:sizeRelV relativeFrom="page">
+              <wp14:pctHeight>0</wp14:pctHeight>
+            </wp14:sizeRelV>
+          </wp:anchor>
+        </w:drawing>
+      </w:r>
+    </w:p>
+    <w:p>
+      <w:pPr>
+        <w:rPr>
+          <w:sz w:val="28"/>
+          <w:szCs w:val="28"/>
+        </w:rPr>
+      </w:pPr>
+    </w:p>
+    <w:p>
+      <w:pPr>
+        <w:rPr>
+          <w:sz w:val="28"/>
+          <w:szCs w:val="28"/>
+        </w:rPr>
+      </w:pPr>
+    </w:p>
+    <w:p>
+      <w:pPr>
+        <w:rPr>
+          <w:sz w:val="28"/>
+          <w:szCs w:val="28"/>
+        </w:rPr>
+      </w:pPr>
+    </w:p>
+    <w:p>
+      <w:pPr>
+        <w:jc w:val="center"/>
+        <w:rPr>
+          <w:sz w:val="40"/>
+          <w:szCs w:val="40"/>
+        </w:rPr>
+      </w:pPr>
+    </w:p>
+    <w:p>
+      <w:pPr>
+        <w:jc w:val="center"/>
+        <w:rPr>
+          <w:b/>
+          <w:bCs/>
+          <w:sz w:val="40"/>
+          <w:szCs w:val="40"/>
+        </w:rPr>
+      </w:pPr>
+      <w:r>
+        <w:rPr>
+          <w:b/>
+          <w:bCs/>
+          <w:sz w:val="40"/>
+          <w:szCs w:val="40"/>
+        </w:rPr>
+        <w:t xml:space="preserve">Interactive Digital Cultural Map and Local Tourism Information System for </w:t>
+      </w:r>
+      <w:proofErr w:type="spellStart"/>
+      <w:r>
+        <w:rPr>
+          <w:b/>
+          <w:bCs/>
+          <w:sz w:val="40"/>
+          <w:szCs w:val="40"/>
+        </w:rPr>
+        <w:t>Mangatarem</w:t>
+      </w:r>
+      <w:proofErr w:type="spellEnd"/>
+      <w:r>
+        <w:rPr>
+          <w:b/>
+          <w:bCs/>
+          <w:sz w:val="40"/>
+          <w:szCs w:val="40"/>
+        </w:rPr>
+        <w:t>, Pangasinan</w:t>
+      </w:r>
+    </w:p>
+    <w:p>
+      <w:pPr>
+        <w:jc w:val="center"/>
+        <w:rPr>
+          <w:b/>
+          <w:bCs/>
+          <w:sz w:val="40"/>
+          <w:szCs w:val="40"/>
+        </w:rPr>
+      </w:pPr>
+    </w:p>
+    <w:p>
+      <w:pPr>
+        <w:jc w:val="center"/>
+        <w:rPr>
+          <w:b/>
+          <w:bCs/>
+          <w:sz w:val="40"/>
+          <w:szCs w:val="40"/>
+        </w:rPr>
+      </w:pPr>
+    </w:p>
+    <w:p>
+      <w:pPr>
+        <w:jc w:val="center"/>
+        <w:rPr>
+          <w:b/>
+          <w:bCs/>
+          <w:sz w:val="40"/>
+          <w:szCs w:val="40"/>
+        </w:rPr>
+      </w:pPr>
+    </w:p>
+    <w:p>
+      <w:pPr>
+        <w:jc w:val="center"/>
+        <w:rPr>
+          <w:sz w:val="40"/>
+          <w:szCs w:val="40"/>
+        </w:rPr>
+      </w:pPr>
+    </w:p>
+    <w:p>
+      <w:pPr>
+        <w:jc w:val="center"/>
+        <w:rPr>
+          <w:sz w:val="28"/>
+          <w:szCs w:val="28"/>
+        </w:rPr>
+      </w:pPr>
+    </w:p>
+    <w:p>
+      <w:pPr>
+        <w:jc w:val="center"/>
+        <w:rPr>
+          <w:sz w:val="28"/>
+          <w:szCs w:val="28"/>
+        </w:rPr>
+      </w:pPr>
+    </w:p>
+    <w:p>
+      <w:pPr>
+        <w:jc w:val="center"/>
+        <w:rPr>
+          <w:sz w:val="28"/>
+          <w:szCs w:val="28"/>
+        </w:rPr>
+      </w:pPr>
+      <w:r>
+        <w:rPr>
+          <w:sz w:val="28"/>
+          <w:szCs w:val="28"/>
+        </w:rPr>
+        <w:t>Submitted by:</w:t>
+      </w:r>
+    </w:p>
+    <w:p>
+      <w:pPr>
+        <w:jc w:val="center"/>
+        <w:rPr>
+          <w:sz w:val="28"/>
+          <w:szCs w:val="28"/>
+        </w:rPr>
+      </w:pPr>
+      <w:r>
+        <w:rPr>
+          <w:sz w:val="28"/>
+          <w:szCs w:val="28"/>
+        </w:rPr>
+        <w:t>Jem Carlo Austria</w:t>
+      </w:r>
+    </w:p>
+    <w:p>
+      <w:pPr>
+        <w:jc w:val="center"/>
+        <w:rPr>
+          <w:sz w:val="28"/>
+          <w:szCs w:val="28"/>
+        </w:rPr>
+      </w:pPr>
+      <w:r>
+        <w:rPr>
+          <w:sz w:val="28"/>
+          <w:szCs w:val="28"/>
+        </w:rPr>
+        <w:t>Mary Jane Dalas</w:t>
+      </w:r>
+    </w:p>
+    <w:p>
+      <w:pPr>
+        <w:jc w:val="center"/>
+        <w:rPr>
+          <w:sz w:val="28"/>
+          <w:szCs w:val="28"/>
+        </w:rPr>
+      </w:pPr>
+      <w:r>
+        <w:rPr>
+          <w:sz w:val="28"/>
+          <w:szCs w:val="28"/>
+        </w:rPr>
+        <w:t>Rea Solis</w:t>
+      </w:r>
+    </w:p>
+    <w:p>
+      <w:pPr>
+        <w:jc w:val="center"/>
+        <w:rPr>
+          <w:sz w:val="28"/>
+          <w:szCs w:val="28"/>
+        </w:rPr>
+      </w:pPr>
+      <w:r>
+        <w:rPr>
+          <w:sz w:val="28"/>
+          <w:szCs w:val="28"/>
+        </w:rPr>
+        <w:t>Joy De Guzman</w:t>
+      </w:r>
+    </w:p>
+    <w:p>
+      <w:pPr>
+        <w:jc w:val="center"/>
+        <w:rPr>
+          <w:sz w:val="28"/>
+          <w:szCs w:val="28"/>
+        </w:rPr>
+      </w:pPr>
+    </w:p>
+    <w:p>
+      <w:pPr>
+        <w:jc w:val="center"/>
+        <w:rPr>
+          <w:sz w:val="28"/>
+          <w:szCs w:val="28"/>
+        </w:rPr>
+      </w:pPr>
+    </w:p>
+    <w:p>
+      <w:pPr>
+        <w:jc w:val="center"/>
+        <w:rPr>
+          <w:sz w:val="28"/>
+          <w:szCs w:val="28"/>
+        </w:rPr>
+      </w:pPr>
+      <w:r>
+        <w:rPr>
+          <w:sz w:val="28"/>
+          <w:szCs w:val="28"/>
+        </w:rPr>
+        <w:t>Team B3</w:t>
+      </w:r>
+    </w:p>
+    <w:p>
+      <w:pPr>
         <w:pStyle w:val="Heading1"/>
       </w:pPr>
-      <w:bookmarkStart w:id="0" w:name="_3hc3l8f40i7l" w:colFirst="0" w:colLast="0"/>
+    </w:p>
+    <w:p>
+      <w:pPr>
+        <w:pStyle w:val="Heading1"/>
+      </w:pPr>
+    </w:p>
+    <w:p>
+      <w:pPr>
+        <w:pStyle w:val="Heading1"/>
+      </w:pPr>
+      <w:r>
+        <w:t>Chapter 1: Introduction</w:t>
+      </w:r>
+    </w:p>
+    <w:p>
+      <w:pPr>
+        <w:pStyle w:val="Heading2"/>
+      </w:pPr>
+      <w:bookmarkStart w:id="0" w:name="_rd9a4k1iaczq" w:colFirst="0" w:colLast="0"/>
       <w:bookmarkEnd w:id="0"/>
       <w:r>
-        <w:t>Chapter 1: Introduction</w:t>
-      </w:r>
-    </w:p>
-    <w:p>
-      <w:pPr>
-        <w:pStyle w:val="Heading2"/>
-      </w:pPr>
-      <w:bookmarkStart w:id="1" w:name="_rd9a4k1iaczq" w:colFirst="0" w:colLast="0"/>
-      <w:bookmarkEnd w:id="1"/>
-      <w:r>
-        <w:t xml:space="preserve">Background of </w:t>
-      </w:r>
-      <w:proofErr w:type="gramStart"/>
-      <w:r>
-        <w:t>the Study</w:t>
-      </w:r>
-      <w:proofErr w:type="gramEnd"/>
+        <w:t>Background of the Study</w:t>
+      </w:r>
     </w:p>
     <w:p>
       <w:r>
@@ -63,15 +388,18 @@
     </w:p>
     <w:p>
       <w:r>
-        <w:t xml:space="preserve">Moving to a digital setup involves a mix of leadership, community habits, and technical skills. We see this as a complex process that connects a town's past with its future (Reyes, 2024; Smith, 2023). Experts often call this shift an impactful phenomenon where the way people experience local heritage is dramatically changed (Cruz, 2022). We want to explore these factors more deeply to help you build a system that </w:t>
-      </w:r>
-      <w:proofErr w:type="gramStart"/>
-      <w:r>
-        <w:t>actually lasts</w:t>
-      </w:r>
-      <w:proofErr w:type="gramEnd"/>
-      <w:r>
-        <w:t>.</w:t>
+        <w:t xml:space="preserve">Moving to a digital setup involves a mix of leadership, community habits, and technical skills. </w:t>
+      </w:r>
+      <w:proofErr w:type="spellStart"/>
+      <w:r>
+        <w:t>inp</w:t>
+      </w:r>
+      <w:r>
+        <w:t>We</w:t>
+      </w:r>
+      <w:proofErr w:type="spellEnd"/>
+      <w:r>
+        <w:t xml:space="preserve"> see this as a complex process that connects a town's past with its future (Reyes, 2024; Smith, 2023). Experts often call this shift an impactful phenomenon where the way people experience local heritage is dramatically changed (Cruz, 2022). We want to explore these factors more deeply to help you build a system that actually lasts.</w:t>
       </w:r>
     </w:p>
     <w:p>
@@ -129,23 +457,7 @@
     </w:p>
     <w:p>
       <w:r>
-        <w:t xml:space="preserve">The LGU is the perfect spot for our study because the tourism office acts as the main hub for </w:t>
-      </w:r>
-      <w:proofErr w:type="gramStart"/>
-      <w:r>
-        <w:t>every barangay’s unique traditions and data</w:t>
-      </w:r>
-      <w:proofErr w:type="gramEnd"/>
-      <w:r>
-        <w:t xml:space="preserve">. We found that this office provides a well-organized and professional environment where we can easily coordinate with officials to verify historical facts. By working directly in these municipal spaces, we can ensure the cultural data we collect is accurate and reflects the town's </w:t>
-      </w:r>
-      <w:proofErr w:type="gramStart"/>
-      <w:r>
-        <w:t>true identity</w:t>
-      </w:r>
-      <w:proofErr w:type="gramEnd"/>
-      <w:r>
-        <w:t>. We've designed this process to take those old physical files and turn them into digital maps and searchable databases that you can access easily.</w:t>
+        <w:t>The LGU is the perfect spot for our study because the tourism office acts as the main hub for every barangay’s unique traditions and data. We found that this office provides a well-organized and professional environment where we can easily coordinate with officials to verify historical facts. By working directly in these municipal spaces, we can ensure the cultural data we collect is accurate and reflects the town's true identity. We've designed this process to take those old physical files and turn them into digital maps and searchable databases that you can access easily.</w:t>
       </w:r>
     </w:p>
     <w:p>
@@ -162,25 +474,17 @@
     </w:p>
     <w:p>
       <w:r>
-        <w:t xml:space="preserve">Moving to a digital system isn't just a simple technical update; it's a vital change that connects a town's past with its future (Reyes, 2024; Smith, 2023). Experts often see this transition as an impactful phenomenon where the way people experience local heritage is dramatically changed (Cruz, 2022). We're exploring these factors to make sure the town's cultural assets are preserved for a much wider audience. And since the LGU is the primary decision-maker, our goal is to provide them with a system that </w:t>
-      </w:r>
-      <w:proofErr w:type="gramStart"/>
-      <w:r>
-        <w:t>actually works</w:t>
-      </w:r>
-      <w:proofErr w:type="gramEnd"/>
-      <w:r>
-        <w:t xml:space="preserve"> for the long term.</w:t>
+        <w:lastRenderedPageBreak/>
+        <w:t>Moving to a digital system isn't just a simple technical update; it's a vital change that connects a town's past with its future (Reyes, 2024; Smith, 2023). Experts often see this transition as an impactful phenomenon where the way people experience local heritage is dramatically changed (Cruz, 2022). We're exploring these factors to make sure the town's cultural assets are preserved for a much wider audience. And since the LGU is the primary decision-maker, our goal is to provide them with a system that actually works for the long term.</w:t>
       </w:r>
     </w:p>
     <w:p>
       <w:pPr>
         <w:pStyle w:val="Heading3"/>
       </w:pPr>
-      <w:bookmarkStart w:id="2" w:name="_ef7r3ubks8qs" w:colFirst="0" w:colLast="0"/>
-      <w:bookmarkEnd w:id="2"/>
-      <w:r>
-        <w:lastRenderedPageBreak/>
+      <w:bookmarkStart w:id="1" w:name="_ef7r3ubks8qs" w:colFirst="0" w:colLast="0"/>
+      <w:bookmarkEnd w:id="1"/>
+      <w:r>
         <w:t>Encountered Problems</w:t>
       </w:r>
     </w:p>
@@ -219,15 +523,7 @@
       </w:r>
       <w:proofErr w:type="spellEnd"/>
       <w:r>
-        <w:t xml:space="preserve">, Pangasinan." We designed this system to replace those slow, manual chores with a single web-based platform. Our goal is to make sure every </w:t>
-      </w:r>
-      <w:proofErr w:type="gramStart"/>
-      <w:r>
-        <w:t>tourist</w:t>
-      </w:r>
-      <w:proofErr w:type="gramEnd"/>
-      <w:r>
-        <w:t xml:space="preserve"> and resident can find the same accurate information in one place. By putting cultural maps and town data online, we can help the LGU work faster and keep their records consistent. Experts often call this move to digital tools an impactful phenomenon that changes how people connect with their heritage (Cruz, 2022). We want to give the town a reliable tool that makes </w:t>
+        <w:t xml:space="preserve">, Pangasinan." We designed this system to replace those slow, manual chores with a single web-based platform. Our goal is to make sure every tourist and resident can find the same accurate information in one place. By putting cultural maps and town data online, we can help the LGU work faster and keep their records consistent. Experts often call this move to digital tools an impactful phenomenon that changes how people connect with their heritage (Cruz, 2022). We want to give the town a reliable tool that makes </w:t>
       </w:r>
       <w:proofErr w:type="spellStart"/>
       <w:r>
@@ -242,23 +538,15 @@
       <w:pPr>
         <w:pStyle w:val="Heading2"/>
       </w:pPr>
-      <w:bookmarkStart w:id="3" w:name="_i0e6dxsplbuo" w:colFirst="0" w:colLast="0"/>
-      <w:bookmarkEnd w:id="3"/>
+      <w:bookmarkStart w:id="2" w:name="_i0e6dxsplbuo" w:colFirst="0" w:colLast="0"/>
+      <w:bookmarkEnd w:id="2"/>
       <w:r>
         <w:t>Purpose and Description</w:t>
       </w:r>
     </w:p>
     <w:p>
       <w:r>
-        <w:t xml:space="preserve">This Capstone Project was conducted </w:t>
-      </w:r>
-      <w:proofErr w:type="gramStart"/>
-      <w:r>
-        <w:t>in order to</w:t>
-      </w:r>
-      <w:proofErr w:type="gramEnd"/>
-      <w:r>
-        <w:t xml:space="preserve"> centralize and digitize the tourism and cultural information of </w:t>
+        <w:t xml:space="preserve">This Capstone Project was conducted in order to centralize and digitize the tourism and cultural information of </w:t>
       </w:r>
       <w:proofErr w:type="spellStart"/>
       <w:r>
@@ -266,15 +554,7 @@
       </w:r>
       <w:proofErr w:type="spellEnd"/>
       <w:r>
-        <w:t xml:space="preserve">, Pangasinan. We want to provide an easy, interactive platform that cleans up the way data is managed while making the town’s </w:t>
-      </w:r>
-      <w:proofErr w:type="gramStart"/>
-      <w:r>
-        <w:t>heritage</w:t>
-      </w:r>
-      <w:proofErr w:type="gramEnd"/>
-      <w:r>
-        <w:t xml:space="preserve"> easy for everyone to find.</w:t>
+        <w:t>, Pangasinan. We want to provide an easy, interactive platform that cleans up the way data is managed while making the town’s heritage easy for everyone to find.</w:t>
       </w:r>
     </w:p>
     <w:p>
@@ -337,7 +617,11 @@
         <w:t>Administrative and Stakeholder Users (LGU Tourism Office and Barangay Representatives)</w:t>
       </w:r>
       <w:r>
-        <w:t xml:space="preserve"> – This category is the primary beneficiary, as it provides a centralized platform for the LGU to promote tourism and manage cultural data. It allows the Tourism Office staff to verify facts from every barangay, ensuring the public receives accurate and authoritative information. Barangay representatives benefit from a dedicated portal to directly upload content, streamlining the flow of information from the grassroots level to the municipal dashboard.</w:t>
+        <w:t xml:space="preserve"> – This category is the primary beneficiary, as it provides a centralized platform for the LGU to promote tourism and manage cultural data. It allows the Tourism Office staff to verify facts from every barangay, ensuring the public receives accurate and authoritative information. Barangay representatives benefit from a dedicated portal </w:t>
+      </w:r>
+      <w:r>
+        <w:lastRenderedPageBreak/>
+        <w:t>to directly upload content, streamlining the flow of information from the grassroots level to the municipal dashboard.</w:t>
       </w:r>
     </w:p>
     <w:p>
@@ -416,8 +700,8 @@
       <w:pPr>
         <w:pStyle w:val="Heading2"/>
       </w:pPr>
-      <w:bookmarkStart w:id="4" w:name="_965qi2lia4xi" w:colFirst="0" w:colLast="0"/>
-      <w:bookmarkEnd w:id="4"/>
+      <w:bookmarkStart w:id="3" w:name="_965qi2lia4xi" w:colFirst="0" w:colLast="0"/>
+      <w:bookmarkEnd w:id="3"/>
       <w:r>
         <w:rPr>
           <w:b/>
@@ -538,15 +822,19 @@
       <w:pPr>
         <w:pStyle w:val="Heading2"/>
       </w:pPr>
-      <w:bookmarkStart w:id="5" w:name="_h5xmcydi1he5" w:colFirst="0" w:colLast="0"/>
-      <w:bookmarkEnd w:id="5"/>
+      <w:bookmarkStart w:id="4" w:name="_h5xmcydi1he5" w:colFirst="0" w:colLast="0"/>
+      <w:bookmarkEnd w:id="4"/>
       <w:r>
         <w:t>Conceptual Framework</w:t>
       </w:r>
     </w:p>
     <w:p>
       <w:r>
-        <w:t>We're using the Input-Process-Output (IPO) model to map out exactly how we'll build this system from the ground up. It’s a simple way to show the raw ingredients we need, the steps we'll take to build the code, and the final platform we'll deliver to the town. Think of it as a roadmap that connects our technical tools with the actual work of creating the cultural map. By following this model, we can make sure every piece of the project fits together and solves the real problems the LGU is facing.</w:t>
+        <w:t xml:space="preserve">We're using the Input-Process-Output (IPO) model to map out exactly how we'll build this system from the ground up. It’s a simple way to show the raw ingredients we need, the steps </w:t>
+      </w:r>
+      <w:r>
+        <w:lastRenderedPageBreak/>
+        <w:t>we'll take to build the code, and the final platform we'll deliver to the town. Think of it as a roadmap that connects our technical tools with the actual work of creating the cultural map. By following this model, we can make sure every piece of the project fits together and solves the real problems the LGU is facing.</w:t>
       </w:r>
     </w:p>
     <w:p>
@@ -562,27 +850,6 @@
       </w:pPr>
     </w:p>
     <w:p>
-      <w:r>
-        <w:t xml:space="preserve">Input Knowledge Requirements: We need to know our way around web tools like HTML, CSS, JavaScript, and Python. We also need to understand how PostgreSQL handles data. It's just as important for us to learn how the town currently handles its tourism information and what each </w:t>
-      </w:r>
-      <w:proofErr w:type="gramStart"/>
-      <w:r>
-        <w:t>person—</w:t>
-      </w:r>
-      <w:proofErr w:type="gramEnd"/>
-      <w:r>
-        <w:t xml:space="preserve">like a staff member or a </w:t>
-      </w:r>
-      <w:proofErr w:type="gramStart"/>
-      <w:r>
-        <w:t>visitor—actually needs</w:t>
-      </w:r>
-      <w:proofErr w:type="gramEnd"/>
-      <w:r>
-        <w:t xml:space="preserve"> from the map.</w:t>
-      </w:r>
-    </w:p>
-    <w:p>
       <w:pPr>
         <w:widowControl w:val="0"/>
         <w:pBdr>
@@ -595,11 +862,6 @@
       </w:pPr>
     </w:p>
     <w:p>
-      <w:r>
-        <w:t>Hardware Requirements: To keep our work running smoothly, we’re using computers with at least an Intel Core i5 or AMD Ryzen 5 processor. We’re also using 8GB to 16GB of RAM and a 500GB SSD to make sure the coding environment doesn't lag while we build the system.</w:t>
-      </w:r>
-    </w:p>
-    <w:p>
       <w:pPr>
         <w:widowControl w:val="0"/>
         <w:pBdr>
@@ -612,27 +874,6 @@
       </w:pPr>
     </w:p>
     <w:p>
-      <w:r>
-        <w:t xml:space="preserve">Software Requirements: We’ll do our coding in Visual Studio Code on Windows, Linux, or macOS. For the database, we’re using </w:t>
-      </w:r>
-      <w:proofErr w:type="spellStart"/>
-      <w:r>
-        <w:t>Supabase</w:t>
-      </w:r>
-      <w:proofErr w:type="spellEnd"/>
-      <w:r>
-        <w:t xml:space="preserve"> to host our PostgreSQL data, and we’ll launch the site on </w:t>
-      </w:r>
-      <w:proofErr w:type="spellStart"/>
-      <w:r>
-        <w:t>Vercel</w:t>
-      </w:r>
-      <w:proofErr w:type="spellEnd"/>
-      <w:r>
-        <w:t>. We’ll also use Figma to design the look and feel of the map before we write any code.</w:t>
-      </w:r>
-    </w:p>
-    <w:p>
       <w:pPr>
         <w:widowControl w:val="0"/>
         <w:pBdr>
@@ -645,11 +886,6 @@
       </w:pPr>
     </w:p>
     <w:p>
-      <w:r>
-        <w:t>Process Rapid Application Development (RAD) Methodology:</w:t>
-      </w:r>
-    </w:p>
-    <w:p>
       <w:pPr>
         <w:widowControl w:val="0"/>
         <w:pBdr>
@@ -662,29 +898,6 @@
       </w:pPr>
     </w:p>
     <w:p>
-      <w:r>
-        <w:t>Requirements Planning – We sit down and figure out what the LGU and visitors really need.</w:t>
-      </w:r>
-    </w:p>
-    <w:p/>
-    <w:p>
-      <w:r>
-        <w:t>User Design – We build prototypes and show them to people to see what works best.</w:t>
-      </w:r>
-    </w:p>
-    <w:p/>
-    <w:p>
-      <w:r>
-        <w:t>Construction – We write the code and build the actual features of the map in stages.</w:t>
-      </w:r>
-    </w:p>
-    <w:p/>
-    <w:p>
-      <w:r>
-        <w:t>Cutover – We do the final tests, launch the system, and train the staff on how to use it.</w:t>
-      </w:r>
-    </w:p>
-    <w:p>
       <w:pPr>
         <w:widowControl w:val="0"/>
         <w:pBdr>
@@ -697,19 +910,6 @@
       </w:pPr>
     </w:p>
     <w:p>
-      <w:r>
-        <w:t xml:space="preserve">Output The final product is the Interactive Digital Cultural Map and Local Tourism Information System for </w:t>
-      </w:r>
-      <w:proofErr w:type="spellStart"/>
-      <w:r>
-        <w:t>Mangatarem</w:t>
-      </w:r>
-      <w:proofErr w:type="spellEnd"/>
-      <w:r>
-        <w:t>, Pangasinan.</w:t>
-      </w:r>
-    </w:p>
-    <w:p>
       <w:pPr>
         <w:widowControl w:val="0"/>
         <w:pBdr>
@@ -722,11 +922,126 @@
       </w:pPr>
     </w:p>
     <w:p>
+      <w:pPr>
+        <w:widowControl w:val="0"/>
+        <w:pBdr>
+          <w:top w:val="nil"/>
+          <w:left w:val="nil"/>
+          <w:bottom w:val="nil"/>
+          <w:right w:val="nil"/>
+          <w:between w:val="nil"/>
+        </w:pBdr>
+      </w:pPr>
+      <w:r>
+        <w:rPr>
+          <w:noProof/>
+        </w:rPr>
+        <w:drawing>
+          <wp:anchor distT="0" distB="0" distL="114300" distR="114300" simplePos="0" relativeHeight="251658240" behindDoc="0" locked="0" layoutInCell="1" allowOverlap="1" wp14:anchorId="6FF62E82" wp14:editId="3CF417DA">
+            <wp:simplePos x="0" y="0"/>
+            <wp:positionH relativeFrom="column">
+              <wp:posOffset>13648</wp:posOffset>
+            </wp:positionH>
+            <wp:positionV relativeFrom="paragraph">
+              <wp:posOffset>182624</wp:posOffset>
+            </wp:positionV>
+            <wp:extent cx="5943600" cy="3874770"/>
+            <wp:effectExtent l="0" t="0" r="0" b="0"/>
+            <wp:wrapSquare wrapText="bothSides"/>
+            <wp:docPr id="1997711956" name="Picture 2"/>
+            <wp:cNvGraphicFramePr>
+              <a:graphicFrameLocks xmlns:a="http://schemas.openxmlformats.org/drawingml/2006/main" noChangeAspect="1"/>
+            </wp:cNvGraphicFramePr>
+            <a:graphic xmlns:a="http://schemas.openxmlformats.org/drawingml/2006/main">
+              <a:graphicData uri="http://schemas.openxmlformats.org/drawingml/2006/picture">
+                <pic:pic xmlns:pic="http://schemas.openxmlformats.org/drawingml/2006/picture">
+                  <pic:nvPicPr>
+                    <pic:cNvPr id="1997711956" name=""/>
+                    <pic:cNvPicPr/>
+                  </pic:nvPicPr>
+                  <pic:blipFill>
+                    <a:blip r:embed="rId9" cstate="print">
+                      <a:extLst>
+                        <a:ext uri="{28A0092B-C50C-407E-A947-70E740481C1C}">
+                          <a14:useLocalDpi xmlns:a14="http://schemas.microsoft.com/office/drawing/2010/main" val="0"/>
+                        </a:ext>
+                      </a:extLst>
+                    </a:blip>
+                    <a:stretch>
+                      <a:fillRect/>
+                    </a:stretch>
+                  </pic:blipFill>
+                  <pic:spPr>
+                    <a:xfrm>
+                      <a:off x="0" y="0"/>
+                      <a:ext cx="5943600" cy="3874770"/>
+                    </a:xfrm>
+                    <a:prstGeom prst="rect">
+                      <a:avLst/>
+                    </a:prstGeom>
+                  </pic:spPr>
+                </pic:pic>
+              </a:graphicData>
+            </a:graphic>
+          </wp:anchor>
+        </w:drawing>
+      </w:r>
+    </w:p>
+    <w:p>
+      <w:pPr>
+        <w:widowControl w:val="0"/>
+        <w:pBdr>
+          <w:top w:val="nil"/>
+          <w:left w:val="nil"/>
+          <w:bottom w:val="nil"/>
+          <w:right w:val="nil"/>
+          <w:between w:val="nil"/>
+        </w:pBdr>
+      </w:pPr>
+    </w:p>
+    <w:p>
+      <w:pPr>
+        <w:widowControl w:val="0"/>
+        <w:pBdr>
+          <w:top w:val="nil"/>
+          <w:left w:val="nil"/>
+          <w:bottom w:val="nil"/>
+          <w:right w:val="nil"/>
+          <w:between w:val="nil"/>
+        </w:pBdr>
+      </w:pPr>
+    </w:p>
+    <w:p>
+      <w:pPr>
+        <w:widowControl w:val="0"/>
+        <w:pBdr>
+          <w:top w:val="nil"/>
+          <w:left w:val="nil"/>
+          <w:bottom w:val="nil"/>
+          <w:right w:val="nil"/>
+          <w:between w:val="nil"/>
+        </w:pBdr>
+      </w:pPr>
+    </w:p>
+    <w:p>
+      <w:pPr>
+        <w:widowControl w:val="0"/>
+        <w:pBdr>
+          <w:top w:val="nil"/>
+          <w:left w:val="nil"/>
+          <w:bottom w:val="nil"/>
+          <w:right w:val="nil"/>
+          <w:between w:val="nil"/>
+        </w:pBdr>
+      </w:pPr>
+    </w:p>
+    <w:p>
       <w:r>
         <w:t xml:space="preserve">The conceptual framework illustrated above delineates the systematic flow of the project. The Inputs specify the technical and physical resources, along with the domain knowledge required by the developers to undertake the project. These resources feed into the Process, which employs the Rapid Application Development (RAD) methodology to iteratively design, prototype, and build the platform through structured phases. This structured process ensures that the final Output — the Interactive Digital Cultural Map and Local Tourism Information System — is developed efficiently and aligns with the functional and operational requirements of the </w:t>
       </w:r>
       <w:proofErr w:type="spellStart"/>
       <w:r>
+        <w:lastRenderedPageBreak/>
         <w:t>Mangatarem</w:t>
       </w:r>
       <w:proofErr w:type="spellEnd"/>
@@ -738,25 +1053,76 @@
       <w:pPr>
         <w:pStyle w:val="Heading2"/>
       </w:pPr>
-      <w:bookmarkStart w:id="6" w:name="_h1pqa33x9kzn" w:colFirst="0" w:colLast="0"/>
+      <w:bookmarkStart w:id="5" w:name="_h1pqa33x9kzn" w:colFirst="0" w:colLast="0"/>
+      <w:bookmarkEnd w:id="5"/>
+      <w:r>
+        <w:t>Scope and Limitations</w:t>
+      </w:r>
+    </w:p>
+    <w:p>
+      <w:pPr>
+        <w:pStyle w:val="Heading3"/>
+      </w:pPr>
+      <w:bookmarkStart w:id="6" w:name="_n3tki5nunsy9" w:colFirst="0" w:colLast="0"/>
       <w:bookmarkEnd w:id="6"/>
       <w:r>
-        <w:t>Scope and Limitations</w:t>
+        <w:t>Scope</w:t>
+      </w:r>
+    </w:p>
+    <w:p>
+      <w:r>
+        <w:t xml:space="preserve">The project focuses on the development of a web-based Interactive Digital Cultural Map and Local Tourism Information System for the Local Government Unit (LGU) of </w:t>
+      </w:r>
+      <w:proofErr w:type="spellStart"/>
+      <w:r>
+        <w:t>Mangatarem</w:t>
+      </w:r>
+      <w:proofErr w:type="spellEnd"/>
+      <w:r>
+        <w:t xml:space="preserve">, Pangasinan. The system will be built utilizing web technologies including HTML, CSS (Tailwind CSS), and JavaScript for the frontend interface, Python with the Flask framework for server-side application logic, and PostgreSQL as the primary relational database management system — managed via </w:t>
+      </w:r>
+      <w:proofErr w:type="spellStart"/>
+      <w:r>
+        <w:t>Supabase</w:t>
+      </w:r>
+      <w:proofErr w:type="spellEnd"/>
+      <w:r>
+        <w:t xml:space="preserve"> for cloud-native persistence and real-time features. Figma will be utilized for user interface and user experience design during the prototyping phase. The key functionalities provided by the software include a public-facing interactive map where the </w:t>
+      </w:r>
+      <w:r>
+        <w:rPr>
+          <w:b/>
+          <w:bCs/>
+        </w:rPr>
+        <w:t>Public and Academic</w:t>
+      </w:r>
+      <w:r>
+        <w:t xml:space="preserve"> category can browse, locate, and filter tourist attractions and cultural heritage sites by category such as historical landmarks, natural attractions, and local events. For </w:t>
+      </w:r>
+      <w:r>
+        <w:rPr>
+          <w:b/>
+          <w:bCs/>
+        </w:rPr>
+        <w:t>Administrative and Stakeholder</w:t>
+      </w:r>
+      <w:r>
+        <w:t xml:space="preserve"> users, the system features a decentralized content contribution portal that allows authorized Barangay Representatives to submit, upload, and propose updates for local tourism content, alongside a centralized administrative dashboard for LGU Tourism Office staff to moderate all submissions through an approve-or-reject workflow, manage user accounts, and publish municipal-wide tourism announcements. Students and researchers within the public category are provided with structured access to archived cultural profiles and historical records to support academic data gathering and heritage research.</w:t>
       </w:r>
     </w:p>
     <w:p>
       <w:pPr>
         <w:pStyle w:val="Heading3"/>
       </w:pPr>
-      <w:bookmarkStart w:id="7" w:name="_n3tki5nunsy9" w:colFirst="0" w:colLast="0"/>
+      <w:bookmarkStart w:id="7" w:name="_dke64jh0lci" w:colFirst="0" w:colLast="0"/>
       <w:bookmarkEnd w:id="7"/>
       <w:r>
-        <w:t>Scope</w:t>
-      </w:r>
-    </w:p>
-    <w:p>
-      <w:r>
-        <w:t xml:space="preserve">The project focuses on the development of a web-based Interactive Digital Cultural Map and Local Tourism Information System for the Local Government Unit (LGU) of </w:t>
+        <w:t>Limitations</w:t>
+      </w:r>
+    </w:p>
+    <w:p>
+      <w:r>
+        <w:t xml:space="preserve">While the system aims to provide comprehensive tourism information management for </w:t>
       </w:r>
       <w:proofErr w:type="spellStart"/>
       <w:r>
@@ -764,87 +1130,25 @@
       </w:r>
       <w:proofErr w:type="spellEnd"/>
       <w:r>
-        <w:t xml:space="preserve">, Pangasinan. The system will be built utilizing web technologies including HTML, CSS (Tailwind CSS), and JavaScript for the frontend interface, Python with the Flask framework for server-side application logic, and PostgreSQL as the primary relational database management system — managed via </w:t>
+        <w:t xml:space="preserve">, it will not include online booking, reservation, or payment gateway functionalities for local accommodations, tour guides, or event ticketing. The interactive map and all system features require an active internet connection; full offline capabilities such as cached map tiles or offline content browsing are not within the scope of this project. Performance and scalability are designed to accommodate the expected volume of tourist traffic and barangay-level content contributions typical of a municipal tourism platform, but the system is not engineered to handle extreme traffic surges beyond standard municipal usage without future server infrastructure upgrades. Access to the content contribution and moderation modules is strictly restricted to authenticated and authorized LGU personnel and registered Barangay Representatives, meaning the general public cannot directly create, edit, or publish map data without going through the LGU approval workflow. The system is also limited to the geographic and administrative boundaries of </w:t>
       </w:r>
       <w:proofErr w:type="spellStart"/>
       <w:r>
-        <w:t>Supabase</w:t>
+        <w:t>Mangatarem</w:t>
       </w:r>
       <w:proofErr w:type="spellEnd"/>
       <w:r>
-        <w:t xml:space="preserve"> for cloud-native persistence and real-time features. Figma will be </w:t>
-      </w:r>
+        <w:t>, Pangasinan, and does not cover tourism data from neighboring municipalities or provinces.</w:t>
+      </w:r>
+    </w:p>
+    <w:p>
+      <w:pPr>
+        <w:pStyle w:val="Heading2"/>
+      </w:pPr>
+      <w:bookmarkStart w:id="8" w:name="_83g9a2ekfjaj" w:colFirst="0" w:colLast="0"/>
+      <w:bookmarkEnd w:id="8"/>
       <w:r>
         <w:lastRenderedPageBreak/>
-        <w:t xml:space="preserve">utilized for user interface and user experience design during the prototyping phase. The key functionalities provided by the software include a public-facing interactive map where the </w:t>
-      </w:r>
-      <w:r>
-        <w:rPr>
-          <w:b/>
-          <w:bCs/>
-        </w:rPr>
-        <w:t>Public and Academic</w:t>
-      </w:r>
-      <w:r>
-        <w:t xml:space="preserve"> category can browse, locate, and filter tourist attractions and cultural heritage sites by category such as historical landmarks, natural attractions, and local events. For </w:t>
-      </w:r>
-      <w:r>
-        <w:rPr>
-          <w:b/>
-          <w:bCs/>
-        </w:rPr>
-        <w:t>Administrative and Stakeholder</w:t>
-      </w:r>
-      <w:r>
-        <w:t xml:space="preserve"> users, the system features a decentralized content contribution portal that allows authorized Barangay Representatives to submit, upload, and propose updates for local tourism content, alongside a centralized administrative dashboard for LGU Tourism Office staff to moderate all submissions through an approve-or-reject workflow, manage user accounts, and publish municipal-wide tourism announcements. Students and researchers within the public category are provided with structured access to archived cultural profiles and historical records to support academic data gathering and heritage research.</w:t>
-      </w:r>
-    </w:p>
-    <w:p>
-      <w:pPr>
-        <w:pStyle w:val="Heading3"/>
-      </w:pPr>
-      <w:bookmarkStart w:id="8" w:name="_dke64jh0lci" w:colFirst="0" w:colLast="0"/>
-      <w:bookmarkEnd w:id="8"/>
-      <w:r>
-        <w:t>Limitations</w:t>
-      </w:r>
-    </w:p>
-    <w:p>
-      <w:r>
-        <w:t xml:space="preserve">While the system aims to provide comprehensive tourism information management for </w:t>
-      </w:r>
-      <w:proofErr w:type="spellStart"/>
-      <w:r>
-        <w:t>Mangatarem</w:t>
-      </w:r>
-      <w:proofErr w:type="spellEnd"/>
-      <w:r>
-        <w:t xml:space="preserve">, it will not include online booking, reservation, or payment gateway functionalities for local accommodations, tour guides, or event ticketing. The interactive map and all system features require an active internet connection; full offline capabilities such as cached map tiles or offline content browsing are not within the scope of this project. Performance and scalability are designed to accommodate the expected volume of tourist traffic and barangay-level content contributions typical of a municipal tourism platform, but the system is not engineered to handle extreme traffic surges beyond standard municipal usage without future server infrastructure upgrades. Access to the content contribution and moderation modules is strictly restricted to authenticated and authorized LGU personnel and registered Barangay Representatives, meaning the </w:t>
-      </w:r>
-      <w:proofErr w:type="gramStart"/>
-      <w:r>
-        <w:t>general public</w:t>
-      </w:r>
-      <w:proofErr w:type="gramEnd"/>
-      <w:r>
-        <w:t xml:space="preserve"> cannot directly create, edit, or publish map data without going through the LGU approval workflow. The system is also limited to the geographic and administrative boundaries of </w:t>
-      </w:r>
-      <w:proofErr w:type="spellStart"/>
-      <w:r>
-        <w:t>Mangatarem</w:t>
-      </w:r>
-      <w:proofErr w:type="spellEnd"/>
-      <w:r>
-        <w:t>, Pangasinan, and does not cover tourism data from neighboring municipalities or provinces.</w:t>
-      </w:r>
-    </w:p>
-    <w:p>
-      <w:pPr>
-        <w:pStyle w:val="Heading2"/>
-      </w:pPr>
-      <w:bookmarkStart w:id="9" w:name="_83g9a2ekfjaj" w:colFirst="0" w:colLast="0"/>
-      <w:bookmarkEnd w:id="9"/>
-      <w:r>
         <w:t>Definition of Terms</w:t>
       </w:r>
     </w:p>
@@ -911,11 +1215,7 @@
         <w:t>General Public and Academic Users</w:t>
       </w:r>
       <w:r>
-        <w:t xml:space="preserve"> — This category refers to tourists, visitors, students, and researchers who access the system to navigate the interactive map, search for points of interest, and view published cultural and tourism information. These </w:t>
-      </w:r>
-      <w:r>
-        <w:lastRenderedPageBreak/>
-        <w:t>users consume the data for leisure, travel planning, or academic data gathering without requiring administrative privileges.</w:t>
+        <w:t xml:space="preserve"> — This category refers to tourists, visitors, students, and researchers who access the system to navigate the interactive map, search for points of interest, and view published cultural and tourism information. These users consume the data for leisure, travel planning, or academic data gathering without requiring administrative privileges.</w:t>
       </w:r>
     </w:p>
     <w:p>
@@ -982,22 +1282,10 @@
           <w:b/>
           <w:bCs/>
         </w:rPr>
-        <w:t>Local Government Unit (</w:t>
-      </w:r>
-      <w:proofErr w:type="gramStart"/>
-      <w:r>
-        <w:rPr>
-          <w:b/>
-          <w:bCs/>
-        </w:rPr>
-        <w:t>LGU)</w:t>
-      </w:r>
-      <w:r>
-        <w:t xml:space="preserve"> —</w:t>
-      </w:r>
-      <w:proofErr w:type="gramEnd"/>
-      <w:r>
-        <w:t xml:space="preserve"> In this study, this refers specifically to the municipal government of </w:t>
+        <w:t>Local Government Unit (LGU)</w:t>
+      </w:r>
+      <w:r>
+        <w:t xml:space="preserve"> — In this study, this refers specifically to the municipal government of </w:t>
       </w:r>
       <w:proofErr w:type="spellStart"/>
       <w:r>
@@ -1064,22 +1352,10 @@
           <w:b/>
           <w:bCs/>
         </w:rPr>
-        <w:t>Rapid Application Development (</w:t>
-      </w:r>
-      <w:proofErr w:type="gramStart"/>
-      <w:r>
-        <w:rPr>
-          <w:b/>
-          <w:bCs/>
-        </w:rPr>
-        <w:t>RAD)</w:t>
-      </w:r>
-      <w:r>
-        <w:t xml:space="preserve"> —</w:t>
-      </w:r>
-      <w:proofErr w:type="gramEnd"/>
-      <w:r>
-        <w:t xml:space="preserve"> The software development methodology selected for this study, characterized by rapid prototyping, iterative feedback cycles, flexible requirements gathering, and continuous stakeholder involvement to accelerate system construction while maintaining alignment with user needs.</w:t>
+        <w:t>Rapid Application Development (RAD)</w:t>
+      </w:r>
+      <w:r>
+        <w:t xml:space="preserve"> — The software development methodology selected for this study, characterized by rapid prototyping, iterative feedback cycles, flexible requirements gathering, and continuous stakeholder involvement to accelerate system construction while maintaining alignment with user needs.</w:t>
       </w:r>
     </w:p>
     <w:p>
@@ -1117,39 +1393,32 @@
       <w:pPr>
         <w:pStyle w:val="Heading2"/>
       </w:pPr>
-      <w:bookmarkStart w:id="10" w:name="_nax90coynxy8" w:colFirst="0" w:colLast="0"/>
+      <w:bookmarkStart w:id="9" w:name="_nax90coynxy8" w:colFirst="0" w:colLast="0"/>
+      <w:bookmarkEnd w:id="9"/>
+      <w:r>
+        <w:lastRenderedPageBreak/>
+        <w:t>Review of Related Literature</w:t>
+      </w:r>
+    </w:p>
+    <w:p>
+      <w:r>
+        <w:t xml:space="preserve">We’ve gathered these studies to back up our goals for the </w:t>
+      </w:r>
+      <w:proofErr w:type="spellStart"/>
+      <w:r>
+        <w:t>Mangatarem</w:t>
+      </w:r>
+      <w:proofErr w:type="spellEnd"/>
+      <w:r>
+        <w:t xml:space="preserve"> project. We focused on research from 2020 to 2025 that shows why digital maps and better data management are so vital. We’ve organized these into local and foreign studies to show how they help us hit our four main objectives.</w:t>
+      </w:r>
+    </w:p>
+    <w:p>
+      <w:pPr>
+        <w:pStyle w:val="Heading3"/>
+      </w:pPr>
+      <w:bookmarkStart w:id="10" w:name="_gpyssydhe6e4" w:colFirst="0" w:colLast="0"/>
       <w:bookmarkEnd w:id="10"/>
-      <w:r>
-        <w:t>Review of Related Literature</w:t>
-      </w:r>
-    </w:p>
-    <w:p>
-      <w:r>
-        <w:t xml:space="preserve">We’ve gathered these studies to back up our goals for the </w:t>
-      </w:r>
-      <w:proofErr w:type="spellStart"/>
-      <w:r>
-        <w:t>Mangatarem</w:t>
-      </w:r>
-      <w:proofErr w:type="spellEnd"/>
-      <w:r>
-        <w:t xml:space="preserve"> project. We focused on research from 2020 to 2025 that shows why digital maps and better data management are so vital. We’ve organized these into local and foreign studies to show how they help us </w:t>
-      </w:r>
-      <w:proofErr w:type="gramStart"/>
-      <w:r>
-        <w:t>hit</w:t>
-      </w:r>
-      <w:proofErr w:type="gramEnd"/>
-      <w:r>
-        <w:t xml:space="preserve"> our four main objectives.</w:t>
-      </w:r>
-    </w:p>
-    <w:p>
-      <w:pPr>
-        <w:pStyle w:val="Heading3"/>
-      </w:pPr>
-      <w:bookmarkStart w:id="11" w:name="_gpyssydhe6e4" w:colFirst="0" w:colLast="0"/>
-      <w:bookmarkEnd w:id="11"/>
       <w:r>
         <w:t>Local Studies</w:t>
       </w:r>
@@ -1207,15 +1476,7 @@
     </w:p>
     <w:p>
       <w:r>
-        <w:t xml:space="preserve">Coro II and his team (2022) studied how Siargao moved to a digital setup. They found that the system </w:t>
-      </w:r>
-      <w:proofErr w:type="gramStart"/>
-      <w:r>
-        <w:t>actually worked</w:t>
-      </w:r>
-      <w:proofErr w:type="gramEnd"/>
-      <w:r>
-        <w:t xml:space="preserve"> because they got local leaders involved from the start. This supports our work because it shows that a digital platform helps rural towns stay accurate and organized. It gives us a real-world example for our fourth objective on how to roll out the system.</w:t>
+        <w:t>Coro II and his team (2022) studied how Siargao moved to a digital setup. They found that the system actually worked because they got local leaders involved from the start. This supports our work because it shows that a digital platform helps rural towns stay accurate and organized. It gives us a real-world example for our fourth objective on how to roll out the system.</w:t>
       </w:r>
     </w:p>
     <w:p>
@@ -1232,15 +1493,7 @@
     </w:p>
     <w:p>
       <w:r>
-        <w:t xml:space="preserve">Zuniga (2023) tested how provincial maps work when you mix history with GPS data. He found that letting local people </w:t>
-      </w:r>
-      <w:proofErr w:type="gramStart"/>
-      <w:r>
-        <w:t>upload info—</w:t>
-      </w:r>
-      <w:proofErr w:type="gramEnd"/>
-      <w:r>
-        <w:t>while experts checked it—made the data much better. This confirms our plan for the second objective, where we let barangay leaders be the ones to share their own local stories.</w:t>
+        <w:t>Zuniga (2023) tested how provincial maps work when you mix history with GPS data. He found that letting local people upload info—while experts checked it—made the data much better. This confirms our plan for the second objective, where we let barangay leaders be the ones to share their own local stories.</w:t>
       </w:r>
     </w:p>
     <w:p>
@@ -1302,8 +1555,8 @@
       <w:pPr>
         <w:pStyle w:val="Heading3"/>
       </w:pPr>
-      <w:bookmarkStart w:id="12" w:name="_g9ti8pg2s2t1" w:colFirst="0" w:colLast="0"/>
-      <w:bookmarkEnd w:id="12"/>
+      <w:bookmarkStart w:id="11" w:name="_g9ti8pg2s2t1" w:colFirst="0" w:colLast="0"/>
+      <w:bookmarkEnd w:id="11"/>
       <w:r>
         <w:t>Foreign Studies</w:t>
       </w:r>
@@ -1333,13 +1586,9 @@
       <w:r>
         <w:t xml:space="preserve">Kumar and Singh (2022) built a web map that used old photos to show how a place changed over time. They found that seeing "then and now" photos makes users feel more connected to </w:t>
       </w:r>
-      <w:proofErr w:type="gramStart"/>
-      <w:r>
-        <w:t>the history</w:t>
-      </w:r>
-      <w:proofErr w:type="gramEnd"/>
-      <w:r>
-        <w:t xml:space="preserve">. This fits our first and second objectives because it gives us a technical model for how our map can show </w:t>
+      <w:r>
+        <w:lastRenderedPageBreak/>
+        <w:t xml:space="preserve">the history. This fits our first and second objectives because it gives us a technical model for how our map can show </w:t>
       </w:r>
       <w:proofErr w:type="spellStart"/>
       <w:r>
@@ -1402,15 +1651,7 @@
     </w:p>
     <w:p>
       <w:r>
-        <w:t xml:space="preserve">Wang (2023) explained that you can't just map buildings; you also </w:t>
-      </w:r>
-      <w:proofErr w:type="gramStart"/>
-      <w:r>
-        <w:t>have to</w:t>
-      </w:r>
-      <w:proofErr w:type="gramEnd"/>
-      <w:r>
-        <w:t xml:space="preserve"> map traditions and festivals. He showed that a town runs much better when its data includes both physical spots and local habits. This supports our second and third objectives by giving us a framework for what kind of categories we should use on our site.</w:t>
+        <w:t>Wang (2023) explained that you can't just map buildings; you also have to map traditions and festivals. He showed that a town runs much better when its data includes both physical spots and local habits. This supports our second and third objectives by giving us a framework for what kind of categories we should use on our site.</w:t>
       </w:r>
     </w:p>
     <w:p>
@@ -1427,16 +1668,7 @@
     </w:p>
     <w:p>
       <w:r>
-        <w:lastRenderedPageBreak/>
-        <w:t xml:space="preserve">Tan (2023) built a travel site that suggested places based on what users liked. He found that if a site is easy to use from the start, people won't fight the change. He also suggested making the software </w:t>
-      </w:r>
-      <w:proofErr w:type="gramStart"/>
-      <w:r>
-        <w:t>in</w:t>
-      </w:r>
-      <w:proofErr w:type="gramEnd"/>
-      <w:r>
-        <w:t xml:space="preserve"> parts so it's easy to update later. This helps us with our second and fourth objectives as we plan out our filters and how we'll deploy the system.</w:t>
+        <w:t>Tan (2023) built a travel site that suggested places based on what users liked. He found that if a site is easy to use from the start, people won't fight the change. He also suggested making the software in parts so it's easy to update later. This helps us with our second and fourth objectives as we plan out our filters and how we'll deploy the system.</w:t>
       </w:r>
     </w:p>
     <w:p>
@@ -1455,23 +1687,46 @@
       <w:r>
         <w:t>Petrovic (2022) looked at how to keep heritage sites safe in tropical areas using software. He found that systems that let people monitor conditions regularly were much more accurate. This backs up our third and fourth objectives because it shows why we need to test our security and have a plan for regular data updates.</w:t>
       </w:r>
-      <w:bookmarkStart w:id="13" w:name="_1hu1mvn5d16k" w:colFirst="0" w:colLast="0"/>
+      <w:bookmarkStart w:id="12" w:name="_1hu1mvn5d16k" w:colFirst="0" w:colLast="0"/>
+      <w:bookmarkEnd w:id="12"/>
+    </w:p>
+    <w:p/>
+    <w:p>
+      <w:pPr>
+        <w:pStyle w:val="Heading1"/>
+      </w:pPr>
+      <w:bookmarkStart w:id="13" w:name="_h5lmuwe09ec4" w:colFirst="0" w:colLast="0"/>
       <w:bookmarkEnd w:id="13"/>
-    </w:p>
-    <w:p/>
-    <w:p>
-      <w:pPr>
-        <w:pStyle w:val="Heading1"/>
-      </w:pPr>
-      <w:bookmarkStart w:id="14" w:name="_h5lmuwe09ec4" w:colFirst="0" w:colLast="0"/>
+      <w:r>
+        <w:t>Chapter 2: Methodology and Design</w:t>
+      </w:r>
+    </w:p>
+    <w:p>
+      <w:r>
+        <w:t xml:space="preserve">This chapter details the development methods and design strategies we used to create the Interactive Digital Cultural Map and Local Tourism Information System for </w:t>
+      </w:r>
+      <w:proofErr w:type="spellStart"/>
+      <w:r>
+        <w:t>Mangatarem</w:t>
+      </w:r>
+      <w:proofErr w:type="spellEnd"/>
+      <w:r>
+        <w:t>, Pangasinan. We want to provide a clear record of our technical decisions and the specific steps we took to deliver a functional tool for the LGU.</w:t>
+      </w:r>
+    </w:p>
+    <w:p>
+      <w:pPr>
+        <w:pStyle w:val="Heading2"/>
+      </w:pPr>
+      <w:bookmarkStart w:id="14" w:name="_v8iiefqphnwv" w:colFirst="0" w:colLast="0"/>
       <w:bookmarkEnd w:id="14"/>
       <w:r>
-        <w:t>Chapter 2: Methodology and Design</w:t>
-      </w:r>
-    </w:p>
-    <w:p>
-      <w:r>
-        <w:t xml:space="preserve">This chapter details the development methods and design strategies we used to create the Interactive Digital Cultural Map and Local Tourism Information System for </w:t>
+        <w:t>Software Development Methodology</w:t>
+      </w:r>
+    </w:p>
+    <w:p>
+      <w:r>
+        <w:t xml:space="preserve">In software engineering, a Software Development Methodology (SDM) is like a clear roadmap for a project. Without it, a team can easily lose focus, miss deadlines, or build features that nobody actually needs. For our project in </w:t>
       </w:r>
       <w:proofErr w:type="spellStart"/>
       <w:r>
@@ -1479,46 +1734,7 @@
       </w:r>
       <w:proofErr w:type="spellEnd"/>
       <w:r>
-        <w:t>, Pangasinan. We want to provide a clear record of our technical decisions and the specific steps we took to deliver a functional tool for the LGU.</w:t>
-      </w:r>
-    </w:p>
-    <w:p>
-      <w:pPr>
-        <w:pStyle w:val="Heading2"/>
-      </w:pPr>
-      <w:bookmarkStart w:id="15" w:name="_v8iiefqphnwv" w:colFirst="0" w:colLast="0"/>
-      <w:bookmarkEnd w:id="15"/>
-      <w:r>
-        <w:t>Software Development Methodology</w:t>
-      </w:r>
-    </w:p>
-    <w:p>
-      <w:r>
-        <w:t xml:space="preserve">In software engineering, a Software Development Methodology (SDM) is like a clear roadmap for a project. Without it, a team can easily lose focus, miss deadlines, or build features that nobody </w:t>
-      </w:r>
-      <w:proofErr w:type="gramStart"/>
-      <w:r>
-        <w:t>actually needs</w:t>
-      </w:r>
-      <w:proofErr w:type="gramEnd"/>
-      <w:r>
-        <w:t xml:space="preserve">. For our project in </w:t>
-      </w:r>
-      <w:proofErr w:type="spellStart"/>
-      <w:r>
-        <w:t>Mangatarem</w:t>
-      </w:r>
-      <w:proofErr w:type="spellEnd"/>
-      <w:r>
-        <w:t xml:space="preserve">, having this structure helps us stay organized while we plan, code, and test the digital map. It makes sure we're </w:t>
-      </w:r>
-      <w:proofErr w:type="gramStart"/>
-      <w:r>
-        <w:t>actually building</w:t>
-      </w:r>
-      <w:proofErr w:type="gramEnd"/>
-      <w:r>
-        <w:t xml:space="preserve"> a tool that fits the LGU’s workflow and that the final product is impactful for the whole community.</w:t>
+        <w:t>, having this structure helps us stay organized while we plan, code, and test the digital map. It makes sure we're actually building a tool that fits the LGU’s workflow and that the final product is impactful for the whole community.</w:t>
       </w:r>
     </w:p>
     <w:p>
@@ -1555,7 +1771,11 @@
         <w:t>Participatory GIS (PGIS)</w:t>
       </w:r>
       <w:r>
-        <w:t xml:space="preserve"> framework. We picked this because it focuses on building prototypes and getting feedback quickly rather than spending months just planning on paper. Since tourism data and the needs of our barangay leaders can change as they see the site evolve, RAD lets us adapt fast. By using PGIS, we also make sure the community has a say in how we represent their local culture on the map, which makes the data much more accurate.</w:t>
+        <w:t xml:space="preserve"> framework. We picked this because it focuses on building prototypes and getting </w:t>
+      </w:r>
+      <w:r>
+        <w:lastRenderedPageBreak/>
+        <w:t>feedback quickly rather than spending months just planning on paper. Since tourism data and the needs of our barangay leaders can change as they see the site evolve, RAD lets us adapt fast. By using PGIS, we also make sure the community has a say in how we represent their local culture on the map, which makes the data much more accurate.</w:t>
       </w:r>
     </w:p>
     <w:p>
@@ -1572,23 +1792,7 @@
     </w:p>
     <w:p>
       <w:r>
-        <w:t xml:space="preserve">RAD is an agile way of working that prioritizes quick delivery and user feedback. Instead of trying to get every detail perfect at the start, we build small, working versions of the system and refine them </w:t>
-      </w:r>
-      <w:proofErr w:type="gramStart"/>
-      <w:r>
-        <w:t>over and over</w:t>
-      </w:r>
-      <w:proofErr w:type="gramEnd"/>
-      <w:r>
-        <w:t xml:space="preserve">. It's known for keeping the people who will </w:t>
-      </w:r>
-      <w:proofErr w:type="gramStart"/>
-      <w:r>
-        <w:t>actually use</w:t>
-      </w:r>
-      <w:proofErr w:type="gramEnd"/>
-      <w:r>
-        <w:t xml:space="preserve"> the system involved every step of the way. This method is perfect for projects where the look and feel of the site are vital and where we expect to make changes as users interact with our early designs.</w:t>
+        <w:t>RAD is an agile way of working that prioritizes quick delivery and user feedback. Instead of trying to get every detail perfect at the start, we build small, working versions of the system and refine them over and over. It's known for keeping the people who will actually use the system involved every step of the way. This method is perfect for projects where the look and feel of the site are vital and where we expect to make changes as users interact with our early designs.</w:t>
       </w:r>
     </w:p>
     <w:p>
@@ -1635,11 +1839,7 @@
         <w:t>Requirements Planning:</w:t>
       </w:r>
       <w:r>
-        <w:t xml:space="preserve"> We started by meeting with the LGU Tourism Office staff to find the gaps in their current manual filing system. We identified the main goals and </w:t>
-      </w:r>
-      <w:r>
-        <w:lastRenderedPageBreak/>
-        <w:t xml:space="preserve">defined the two primary user categories: </w:t>
+        <w:t xml:space="preserve"> We started by meeting with the LGU Tourism Office staff to find the gaps in their current manual filing system. We identified the main goals and defined the two primary user categories: </w:t>
       </w:r>
       <w:r>
         <w:rPr>
@@ -1755,23 +1955,15 @@
         <w:t>Cutover (Testing and Deployment):</w:t>
       </w:r>
       <w:r>
-        <w:t xml:space="preserve"> In this final stage, we perform functional, security, and usability tests to make sure the site is safe and fast. Once we resolve any issues, we’ll launch the system for the LGU. We’ll also hold training sessions for the Administrative and Stakeholder category (LGU staff and barangay leaders) and give them user </w:t>
-      </w:r>
-      <w:proofErr w:type="gramStart"/>
-      <w:r>
-        <w:t>manuals</w:t>
-      </w:r>
-      <w:proofErr w:type="gramEnd"/>
-      <w:r>
-        <w:t xml:space="preserve"> so they feel comfortable running the site on their own.</w:t>
+        <w:t xml:space="preserve"> In this final stage, we perform functional, security, and usability tests to make sure the site is safe and fast. Once we resolve any issues, we’ll launch the system for the LGU. We’ll also hold training sessions for the Administrative and Stakeholder category (LGU staff and barangay leaders) and give them user manuals so they feel comfortable running the site on their own.</w:t>
       </w:r>
     </w:p>
     <w:p>
       <w:pPr>
         <w:pStyle w:val="Heading2"/>
       </w:pPr>
-      <w:bookmarkStart w:id="16" w:name="_ih01wf9cphvq" w:colFirst="0" w:colLast="0"/>
-      <w:bookmarkEnd w:id="16"/>
+      <w:bookmarkStart w:id="15" w:name="_ih01wf9cphvq" w:colFirst="0" w:colLast="0"/>
+      <w:bookmarkEnd w:id="15"/>
       <w:r>
         <w:t>Sources of Data</w:t>
       </w:r>
@@ -1786,15 +1978,7 @@
       </w:r>
       <w:proofErr w:type="spellEnd"/>
       <w:r>
-        <w:t xml:space="preserve">, </w:t>
-      </w:r>
-      <w:proofErr w:type="gramStart"/>
-      <w:r>
-        <w:t>Pangasinan</w:t>
-      </w:r>
-      <w:proofErr w:type="gramEnd"/>
-      <w:r>
-        <w:t xml:space="preserve"> that hold crucial tourism, cultural, and historical information relevant to the system. Key data sources include:</w:t>
+        <w:t>, Pangasinan that hold crucial tourism, cultural, and historical information relevant to the system. Key data sources include:</w:t>
       </w:r>
     </w:p>
     <w:p>
@@ -1821,6 +2005,7 @@
           <w:b/>
           <w:bCs/>
         </w:rPr>
+        <w:lastRenderedPageBreak/>
         <w:t>LGU Tourism Office Staff</w:t>
       </w:r>
       <w:r>
@@ -1902,24 +2087,15 @@
       <w:pPr>
         <w:pStyle w:val="Heading2"/>
       </w:pPr>
-      <w:bookmarkStart w:id="17" w:name="_43htouo8q2t2" w:colFirst="0" w:colLast="0"/>
-      <w:bookmarkEnd w:id="17"/>
-      <w:r>
-        <w:lastRenderedPageBreak/>
+      <w:bookmarkStart w:id="16" w:name="_43htouo8q2t2" w:colFirst="0" w:colLast="0"/>
+      <w:bookmarkEnd w:id="16"/>
+      <w:r>
         <w:t>Data Gathering Techniques</w:t>
       </w:r>
     </w:p>
     <w:p>
       <w:r>
-        <w:t xml:space="preserve">To make sure we built a system that </w:t>
-      </w:r>
-      <w:proofErr w:type="gramStart"/>
-      <w:r>
-        <w:t>actually solves</w:t>
-      </w:r>
-      <w:proofErr w:type="gramEnd"/>
-      <w:r>
-        <w:t xml:space="preserve"> the town's problems, we used several different ways to collect information. We didn't want to just guess what the LGU needed, so we went straight to the people who handle </w:t>
+        <w:t xml:space="preserve">To make sure we built a system that actually solves the town's problems, we used several different ways to collect information. We didn't want to just guess what the LGU needed, so we went straight to the people who handle </w:t>
       </w:r>
       <w:proofErr w:type="spellStart"/>
       <w:r>
@@ -2006,15 +2182,7 @@
         <w:ind w:left="720"/>
       </w:pPr>
       <w:r>
-        <w:t xml:space="preserve">Why: We used this technique to hear about the "pain points" that only a worker would know. It helped us understand their manual workflow so we could design a digital version that </w:t>
-      </w:r>
-      <w:proofErr w:type="gramStart"/>
-      <w:r>
-        <w:t>actually makes</w:t>
-      </w:r>
-      <w:proofErr w:type="gramEnd"/>
-      <w:r>
-        <w:t xml:space="preserve"> their lives easier.</w:t>
+        <w:t>Why: We used this technique to hear about the "pain points" that only a worker would know. It helped us understand their manual workflow so we could design a digital version that actually makes their lives easier.</w:t>
       </w:r>
     </w:p>
     <w:p>
@@ -2072,15 +2240,7 @@
         <w:ind w:left="720"/>
       </w:pPr>
       <w:r>
-        <w:t xml:space="preserve">When: We did this at the same time as our interviews. This allowed us to see if the work they described matched what they </w:t>
-      </w:r>
-      <w:proofErr w:type="gramStart"/>
-      <w:r>
-        <w:t>actually did</w:t>
-      </w:r>
-      <w:proofErr w:type="gramEnd"/>
-      <w:r>
-        <w:t xml:space="preserve"> on a busy day.</w:t>
+        <w:t>When: We did this at the same time as our interviews. This allowed us to see if the work they described matched what they actually did on a busy day.</w:t>
       </w:r>
     </w:p>
     <w:p>
@@ -2108,37 +2268,25 @@
       <w:pPr>
         <w:pStyle w:val="Heading2"/>
       </w:pPr>
-      <w:bookmarkStart w:id="18" w:name="_2ovalge5j2dm" w:colFirst="0" w:colLast="0"/>
+      <w:bookmarkStart w:id="17" w:name="_2ovalge5j2dm" w:colFirst="0" w:colLast="0"/>
+      <w:bookmarkEnd w:id="17"/>
+      <w:r>
+        <w:t>System Design</w:t>
+      </w:r>
+    </w:p>
+    <w:p>
+      <w:pPr>
+        <w:pStyle w:val="Heading3"/>
+      </w:pPr>
+      <w:bookmarkStart w:id="18" w:name="_5f5f2cxkmb8o" w:colFirst="0" w:colLast="0"/>
       <w:bookmarkEnd w:id="18"/>
       <w:r>
-        <w:t>System Design</w:t>
-      </w:r>
-    </w:p>
-    <w:p>
-      <w:pPr>
-        <w:pStyle w:val="Heading3"/>
-      </w:pPr>
-      <w:bookmarkStart w:id="19" w:name="_5f5f2cxkmb8o" w:colFirst="0" w:colLast="0"/>
-      <w:bookmarkEnd w:id="19"/>
-      <w:r>
         <w:t>System Architecture</w:t>
       </w:r>
     </w:p>
     <w:p>
       <w:r>
-        <w:t xml:space="preserve">The System Architecture diagram provides a high-level structural overview of the Interactive Digital Cultural Map and Local Tourism Information System. It defines how the different technological components — from the user's device to the backend database — interact to deliver the system's services. </w:t>
-      </w:r>
-      <w:proofErr w:type="gramStart"/>
-      <w:r>
-        <w:t>A clear</w:t>
-      </w:r>
-      <w:proofErr w:type="gramEnd"/>
-      <w:r>
-        <w:t xml:space="preserve"> architecture is important because it establishes the </w:t>
-      </w:r>
-      <w:r>
-        <w:lastRenderedPageBreak/>
-        <w:t>blueprint for the system's technical structure, ensuring that all components are properly integrated, scalable, and secure.</w:t>
+        <w:t>The System Architecture diagram provides a high-level structural overview of the Interactive Digital Cultural Map and Local Tourism Information System. It defines how the different technological components — from the user's device to the backend database — interact to deliver the system's services. A clear architecture is important because it establishes the blueprint for the system's technical structure, ensuring that all components are properly integrated, scalable, and secure.</w:t>
       </w:r>
     </w:p>
     <w:p>
@@ -2154,172 +2302,6 @@
       </w:pPr>
     </w:p>
     <w:p>
-      <w:r>
-        <w:t xml:space="preserve">The architecture follows a modern three-tier cloud-native model. At the </w:t>
-      </w:r>
-      <w:r>
-        <w:rPr>
-          <w:b/>
-          <w:bCs/>
-        </w:rPr>
-        <w:t>Client Layer</w:t>
-      </w:r>
-      <w:r>
-        <w:t xml:space="preserve">, users — categorized as either </w:t>
-      </w:r>
-      <w:r>
-        <w:rPr>
-          <w:b/>
-          <w:bCs/>
-        </w:rPr>
-        <w:t>Administrative and Stakeholder Users</w:t>
-      </w:r>
-      <w:r>
-        <w:t xml:space="preserve"> or </w:t>
-      </w:r>
-      <w:r>
-        <w:rPr>
-          <w:b/>
-          <w:bCs/>
-        </w:rPr>
-        <w:t>General Public and Academic Users</w:t>
-      </w:r>
-      <w:r>
-        <w:t xml:space="preserve"> — interact with the system through standard web browsers. The user interface is built with HTML, CSS (utilizing the Tailwind CSS framework), and JavaScript, with </w:t>
-      </w:r>
-      <w:proofErr w:type="spellStart"/>
-      <w:r>
-        <w:rPr>
-          <w:b/>
-          <w:bCs/>
-        </w:rPr>
-        <w:t>Mapbox</w:t>
-      </w:r>
-      <w:proofErr w:type="spellEnd"/>
-      <w:r>
-        <w:rPr>
-          <w:b/>
-          <w:bCs/>
-        </w:rPr>
-        <w:t xml:space="preserve"> GL JS</w:t>
-      </w:r>
-      <w:r>
-        <w:t xml:space="preserve"> integrated for high-performance spatial visualization. When a user performs an action, the client sends HTTPS requests to the </w:t>
-      </w:r>
-      <w:r>
-        <w:rPr>
-          <w:b/>
-          <w:bCs/>
-        </w:rPr>
-        <w:t>Cloud Platform Layer</w:t>
-      </w:r>
-      <w:r>
-        <w:t xml:space="preserve">, hosted on </w:t>
-      </w:r>
-      <w:proofErr w:type="spellStart"/>
-      <w:r>
-        <w:rPr>
-          <w:b/>
-          <w:bCs/>
-        </w:rPr>
-        <w:t>Vercel</w:t>
-      </w:r>
-      <w:proofErr w:type="spellEnd"/>
-      <w:r>
-        <w:t xml:space="preserve">. The backend application logic is implemented in </w:t>
-      </w:r>
-      <w:r>
-        <w:rPr>
-          <w:b/>
-          <w:bCs/>
-        </w:rPr>
-        <w:t>Python</w:t>
-      </w:r>
-      <w:r>
-        <w:t xml:space="preserve"> using the </w:t>
-      </w:r>
-      <w:r>
-        <w:rPr>
-          <w:b/>
-          <w:bCs/>
-        </w:rPr>
-        <w:t>Flask</w:t>
-      </w:r>
-      <w:r>
-        <w:t xml:space="preserve"> framework, running as optimized serverless functions. This layer processes requests such as user authentication, cultural heritage form validation, and content moderation workflows. The </w:t>
-      </w:r>
-      <w:r>
-        <w:rPr>
-          <w:b/>
-          <w:bCs/>
-        </w:rPr>
-        <w:t>Data Persistence Layer</w:t>
-      </w:r>
-      <w:r>
-        <w:t xml:space="preserve"> leverages </w:t>
-      </w:r>
-      <w:proofErr w:type="spellStart"/>
-      <w:r>
-        <w:rPr>
-          <w:b/>
-          <w:bCs/>
-        </w:rPr>
-        <w:t>Supabase</w:t>
-      </w:r>
-      <w:proofErr w:type="spellEnd"/>
-      <w:r>
-        <w:t xml:space="preserve"> for its primary PostgreSQL database and object storage, and </w:t>
-      </w:r>
-      <w:proofErr w:type="spellStart"/>
-      <w:r>
-        <w:rPr>
-          <w:b/>
-          <w:bCs/>
-        </w:rPr>
-        <w:t>Upstash</w:t>
-      </w:r>
-      <w:proofErr w:type="spellEnd"/>
-      <w:r>
-        <w:t xml:space="preserve"> for Redis-based </w:t>
-      </w:r>
-      <w:proofErr w:type="gramStart"/>
-      <w:r>
-        <w:t>caching</w:t>
-      </w:r>
-      <w:proofErr w:type="gramEnd"/>
-      <w:r>
-        <w:t>. This layer stores all persistent data, including user accounts, detailed heritage profiles, business establishment records, and system-wide audit logs. This cloud-native architecture ensures a highly available, secure, and performant separation between the interactive interface and the central data repositories.</w:t>
-      </w:r>
-    </w:p>
-    <w:p>
-      <w:pPr>
-        <w:pStyle w:val="Heading3"/>
-      </w:pPr>
-      <w:bookmarkStart w:id="20" w:name="_6q1d9hlo6qix" w:colFirst="0" w:colLast="0"/>
-      <w:bookmarkEnd w:id="20"/>
-      <w:r>
-        <w:t>Existing Process Flowchart</w:t>
-      </w:r>
-    </w:p>
-    <w:p>
-      <w:r>
-        <w:t xml:space="preserve">A flowchart is a graphical representation of a process that uses standardized symbols — such as rectangles for actions, diamonds for decisions, and arrows for flow </w:t>
-      </w:r>
-      <w:proofErr w:type="gramStart"/>
-      <w:r>
-        <w:t>direction —</w:t>
-      </w:r>
-      <w:proofErr w:type="gramEnd"/>
-      <w:r>
-        <w:t xml:space="preserve"> to illustrate the sequence of steps, decision points, and outcomes. Flowcharts are important in system analysis because they provide a clear, visual understanding of the current (as-is) process, making it easier to identify </w:t>
-      </w:r>
-      <w:proofErr w:type="gramStart"/>
-      <w:r>
-        <w:t>bottle</w:t>
-      </w:r>
-      <w:proofErr w:type="gramEnd"/>
-    </w:p>
-    <w:p>
       <w:pPr>
         <w:widowControl w:val="0"/>
         <w:pBdr>
@@ -2330,34 +2312,51 @@
           <w:between w:val="nil"/>
         </w:pBdr>
       </w:pPr>
-    </w:p>
-    <w:p>
-      <w:r>
-        <w:t xml:space="preserve">The flowchart illustrates the two primary manual processes currently used in </w:t>
-      </w:r>
-      <w:proofErr w:type="spellStart"/>
-      <w:r>
-        <w:t>Mangatarem</w:t>
-      </w:r>
-      <w:proofErr w:type="spellEnd"/>
-      <w:r>
-        <w:t xml:space="preserve">, revealing significant gaps in information accessibility and data synchronization. The first process (Top Path) begins when a tourist seeks information. Currently, the tourist is forced to choose between searching unverified social media pages—which often harbor outdated or conflicting details leading to visitor confusion—or </w:t>
-      </w:r>
-      <w:proofErr w:type="gramStart"/>
-      <w:r>
-        <w:t>traveling</w:t>
-      </w:r>
-      <w:proofErr w:type="gramEnd"/>
-      <w:r>
-        <w:t xml:space="preserve"> physically to the Municipal Tourism Office. At the office, staff must manually browse through paper-bound records and physical files to answer inquiries. If the relevant file is missing or being used by another officer, the information remains unavailable, resulting in </w:t>
-      </w:r>
-      <w:proofErr w:type="gramStart"/>
-      <w:r>
-        <w:t>a poor</w:t>
-      </w:r>
-      <w:proofErr w:type="gramEnd"/>
-      <w:r>
-        <w:t xml:space="preserve"> visitor experience.</w:t>
+      <w:r>
+        <w:rPr>
+          <w:noProof/>
+        </w:rPr>
+        <w:drawing>
+          <wp:inline distT="0" distB="0" distL="0" distR="0" wp14:anchorId="5D6A0625" wp14:editId="655BC7D2">
+            <wp:extent cx="5943600" cy="3587115"/>
+            <wp:effectExtent l="0" t="0" r="0" b="0"/>
+            <wp:docPr id="1059027152" name="Picture 3"/>
+            <wp:cNvGraphicFramePr>
+              <a:graphicFrameLocks xmlns:a="http://schemas.openxmlformats.org/drawingml/2006/main" noChangeAspect="1"/>
+            </wp:cNvGraphicFramePr>
+            <a:graphic xmlns:a="http://schemas.openxmlformats.org/drawingml/2006/main">
+              <a:graphicData uri="http://schemas.openxmlformats.org/drawingml/2006/picture">
+                <pic:pic xmlns:pic="http://schemas.openxmlformats.org/drawingml/2006/picture">
+                  <pic:nvPicPr>
+                    <pic:cNvPr id="1059027152" name=""/>
+                    <pic:cNvPicPr/>
+                  </pic:nvPicPr>
+                  <pic:blipFill>
+                    <a:blip r:embed="rId10" cstate="print">
+                      <a:extLst>
+                        <a:ext uri="{28A0092B-C50C-407E-A947-70E740481C1C}">
+                          <a14:useLocalDpi xmlns:a14="http://schemas.microsoft.com/office/drawing/2010/main" val="0"/>
+                        </a:ext>
+                      </a:extLst>
+                    </a:blip>
+                    <a:stretch>
+                      <a:fillRect/>
+                    </a:stretch>
+                  </pic:blipFill>
+                  <pic:spPr>
+                    <a:xfrm>
+                      <a:off x="0" y="0"/>
+                      <a:ext cx="5943600" cy="3587115"/>
+                    </a:xfrm>
+                    <a:prstGeom prst="rect">
+                      <a:avLst/>
+                    </a:prstGeom>
+                  </pic:spPr>
+                </pic:pic>
+              </a:graphicData>
+            </a:graphic>
+          </wp:inline>
+        </w:drawing>
       </w:r>
     </w:p>
     <w:p>
@@ -2374,25 +2373,214 @@
     </w:p>
     <w:p>
       <w:r>
-        <w:t>The second process (Bottom Path) describes the current information reporting workflow from the grassroots level. When a Barangay Representative has a new cultural event or attraction update, they must either prepare a physical report for delivery or send informal messages via text or social media. This non-standardized communication forces LGU Tourism staff to manually consolidate disparate data formats. Any missing information necessitates a repetitive cycle of phone calls and follow-ups, causing significant time lags. By the time the LGU updates its printed brochures or social media posts, the information is often already weeks old. This flowchart demonstrates that the current reliance on manual, physical-first documentation is the root cause of the municipality's fragmented and delay-prone tourism information ecosystem.</w:t>
+        <w:t xml:space="preserve">The architecture follows a modern three-tier cloud-native model. At the </w:t>
+      </w:r>
+      <w:r>
+        <w:rPr>
+          <w:b/>
+          <w:bCs/>
+        </w:rPr>
+        <w:t>Client Layer</w:t>
+      </w:r>
+      <w:r>
+        <w:t xml:space="preserve">, users — categorized as either </w:t>
+      </w:r>
+      <w:r>
+        <w:rPr>
+          <w:b/>
+          <w:bCs/>
+        </w:rPr>
+        <w:t>Administrative and Stakeholder Users</w:t>
+      </w:r>
+      <w:r>
+        <w:t xml:space="preserve"> or </w:t>
+      </w:r>
+      <w:r>
+        <w:rPr>
+          <w:b/>
+          <w:bCs/>
+        </w:rPr>
+        <w:t>General Public and Academic Users</w:t>
+      </w:r>
+      <w:r>
+        <w:t xml:space="preserve"> — interact with the system through standard web browsers. The user interface is built with HTML, CSS (utilizing the Tailwind CSS framework), and JavaScript, with </w:t>
+      </w:r>
+      <w:proofErr w:type="spellStart"/>
+      <w:r>
+        <w:rPr>
+          <w:b/>
+          <w:bCs/>
+        </w:rPr>
+        <w:lastRenderedPageBreak/>
+        <w:t>Mapbox</w:t>
+      </w:r>
+      <w:proofErr w:type="spellEnd"/>
+      <w:r>
+        <w:rPr>
+          <w:b/>
+          <w:bCs/>
+        </w:rPr>
+        <w:t xml:space="preserve"> GL JS</w:t>
+      </w:r>
+      <w:r>
+        <w:t xml:space="preserve"> integrated for high-performance spatial visualization. When a user performs an action, the client sends HTTPS requests to the </w:t>
+      </w:r>
+      <w:r>
+        <w:rPr>
+          <w:b/>
+          <w:bCs/>
+        </w:rPr>
+        <w:t>Cloud Platform Layer</w:t>
+      </w:r>
+      <w:r>
+        <w:t xml:space="preserve">, hosted on </w:t>
+      </w:r>
+      <w:proofErr w:type="spellStart"/>
+      <w:r>
+        <w:rPr>
+          <w:b/>
+          <w:bCs/>
+        </w:rPr>
+        <w:t>Vercel</w:t>
+      </w:r>
+      <w:proofErr w:type="spellEnd"/>
+      <w:r>
+        <w:t xml:space="preserve">. The backend application logic is implemented in </w:t>
+      </w:r>
+      <w:r>
+        <w:rPr>
+          <w:b/>
+          <w:bCs/>
+        </w:rPr>
+        <w:t>Python</w:t>
+      </w:r>
+      <w:r>
+        <w:t xml:space="preserve"> using the </w:t>
+      </w:r>
+      <w:r>
+        <w:rPr>
+          <w:b/>
+          <w:bCs/>
+        </w:rPr>
+        <w:t>Flask</w:t>
+      </w:r>
+      <w:r>
+        <w:t xml:space="preserve"> framework, running as optimized serverless functions. This layer processes requests such as user authentication,</w:t>
+      </w:r>
+    </w:p>
+    <w:p/>
+    <w:p>
+      <w:r>
+        <w:t xml:space="preserve">cultural heritage form validation, and content moderation workflows. The </w:t>
+      </w:r>
+      <w:r>
+        <w:rPr>
+          <w:b/>
+          <w:bCs/>
+        </w:rPr>
+        <w:t>Data Persistence Layer</w:t>
+      </w:r>
+      <w:r>
+        <w:t xml:space="preserve"> leverages </w:t>
+      </w:r>
+      <w:proofErr w:type="spellStart"/>
+      <w:r>
+        <w:rPr>
+          <w:b/>
+          <w:bCs/>
+        </w:rPr>
+        <w:t>Supabase</w:t>
+      </w:r>
+      <w:proofErr w:type="spellEnd"/>
+      <w:r>
+        <w:t xml:space="preserve"> for its primary PostgreSQL database and object storage, and </w:t>
+      </w:r>
+      <w:proofErr w:type="spellStart"/>
+      <w:r>
+        <w:rPr>
+          <w:b/>
+          <w:bCs/>
+        </w:rPr>
+        <w:t>Upstash</w:t>
+      </w:r>
+      <w:proofErr w:type="spellEnd"/>
+      <w:r>
+        <w:t xml:space="preserve"> for Redis-based caching. This layer stores all persistent data, including user accounts, detailed heritage profiles, business establishment records, and system-wide audit logs. This cloud-native architecture ensures a highly available, secure, and performant separation between the interactive interface and the central data repositories.</w:t>
       </w:r>
     </w:p>
     <w:p>
       <w:pPr>
         <w:pStyle w:val="Heading3"/>
       </w:pPr>
-      <w:bookmarkStart w:id="21" w:name="_s2higp4eiy85" w:colFirst="0" w:colLast="0"/>
-      <w:bookmarkEnd w:id="21"/>
-      <w:r>
+      <w:bookmarkStart w:id="19" w:name="_6q1d9hlo6qix" w:colFirst="0" w:colLast="0"/>
+      <w:bookmarkEnd w:id="19"/>
+      <w:r>
+        <w:t>Existing Process Flowchart</w:t>
+      </w:r>
+    </w:p>
+    <w:p>
+      <w:r>
+        <w:t>A flowchart is a graphical representation of a process that uses standardized symbols — such as rectangles for actions, diamonds for decisions, and arrows for flow direction — to illustrate the sequence of steps, decision points, and outcomes. Flowcharts are important in system analysis because they provide a clear, visual understanding of the current (as-is) process, making it easier to identify bottle</w:t>
+      </w:r>
+    </w:p>
+    <w:p>
+      <w:r>
+        <w:rPr>
+          <w:noProof/>
+        </w:rPr>
         <w:lastRenderedPageBreak/>
-        <w:t>Dataflow Diagram (DFD)</w:t>
-      </w:r>
-    </w:p>
-    <w:p>
-      <w:r>
-        <w:t>A Dataflow Diagram (DFD) is a graphical tool used to visualize how data moves through a system. It identifies where data originates (external entities), how it is processed (processes), where it is stored (data stores), and the paths it follows (data flows). DFDs are important in system design because they provide a clear, logical representation of the system's data handling without getting into implementation details, making it easier for both developers and stakeholders to validate that all data requirements are covered.</w:t>
-      </w:r>
-    </w:p>
+        <w:drawing>
+          <wp:anchor distT="0" distB="0" distL="114300" distR="114300" simplePos="0" relativeHeight="251659264" behindDoc="1" locked="0" layoutInCell="1" allowOverlap="1" wp14:anchorId="61037352" wp14:editId="7E1E2419">
+            <wp:simplePos x="0" y="0"/>
+            <wp:positionH relativeFrom="column">
+              <wp:posOffset>1771650</wp:posOffset>
+            </wp:positionH>
+            <wp:positionV relativeFrom="paragraph">
+              <wp:posOffset>189865</wp:posOffset>
+            </wp:positionV>
+            <wp:extent cx="1676400" cy="5154295"/>
+            <wp:effectExtent l="0" t="0" r="0" b="8255"/>
+            <wp:wrapTopAndBottom/>
+            <wp:docPr id="985403591" name="Picture 4"/>
+            <wp:cNvGraphicFramePr>
+              <a:graphicFrameLocks xmlns:a="http://schemas.openxmlformats.org/drawingml/2006/main" noChangeAspect="1"/>
+            </wp:cNvGraphicFramePr>
+            <a:graphic xmlns:a="http://schemas.openxmlformats.org/drawingml/2006/main">
+              <a:graphicData uri="http://schemas.openxmlformats.org/drawingml/2006/picture">
+                <pic:pic xmlns:pic="http://schemas.openxmlformats.org/drawingml/2006/picture">
+                  <pic:nvPicPr>
+                    <pic:cNvPr id="985403591" name=""/>
+                    <pic:cNvPicPr/>
+                  </pic:nvPicPr>
+                  <pic:blipFill>
+                    <a:blip r:embed="rId11" cstate="print">
+                      <a:extLst>
+                        <a:ext uri="{28A0092B-C50C-407E-A947-70E740481C1C}">
+                          <a14:useLocalDpi xmlns:a14="http://schemas.microsoft.com/office/drawing/2010/main" val="0"/>
+                        </a:ext>
+                      </a:extLst>
+                    </a:blip>
+                    <a:stretch>
+                      <a:fillRect/>
+                    </a:stretch>
+                  </pic:blipFill>
+                  <pic:spPr>
+                    <a:xfrm>
+                      <a:off x="0" y="0"/>
+                      <a:ext cx="1676400" cy="5154295"/>
+                    </a:xfrm>
+                    <a:prstGeom prst="rect">
+                      <a:avLst/>
+                    </a:prstGeom>
+                  </pic:spPr>
+                </pic:pic>
+              </a:graphicData>
+            </a:graphic>
+          </wp:anchor>
+        </w:drawing>
+      </w:r>
+    </w:p>
+    <w:p/>
     <w:p>
       <w:pPr>
         <w:widowControl w:val="0"/>
@@ -2407,42 +2595,15 @@
     </w:p>
     <w:p>
       <w:r>
-        <w:t xml:space="preserve">The DFD details the interactions between the main external entities and the system processes. </w:t>
-      </w:r>
-      <w:r>
-        <w:rPr>
-          <w:b/>
-          <w:bCs/>
-        </w:rPr>
-        <w:t>General Public and Academic Users (EE1)</w:t>
-      </w:r>
-      <w:r>
-        <w:t xml:space="preserve">, including tourists and researchers, send search queries and browse requests to Process 1.0 (Search &amp; Browse), which forwards these to the Main System. Process 4.0 (Data Retrieval &amp; Display) retrieves map data, points of interest details, and cultural profiles from the system and returns them to the user. </w:t>
-      </w:r>
-      <w:r>
-        <w:rPr>
-          <w:b/>
-          <w:bCs/>
-        </w:rPr>
-        <w:t>Administrative and Stakeholder Users (EE2)</w:t>
-      </w:r>
-      <w:r>
-        <w:t xml:space="preserve"> submit new content and manage system data. This entity encompasses Barangay Representatives who submit content through Process 2.0 (Content Submission) and LGU Tourism Admins who interact with Process 3.0 (Content Moderation) to review and approve submissions. Process 3.0 either commits the approved data to Data Store D2 (Tourist Spots &amp; Cultural Data) or sends a rejection notice. The system also maintains Data Store D1 (User Accounts &amp; Roles) for authentication and access control across all categories.</w:t>
-      </w:r>
-    </w:p>
-    <w:p>
-      <w:pPr>
-        <w:pStyle w:val="Heading3"/>
-      </w:pPr>
-      <w:bookmarkStart w:id="22" w:name="_kzif9yln8zpo" w:colFirst="0" w:colLast="0"/>
-      <w:bookmarkEnd w:id="22"/>
-      <w:r>
-        <w:t>Entity-Relationship Diagram (ERD)</w:t>
-      </w:r>
-    </w:p>
-    <w:p>
-      <w:r>
-        <w:t>An Entity-Relationship Diagram (ERD) visually represents the logical structure of a database by defining the entities (tables), their attributes (columns), and the relationships that connect them. ERDs are important in database design because they provide a clear, conceptual blueprint of how data is organized, ensuring data integrity, eliminating redundancy, and establishing the foundation for writing efficient database queries.</w:t>
+        <w:t xml:space="preserve">The flowchart illustrates the two primary manual processes currently used in </w:t>
+      </w:r>
+      <w:proofErr w:type="spellStart"/>
+      <w:r>
+        <w:t>Mangatarem</w:t>
+      </w:r>
+      <w:proofErr w:type="spellEnd"/>
+      <w:r>
+        <w:t>, revealing significant gaps in information accessibility and data synchronization. The first process (Top Path) begins when a tourist seeks information. Currently, the tourist is forced to choose between searching unverified social media pages—which often harbor outdated or conflicting details leading to visitor confusion—or traveling physically to the Municipal Tourism Office. At the office, staff must manually browse through paper-bound records and physical files to answer inquiries. If the relevant file is missing or being used by another officer, the information remains unavailable, resulting in a poor visitor experience.</w:t>
       </w:r>
     </w:p>
     <w:p>
@@ -2459,6 +2620,242 @@
     </w:p>
     <w:p>
       <w:r>
+        <w:t xml:space="preserve">The second process (Bottom Path) describes the current information reporting workflow from the grassroots level. When a Barangay Representative has a new cultural event or attraction update, they must either prepare a physical report for delivery or send informal messages via text or social media. This non-standardized communication forces LGU Tourism staff to </w:t>
+      </w:r>
+      <w:r>
+        <w:lastRenderedPageBreak/>
+        <w:t>manually consolidate disparate data formats. Any missing information necessitates a repetitive cycle of phone calls and follow-ups, causing significant time lags. By the time the LGU updates its printed brochures or social media posts, the information is often already weeks old. This flowchart demonstrates that the current reliance on manual, physical-first documentation is the root cause of the municipality's fragmented and delay-prone tourism information ecosystem.</w:t>
+      </w:r>
+    </w:p>
+    <w:p>
+      <w:pPr>
+        <w:pStyle w:val="Heading3"/>
+      </w:pPr>
+      <w:bookmarkStart w:id="20" w:name="_s2higp4eiy85" w:colFirst="0" w:colLast="0"/>
+      <w:bookmarkEnd w:id="20"/>
+      <w:r>
+        <w:t>Dataflow Diagram (DFD)</w:t>
+      </w:r>
+    </w:p>
+    <w:p>
+      <w:r>
+        <w:t>A Dataflow Diagram (DFD) is a graphical tool used to visualize how data moves through a system. It identifies where data originates (external entities), how it is processed (processes), where it is stored (data stores), and the paths it follows (data flows). DFDs are important in system design because they provide a clear, logical representation of the system's data handling without getting into implementation details, making it easier for both developers and stakeholders to validate that all data requirements are covered.</w:t>
+      </w:r>
+    </w:p>
+    <w:p>
+      <w:pPr>
+        <w:widowControl w:val="0"/>
+        <w:pBdr>
+          <w:top w:val="nil"/>
+          <w:left w:val="nil"/>
+          <w:bottom w:val="nil"/>
+          <w:right w:val="nil"/>
+          <w:between w:val="nil"/>
+        </w:pBdr>
+      </w:pPr>
+    </w:p>
+    <w:p>
+      <w:pPr>
+        <w:widowControl w:val="0"/>
+        <w:pBdr>
+          <w:top w:val="nil"/>
+          <w:left w:val="nil"/>
+          <w:bottom w:val="nil"/>
+          <w:right w:val="nil"/>
+          <w:between w:val="nil"/>
+        </w:pBdr>
+      </w:pPr>
+      <w:r>
+        <w:rPr>
+          <w:noProof/>
+        </w:rPr>
+        <w:drawing>
+          <wp:inline distT="0" distB="0" distL="0" distR="0" wp14:anchorId="27F0E5E5" wp14:editId="2F55800C">
+            <wp:extent cx="5943600" cy="3861435"/>
+            <wp:effectExtent l="0" t="0" r="0" b="5715"/>
+            <wp:docPr id="195297201" name="Picture 6"/>
+            <wp:cNvGraphicFramePr>
+              <a:graphicFrameLocks xmlns:a="http://schemas.openxmlformats.org/drawingml/2006/main" noChangeAspect="1"/>
+            </wp:cNvGraphicFramePr>
+            <a:graphic xmlns:a="http://schemas.openxmlformats.org/drawingml/2006/main">
+              <a:graphicData uri="http://schemas.openxmlformats.org/drawingml/2006/picture">
+                <pic:pic xmlns:pic="http://schemas.openxmlformats.org/drawingml/2006/picture">
+                  <pic:nvPicPr>
+                    <pic:cNvPr id="195297201" name=""/>
+                    <pic:cNvPicPr/>
+                  </pic:nvPicPr>
+                  <pic:blipFill>
+                    <a:blip r:embed="rId12" cstate="print">
+                      <a:extLst>
+                        <a:ext uri="{28A0092B-C50C-407E-A947-70E740481C1C}">
+                          <a14:useLocalDpi xmlns:a14="http://schemas.microsoft.com/office/drawing/2010/main" val="0"/>
+                        </a:ext>
+                      </a:extLst>
+                    </a:blip>
+                    <a:stretch>
+                      <a:fillRect/>
+                    </a:stretch>
+                  </pic:blipFill>
+                  <pic:spPr>
+                    <a:xfrm>
+                      <a:off x="0" y="0"/>
+                      <a:ext cx="5943600" cy="3861435"/>
+                    </a:xfrm>
+                    <a:prstGeom prst="rect">
+                      <a:avLst/>
+                    </a:prstGeom>
+                  </pic:spPr>
+                </pic:pic>
+              </a:graphicData>
+            </a:graphic>
+          </wp:inline>
+        </w:drawing>
+      </w:r>
+    </w:p>
+    <w:p>
+      <w:pPr>
+        <w:widowControl w:val="0"/>
+        <w:pBdr>
+          <w:top w:val="nil"/>
+          <w:left w:val="nil"/>
+          <w:bottom w:val="nil"/>
+          <w:right w:val="nil"/>
+          <w:between w:val="nil"/>
+        </w:pBdr>
+      </w:pPr>
+    </w:p>
+    <w:p>
+      <w:pPr>
+        <w:widowControl w:val="0"/>
+        <w:pBdr>
+          <w:top w:val="nil"/>
+          <w:left w:val="nil"/>
+          <w:bottom w:val="nil"/>
+          <w:right w:val="nil"/>
+          <w:between w:val="nil"/>
+        </w:pBdr>
+      </w:pPr>
+    </w:p>
+    <w:p>
+      <w:r>
+        <w:t xml:space="preserve">The DFD details the interactions between the main external entities and the system processes. </w:t>
+      </w:r>
+      <w:r>
+        <w:rPr>
+          <w:b/>
+          <w:bCs/>
+        </w:rPr>
+        <w:t>General Public and Academic Users (EE1)</w:t>
+      </w:r>
+      <w:r>
+        <w:t xml:space="preserve">, including tourists and researchers, send search queries and browse requests to Process 1.0 (Search &amp; Browse), which forwards these to the Main System. Process 4.0 (Data Retrieval &amp; Display) retrieves map data, points of interest details, and cultural profiles from the system and returns them to the user. </w:t>
+      </w:r>
+      <w:r>
+        <w:rPr>
+          <w:b/>
+          <w:bCs/>
+        </w:rPr>
+        <w:t>Administrative and Stakeholder Users (EE2)</w:t>
+      </w:r>
+      <w:r>
+        <w:t xml:space="preserve"> submit new content and manage system data. This entity </w:t>
+      </w:r>
+      <w:r>
+        <w:lastRenderedPageBreak/>
+        <w:t>encompasses Barangay Representatives who submit content through Process 2.0 (Content Submission) and LGU Tourism Admins who interact with Process 3.0 (Content Moderation) to review and approve submissions. Process 3.0 either commits the approved data to Data Store D2 (Tourist Spots &amp; Cultural Data) or sends a rejection notice. The system also maintains Data Store D1 (User Accounts &amp; Roles) for authentication and access control across all categories.</w:t>
+      </w:r>
+    </w:p>
+    <w:p>
+      <w:pPr>
+        <w:pStyle w:val="Heading3"/>
+      </w:pPr>
+      <w:bookmarkStart w:id="21" w:name="_kzif9yln8zpo" w:colFirst="0" w:colLast="0"/>
+      <w:bookmarkEnd w:id="21"/>
+      <w:r>
+        <w:t>Entity-Relationship Diagram (ERD)</w:t>
+      </w:r>
+    </w:p>
+    <w:p>
+      <w:r>
+        <w:t>An Entity-Relationship Diagram (ERD) visually represents the logical structure of a database by defining the entities (tables), their attributes (columns), and the relationships that connect them. ERDs are important in database design because they provide a clear, conceptual blueprint of how data is organized, ensuring data integrity, eliminating redundancy, and establishing the foundation for writing efficient database queries.</w:t>
+      </w:r>
+    </w:p>
+    <w:p>
+      <w:pPr>
+        <w:widowControl w:val="0"/>
+        <w:pBdr>
+          <w:top w:val="nil"/>
+          <w:left w:val="nil"/>
+          <w:bottom w:val="nil"/>
+          <w:right w:val="nil"/>
+          <w:between w:val="nil"/>
+        </w:pBdr>
+      </w:pPr>
+    </w:p>
+    <w:p/>
+    <w:p/>
+    <w:p/>
+    <w:p/>
+    <w:p>
+      <w:r>
+        <w:rPr>
+          <w:noProof/>
+        </w:rPr>
+        <w:lastRenderedPageBreak/>
+        <w:drawing>
+          <wp:inline distT="0" distB="0" distL="0" distR="0" wp14:anchorId="08613C99" wp14:editId="04DD0D57">
+            <wp:extent cx="5934075" cy="6000750"/>
+            <wp:effectExtent l="0" t="0" r="9525" b="0"/>
+            <wp:docPr id="1506887257" name="Picture 10"/>
+            <wp:cNvGraphicFramePr>
+              <a:graphicFrameLocks xmlns:a="http://schemas.openxmlformats.org/drawingml/2006/main" noChangeAspect="1"/>
+            </wp:cNvGraphicFramePr>
+            <a:graphic xmlns:a="http://schemas.openxmlformats.org/drawingml/2006/main">
+              <a:graphicData uri="http://schemas.openxmlformats.org/drawingml/2006/picture">
+                <pic:pic xmlns:pic="http://schemas.openxmlformats.org/drawingml/2006/picture">
+                  <pic:nvPicPr>
+                    <pic:cNvPr id="0" name="Picture 1"/>
+                    <pic:cNvPicPr>
+                      <a:picLocks noChangeAspect="1" noChangeArrowheads="1"/>
+                    </pic:cNvPicPr>
+                  </pic:nvPicPr>
+                  <pic:blipFill>
+                    <a:blip r:embed="rId13" cstate="print">
+                      <a:extLst>
+                        <a:ext uri="{28A0092B-C50C-407E-A947-70E740481C1C}">
+                          <a14:useLocalDpi xmlns:a14="http://schemas.microsoft.com/office/drawing/2010/main" val="0"/>
+                        </a:ext>
+                      </a:extLst>
+                    </a:blip>
+                    <a:srcRect/>
+                    <a:stretch>
+                      <a:fillRect/>
+                    </a:stretch>
+                  </pic:blipFill>
+                  <pic:spPr bwMode="auto">
+                    <a:xfrm>
+                      <a:off x="0" y="0"/>
+                      <a:ext cx="5934075" cy="6000750"/>
+                    </a:xfrm>
+                    <a:prstGeom prst="rect">
+                      <a:avLst/>
+                    </a:prstGeom>
+                    <a:noFill/>
+                    <a:ln>
+                      <a:noFill/>
+                    </a:ln>
+                  </pic:spPr>
+                </pic:pic>
+              </a:graphicData>
+            </a:graphic>
+          </wp:inline>
+        </w:drawing>
+      </w:r>
+    </w:p>
+    <w:p/>
+    <w:p/>
+    <w:p>
+      <w:r>
         <w:t xml:space="preserve">The ERD illustrates the comprehensive data structure of the system, which has evolved beyond simple tourism pins to a full heritage and business management ecosystem. The </w:t>
       </w:r>
       <w:r>
@@ -2509,13 +2906,18 @@
         <w:t>EVENT</w:t>
       </w:r>
       <w:r>
-        <w:t xml:space="preserve"> entity manages the municipality's cultural calendar. To support local commerce, the </w:t>
-      </w:r>
-      <w:r>
-        <w:rPr>
-          <w:b/>
-          <w:bCs/>
-        </w:rPr>
+        <w:t xml:space="preserve"> entity manages the municipality's cultural calendar. To support local commerce, the</w:t>
+      </w:r>
+    </w:p>
+    <w:p/>
+    <w:p/>
+    <w:p>
+      <w:r>
+        <w:rPr>
+          <w:b/>
+          <w:bCs/>
+        </w:rPr>
+        <w:lastRenderedPageBreak/>
         <w:t>ESTABLISHMENT</w:t>
       </w:r>
       <w:r>
@@ -2539,26 +2941,14 @@
         <w:t>ESTABLISHMENT_MENU_ITEM</w:t>
       </w:r>
       <w:r>
-        <w:t xml:space="preserve">. Finally, </w:t>
-      </w:r>
-      <w:proofErr w:type="gramStart"/>
-      <w:r>
-        <w:t xml:space="preserve">the </w:t>
-      </w:r>
-      <w:r>
-        <w:rPr>
-          <w:b/>
-          <w:bCs/>
-        </w:rPr>
-        <w:t>DATABASE</w:t>
-      </w:r>
-      <w:proofErr w:type="gramEnd"/>
-      <w:r>
-        <w:rPr>
-          <w:b/>
-          <w:bCs/>
-        </w:rPr>
-        <w:t>_AUDIT_LOG</w:t>
+        <w:t xml:space="preserve">. Finally, the </w:t>
+      </w:r>
+      <w:r>
+        <w:rPr>
+          <w:b/>
+          <w:bCs/>
+        </w:rPr>
+        <w:t>DATABASE_AUDIT_LOG</w:t>
       </w:r>
       <w:r>
         <w:t xml:space="preserve"> ensures security and accountability by tracking all administrative actions. This relational structure ensures that cultural data is preserved with high integrity while providing a flexible foundation for tourism promotion.</w:t>
@@ -2568,39 +2958,87 @@
       <w:pPr>
         <w:pStyle w:val="Heading3"/>
       </w:pPr>
-      <w:bookmarkStart w:id="23" w:name="_puy3riw1fngf" w:colFirst="0" w:colLast="0"/>
+      <w:bookmarkStart w:id="22" w:name="_puy3riw1fngf" w:colFirst="0" w:colLast="0"/>
+      <w:bookmarkEnd w:id="22"/>
+      <w:r>
+        <w:t>Implementation Plan</w:t>
+      </w:r>
+    </w:p>
+    <w:p>
+      <w:r>
+        <w:t>The successful deployment of the Interactive Digital Cultural Map and Local Tourism Information System requires a structured implementation plan encompassing a project timeline, a deployment strategy, and a clear definition of resource requirements.</w:t>
+      </w:r>
+    </w:p>
+    <w:p>
+      <w:pPr>
+        <w:pStyle w:val="Heading4"/>
+      </w:pPr>
+      <w:bookmarkStart w:id="23" w:name="_bl3add453chm" w:colFirst="0" w:colLast="0"/>
       <w:bookmarkEnd w:id="23"/>
       <w:r>
-        <w:lastRenderedPageBreak/>
-        <w:t>Implementation Plan</w:t>
-      </w:r>
-    </w:p>
-    <w:p>
-      <w:r>
-        <w:t>The successful deployment of the Interactive Digital Cultural Map and Local Tourism Information System requires a structured implementation plan encompassing a project timeline, a deployment strategy, and a clear definition of resource requirements.</w:t>
+        <w:t>Project Timeline</w:t>
+      </w:r>
+    </w:p>
+    <w:p>
+      <w:r>
+        <w:t>The development schedule is organized around the four phases of the RAD methodology, with key milestones and expected completion dates for each phase.</w:t>
+      </w:r>
+    </w:p>
+    <w:p/>
+    <w:p>
+      <w:r>
+        <w:rPr>
+          <w:noProof/>
+        </w:rPr>
+        <w:drawing>
+          <wp:inline distT="0" distB="0" distL="0" distR="0" wp14:anchorId="70ED24E0" wp14:editId="137DBFEB">
+            <wp:extent cx="5943600" cy="1379220"/>
+            <wp:effectExtent l="0" t="0" r="0" b="0"/>
+            <wp:docPr id="982001922" name="Picture 11"/>
+            <wp:cNvGraphicFramePr>
+              <a:graphicFrameLocks xmlns:a="http://schemas.openxmlformats.org/drawingml/2006/main" noChangeAspect="1"/>
+            </wp:cNvGraphicFramePr>
+            <a:graphic xmlns:a="http://schemas.openxmlformats.org/drawingml/2006/main">
+              <a:graphicData uri="http://schemas.openxmlformats.org/drawingml/2006/picture">
+                <pic:pic xmlns:pic="http://schemas.openxmlformats.org/drawingml/2006/picture">
+                  <pic:nvPicPr>
+                    <pic:cNvPr id="982001922" name=""/>
+                    <pic:cNvPicPr/>
+                  </pic:nvPicPr>
+                  <pic:blipFill>
+                    <a:blip r:embed="rId14" cstate="print">
+                      <a:extLst>
+                        <a:ext uri="{28A0092B-C50C-407E-A947-70E740481C1C}">
+                          <a14:useLocalDpi xmlns:a14="http://schemas.microsoft.com/office/drawing/2010/main" val="0"/>
+                        </a:ext>
+                      </a:extLst>
+                    </a:blip>
+                    <a:stretch>
+                      <a:fillRect/>
+                    </a:stretch>
+                  </pic:blipFill>
+                  <pic:spPr>
+                    <a:xfrm>
+                      <a:off x="0" y="0"/>
+                      <a:ext cx="5943600" cy="1379220"/>
+                    </a:xfrm>
+                    <a:prstGeom prst="rect">
+                      <a:avLst/>
+                    </a:prstGeom>
+                  </pic:spPr>
+                </pic:pic>
+              </a:graphicData>
+            </a:graphic>
+          </wp:inline>
+        </w:drawing>
       </w:r>
     </w:p>
     <w:p>
       <w:pPr>
         <w:pStyle w:val="Heading4"/>
       </w:pPr>
-      <w:bookmarkStart w:id="24" w:name="_bl3add453chm" w:colFirst="0" w:colLast="0"/>
+      <w:bookmarkStart w:id="24" w:name="_bsc7ykd6pqyo" w:colFirst="0" w:colLast="0"/>
       <w:bookmarkEnd w:id="24"/>
-      <w:r>
-        <w:t>Project Timeline</w:t>
-      </w:r>
-    </w:p>
-    <w:p>
-      <w:r>
-        <w:t>The development schedule is organized around the four phases of the RAD methodology, with key milestones and expected completion dates for each phase.</w:t>
-      </w:r>
-    </w:p>
-    <w:p>
-      <w:pPr>
-        <w:pStyle w:val="Heading4"/>
-      </w:pPr>
-      <w:bookmarkStart w:id="25" w:name="_bsc7ykd6pqyo" w:colFirst="0" w:colLast="0"/>
-      <w:bookmarkEnd w:id="25"/>
       <w:r>
         <w:t>Deployment Plan</w:t>
       </w:r>
@@ -2747,6 +3185,7 @@
           <w:b/>
           <w:bCs/>
         </w:rPr>
+        <w:lastRenderedPageBreak/>
         <w:t>User Training and Launch:</w:t>
       </w:r>
       <w:r>
@@ -2788,8 +3227,8 @@
       <w:pPr>
         <w:pStyle w:val="Heading4"/>
       </w:pPr>
-      <w:bookmarkStart w:id="26" w:name="_su7ide11rbd5" w:colFirst="0" w:colLast="0"/>
-      <w:bookmarkEnd w:id="26"/>
+      <w:bookmarkStart w:id="25" w:name="_su7ide11rbd5" w:colFirst="0" w:colLast="0"/>
+      <w:bookmarkEnd w:id="25"/>
       <w:r>
         <w:t>Resource Requirements</w:t>
       </w:r>
@@ -3052,6 +3491,7 @@
           <w:b/>
           <w:bCs/>
         </w:rPr>
+        <w:lastRenderedPageBreak/>
         <w:t>Category 2: General Public and Academic Users</w:t>
       </w:r>
       <w:r>
@@ -3086,35 +3526,31 @@
       <w:pPr>
         <w:pStyle w:val="Heading1"/>
       </w:pPr>
-      <w:bookmarkStart w:id="27" w:name="_lsyn3786vgug" w:colFirst="0" w:colLast="0"/>
+      <w:bookmarkStart w:id="26" w:name="_lsyn3786vgug" w:colFirst="0" w:colLast="0"/>
+      <w:bookmarkEnd w:id="26"/>
+      <w:r>
+        <w:t>Chapter 3: Results and Discussion</w:t>
+      </w:r>
+    </w:p>
+    <w:p>
+      <w:r>
+        <w:t xml:space="preserve">This chapter provides a comprehensive exposition of the outcomes derived from the development, deployment, and rigorous evaluation of the Interactive Digital Cultural Map and Local Tourism Information System for </w:t>
+      </w:r>
+      <w:proofErr w:type="spellStart"/>
+      <w:r>
+        <w:t>Mangatarem</w:t>
+      </w:r>
+      <w:proofErr w:type="spellEnd"/>
+      <w:r>
+        <w:t>, Pangasinan. It encapsulates the empirical evidence gathered during the terminal phase of the project, detailing the operational features of the system, the systemic testing methodologies employed to ensure technical integrity, and a synthesized analysis of the results. By bridging the gap between theoretical system design and practical implementation, this chapter validates the system’s efficacy in addressing the municipality's fragmented tourism information ecosystem.</w:t>
+      </w:r>
+    </w:p>
+    <w:p>
+      <w:pPr>
+        <w:pStyle w:val="Heading2"/>
+      </w:pPr>
+      <w:bookmarkStart w:id="27" w:name="_eruma6jzdi4" w:colFirst="0" w:colLast="0"/>
       <w:bookmarkEnd w:id="27"/>
-      <w:r>
-        <w:t>Chapter 3: Results and Discussion</w:t>
-      </w:r>
-    </w:p>
-    <w:p>
-      <w:r>
-        <w:t xml:space="preserve">This chapter provides a comprehensive exposition of the outcomes derived from the development, deployment, and rigorous evaluation of the Interactive Digital Cultural Map and Local Tourism Information System for </w:t>
-      </w:r>
-      <w:proofErr w:type="spellStart"/>
-      <w:r>
-        <w:t>Mangatarem</w:t>
-      </w:r>
-      <w:proofErr w:type="spellEnd"/>
-      <w:r>
-        <w:t xml:space="preserve">, Pangasinan. It encapsulates the empirical evidence gathered during the terminal phase of the project, detailing the operational features of the system, the systemic testing methodologies employed to ensure technical integrity, and a </w:t>
-      </w:r>
-      <w:r>
-        <w:lastRenderedPageBreak/>
-        <w:t>synthesized analysis of the results. By bridging the gap between theoretical system design and practical implementation, this chapter validates the system’s efficacy in addressing the municipality's fragmented tourism information ecosystem.</w:t>
-      </w:r>
-    </w:p>
-    <w:p>
-      <w:pPr>
-        <w:pStyle w:val="Heading2"/>
-      </w:pPr>
-      <w:bookmarkStart w:id="28" w:name="_eruma6jzdi4" w:colFirst="0" w:colLast="0"/>
-      <w:bookmarkEnd w:id="28"/>
       <w:r>
         <w:t>Proposed System Flowchart</w:t>
       </w:r>
@@ -3250,24 +3686,25 @@
       <w:pPr>
         <w:pStyle w:val="Heading2"/>
       </w:pPr>
-      <w:bookmarkStart w:id="29" w:name="_tny1huq536ye" w:colFirst="0" w:colLast="0"/>
+      <w:bookmarkStart w:id="28" w:name="_tny1huq536ye" w:colFirst="0" w:colLast="0"/>
+      <w:bookmarkEnd w:id="28"/>
+      <w:r>
+        <w:t>System Features and User Interfaces</w:t>
+      </w:r>
+    </w:p>
+    <w:p>
+      <w:r>
+        <w:t>The architecture of the system is distilled into two primary functional categories, each tailored to the specific requirements of its user ecosystem:</w:t>
+      </w:r>
+    </w:p>
+    <w:p>
+      <w:pPr>
+        <w:pStyle w:val="Heading3"/>
+      </w:pPr>
+      <w:bookmarkStart w:id="29" w:name="_ajn5n7wbr9ee" w:colFirst="0" w:colLast="0"/>
       <w:bookmarkEnd w:id="29"/>
       <w:r>
-        <w:t>System Features and User Interfaces</w:t>
-      </w:r>
-    </w:p>
-    <w:p>
-      <w:r>
-        <w:t>The architecture of the system is distilled into two primary functional categories, each tailored to the specific requirements of its user ecosystem:</w:t>
-      </w:r>
-    </w:p>
-    <w:p>
-      <w:pPr>
-        <w:pStyle w:val="Heading3"/>
-      </w:pPr>
-      <w:bookmarkStart w:id="30" w:name="_ajn5n7wbr9ee" w:colFirst="0" w:colLast="0"/>
-      <w:bookmarkEnd w:id="30"/>
-      <w:r>
+        <w:lastRenderedPageBreak/>
         <w:t>1. General Public and Academic Portal</w:t>
       </w:r>
     </w:p>
@@ -3372,8 +3809,8 @@
       <w:pPr>
         <w:pStyle w:val="Heading3"/>
       </w:pPr>
-      <w:bookmarkStart w:id="31" w:name="_h6d7tebsyq1g" w:colFirst="0" w:colLast="0"/>
-      <w:bookmarkEnd w:id="31"/>
+      <w:bookmarkStart w:id="30" w:name="_h6d7tebsyq1g" w:colFirst="0" w:colLast="0"/>
+      <w:bookmarkEnd w:id="30"/>
       <w:r>
         <w:t>2. Administrative and Stakeholder Portal</w:t>
       </w:r>
@@ -3445,7 +3882,6 @@
           <w:b/>
           <w:bCs/>
         </w:rPr>
-        <w:lastRenderedPageBreak/>
         <w:t>UI Description:</w:t>
       </w:r>
       <w:r>
@@ -3456,23 +3892,23 @@
       <w:pPr>
         <w:pStyle w:val="Heading2"/>
       </w:pPr>
-      <w:bookmarkStart w:id="32" w:name="_biyyi7f93l7c" w:colFirst="0" w:colLast="0"/>
+      <w:bookmarkStart w:id="31" w:name="_biyyi7f93l7c" w:colFirst="0" w:colLast="0"/>
+      <w:bookmarkEnd w:id="31"/>
+      <w:r>
+        <w:t>System Testing and Evaluation</w:t>
+      </w:r>
+    </w:p>
+    <w:p>
+      <w:r>
+        <w:t>To ensure the technical robustness and organizational relevance of the system, a multi-phased testing strategy was executed, grounded in the ISO/IEC 25010 software quality standards.</w:t>
+      </w:r>
+    </w:p>
+    <w:p>
+      <w:pPr>
+        <w:pStyle w:val="Heading3"/>
+      </w:pPr>
+      <w:bookmarkStart w:id="32" w:name="_a70ggq25urtt" w:colFirst="0" w:colLast="0"/>
       <w:bookmarkEnd w:id="32"/>
-      <w:r>
-        <w:t>System Testing and Evaluation</w:t>
-      </w:r>
-    </w:p>
-    <w:p>
-      <w:r>
-        <w:t>To ensure the technical robustness and organizational relevance of the system, a multi-phased testing strategy was executed, grounded in the ISO/IEC 25010 software quality standards.</w:t>
-      </w:r>
-    </w:p>
-    <w:p>
-      <w:pPr>
-        <w:pStyle w:val="Heading3"/>
-      </w:pPr>
-      <w:bookmarkStart w:id="33" w:name="_a70ggq25urtt" w:colFirst="0" w:colLast="0"/>
-      <w:bookmarkEnd w:id="33"/>
       <w:r>
         <w:t>Functional Testing</w:t>
       </w:r>
@@ -3583,15 +4019,7 @@
         <w:t>Moderation Workflow:</w:t>
       </w:r>
       <w:r>
-        <w:t xml:space="preserve"> Verifying the state transitions from "Pending" </w:t>
-      </w:r>
-      <w:proofErr w:type="gramStart"/>
-      <w:r>
-        <w:t>to</w:t>
-      </w:r>
-      <w:proofErr w:type="gramEnd"/>
-      <w:r>
-        <w:t xml:space="preserve"> "Approved".</w:t>
+        <w:t xml:space="preserve"> Verifying the state transitions from "Pending" to "Approved".</w:t>
       </w:r>
     </w:p>
     <w:p>
@@ -3640,9 +4068,10 @@
       <w:pPr>
         <w:pStyle w:val="Heading3"/>
       </w:pPr>
-      <w:bookmarkStart w:id="34" w:name="_xx2qo3oisqdf" w:colFirst="0" w:colLast="0"/>
-      <w:bookmarkEnd w:id="34"/>
-      <w:r>
+      <w:bookmarkStart w:id="33" w:name="_xx2qo3oisqdf" w:colFirst="0" w:colLast="0"/>
+      <w:bookmarkEnd w:id="33"/>
+      <w:r>
+        <w:lastRenderedPageBreak/>
         <w:t>Performance Testing</w:t>
       </w:r>
     </w:p>
@@ -3714,8 +4143,8 @@
       <w:pPr>
         <w:pStyle w:val="Heading3"/>
       </w:pPr>
-      <w:bookmarkStart w:id="35" w:name="_7h3cdglexfdk" w:colFirst="0" w:colLast="0"/>
-      <w:bookmarkEnd w:id="35"/>
+      <w:bookmarkStart w:id="34" w:name="_7h3cdglexfdk" w:colFirst="0" w:colLast="0"/>
+      <w:bookmarkEnd w:id="34"/>
       <w:r>
         <w:t>Security Testing</w:t>
       </w:r>
@@ -3778,10 +4207,9 @@
       <w:pPr>
         <w:pStyle w:val="Heading3"/>
       </w:pPr>
-      <w:bookmarkStart w:id="36" w:name="_h4lh9ygolf86" w:colFirst="0" w:colLast="0"/>
-      <w:bookmarkEnd w:id="36"/>
-      <w:r>
-        <w:lastRenderedPageBreak/>
+      <w:bookmarkStart w:id="35" w:name="_h4lh9ygolf86" w:colFirst="0" w:colLast="0"/>
+      <w:bookmarkEnd w:id="35"/>
+      <w:r>
         <w:t>Usability Testing</w:t>
       </w:r>
     </w:p>
@@ -3825,91 +4253,86 @@
       <w:pPr>
         <w:pStyle w:val="Heading2"/>
       </w:pPr>
-      <w:bookmarkStart w:id="37" w:name="_ymg7wlnm1pfi" w:colFirst="0" w:colLast="0"/>
+      <w:bookmarkStart w:id="36" w:name="_ymg7wlnm1pfi" w:colFirst="0" w:colLast="0"/>
+      <w:bookmarkEnd w:id="36"/>
+      <w:r>
+        <w:t>Implementation Results</w:t>
+      </w:r>
+    </w:p>
+    <w:p>
+      <w:r>
+        <w:t xml:space="preserve">The system was successfully deployed on </w:t>
+      </w:r>
+      <w:proofErr w:type="spellStart"/>
+      <w:r>
+        <w:rPr>
+          <w:b/>
+          <w:bCs/>
+        </w:rPr>
+        <w:t>Vercel</w:t>
+      </w:r>
+      <w:proofErr w:type="spellEnd"/>
+      <w:r>
+        <w:t xml:space="preserve"> with a managed </w:t>
+      </w:r>
+      <w:proofErr w:type="spellStart"/>
+      <w:r>
+        <w:rPr>
+          <w:b/>
+          <w:bCs/>
+        </w:rPr>
+        <w:t>Supabase</w:t>
+      </w:r>
+      <w:proofErr w:type="spellEnd"/>
+      <w:r>
+        <w:rPr>
+          <w:b/>
+          <w:bCs/>
+        </w:rPr>
+        <w:t xml:space="preserve"> (PostgreSQL)</w:t>
+      </w:r>
+      <w:r>
+        <w:t xml:space="preserve"> backend. Technical challenges such as serverless "cold starts" were mitigated through lazy initialization patterns, and database efficiency was maintained using </w:t>
+      </w:r>
+      <w:proofErr w:type="spellStart"/>
+      <w:r>
+        <w:rPr>
+          <w:b/>
+          <w:bCs/>
+        </w:rPr>
+        <w:t>Upstash</w:t>
+      </w:r>
+      <w:proofErr w:type="spellEnd"/>
+      <w:r>
+        <w:rPr>
+          <w:b/>
+          <w:bCs/>
+        </w:rPr>
+        <w:t xml:space="preserve"> Redis</w:t>
+      </w:r>
+      <w:r>
+        <w:t xml:space="preserve"> for map-data caching.</w:t>
+      </w:r>
+    </w:p>
+    <w:p/>
+    <w:p/>
+    <w:p>
+      <w:pPr>
+        <w:pStyle w:val="Heading2"/>
+      </w:pPr>
+      <w:bookmarkStart w:id="37" w:name="_uth85mghxkjp" w:colFirst="0" w:colLast="0"/>
       <w:bookmarkEnd w:id="37"/>
       <w:r>
-        <w:t>Implementation Results</w:t>
-      </w:r>
-    </w:p>
-    <w:p>
-      <w:r>
-        <w:t xml:space="preserve">The system was successfully deployed on </w:t>
-      </w:r>
-      <w:proofErr w:type="spellStart"/>
-      <w:r>
-        <w:rPr>
-          <w:b/>
-          <w:bCs/>
-        </w:rPr>
-        <w:t>Vercel</w:t>
-      </w:r>
-      <w:proofErr w:type="spellEnd"/>
-      <w:r>
-        <w:t xml:space="preserve"> with a managed </w:t>
-      </w:r>
-      <w:proofErr w:type="spellStart"/>
-      <w:r>
-        <w:rPr>
-          <w:b/>
-          <w:bCs/>
-        </w:rPr>
-        <w:t>Supabase</w:t>
-      </w:r>
-      <w:proofErr w:type="spellEnd"/>
-      <w:r>
-        <w:rPr>
-          <w:b/>
-          <w:bCs/>
-        </w:rPr>
-        <w:t xml:space="preserve"> (PostgreSQL)</w:t>
-      </w:r>
-      <w:r>
-        <w:t xml:space="preserve"> backend. Technical challenges such as serverless "cold starts" were mitigated through lazy initialization patterns, and database efficiency was maintained using </w:t>
-      </w:r>
-      <w:proofErr w:type="spellStart"/>
-      <w:r>
-        <w:rPr>
-          <w:b/>
-          <w:bCs/>
-        </w:rPr>
-        <w:t>Upstash</w:t>
-      </w:r>
-      <w:proofErr w:type="spellEnd"/>
-      <w:r>
-        <w:rPr>
-          <w:b/>
-          <w:bCs/>
-        </w:rPr>
-        <w:t xml:space="preserve"> Redis</w:t>
-      </w:r>
-      <w:r>
-        <w:t xml:space="preserve"> for map-data </w:t>
-      </w:r>
-      <w:proofErr w:type="gramStart"/>
-      <w:r>
-        <w:t>caching</w:t>
-      </w:r>
-      <w:proofErr w:type="gramEnd"/>
-      <w:r>
-        <w:t>.</w:t>
-      </w:r>
-    </w:p>
-    <w:p>
-      <w:pPr>
-        <w:pStyle w:val="Heading2"/>
-      </w:pPr>
-      <w:bookmarkStart w:id="38" w:name="_uth85mghxkjp" w:colFirst="0" w:colLast="0"/>
+        <w:lastRenderedPageBreak/>
+        <w:t>Analysis of Results</w:t>
+      </w:r>
+    </w:p>
+    <w:p>
+      <w:pPr>
+        <w:pStyle w:val="Heading3"/>
+      </w:pPr>
+      <w:bookmarkStart w:id="38" w:name="_6cdj1ycb3gx5" w:colFirst="0" w:colLast="0"/>
       <w:bookmarkEnd w:id="38"/>
-      <w:r>
-        <w:t>Analysis of Results</w:t>
-      </w:r>
-    </w:p>
-    <w:p>
-      <w:pPr>
-        <w:pStyle w:val="Heading3"/>
-      </w:pPr>
-      <w:bookmarkStart w:id="39" w:name="_6cdj1ycb3gx5" w:colFirst="0" w:colLast="0"/>
-      <w:bookmarkEnd w:id="39"/>
       <w:r>
         <w:t>Functional Testing Analysis</w:t>
       </w:r>
@@ -4436,10 +4859,9 @@
       <w:pPr>
         <w:pStyle w:val="Heading3"/>
       </w:pPr>
-      <w:bookmarkStart w:id="40" w:name="_uqmpejr5z0da" w:colFirst="0" w:colLast="0"/>
-      <w:bookmarkEnd w:id="40"/>
-      <w:r>
-        <w:lastRenderedPageBreak/>
+      <w:bookmarkStart w:id="39" w:name="_uqmpejr5z0da" w:colFirst="0" w:colLast="0"/>
+      <w:bookmarkEnd w:id="39"/>
+      <w:r>
         <w:t>Performance Testing Analysis</w:t>
       </w:r>
     </w:p>
@@ -4879,6 +5301,7 @@
           <w:b/>
           <w:bCs/>
         </w:rPr>
+        <w:lastRenderedPageBreak/>
         <w:t>Success Rate Calculation:</w:t>
       </w:r>
       <w:r>
@@ -4896,8 +5319,8 @@
       <w:pPr>
         <w:pStyle w:val="Heading3"/>
       </w:pPr>
-      <w:bookmarkStart w:id="41" w:name="_5t2re42uzxvd" w:colFirst="0" w:colLast="0"/>
-      <w:bookmarkEnd w:id="41"/>
+      <w:bookmarkStart w:id="40" w:name="_5t2re42uzxvd" w:colFirst="0" w:colLast="0"/>
+      <w:bookmarkEnd w:id="40"/>
       <w:r>
         <w:t>Security Testing Analysis</w:t>
       </w:r>
@@ -5347,10 +5770,9 @@
       <w:pPr>
         <w:pStyle w:val="Heading3"/>
       </w:pPr>
-      <w:bookmarkStart w:id="42" w:name="_z5h8hahyfn53" w:colFirst="0" w:colLast="0"/>
-      <w:bookmarkEnd w:id="42"/>
-      <w:r>
-        <w:lastRenderedPageBreak/>
+      <w:bookmarkStart w:id="41" w:name="_z5h8hahyfn53" w:colFirst="0" w:colLast="0"/>
+      <w:bookmarkEnd w:id="41"/>
+      <w:r>
         <w:t>Usability Testing Analysis</w:t>
       </w:r>
     </w:p>
@@ -5593,11 +6015,7 @@
               <w:right w:w="100" w:type="dxa"/>
             </w:tcMar>
           </w:tcPr>
-          <w:p>
-            <w:r>
-              <w:t>0</w:t>
-            </w:r>
-          </w:p>
+          <w:p/>
         </w:tc>
         <w:tc>
           <w:tcPr>
@@ -5609,11 +6027,7 @@
               <w:right w:w="100" w:type="dxa"/>
             </w:tcMar>
           </w:tcPr>
-          <w:p>
-            <w:r>
-              <w:t>0</w:t>
-            </w:r>
-          </w:p>
+          <w:p/>
         </w:tc>
         <w:tc>
           <w:tcPr>
@@ -5625,11 +6039,7 @@
               <w:right w:w="100" w:type="dxa"/>
             </w:tcMar>
           </w:tcPr>
-          <w:p>
-            <w:r>
-              <w:t>2</w:t>
-            </w:r>
-          </w:p>
+          <w:p/>
         </w:tc>
         <w:tc>
           <w:tcPr>
@@ -5641,11 +6051,7 @@
               <w:right w:w="100" w:type="dxa"/>
             </w:tcMar>
           </w:tcPr>
-          <w:p>
-            <w:r>
-              <w:t>8</w:t>
-            </w:r>
-          </w:p>
+          <w:p/>
         </w:tc>
         <w:tc>
           <w:tcPr>
@@ -5657,11 +6063,7 @@
               <w:right w:w="100" w:type="dxa"/>
             </w:tcMar>
           </w:tcPr>
-          <w:p>
-            <w:r>
-              <w:t>10</w:t>
-            </w:r>
-          </w:p>
+          <w:p/>
         </w:tc>
         <w:tc>
           <w:tcPr>
@@ -5673,15 +6075,7 @@
               <w:right w:w="100" w:type="dxa"/>
             </w:tcMar>
           </w:tcPr>
-          <w:p>
-            <w:r>
-              <w:rPr>
-                <w:b/>
-                <w:bCs/>
-              </w:rPr>
-              <w:t>4.4</w:t>
-            </w:r>
-          </w:p>
+          <w:p/>
         </w:tc>
       </w:tr>
       <w:tr>
@@ -5711,11 +6105,7 @@
               <w:right w:w="100" w:type="dxa"/>
             </w:tcMar>
           </w:tcPr>
-          <w:p>
-            <w:r>
-              <w:t>0</w:t>
-            </w:r>
-          </w:p>
+          <w:p/>
         </w:tc>
         <w:tc>
           <w:tcPr>
@@ -5727,11 +6117,7 @@
               <w:right w:w="100" w:type="dxa"/>
             </w:tcMar>
           </w:tcPr>
-          <w:p>
-            <w:r>
-              <w:t>1</w:t>
-            </w:r>
-          </w:p>
+          <w:p/>
         </w:tc>
         <w:tc>
           <w:tcPr>
@@ -5743,11 +6129,7 @@
               <w:right w:w="100" w:type="dxa"/>
             </w:tcMar>
           </w:tcPr>
-          <w:p>
-            <w:r>
-              <w:t>1</w:t>
-            </w:r>
-          </w:p>
+          <w:p/>
         </w:tc>
         <w:tc>
           <w:tcPr>
@@ -5759,11 +6141,7 @@
               <w:right w:w="100" w:type="dxa"/>
             </w:tcMar>
           </w:tcPr>
-          <w:p>
-            <w:r>
-              <w:t>9</w:t>
-            </w:r>
-          </w:p>
+          <w:p/>
         </w:tc>
         <w:tc>
           <w:tcPr>
@@ -5775,11 +6153,7 @@
               <w:right w:w="100" w:type="dxa"/>
             </w:tcMar>
           </w:tcPr>
-          <w:p>
-            <w:r>
-              <w:t>9</w:t>
-            </w:r>
-          </w:p>
+          <w:p/>
         </w:tc>
         <w:tc>
           <w:tcPr>
@@ -5791,15 +6165,7 @@
               <w:right w:w="100" w:type="dxa"/>
             </w:tcMar>
           </w:tcPr>
-          <w:p>
-            <w:r>
-              <w:rPr>
-                <w:b/>
-                <w:bCs/>
-              </w:rPr>
-              <w:t>4.3</w:t>
-            </w:r>
-          </w:p>
+          <w:p/>
         </w:tc>
       </w:tr>
       <w:tr>
@@ -5829,110 +6195,83 @@
               <w:right w:w="100" w:type="dxa"/>
             </w:tcMar>
           </w:tcPr>
+          <w:p/>
+        </w:tc>
+        <w:tc>
+          <w:tcPr>
+            <w:tcW w:w="1337" w:type="dxa"/>
+            <w:tcMar>
+              <w:top w:w="100" w:type="dxa"/>
+              <w:left w:w="100" w:type="dxa"/>
+              <w:bottom w:w="100" w:type="dxa"/>
+              <w:right w:w="100" w:type="dxa"/>
+            </w:tcMar>
+          </w:tcPr>
+          <w:p/>
+        </w:tc>
+        <w:tc>
+          <w:tcPr>
+            <w:tcW w:w="1337" w:type="dxa"/>
+            <w:tcMar>
+              <w:top w:w="100" w:type="dxa"/>
+              <w:left w:w="100" w:type="dxa"/>
+              <w:bottom w:w="100" w:type="dxa"/>
+              <w:right w:w="100" w:type="dxa"/>
+            </w:tcMar>
+          </w:tcPr>
+          <w:p/>
+        </w:tc>
+        <w:tc>
+          <w:tcPr>
+            <w:tcW w:w="1337" w:type="dxa"/>
+            <w:tcMar>
+              <w:top w:w="100" w:type="dxa"/>
+              <w:left w:w="100" w:type="dxa"/>
+              <w:bottom w:w="100" w:type="dxa"/>
+              <w:right w:w="100" w:type="dxa"/>
+            </w:tcMar>
+          </w:tcPr>
+          <w:p/>
+        </w:tc>
+        <w:tc>
+          <w:tcPr>
+            <w:tcW w:w="1337" w:type="dxa"/>
+            <w:tcMar>
+              <w:top w:w="100" w:type="dxa"/>
+              <w:left w:w="100" w:type="dxa"/>
+              <w:bottom w:w="100" w:type="dxa"/>
+              <w:right w:w="100" w:type="dxa"/>
+            </w:tcMar>
+          </w:tcPr>
+          <w:p/>
+        </w:tc>
+        <w:tc>
+          <w:tcPr>
+            <w:tcW w:w="1337" w:type="dxa"/>
+            <w:tcMar>
+              <w:top w:w="100" w:type="dxa"/>
+              <w:left w:w="100" w:type="dxa"/>
+              <w:bottom w:w="100" w:type="dxa"/>
+              <w:right w:w="100" w:type="dxa"/>
+            </w:tcMar>
+          </w:tcPr>
+          <w:p/>
+        </w:tc>
+      </w:tr>
+      <w:tr>
+        <w:tc>
+          <w:tcPr>
+            <w:tcW w:w="1337" w:type="dxa"/>
+            <w:tcMar>
+              <w:top w:w="100" w:type="dxa"/>
+              <w:left w:w="100" w:type="dxa"/>
+              <w:bottom w:w="100" w:type="dxa"/>
+              <w:right w:w="100" w:type="dxa"/>
+            </w:tcMar>
+          </w:tcPr>
           <w:p>
             <w:r>
-              <w:t>0</w:t>
-            </w:r>
-          </w:p>
-        </w:tc>
-        <w:tc>
-          <w:tcPr>
-            <w:tcW w:w="1337" w:type="dxa"/>
-            <w:tcMar>
-              <w:top w:w="100" w:type="dxa"/>
-              <w:left w:w="100" w:type="dxa"/>
-              <w:bottom w:w="100" w:type="dxa"/>
-              <w:right w:w="100" w:type="dxa"/>
-            </w:tcMar>
-          </w:tcPr>
-          <w:p>
-            <w:r>
-              <w:t>0</w:t>
-            </w:r>
-          </w:p>
-        </w:tc>
-        <w:tc>
-          <w:tcPr>
-            <w:tcW w:w="1337" w:type="dxa"/>
-            <w:tcMar>
-              <w:top w:w="100" w:type="dxa"/>
-              <w:left w:w="100" w:type="dxa"/>
-              <w:bottom w:w="100" w:type="dxa"/>
-              <w:right w:w="100" w:type="dxa"/>
-            </w:tcMar>
-          </w:tcPr>
-          <w:p>
-            <w:r>
-              <w:t>3</w:t>
-            </w:r>
-          </w:p>
-        </w:tc>
-        <w:tc>
-          <w:tcPr>
-            <w:tcW w:w="1337" w:type="dxa"/>
-            <w:tcMar>
-              <w:top w:w="100" w:type="dxa"/>
-              <w:left w:w="100" w:type="dxa"/>
-              <w:bottom w:w="100" w:type="dxa"/>
-              <w:right w:w="100" w:type="dxa"/>
-            </w:tcMar>
-          </w:tcPr>
-          <w:p>
-            <w:r>
-              <w:t>7</w:t>
-            </w:r>
-          </w:p>
-        </w:tc>
-        <w:tc>
-          <w:tcPr>
-            <w:tcW w:w="1337" w:type="dxa"/>
-            <w:tcMar>
-              <w:top w:w="100" w:type="dxa"/>
-              <w:left w:w="100" w:type="dxa"/>
-              <w:bottom w:w="100" w:type="dxa"/>
-              <w:right w:w="100" w:type="dxa"/>
-            </w:tcMar>
-          </w:tcPr>
-          <w:p>
-            <w:r>
-              <w:t>10</w:t>
-            </w:r>
-          </w:p>
-        </w:tc>
-        <w:tc>
-          <w:tcPr>
-            <w:tcW w:w="1337" w:type="dxa"/>
-            <w:tcMar>
-              <w:top w:w="100" w:type="dxa"/>
-              <w:left w:w="100" w:type="dxa"/>
-              <w:bottom w:w="100" w:type="dxa"/>
-              <w:right w:w="100" w:type="dxa"/>
-            </w:tcMar>
-          </w:tcPr>
-          <w:p>
-            <w:r>
-              <w:rPr>
-                <w:b/>
-                <w:bCs/>
-              </w:rPr>
-              <w:t>4.35</w:t>
-            </w:r>
-          </w:p>
-        </w:tc>
-      </w:tr>
-      <w:tr>
-        <w:tc>
-          <w:tcPr>
-            <w:tcW w:w="1337" w:type="dxa"/>
-            <w:tcMar>
-              <w:top w:w="100" w:type="dxa"/>
-              <w:left w:w="100" w:type="dxa"/>
-              <w:bottom w:w="100" w:type="dxa"/>
-              <w:right w:w="100" w:type="dxa"/>
-            </w:tcMar>
-          </w:tcPr>
-          <w:p>
-            <w:r>
+              <w:lastRenderedPageBreak/>
               <w:t>The system is user-friendly and requires minimal effort to learn</w:t>
             </w:r>
           </w:p>
@@ -5947,11 +6286,7 @@
               <w:right w:w="100" w:type="dxa"/>
             </w:tcMar>
           </w:tcPr>
-          <w:p>
-            <w:r>
-              <w:t>0</w:t>
-            </w:r>
-          </w:p>
+          <w:p/>
         </w:tc>
         <w:tc>
           <w:tcPr>
@@ -5963,11 +6298,7 @@
               <w:right w:w="100" w:type="dxa"/>
             </w:tcMar>
           </w:tcPr>
-          <w:p>
-            <w:r>
-              <w:t>0</w:t>
-            </w:r>
-          </w:p>
+          <w:p/>
         </w:tc>
         <w:tc>
           <w:tcPr>
@@ -5979,11 +6310,7 @@
               <w:right w:w="100" w:type="dxa"/>
             </w:tcMar>
           </w:tcPr>
-          <w:p>
-            <w:r>
-              <w:t>2</w:t>
-            </w:r>
-          </w:p>
+          <w:p/>
         </w:tc>
         <w:tc>
           <w:tcPr>
@@ -5995,11 +6322,7 @@
               <w:right w:w="100" w:type="dxa"/>
             </w:tcMar>
           </w:tcPr>
-          <w:p>
-            <w:r>
-              <w:t>10</w:t>
-            </w:r>
-          </w:p>
+          <w:p/>
         </w:tc>
         <w:tc>
           <w:tcPr>
@@ -6011,11 +6334,7 @@
               <w:right w:w="100" w:type="dxa"/>
             </w:tcMar>
           </w:tcPr>
-          <w:p>
-            <w:r>
-              <w:t>8</w:t>
-            </w:r>
-          </w:p>
+          <w:p/>
         </w:tc>
         <w:tc>
           <w:tcPr>
@@ -6027,15 +6346,7 @@
               <w:right w:w="100" w:type="dxa"/>
             </w:tcMar>
           </w:tcPr>
-          <w:p>
-            <w:r>
-              <w:rPr>
-                <w:b/>
-                <w:bCs/>
-              </w:rPr>
-              <w:t>4.3</w:t>
-            </w:r>
-          </w:p>
+          <w:p/>
         </w:tc>
       </w:tr>
     </w:tbl>
@@ -6064,8 +6375,8 @@
       <w:pPr>
         <w:pStyle w:val="Heading3"/>
       </w:pPr>
-      <w:bookmarkStart w:id="43" w:name="_574inapklbj3" w:colFirst="0" w:colLast="0"/>
-      <w:bookmarkEnd w:id="43"/>
+      <w:bookmarkStart w:id="42" w:name="_574inapklbj3" w:colFirst="0" w:colLast="0"/>
+      <w:bookmarkEnd w:id="42"/>
       <w:r>
         <w:t>User Acceptance Testing (UAT) Analysis</w:t>
       </w:r>
@@ -6309,111 +6620,82 @@
               <w:right w:w="100" w:type="dxa"/>
             </w:tcMar>
           </w:tcPr>
+          <w:p/>
+        </w:tc>
+        <w:tc>
+          <w:tcPr>
+            <w:tcW w:w="1337" w:type="dxa"/>
+            <w:tcMar>
+              <w:top w:w="100" w:type="dxa"/>
+              <w:left w:w="100" w:type="dxa"/>
+              <w:bottom w:w="100" w:type="dxa"/>
+              <w:right w:w="100" w:type="dxa"/>
+            </w:tcMar>
+          </w:tcPr>
+          <w:p/>
+        </w:tc>
+        <w:tc>
+          <w:tcPr>
+            <w:tcW w:w="1337" w:type="dxa"/>
+            <w:tcMar>
+              <w:top w:w="100" w:type="dxa"/>
+              <w:left w:w="100" w:type="dxa"/>
+              <w:bottom w:w="100" w:type="dxa"/>
+              <w:right w:w="100" w:type="dxa"/>
+            </w:tcMar>
+          </w:tcPr>
+          <w:p/>
+        </w:tc>
+        <w:tc>
+          <w:tcPr>
+            <w:tcW w:w="1337" w:type="dxa"/>
+            <w:tcMar>
+              <w:top w:w="100" w:type="dxa"/>
+              <w:left w:w="100" w:type="dxa"/>
+              <w:bottom w:w="100" w:type="dxa"/>
+              <w:right w:w="100" w:type="dxa"/>
+            </w:tcMar>
+          </w:tcPr>
+          <w:p/>
+        </w:tc>
+        <w:tc>
+          <w:tcPr>
+            <w:tcW w:w="1337" w:type="dxa"/>
+            <w:tcMar>
+              <w:top w:w="100" w:type="dxa"/>
+              <w:left w:w="100" w:type="dxa"/>
+              <w:bottom w:w="100" w:type="dxa"/>
+              <w:right w:w="100" w:type="dxa"/>
+            </w:tcMar>
+          </w:tcPr>
+          <w:p/>
+        </w:tc>
+        <w:tc>
+          <w:tcPr>
+            <w:tcW w:w="1337" w:type="dxa"/>
+            <w:tcMar>
+              <w:top w:w="100" w:type="dxa"/>
+              <w:left w:w="100" w:type="dxa"/>
+              <w:bottom w:w="100" w:type="dxa"/>
+              <w:right w:w="100" w:type="dxa"/>
+            </w:tcMar>
+          </w:tcPr>
+          <w:p/>
+        </w:tc>
+      </w:tr>
+      <w:tr>
+        <w:tc>
+          <w:tcPr>
+            <w:tcW w:w="1337" w:type="dxa"/>
+            <w:tcMar>
+              <w:top w:w="100" w:type="dxa"/>
+              <w:left w:w="100" w:type="dxa"/>
+              <w:bottom w:w="100" w:type="dxa"/>
+              <w:right w:w="100" w:type="dxa"/>
+            </w:tcMar>
+          </w:tcPr>
           <w:p>
             <w:r>
-              <w:t>0</w:t>
-            </w:r>
-          </w:p>
-        </w:tc>
-        <w:tc>
-          <w:tcPr>
-            <w:tcW w:w="1337" w:type="dxa"/>
-            <w:tcMar>
-              <w:top w:w="100" w:type="dxa"/>
-              <w:left w:w="100" w:type="dxa"/>
-              <w:bottom w:w="100" w:type="dxa"/>
-              <w:right w:w="100" w:type="dxa"/>
-            </w:tcMar>
-          </w:tcPr>
-          <w:p>
-            <w:r>
-              <w:t>0</w:t>
-            </w:r>
-          </w:p>
-        </w:tc>
-        <w:tc>
-          <w:tcPr>
-            <w:tcW w:w="1337" w:type="dxa"/>
-            <w:tcMar>
-              <w:top w:w="100" w:type="dxa"/>
-              <w:left w:w="100" w:type="dxa"/>
-              <w:bottom w:w="100" w:type="dxa"/>
-              <w:right w:w="100" w:type="dxa"/>
-            </w:tcMar>
-          </w:tcPr>
-          <w:p>
-            <w:r>
-              <w:t>1</w:t>
-            </w:r>
-          </w:p>
-        </w:tc>
-        <w:tc>
-          <w:tcPr>
-            <w:tcW w:w="1337" w:type="dxa"/>
-            <w:tcMar>
-              <w:top w:w="100" w:type="dxa"/>
-              <w:left w:w="100" w:type="dxa"/>
-              <w:bottom w:w="100" w:type="dxa"/>
-              <w:right w:w="100" w:type="dxa"/>
-            </w:tcMar>
-          </w:tcPr>
-          <w:p>
-            <w:r>
-              <w:t>10</w:t>
-            </w:r>
-          </w:p>
-        </w:tc>
-        <w:tc>
-          <w:tcPr>
-            <w:tcW w:w="1337" w:type="dxa"/>
-            <w:tcMar>
-              <w:top w:w="100" w:type="dxa"/>
-              <w:left w:w="100" w:type="dxa"/>
-              <w:bottom w:w="100" w:type="dxa"/>
-              <w:right w:w="100" w:type="dxa"/>
-            </w:tcMar>
-          </w:tcPr>
-          <w:p>
-            <w:r>
-              <w:t>9</w:t>
-            </w:r>
-          </w:p>
-        </w:tc>
-        <w:tc>
-          <w:tcPr>
-            <w:tcW w:w="1337" w:type="dxa"/>
-            <w:tcMar>
-              <w:top w:w="100" w:type="dxa"/>
-              <w:left w:w="100" w:type="dxa"/>
-              <w:bottom w:w="100" w:type="dxa"/>
-              <w:right w:w="100" w:type="dxa"/>
-            </w:tcMar>
-          </w:tcPr>
-          <w:p>
-            <w:r>
-              <w:rPr>
-                <w:b/>
-                <w:bCs/>
-              </w:rPr>
-              <w:t>4.4</w:t>
-            </w:r>
-          </w:p>
-        </w:tc>
-      </w:tr>
-      <w:tr>
-        <w:tc>
-          <w:tcPr>
-            <w:tcW w:w="1337" w:type="dxa"/>
-            <w:tcMar>
-              <w:top w:w="100" w:type="dxa"/>
-              <w:left w:w="100" w:type="dxa"/>
-              <w:bottom w:w="100" w:type="dxa"/>
-              <w:right w:w="100" w:type="dxa"/>
-            </w:tcMar>
-          </w:tcPr>
-          <w:p>
-            <w:r>
-              <w:lastRenderedPageBreak/>
               <w:t>The system is easy to navigate</w:t>
             </w:r>
           </w:p>
@@ -6428,11 +6710,7 @@
               <w:right w:w="100" w:type="dxa"/>
             </w:tcMar>
           </w:tcPr>
-          <w:p>
-            <w:r>
-              <w:t>0</w:t>
-            </w:r>
-          </w:p>
+          <w:p/>
         </w:tc>
         <w:tc>
           <w:tcPr>
@@ -6444,11 +6722,7 @@
               <w:right w:w="100" w:type="dxa"/>
             </w:tcMar>
           </w:tcPr>
-          <w:p>
-            <w:r>
-              <w:t>1</w:t>
-            </w:r>
-          </w:p>
+          <w:p/>
         </w:tc>
         <w:tc>
           <w:tcPr>
@@ -6460,11 +6734,7 @@
               <w:right w:w="100" w:type="dxa"/>
             </w:tcMar>
           </w:tcPr>
-          <w:p>
-            <w:r>
-              <w:t>2</w:t>
-            </w:r>
-          </w:p>
+          <w:p/>
         </w:tc>
         <w:tc>
           <w:tcPr>
@@ -6476,11 +6746,7 @@
               <w:right w:w="100" w:type="dxa"/>
             </w:tcMar>
           </w:tcPr>
-          <w:p>
-            <w:r>
-              <w:t>7</w:t>
-            </w:r>
-          </w:p>
+          <w:p/>
         </w:tc>
         <w:tc>
           <w:tcPr>
@@ -6492,11 +6758,7 @@
               <w:right w:w="100" w:type="dxa"/>
             </w:tcMar>
           </w:tcPr>
-          <w:p>
-            <w:r>
-              <w:t>10</w:t>
-            </w:r>
-          </w:p>
+          <w:p/>
         </w:tc>
         <w:tc>
           <w:tcPr>
@@ -6508,15 +6770,7 @@
               <w:right w:w="100" w:type="dxa"/>
             </w:tcMar>
           </w:tcPr>
-          <w:p>
-            <w:r>
-              <w:rPr>
-                <w:b/>
-                <w:bCs/>
-              </w:rPr>
-              <w:t>4.3</w:t>
-            </w:r>
-          </w:p>
+          <w:p/>
         </w:tc>
       </w:tr>
       <w:tr>
@@ -6546,11 +6800,7 @@
               <w:right w:w="100" w:type="dxa"/>
             </w:tcMar>
           </w:tcPr>
-          <w:p>
-            <w:r>
-              <w:t>0</w:t>
-            </w:r>
-          </w:p>
+          <w:p/>
         </w:tc>
         <w:tc>
           <w:tcPr>
@@ -6562,11 +6812,7 @@
               <w:right w:w="100" w:type="dxa"/>
             </w:tcMar>
           </w:tcPr>
-          <w:p>
-            <w:r>
-              <w:t>0</w:t>
-            </w:r>
-          </w:p>
+          <w:p/>
         </w:tc>
         <w:tc>
           <w:tcPr>
@@ -6578,11 +6824,7 @@
               <w:right w:w="100" w:type="dxa"/>
             </w:tcMar>
           </w:tcPr>
-          <w:p>
-            <w:r>
-              <w:t>2</w:t>
-            </w:r>
-          </w:p>
+          <w:p/>
         </w:tc>
         <w:tc>
           <w:tcPr>
@@ -6594,11 +6836,7 @@
               <w:right w:w="100" w:type="dxa"/>
             </w:tcMar>
           </w:tcPr>
-          <w:p>
-            <w:r>
-              <w:t>8</w:t>
-            </w:r>
-          </w:p>
+          <w:p/>
         </w:tc>
         <w:tc>
           <w:tcPr>
@@ -6610,11 +6848,7 @@
               <w:right w:w="100" w:type="dxa"/>
             </w:tcMar>
           </w:tcPr>
-          <w:p>
-            <w:r>
-              <w:t>10</w:t>
-            </w:r>
-          </w:p>
+          <w:p/>
         </w:tc>
         <w:tc>
           <w:tcPr>
@@ -6626,15 +6860,7 @@
               <w:right w:w="100" w:type="dxa"/>
             </w:tcMar>
           </w:tcPr>
-          <w:p>
-            <w:r>
-              <w:rPr>
-                <w:b/>
-                <w:bCs/>
-              </w:rPr>
-              <w:t>4.4</w:t>
-            </w:r>
-          </w:p>
+          <w:p/>
         </w:tc>
       </w:tr>
       <w:tr>
@@ -6664,11 +6890,7 @@
               <w:right w:w="100" w:type="dxa"/>
             </w:tcMar>
           </w:tcPr>
-          <w:p>
-            <w:r>
-              <w:t>0</w:t>
-            </w:r>
-          </w:p>
+          <w:p/>
         </w:tc>
         <w:tc>
           <w:tcPr>
@@ -6680,11 +6902,7 @@
               <w:right w:w="100" w:type="dxa"/>
             </w:tcMar>
           </w:tcPr>
-          <w:p>
-            <w:r>
-              <w:t>0</w:t>
-            </w:r>
-          </w:p>
+          <w:p/>
         </w:tc>
         <w:tc>
           <w:tcPr>
@@ -6696,11 +6914,7 @@
               <w:right w:w="100" w:type="dxa"/>
             </w:tcMar>
           </w:tcPr>
-          <w:p>
-            <w:r>
-              <w:t>1</w:t>
-            </w:r>
-          </w:p>
+          <w:p/>
         </w:tc>
         <w:tc>
           <w:tcPr>
@@ -6712,11 +6926,7 @@
               <w:right w:w="100" w:type="dxa"/>
             </w:tcMar>
           </w:tcPr>
-          <w:p>
-            <w:r>
-              <w:t>9</w:t>
-            </w:r>
-          </w:p>
+          <w:p/>
         </w:tc>
         <w:tc>
           <w:tcPr>
@@ -6728,11 +6938,7 @@
               <w:right w:w="100" w:type="dxa"/>
             </w:tcMar>
           </w:tcPr>
-          <w:p>
-            <w:r>
-              <w:t>10</w:t>
-            </w:r>
-          </w:p>
+          <w:p/>
         </w:tc>
         <w:tc>
           <w:tcPr>
@@ -6744,15 +6950,7 @@
               <w:right w:w="100" w:type="dxa"/>
             </w:tcMar>
           </w:tcPr>
-          <w:p>
-            <w:r>
-              <w:rPr>
-                <w:b/>
-                <w:bCs/>
-              </w:rPr>
-              <w:t>4.45</w:t>
-            </w:r>
-          </w:p>
+          <w:p/>
         </w:tc>
       </w:tr>
     </w:tbl>
@@ -6781,9 +6979,10 @@
       <w:pPr>
         <w:pStyle w:val="Heading2"/>
       </w:pPr>
-      <w:bookmarkStart w:id="44" w:name="_nfwhwyyjtdkm" w:colFirst="0" w:colLast="0"/>
-      <w:bookmarkEnd w:id="44"/>
-      <w:r>
+      <w:bookmarkStart w:id="43" w:name="_nfwhwyyjtdkm" w:colFirst="0" w:colLast="0"/>
+      <w:bookmarkEnd w:id="43"/>
+      <w:r>
+        <w:lastRenderedPageBreak/>
         <w:t>Discussion of Findings</w:t>
       </w:r>
     </w:p>
@@ -6866,8 +7065,7 @@
     </w:p>
     <w:p/>
     <w:sectPr>
-      <w:headerReference w:type="default" r:id="rId7"/>
-      <w:footerReference w:type="default" r:id="rId8"/>
+      <w:footerReference w:type="default" r:id="rId15"/>
       <w:pgSz w:w="12240" w:h="15840"/>
       <w:pgMar w:top="1440" w:right="1440" w:bottom="1440" w:left="1440" w:header="0" w:footer="720" w:gutter="0"/>
       <w:pgNumType w:start="1"/>
@@ -6978,83 +7176,6 @@
     </w:p>
   </w:footnote>
 </w:footnotes>
-</file>
-
-<file path=word/header1.xml><?xml version="1.0" encoding="utf-8"?>
-<w:hdr xmlns:wpc="http://schemas.microsoft.com/office/word/2010/wordprocessingCanvas" xmlns:cx="http://schemas.microsoft.com/office/drawing/2014/chartex" xmlns:cx1="http://schemas.microsoft.com/office/drawing/2015/9/8/chartex" xmlns:cx2="http://schemas.microsoft.com/office/drawing/2015/10/21/chartex" xmlns:cx3="http://schemas.microsoft.com/office/drawing/2016/5/9/chartex" xmlns:cx4="http://schemas.microsoft.com/office/drawing/2016/5/10/chartex" xmlns:cx5="http://schemas.microsoft.com/office/drawing/2016/5/11/chartex" xmlns:cx6="http://schemas.microsoft.com/office/drawing/2016/5/12/chartex" xmlns:cx7="http://schemas.microsoft.com/office/drawing/2016/5/13/chartex" xmlns:cx8="http://schemas.microsoft.com/office/drawing/2016/5/14/chartex" xmlns:mc="http://schemas.openxmlformats.org/markup-compatibility/2006" xmlns:aink="http://schemas.microsoft.com/office/drawing/2016/ink" xmlns:am3d="http://schemas.microsoft.com/office/drawing/2017/model3d" xmlns:o="urn:schemas-microsoft-com:office:office" xmlns:oel="http://schemas.microsoft.com/office/2019/extlst" xmlns:r="http://schemas.openxmlformats.org/officeDocument/2006/relationships" xmlns:m="http://schemas.openxmlformats.org/officeDocument/2006/math" xmlns:v="urn:schemas-microsoft-com:vml" xmlns:wp14="http://schemas.microsoft.com/office/word/2010/wordprocessingDrawing" xmlns:wp="http://schemas.openxmlformats.org/drawingml/2006/wordprocessingDrawing" xmlns:w10="urn:schemas-microsoft-com:office:word" xmlns:w="http://schemas.openxmlformats.org/wordprocessingml/2006/main" xmlns:w14="http://schemas.microsoft.com/office/word/2010/wordml" xmlns:w15="http://schemas.microsoft.com/office/word/2012/wordml" xmlns:w16cex="http://schemas.microsoft.com/office/word/2018/wordml/cex" xmlns:w16cid="http://schemas.microsoft.com/office/word/2016/wordml/cid" xmlns:w16="http://schemas.microsoft.com/office/word/2018/wordml" xmlns:w16du="http://schemas.microsoft.com/office/word/2023/wordml/word16du" xmlns:w16sdtdh="http://schemas.microsoft.com/office/word/2020/wordml/sdtdatahash" xmlns:w16sdtfl="http://schemas.microsoft.com/office/word/2024/wordml/sdtformatlock" xmlns:w16se="http://schemas.microsoft.com/office/word/2015/wordml/symex" xmlns:wpg="http://schemas.microsoft.com/office/word/2010/wordprocessingGroup" xmlns:wpi="http://schemas.microsoft.com/office/word/2010/wordprocessingInk" xmlns:wne="http://schemas.microsoft.com/office/word/2006/wordml" xmlns:wps="http://schemas.microsoft.com/office/word/2010/wordprocessingShape" mc:Ignorable="w14 w15 w16se w16cid w16 w16cex w16sdtdh w16sdtfl w16du wp14">
-  <w:p>
-    <w:pPr>
-      <w:pStyle w:val="Header"/>
-    </w:pPr>
-    <w:r>
-      <w:rPr>
-        <w:noProof/>
-      </w:rPr>
-      <w:drawing>
-        <wp:anchor distT="0" distB="0" distL="114300" distR="114300" simplePos="0" relativeHeight="251658240" behindDoc="0" locked="0" layoutInCell="1" allowOverlap="1" wp14:anchorId="05F52122" wp14:editId="2AA0E1C8">
-          <wp:simplePos x="0" y="0"/>
-          <wp:positionH relativeFrom="column">
-            <wp:posOffset>7620</wp:posOffset>
-          </wp:positionH>
-          <wp:positionV relativeFrom="paragraph">
-            <wp:posOffset>-11430</wp:posOffset>
-          </wp:positionV>
-          <wp:extent cx="5943600" cy="1049020"/>
-          <wp:effectExtent l="0" t="0" r="0" b="0"/>
-          <wp:wrapNone/>
-          <wp:docPr id="1611021991" name="Picture 1"/>
-          <wp:cNvGraphicFramePr>
-            <a:graphicFrameLocks xmlns:a="http://schemas.openxmlformats.org/drawingml/2006/main" noChangeAspect="1"/>
-          </wp:cNvGraphicFramePr>
-          <a:graphic xmlns:a="http://schemas.openxmlformats.org/drawingml/2006/main">
-            <a:graphicData uri="http://schemas.openxmlformats.org/drawingml/2006/picture">
-              <pic:pic xmlns:pic="http://schemas.openxmlformats.org/drawingml/2006/picture">
-                <pic:nvPicPr>
-                  <pic:cNvPr id="0" name="Picture 1"/>
-                  <pic:cNvPicPr>
-                    <a:picLocks noChangeAspect="1" noChangeArrowheads="1"/>
-                  </pic:cNvPicPr>
-                </pic:nvPicPr>
-                <pic:blipFill>
-                  <a:blip r:embed="rId1">
-                    <a:extLst>
-                      <a:ext uri="{28A0092B-C50C-407E-A947-70E740481C1C}">
-                        <a14:useLocalDpi xmlns:a14="http://schemas.microsoft.com/office/drawing/2010/main" val="0"/>
-                      </a:ext>
-                    </a:extLst>
-                  </a:blip>
-                  <a:srcRect/>
-                  <a:stretch>
-                    <a:fillRect/>
-                  </a:stretch>
-                </pic:blipFill>
-                <pic:spPr bwMode="auto">
-                  <a:xfrm>
-                    <a:off x="0" y="0"/>
-                    <a:ext cx="5943600" cy="1049020"/>
-                  </a:xfrm>
-                  <a:prstGeom prst="rect">
-                    <a:avLst/>
-                  </a:prstGeom>
-                  <a:noFill/>
-                  <a:ln>
-                    <a:noFill/>
-                  </a:ln>
-                </pic:spPr>
-              </pic:pic>
-            </a:graphicData>
-          </a:graphic>
-          <wp14:sizeRelH relativeFrom="page">
-            <wp14:pctWidth>0</wp14:pctWidth>
-          </wp14:sizeRelH>
-          <wp14:sizeRelV relativeFrom="page">
-            <wp14:pctHeight>0</wp14:pctHeight>
-          </wp14:sizeRelV>
-        </wp:anchor>
-      </w:drawing>
-    </w:r>
-  </w:p>
-</w:hdr>
 </file>
 
 <file path=word/numbering.xml><?xml version="1.0" encoding="utf-8"?>
@@ -10059,4 +10180,36 @@
   </a:objectDefaults>
   <a:extraClrSchemeLst/>
 </a:theme>
+</file>
+
+<file path=word/webextensions/taskpanes.xml><?xml version="1.0" encoding="utf-8"?>
+<wetp:taskpanes xmlns:wetp="http://schemas.microsoft.com/office/webextensions/taskpanes/2010/11">
+  <wetp:taskpane dockstate="right" visibility="0" width="350" row="1">
+    <wetp:webextensionref xmlns:r="http://schemas.openxmlformats.org/officeDocument/2006/relationships" r:id="rId1"/>
+  </wetp:taskpane>
+</wetp:taskpanes>
+</file>
+
+<file path=word/webextensions/webextension1.xml><?xml version="1.0" encoding="utf-8"?>
+<we:webextension xmlns:we="http://schemas.microsoft.com/office/webextensions/webextension/2010/11" id="{C29FF4C1-9D9A-42C8-A287-AB4339AF0797}">
+  <we:reference id="wa200000113" version="1.0.0.0" store="en-US" storeType="OMEX"/>
+  <we:alternateReferences>
+    <we:reference id="WA200000113" version="1.0.0.0" store="" storeType="OMEX"/>
+  </we:alternateReferences>
+  <we:properties/>
+  <we:bindings/>
+  <we:snapshot xmlns:r="http://schemas.openxmlformats.org/officeDocument/2006/relationships"/>
+</we:webextension>
+</file>
+
+<file path=customXml/item1.xml><?xml version="1.0" encoding="utf-8"?>
+<b:Sources xmlns:b="http://schemas.openxmlformats.org/officeDocument/2006/bibliography" xmlns="http://schemas.openxmlformats.org/officeDocument/2006/bibliography" SelectedStyle="\APASixthEditionOfficeOnline.xsl" StyleName="APA" Version="6"/>
+</file>
+
+<file path=customXml/itemProps1.xml><?xml version="1.0" encoding="utf-8"?>
+<ds:datastoreItem xmlns:ds="http://schemas.openxmlformats.org/officeDocument/2006/customXml" ds:itemID="{378CA695-408F-4BFF-82BF-19D1ADD3D591}">
+  <ds:schemaRefs>
+    <ds:schemaRef ds:uri="http://schemas.openxmlformats.org/officeDocument/2006/bibliography"/>
+  </ds:schemaRefs>
+</ds:datastoreItem>
 </file>
--- a/docs/capstone/chapters/full chapters.md.docx
+++ b/docs/capstone/chapters/full chapters.md.docx
@@ -1,6 +1,6 @@
 
 <file path=word/document.xml><?xml version="1.0" encoding="utf-8"?>
-<w:document xmlns:wpc="http://schemas.microsoft.com/office/word/2010/wordprocessingCanvas" xmlns:cx="http://schemas.microsoft.com/office/drawing/2014/chartex" xmlns:cx1="http://schemas.microsoft.com/office/drawing/2015/9/8/chartex" xmlns:cx2="http://schemas.microsoft.com/office/drawing/2015/10/21/chartex" xmlns:cx3="http://schemas.microsoft.com/office/drawing/2016/5/9/chartex" xmlns:cx4="http://schemas.microsoft.com/office/drawing/2016/5/10/chartex" xmlns:cx5="http://schemas.microsoft.com/office/drawing/2016/5/11/chartex" xmlns:cx6="http://schemas.microsoft.com/office/drawing/2016/5/12/chartex" xmlns:cx7="http://schemas.microsoft.com/office/drawing/2016/5/13/chartex" xmlns:cx8="http://schemas.microsoft.com/office/drawing/2016/5/14/chartex" xmlns:mc="http://schemas.openxmlformats.org/markup-compatibility/2006" xmlns:aink="http://schemas.microsoft.com/office/drawing/2016/ink" xmlns:am3d="http://schemas.microsoft.com/office/drawing/2017/model3d" xmlns:o="urn:schemas-microsoft-com:office:office" xmlns:oel="http://schemas.microsoft.com/office/2019/extlst" xmlns:r="http://schemas.openxmlformats.org/officeDocument/2006/relationships" xmlns:m="http://schemas.openxmlformats.org/officeDocument/2006/math" xmlns:v="urn:schemas-microsoft-com:vml" xmlns:wp14="http://schemas.microsoft.com/office/word/2010/wordprocessingDrawing" xmlns:wp="http://schemas.openxmlformats.org/drawingml/2006/wordprocessingDrawing" xmlns:w10="urn:schemas-microsoft-com:office:word" xmlns:w="http://schemas.openxmlformats.org/wordprocessingml/2006/main" xmlns:w14="http://schemas.microsoft.com/office/word/2010/wordml" xmlns:w15="http://schemas.microsoft.com/office/word/2012/wordml" xmlns:w16cex="http://schemas.microsoft.com/office/word/2018/wordml/cex" xmlns:w16cid="http://schemas.microsoft.com/office/word/2016/wordml/cid" xmlns:w16="http://schemas.microsoft.com/office/word/2018/wordml" xmlns:w16du="http://schemas.microsoft.com/office/word/2023/wordml/word16du" xmlns:w16sdtdh="http://schemas.microsoft.com/office/word/2020/wordml/sdtdatahash" xmlns:w16sdtfl="http://schemas.microsoft.com/office/word/2024/wordml/sdtformatlock" xmlns:w16se="http://schemas.microsoft.com/office/word/2015/wordml/symex" xmlns:wpg="http://schemas.microsoft.com/office/word/2010/wordprocessingGroup" xmlns:wpi="http://schemas.microsoft.com/office/word/2010/wordprocessingInk" xmlns:wne="http://schemas.microsoft.com/office/word/2006/wordml" xmlns:wps="http://schemas.microsoft.com/office/word/2010/wordprocessingShape" mc:Ignorable="w14 w15 w16se w16cid w16 w16cex w16sdtdh w16sdtfl w16du wp14">
+<w:document xmlns:wpc="http://schemas.microsoft.com/office/word/2010/wordprocessingCanvas" xmlns:mc="http://schemas.openxmlformats.org/markup-compatibility/2006" xmlns:o="urn:schemas-microsoft-com:office:office" xmlns:r="http://schemas.openxmlformats.org/officeDocument/2006/relationships" xmlns:m="http://schemas.openxmlformats.org/officeDocument/2006/math" xmlns:v="urn:schemas-microsoft-com:vml" xmlns:wp14="http://schemas.microsoft.com/office/word/2010/wordprocessingDrawing" xmlns:wp="http://schemas.openxmlformats.org/drawingml/2006/wordprocessingDrawing" xmlns:w10="urn:schemas-microsoft-com:office:word" xmlns:w="http://schemas.openxmlformats.org/wordprocessingml/2006/main" xmlns:w14="http://schemas.microsoft.com/office/word/2010/wordml" xmlns:wpg="http://schemas.microsoft.com/office/word/2010/wordprocessingGroup" xmlns:wpi="http://schemas.microsoft.com/office/word/2010/wordprocessingInk" xmlns:wne="http://schemas.microsoft.com/office/word/2006/wordml" xmlns:wps="http://schemas.microsoft.com/office/word/2010/wordprocessingShape" mc:Ignorable="w14 wp14">
   <w:body>
     <w:p>
       <w:pPr>
@@ -12,6 +12,7 @@
       <w:r>
         <w:rPr>
           <w:noProof/>
+          <w:lang w:val="en-PH" w:eastAsia="en-PH"/>
         </w:rPr>
         <w:drawing>
           <wp:anchor distT="0" distB="0" distL="114300" distR="114300" simplePos="0" relativeHeight="251661312" behindDoc="0" locked="0" layoutInCell="1" allowOverlap="1" wp14:anchorId="46AD3C45" wp14:editId="3FA99661">
@@ -39,7 +40,7 @@
                     </pic:cNvPicPr>
                   </pic:nvPicPr>
                   <pic:blipFill>
-                    <a:blip r:embed="rId8" cstate="print">
+                    <a:blip r:embed="rId9" cstate="print">
                       <a:extLst>
                         <a:ext uri="{28A0092B-C50C-407E-A947-70E740481C1C}">
                           <a14:useLocalDpi xmlns:a14="http://schemas.microsoft.com/office/drawing/2010/main" val="0"/>
@@ -147,19 +148,19 @@
           <w:sz w:val="40"/>
           <w:szCs w:val="40"/>
         </w:rPr>
-        <w:t>, Pangasinan</w:t>
-      </w:r>
-    </w:p>
-    <w:p>
-      <w:pPr>
-        <w:jc w:val="center"/>
+        <w:t xml:space="preserve">, </w:t>
+      </w:r>
+      <w:proofErr w:type="spellStart"/>
+      <w:r>
         <w:rPr>
           <w:b/>
           <w:bCs/>
           <w:sz w:val="40"/>
           <w:szCs w:val="40"/>
         </w:rPr>
-      </w:pPr>
+        <w:t>Pangasinan</w:t>
+      </w:r>
+      <w:proofErr w:type="spellEnd"/>
     </w:p>
     <w:p>
       <w:pPr>
@@ -187,10 +188,23 @@
       <w:pPr>
         <w:jc w:val="center"/>
         <w:rPr>
+          <w:b/>
+          <w:bCs/>
           <w:sz w:val="40"/>
           <w:szCs w:val="40"/>
         </w:rPr>
       </w:pPr>
+      <w:bookmarkStart w:id="0" w:name="_GoBack"/>
+      <w:bookmarkEnd w:id="0"/>
+    </w:p>
+    <w:p>
+      <w:pPr>
+        <w:jc w:val="center"/>
+        <w:rPr>
+          <w:sz w:val="40"/>
+          <w:szCs w:val="40"/>
+        </w:rPr>
+      </w:pPr>
     </w:p>
     <w:p>
       <w:pPr>
@@ -346,15 +360,18 @@
       <w:pPr>
         <w:pStyle w:val="Heading2"/>
       </w:pPr>
-      <w:bookmarkStart w:id="0" w:name="_rd9a4k1iaczq" w:colFirst="0" w:colLast="0"/>
-      <w:bookmarkEnd w:id="0"/>
+      <w:bookmarkStart w:id="1" w:name="_rd9a4k1iaczq" w:colFirst="0" w:colLast="0"/>
+      <w:bookmarkEnd w:id="1"/>
       <w:r>
         <w:t>Background of the Study</w:t>
       </w:r>
     </w:p>
     <w:p>
       <w:r>
-        <w:t>Many local leaders struggle with old ways of managing history and tourist spots. We've noticed that paper records often keep the community in the dark. A recent study by the Global Tourism Council shows that towns with a strong web presence get much more attention than those that don't (Wilson, 2025). So, we're writing this to show how a centralized system can change that.</w:t>
+        <w:t>Many local leaders struggle with old ways of managing history and tourist spots. We've noticed that paper records often keep the community in the dark. A recent study by the Global Tourism Council s</w:t>
+      </w:r>
+      <w:r>
+        <w:t>hows that towns with a strong web presence get much more attention than those that don't (Wilson, 2025). So, we're writing this to show how a centralized system can change that.</w:t>
       </w:r>
     </w:p>
     <w:p>
@@ -371,7 +388,21 @@
     </w:p>
     <w:p>
       <w:r>
-        <w:t>Our goal is to look at how computers help local offices run better and keep their culture alive. We designed this guidebook for staff who want to move away from slow, manual work like filing paper forms or hunting through old folders. Our main result is a process that takes cultural data from old files and puts it into things like digital maps, searchable databases, and virtual tours. We want to make it easier for you to share your town's story with the rest of the world.</w:t>
+        <w:t>Our goal is to look at how computers help local offices run better and keep t</w:t>
+      </w:r>
+      <w:r>
+        <w:t xml:space="preserve">heir culture alive. We designed this guidebook for staff who </w:t>
+      </w:r>
+      <w:proofErr w:type="gramStart"/>
+      <w:r>
+        <w:t>want</w:t>
+      </w:r>
+      <w:proofErr w:type="gramEnd"/>
+      <w:r>
+        <w:t xml:space="preserve"> to move away from slow, manual work like filing paper forms or hunting through old folders. Our main result is a process that takes cultural data from old files and puts it into things like </w:t>
+      </w:r>
+      <w:r>
+        <w:t>digital maps, searchable databases, and virtual tours. We want to make it easier for you to share your town's story with the rest of the world.</w:t>
       </w:r>
     </w:p>
     <w:p>
@@ -388,18 +419,19 @@
     </w:p>
     <w:p>
       <w:r>
-        <w:t xml:space="preserve">Moving to a digital setup involves a mix of leadership, community habits, and technical skills. </w:t>
-      </w:r>
-      <w:proofErr w:type="spellStart"/>
-      <w:r>
-        <w:t>inp</w:t>
-      </w:r>
-      <w:r>
-        <w:t>We</w:t>
-      </w:r>
-      <w:proofErr w:type="spellEnd"/>
-      <w:r>
-        <w:t xml:space="preserve"> see this as a complex process that connects a town's past with its future (Reyes, 2024; Smith, 2023). Experts often call this shift an impactful phenomenon where the way people experience local heritage is dramatically changed (Cruz, 2022). We want to explore these factors more deeply to help you build a system that actually lasts.</w:t>
+        <w:t xml:space="preserve">Moving to a digital setup involves a mix of leadership, community habits, and technical </w:t>
+      </w:r>
+      <w:r>
+        <w:t xml:space="preserve">skills. </w:t>
+      </w:r>
+      <w:r>
+        <w:t xml:space="preserve">We see this </w:t>
+      </w:r>
+      <w:r>
+        <w:t>as a complex process that connects a town's past with its future (Reyes, 2024; Smith, 2023). Experts often call this shift an impactful phenomenon where the way people experience local heritage is dramatically changed (Cruz, 2022). We want to explore these</w:t>
+      </w:r>
+      <w:r>
+        <w:t xml:space="preserve"> factors more deeply to help you build a system that actually lasts.</w:t>
       </w:r>
     </w:p>
     <w:p>
@@ -424,15 +456,26 @@
       </w:r>
       <w:proofErr w:type="spellEnd"/>
       <w:r>
-        <w:t xml:space="preserve">, Pangasinan as our research locale because it serves as the heart of tourism and cultural management for the town. </w:t>
+        <w:t xml:space="preserve">, </w:t>
       </w:r>
       <w:proofErr w:type="spellStart"/>
       <w:r>
+        <w:t>Pangasinan</w:t>
+      </w:r>
+      <w:proofErr w:type="spellEnd"/>
+      <w:r>
+        <w:t xml:space="preserve"> as our research locale because it serves as the heart of tourism and cultural management for the town. </w:t>
+      </w:r>
+      <w:proofErr w:type="spellStart"/>
+      <w:r>
         <w:t>Mangatarem</w:t>
       </w:r>
       <w:proofErr w:type="spellEnd"/>
       <w:r>
-        <w:t xml:space="preserve"> is a first-class municipality with a deep history and natural landmarks like the </w:t>
+        <w:t xml:space="preserve"> is a </w:t>
+      </w:r>
+      <w:r>
+        <w:t xml:space="preserve">first-class municipality with a deep history and natural landmarks like the </w:t>
       </w:r>
       <w:proofErr w:type="spellStart"/>
       <w:r>
@@ -440,7 +483,10 @@
       </w:r>
       <w:proofErr w:type="spellEnd"/>
       <w:r>
-        <w:t xml:space="preserve"> Spring National Park. Many local offices today struggle to keep their records organized, which often leaves the community in the dark about their own heritage. So, we're focusing our work here to help the LGU move away from manual, paper-based filing.</w:t>
+        <w:t xml:space="preserve"> Spring National Park. Many local offices today struggle to keep their records organized, which often leaves the community in the dark about their own heritage. So, we're </w:t>
+      </w:r>
+      <w:r>
+        <w:t>focusing our work here to help the LGU move away from manual, paper-based filing.</w:t>
       </w:r>
     </w:p>
     <w:p>
@@ -457,7 +503,21 @@
     </w:p>
     <w:p>
       <w:r>
-        <w:t>The LGU is the perfect spot for our study because the tourism office acts as the main hub for every barangay’s unique traditions and data. We found that this office provides a well-organized and professional environment where we can easily coordinate with officials to verify historical facts. By working directly in these municipal spaces, we can ensure the cultural data we collect is accurate and reflects the town's true identity. We've designed this process to take those old physical files and turn them into digital maps and searchable databases that you can access easily.</w:t>
+        <w:t>The LGU is the perfect spot for our study because the tourism office acts as the main hub for every barangay’s unique traditions and data. We found that this office provides</w:t>
+      </w:r>
+      <w:r>
+        <w:t xml:space="preserve"> a well-organized and professional environment where we can easily coordinate with officials to verify historical facts. By working directly in these municipal spaces, we can ensure the cultural data we collect </w:t>
+      </w:r>
+      <w:proofErr w:type="gramStart"/>
+      <w:r>
+        <w:t>is</w:t>
+      </w:r>
+      <w:proofErr w:type="gramEnd"/>
+      <w:r>
+        <w:t xml:space="preserve"> accurate and reflects the town's true iden</w:t>
+      </w:r>
+      <w:r>
+        <w:t>tity. We've designed this process to take those old physical files and turn them into digital maps and searchable databases that you can access easily.</w:t>
       </w:r>
     </w:p>
     <w:p>
@@ -475,15 +535,21 @@
     <w:p>
       <w:r>
         <w:lastRenderedPageBreak/>
-        <w:t>Moving to a digital system isn't just a simple technical update; it's a vital change that connects a town's past with its future (Reyes, 2024; Smith, 2023). Experts often see this transition as an impactful phenomenon where the way people experience local heritage is dramatically changed (Cruz, 2022). We're exploring these factors to make sure the town's cultural assets are preserved for a much wider audience. And since the LGU is the primary decision-maker, our goal is to provide them with a system that actually works for the long term.</w:t>
+        <w:t>Moving to a digital system isn't just a simple technical update; it's a vital change that connects a to</w:t>
+      </w:r>
+      <w:r>
+        <w:t>wn's past with its future (Reyes, 2024; Smith, 2023). Experts often see this transition as an impactful phenomenon where the way people experience local heritage is dramatically changed (Cruz, 2022). We're exploring these factors to make sure the town's cu</w:t>
+      </w:r>
+      <w:r>
+        <w:t>ltural assets are preserved for a much wider audience. And since the LGU is the primary decision-maker, our goal is to provide them with a system that actually works for the long term.</w:t>
       </w:r>
     </w:p>
     <w:p>
       <w:pPr>
         <w:pStyle w:val="Heading3"/>
       </w:pPr>
-      <w:bookmarkStart w:id="1" w:name="_ef7r3ubks8qs" w:colFirst="0" w:colLast="0"/>
-      <w:bookmarkEnd w:id="1"/>
+      <w:bookmarkStart w:id="2" w:name="_ef7r3ubks8qs" w:colFirst="0" w:colLast="0"/>
+      <w:bookmarkEnd w:id="2"/>
       <w:r>
         <w:t>Encountered Problems</w:t>
       </w:r>
@@ -498,7 +564,16 @@
       </w:r>
       <w:proofErr w:type="spellEnd"/>
       <w:r>
-        <w:t xml:space="preserve"> struggles to keep tourism info fresh. Right now, workers rely on manual tasks and messy habits. When barangay leaders want to share an update, they send text messages or make quick phone calls. Sometimes they even hand over physical papers. This makes it hard for the main tourism office to verify everything quickly. A recent study shows that when information is scattered like this, visitors often get confused by conflicting details they find online (Wilson, 2025). We see that this slow, traditional way of talking to stakeholders delays big events and seasonal campaigns. It also makes it tough for students to find historical facts because there isn't a central digital spot they can check from home.</w:t>
+        <w:t xml:space="preserve"> struggles</w:t>
+      </w:r>
+      <w:r>
+        <w:t xml:space="preserve"> to keep tourism info fresh. Right now, workers rely on manual tasks and messy habits. When barangay leaders want to share an update, they send text messages or make quick phone calls. Sometimes they even hand over physical papers. This makes it hard for t</w:t>
+      </w:r>
+      <w:r>
+        <w:t>he main tourism office to verify everything quickly. A recent study shows that when information is scattered like this, visitors often get confused by conflicting details they find online (Wilson, 2025). We see that this slow, traditional way of talking to</w:t>
+      </w:r>
+      <w:r>
+        <w:t xml:space="preserve"> stakeholders delays big events and seasonal campaigns. It also makes it tough for students to find historical facts because there isn't a central digital spot they can check from home.</w:t>
       </w:r>
     </w:p>
     <w:p>
@@ -515,7 +590,10 @@
     </w:p>
     <w:p>
       <w:r>
-        <w:t xml:space="preserve">To fix these issues, we're building the "Interactive Digital Cultural Map and Local Tourism Information System for </w:t>
+        <w:t>To fix these issues, we're building the "Interactive Digital Cultural</w:t>
+      </w:r>
+      <w:r>
+        <w:t xml:space="preserve"> Map and Local Tourism Information System for </w:t>
       </w:r>
       <w:proofErr w:type="spellStart"/>
       <w:r>
@@ -523,10 +601,24 @@
       </w:r>
       <w:proofErr w:type="spellEnd"/>
       <w:r>
-        <w:t xml:space="preserve">, Pangasinan." We designed this system to replace those slow, manual chores with a single web-based platform. Our goal is to make sure every tourist and resident can find the same accurate information in one place. By putting cultural maps and town data online, we can help the LGU work faster and keep their records consistent. Experts often call this move to digital tools an impactful phenomenon that changes how people connect with their heritage (Cruz, 2022). We want to give the town a reliable tool that makes </w:t>
+        <w:t xml:space="preserve">, </w:t>
       </w:r>
       <w:proofErr w:type="spellStart"/>
       <w:r>
+        <w:t>Pangasinan</w:t>
+      </w:r>
+      <w:proofErr w:type="spellEnd"/>
+      <w:r>
+        <w:t>." We designed this system to replace those slow, manual chores with a single web-based platform. Our goal is to make sure every tourist and resident can find the same accurate information</w:t>
+      </w:r>
+      <w:r>
+        <w:t xml:space="preserve"> in one place. By putting cultural maps and town data online, we can help the LGU work faster and keep their records consistent. Experts often call this move to digital tools an impactful phenomenon that changes how people connect with their heritage (Cruz</w:t>
+      </w:r>
+      <w:r>
+        <w:t xml:space="preserve">, 2022). We want to give the town a reliable tool that makes </w:t>
+      </w:r>
+      <w:proofErr w:type="spellStart"/>
+      <w:r>
         <w:t>Mangatarem's</w:t>
       </w:r>
       <w:proofErr w:type="spellEnd"/>
@@ -538,8 +630,8 @@
       <w:pPr>
         <w:pStyle w:val="Heading2"/>
       </w:pPr>
-      <w:bookmarkStart w:id="2" w:name="_i0e6dxsplbuo" w:colFirst="0" w:colLast="0"/>
-      <w:bookmarkEnd w:id="2"/>
+      <w:bookmarkStart w:id="3" w:name="_i0e6dxsplbuo" w:colFirst="0" w:colLast="0"/>
+      <w:bookmarkEnd w:id="3"/>
       <w:r>
         <w:t>Purpose and Description</w:t>
       </w:r>
@@ -554,7 +646,15 @@
       </w:r>
       <w:proofErr w:type="spellEnd"/>
       <w:r>
-        <w:t>, Pangasinan. We want to provide an easy, interactive platform that cleans up the way data is managed while making the town’s heritage easy for everyone to find.</w:t>
+        <w:t xml:space="preserve">, </w:t>
+      </w:r>
+      <w:proofErr w:type="spellStart"/>
+      <w:r>
+        <w:t>Pangasinan</w:t>
+      </w:r>
+      <w:proofErr w:type="spellEnd"/>
+      <w:r>
+        <w:t>. We want to provide an easy, interactive platform that cleans up the way data is managed while making the town’s heritage easy for everyone to find.</w:t>
       </w:r>
     </w:p>
     <w:p>
@@ -571,7 +671,10 @@
     </w:p>
     <w:p>
       <w:r>
-        <w:t xml:space="preserve">Once the proposed Interactive Digital Cultural Map and Local Tourism Information System for </w:t>
+        <w:t>Once the proposed Interactive Digital Cultural Map and Local Tourism Information Sy</w:t>
+      </w:r>
+      <w:r>
+        <w:t xml:space="preserve">stem for </w:t>
       </w:r>
       <w:proofErr w:type="spellStart"/>
       <w:r>
@@ -579,7 +682,15 @@
       </w:r>
       <w:proofErr w:type="spellEnd"/>
       <w:r>
-        <w:t xml:space="preserve">, Pangasinan is implemented to the Local Government Unit (LGU) of </w:t>
+        <w:t xml:space="preserve">, </w:t>
+      </w:r>
+      <w:proofErr w:type="spellStart"/>
+      <w:r>
+        <w:t>Pangasinan</w:t>
+      </w:r>
+      <w:proofErr w:type="spellEnd"/>
+      <w:r>
+        <w:t xml:space="preserve"> is implemented to the Local Government Unit (LGU) of </w:t>
       </w:r>
       <w:proofErr w:type="spellStart"/>
       <w:r>
@@ -617,7 +728,13 @@
         <w:t>Administrative and Stakeholder Users (LGU Tourism Office and Barangay Representatives)</w:t>
       </w:r>
       <w:r>
-        <w:t xml:space="preserve"> – This category is the primary beneficiary, as it provides a centralized platform for the LGU to promote tourism and manage cultural data. It allows the Tourism Office staff to verify facts from every barangay, ensuring the public receives accurate and authoritative information. Barangay representatives benefit from a dedicated portal </w:t>
+        <w:t xml:space="preserve"> –</w:t>
+      </w:r>
+      <w:r>
+        <w:t xml:space="preserve"> This category is the primary beneficiary, as it provides a centralized platform for the LGU to promote tourism and manage cultural data. It allows the Tourism Office staff to verify facts from every barangay, ensuring the public receives accurate and auth</w:t>
+      </w:r>
+      <w:r>
+        <w:t xml:space="preserve">oritative information. Barangay representatives benefit from a dedicated portal </w:t>
       </w:r>
       <w:r>
         <w:lastRenderedPageBreak/>
@@ -636,7 +753,14 @@
           <w:b/>
           <w:bCs/>
         </w:rPr>
-        <w:t>General Public and Academic Users (Tourists, Visitors, and Researchers)</w:t>
+        <w:t>General Public and Academic Users (Tourists, Visitors, an</w:t>
+      </w:r>
+      <w:r>
+        <w:rPr>
+          <w:b/>
+          <w:bCs/>
+        </w:rPr>
+        <w:t>d Researchers)</w:t>
       </w:r>
       <w:r>
         <w:t xml:space="preserve"> – This category benefits from an interactive and educational tool to explore </w:t>
@@ -647,7 +771,10 @@
       </w:r>
       <w:proofErr w:type="spellEnd"/>
       <w:r>
-        <w:t xml:space="preserve"> heritage. Tourists gain a mobile-responsive map to discover landmarks and plan their visits, while students and researchers can access a digital archive of cultural profiles and historical records from any location, eliminating the need for physical travel to the tourism office for basic data gathering.</w:t>
+        <w:t xml:space="preserve"> heritage. Tourists gain a mobile-responsive map to discover landmarks and plan their visits, while students and researchers can access a digital archiv</w:t>
+      </w:r>
+      <w:r>
+        <w:t>e of cultural profiles and historical records from any location, eliminating the need for physical travel to the tourism office for basic data gathering.</w:t>
       </w:r>
     </w:p>
     <w:p/>
@@ -676,7 +803,10 @@
       </w:r>
       <w:proofErr w:type="spellEnd"/>
       <w:r>
-        <w:t xml:space="preserve"> – The community at large gains a digital safeguard for their traditions and festivals, fostering local pride and ensuring that their heritage is preserved in a secure, accessible format for future generations.</w:t>
+        <w:t xml:space="preserve"> – The community at large gains a digital safeguard for their traditions and </w:t>
+      </w:r>
+      <w:r>
+        <w:t>festivals, fostering local pride and ensuring that their heritage is preserved in a secure, accessible format for future generations.</w:t>
       </w:r>
     </w:p>
     <w:p>
@@ -693,15 +823,21 @@
     </w:p>
     <w:p>
       <w:r>
-        <w:t>We see that the current way of using text messages and paper forms is just too slow. It leads to mistakes and leaves people confused when they find old information online. By using digital maps and a single format, we're building a source of truth for the whole town. We assume this computing solution will effectively fix these communication gaps and give the LGU a modern, impactful way to manage its cultural treasures.</w:t>
+        <w:t>We see that the current way of using text messages and paper forms is just too slow. It leads to mistakes and leaves peop</w:t>
+      </w:r>
+      <w:r>
+        <w:t>le confused when they find old information online. By using digital maps and a single format, we're building a source of truth for the whole town. We assume this computing solution will effectively fix these communication gaps and give the LGU a modern, im</w:t>
+      </w:r>
+      <w:r>
+        <w:t>pactful way to manage its cultural treasures.</w:t>
       </w:r>
     </w:p>
     <w:p>
       <w:pPr>
         <w:pStyle w:val="Heading2"/>
       </w:pPr>
-      <w:bookmarkStart w:id="3" w:name="_965qi2lia4xi" w:colFirst="0" w:colLast="0"/>
-      <w:bookmarkEnd w:id="3"/>
+      <w:bookmarkStart w:id="4" w:name="_965qi2lia4xi" w:colFirst="0" w:colLast="0"/>
+      <w:bookmarkEnd w:id="4"/>
       <w:r>
         <w:rPr>
           <w:b/>
@@ -720,7 +856,18 @@
       </w:r>
       <w:proofErr w:type="spellEnd"/>
       <w:r>
-        <w:t>, Pangasinan. We want to build a tool that makes it easy for the town to manage its history and tourist spots while moving away from slow, manual chores.</w:t>
+        <w:t xml:space="preserve">, </w:t>
+      </w:r>
+      <w:proofErr w:type="spellStart"/>
+      <w:r>
+        <w:t>Panga</w:t>
+      </w:r>
+      <w:r>
+        <w:t>sinan</w:t>
+      </w:r>
+      <w:proofErr w:type="spellEnd"/>
+      <w:r>
+        <w:t>. We want to build a tool that makes it easy for the town to manage its history and tourist spots while moving away from slow, manual chores.</w:t>
       </w:r>
     </w:p>
     <w:p>
@@ -760,7 +907,10 @@
         </w:numPr>
       </w:pPr>
       <w:r>
-        <w:t>To analyze the existing process of how the town currently collects and shares tourism and cultural facts to identify where things get messy and where we can make improvements.</w:t>
+        <w:t xml:space="preserve">To analyze the existing </w:t>
+      </w:r>
+      <w:r>
+        <w:t>process of how the town currently collects and shares tourism and cultural facts to identify where things get messy and where we can make improvements.</w:t>
       </w:r>
     </w:p>
     <w:p>
@@ -782,7 +932,10 @@
         </w:numPr>
       </w:pPr>
       <w:r>
-        <w:t>Administrative and Stakeholder Users (LGU Staff and Contributors)</w:t>
+        <w:t>Administrative and Stakeho</w:t>
+      </w:r>
+      <w:r>
+        <w:t>lder Users (LGU Staff and Contributors)</w:t>
       </w:r>
     </w:p>
     <w:p>
@@ -804,7 +957,10 @@
         </w:numPr>
       </w:pPr>
       <w:r>
-        <w:t>To test and evaluate the system’s functionality, performance, security, usability, and acceptability to ensure it meets user requirements and professional standards.</w:t>
+        <w:t xml:space="preserve">To test and evaluate the system’s functionality, performance, security, usability, and acceptability to ensure it meets user requirements and professional </w:t>
+      </w:r>
+      <w:r>
+        <w:t>standards.</w:t>
       </w:r>
     </w:p>
     <w:p>
@@ -822,19 +978,25 @@
       <w:pPr>
         <w:pStyle w:val="Heading2"/>
       </w:pPr>
-      <w:bookmarkStart w:id="4" w:name="_h5xmcydi1he5" w:colFirst="0" w:colLast="0"/>
-      <w:bookmarkEnd w:id="4"/>
+      <w:bookmarkStart w:id="5" w:name="_h5xmcydi1he5" w:colFirst="0" w:colLast="0"/>
+      <w:bookmarkEnd w:id="5"/>
       <w:r>
         <w:t>Conceptual Framework</w:t>
       </w:r>
     </w:p>
     <w:p>
       <w:r>
-        <w:t xml:space="preserve">We're using the Input-Process-Output (IPO) model to map out exactly how we'll build this system from the ground up. It’s a simple way to show the raw ingredients we need, the steps </w:t>
+        <w:t>We're using the Input-Process-Output (IPO) model to map out exactly how we'll build this system from the ground up</w:t>
+      </w:r>
+      <w:r>
+        <w:t xml:space="preserve">. It’s a simple way to show the raw ingredients we need, the steps </w:t>
       </w:r>
       <w:r>
         <w:lastRenderedPageBreak/>
-        <w:t>we'll take to build the code, and the final platform we'll deliver to the town. Think of it as a roadmap that connects our technical tools with the actual work of creating the cultural map. By following this model, we can make sure every piece of the project fits together and solves the real problems the LGU is facing.</w:t>
+        <w:t>we'll take to build the code, and the final platform we'll deliver to the town. Think of it as a roadmap that connects our technical tools with the actual work of creating the cultural map.</w:t>
+      </w:r>
+      <w:r>
+        <w:t xml:space="preserve"> By following this model, we can make sure every piece of the project fits together and solves the real problems the LGU is facing.</w:t>
       </w:r>
     </w:p>
     <w:p>
@@ -935,6 +1097,7 @@
       <w:r>
         <w:rPr>
           <w:noProof/>
+          <w:lang w:val="en-PH" w:eastAsia="en-PH"/>
         </w:rPr>
         <w:drawing>
           <wp:anchor distT="0" distB="0" distL="114300" distR="114300" simplePos="0" relativeHeight="251658240" behindDoc="0" locked="0" layoutInCell="1" allowOverlap="1" wp14:anchorId="6FF62E82" wp14:editId="3CF417DA">
@@ -960,7 +1123,7 @@
                     <pic:cNvPicPr/>
                   </pic:nvPicPr>
                   <pic:blipFill>
-                    <a:blip r:embed="rId9" cstate="print">
+                    <a:blip r:embed="rId10" cstate="print">
                       <a:extLst>
                         <a:ext uri="{28A0092B-C50C-407E-A947-70E740481C1C}">
                           <a14:useLocalDpi xmlns:a14="http://schemas.microsoft.com/office/drawing/2010/main" val="0"/>
@@ -1037,24 +1200,39 @@
     </w:p>
     <w:p>
       <w:r>
-        <w:t xml:space="preserve">The conceptual framework illustrated above delineates the systematic flow of the project. The Inputs specify the technical and physical resources, along with the domain knowledge required by the developers to undertake the project. These resources feed into the Process, which employs the Rapid Application Development (RAD) methodology to iteratively design, prototype, and build the platform through structured phases. This structured process ensures that the final Output — the Interactive Digital Cultural Map and Local Tourism Information System — is developed efficiently and aligns with the functional and operational requirements of the </w:t>
+        <w:t>The conceptual framework illustrated above delineates the systematic flow of the project. The Inputs specify th</w:t>
+      </w:r>
+      <w:r>
+        <w:t>e technical and physical resources, along with the domain knowledge required by the developers to undertake the project. These resources feed into the Process, which employs the Rapid Application Development (RAD) methodology to iteratively design, prototy</w:t>
+      </w:r>
+      <w:r>
+        <w:t xml:space="preserve">pe, and build the platform through structured phases. This structured process ensures that the final Output — the Interactive Digital Cultural Map and Local Tourism Information System — is </w:t>
+      </w:r>
+      <w:r>
+        <w:lastRenderedPageBreak/>
+        <w:t>developed efficiently and aligns with the functional and operationa</w:t>
+      </w:r>
+      <w:r>
+        <w:t xml:space="preserve">l requirements of the </w:t>
       </w:r>
       <w:proofErr w:type="spellStart"/>
       <w:r>
-        <w:lastRenderedPageBreak/>
         <w:t>Mangatarem</w:t>
       </w:r>
       <w:proofErr w:type="spellEnd"/>
       <w:r>
-        <w:t xml:space="preserve"> LGU and its stakeholders. The feedback loop ensures that any issues identified during testing or post-deployment can be communicated back to the development team to refine the system inputs and processes, resulting in continuous improvement.</w:t>
+        <w:t xml:space="preserve"> LGU and its stakeholders. The feedback loop ensures that any issues identified during testing or post-deployment can be communicated back to the development team to refine the system inputs and processes, resulting in conti</w:t>
+      </w:r>
+      <w:r>
+        <w:t>nuous improvement.</w:t>
       </w:r>
     </w:p>
     <w:p>
       <w:pPr>
         <w:pStyle w:val="Heading2"/>
       </w:pPr>
-      <w:bookmarkStart w:id="5" w:name="_h1pqa33x9kzn" w:colFirst="0" w:colLast="0"/>
-      <w:bookmarkEnd w:id="5"/>
+      <w:bookmarkStart w:id="6" w:name="_h1pqa33x9kzn" w:colFirst="0" w:colLast="0"/>
+      <w:bookmarkEnd w:id="6"/>
       <w:r>
         <w:t>Scope and Limitations</w:t>
       </w:r>
@@ -1063,8 +1241,8 @@
       <w:pPr>
         <w:pStyle w:val="Heading3"/>
       </w:pPr>
-      <w:bookmarkStart w:id="6" w:name="_n3tki5nunsy9" w:colFirst="0" w:colLast="0"/>
-      <w:bookmarkEnd w:id="6"/>
+      <w:bookmarkStart w:id="7" w:name="_n3tki5nunsy9" w:colFirst="0" w:colLast="0"/>
+      <w:bookmarkEnd w:id="7"/>
       <w:r>
         <w:t>Scope</w:t>
       </w:r>
@@ -1079,15 +1257,29 @@
       </w:r>
       <w:proofErr w:type="spellEnd"/>
       <w:r>
-        <w:t xml:space="preserve">, Pangasinan. The system will be built utilizing web technologies including HTML, CSS (Tailwind CSS), and JavaScript for the frontend interface, Python with the Flask framework for server-side application logic, and PostgreSQL as the primary relational database management system — managed via </w:t>
+        <w:t xml:space="preserve">, </w:t>
       </w:r>
       <w:proofErr w:type="spellStart"/>
       <w:r>
+        <w:t>Pangasinan</w:t>
+      </w:r>
+      <w:proofErr w:type="spellEnd"/>
+      <w:r>
+        <w:t>. The system will be built utilizing web technologies including HTML, CSS (Tailwind CSS), and JavaScript for the frontend interface, Python with the Flask framework for server-side application logic, and PostgreSQL as the primary relational dat</w:t>
+      </w:r>
+      <w:r>
+        <w:t xml:space="preserve">abase management system — managed via </w:t>
+      </w:r>
+      <w:proofErr w:type="spellStart"/>
+      <w:r>
         <w:t>Supabase</w:t>
       </w:r>
       <w:proofErr w:type="spellEnd"/>
       <w:r>
-        <w:t xml:space="preserve"> for cloud-native persistence and real-time features. Figma will be utilized for user interface and user experience design during the prototyping phase. The key functionalities provided by the software include a public-facing interactive map where the </w:t>
+        <w:t xml:space="preserve"> for cloud-native persistence and real-time features. Figma will be utilized for user interface and user experience design during the prototyping phase. The key functionalities provided by the software include </w:t>
+      </w:r>
+      <w:r>
+        <w:t xml:space="preserve">a public-facing interactive map where the </w:t>
       </w:r>
       <w:r>
         <w:rPr>
@@ -1104,18 +1296,39 @@
           <w:b/>
           <w:bCs/>
         </w:rPr>
-        <w:t>Administrative and Stakeholder</w:t>
-      </w:r>
-      <w:r>
-        <w:t xml:space="preserve"> users, the system features a decentralized content contribution portal that allows authorized Barangay Representatives to submit, upload, and propose updates for local tourism content, alongside a centralized administrative dashboard for LGU Tourism Office staff to moderate all submissions through an approve-or-reject workflow, manage user accounts, and publish municipal-wide tourism announcements. Students and researchers within the public category are provided with structured access to archived cultural profiles and historical records to support academic data gathering and heritage research.</w:t>
+        <w:t>Administrative and St</w:t>
+      </w:r>
+      <w:r>
+        <w:rPr>
+          <w:b/>
+          <w:bCs/>
+        </w:rPr>
+        <w:t>akeholder</w:t>
+      </w:r>
+      <w:r>
+        <w:t xml:space="preserve"> users, the system features </w:t>
+      </w:r>
+      <w:proofErr w:type="gramStart"/>
+      <w:r>
+        <w:t>a decentralized content contribution portal that allows authorized Barangay Representatives to submit, upload, and propose updates for local tourism content, alongside a centralized administrative dashboard for LGU Tour</w:t>
+      </w:r>
+      <w:r>
+        <w:t>ism Office staff to moderate all submissions through an approve-or-reject workflow, manage user accounts, and publish</w:t>
+      </w:r>
+      <w:proofErr w:type="gramEnd"/>
+      <w:r>
+        <w:t xml:space="preserve"> municipal-wide tourism announcements. Students and researchers within the public category are provided with structured access to archived </w:t>
+      </w:r>
+      <w:r>
+        <w:t>cultural profiles and historical records to support academic data gathering and heritage research.</w:t>
       </w:r>
     </w:p>
     <w:p>
       <w:pPr>
         <w:pStyle w:val="Heading3"/>
       </w:pPr>
-      <w:bookmarkStart w:id="7" w:name="_dke64jh0lci" w:colFirst="0" w:colLast="0"/>
-      <w:bookmarkEnd w:id="7"/>
+      <w:bookmarkStart w:id="8" w:name="_dke64jh0lci" w:colFirst="0" w:colLast="0"/>
+      <w:bookmarkEnd w:id="8"/>
       <w:r>
         <w:t>Limitations</w:t>
       </w:r>
@@ -1130,7 +1343,19 @@
       </w:r>
       <w:proofErr w:type="spellEnd"/>
       <w:r>
-        <w:t xml:space="preserve">, it will not include online booking, reservation, or payment gateway functionalities for local accommodations, tour guides, or event ticketing. The interactive map and all system features require an active internet connection; full offline capabilities such as cached map tiles or offline content browsing are not within the scope of this project. Performance and scalability are designed to accommodate the expected volume of tourist traffic and barangay-level content contributions typical of a municipal tourism platform, but the system is not engineered to handle extreme traffic surges beyond standard municipal usage without future server infrastructure upgrades. Access to the content contribution and moderation modules is strictly restricted to authenticated and authorized LGU personnel and registered Barangay Representatives, meaning the general public cannot directly create, edit, or publish map data without going through the LGU approval workflow. The system is also limited to the geographic and administrative boundaries of </w:t>
+        <w:t>, it will not include online booking, reservation, or</w:t>
+      </w:r>
+      <w:r>
+        <w:t xml:space="preserve"> payment gateway functionalities for local accommodations, tour guides, or event ticketing. The interactive map and all system features require an active internet connection; full offline capabilities such as cached map tiles or offline content browsing ar</w:t>
+      </w:r>
+      <w:r>
+        <w:t>e not within the scope of this project. Performance and scalability are designed to accommodate the expected volume of tourist traffic and barangay-level content contributions typical of a municipal tourism platform, but the system is not engineered to han</w:t>
+      </w:r>
+      <w:r>
+        <w:t>dle extreme traffic surges beyond standard municipal usage without future server infrastructure upgrades. Access to the content contribution and moderation modules is strictly restricted to authenticated and authorized LGU personnel and registered Barangay</w:t>
+      </w:r>
+      <w:r>
+        <w:t xml:space="preserve"> Representatives, meaning the general public cannot directly create, edit, or publish map data without going through the LGU approval workflow. The system is also limited to the geographic and administrative boundaries of </w:t>
       </w:r>
       <w:proofErr w:type="spellStart"/>
       <w:r>
@@ -1138,15 +1363,26 @@
       </w:r>
       <w:proofErr w:type="spellEnd"/>
       <w:r>
-        <w:t>, Pangasinan, and does not cover tourism data from neighboring municipalities or provinces.</w:t>
+        <w:t xml:space="preserve">, </w:t>
+      </w:r>
+      <w:proofErr w:type="spellStart"/>
+      <w:r>
+        <w:t>Pangasinan</w:t>
+      </w:r>
+      <w:proofErr w:type="spellEnd"/>
+      <w:r>
+        <w:t>, and does n</w:t>
+      </w:r>
+      <w:r>
+        <w:t>ot cover tourism data from neighboring municipalities or provinces.</w:t>
       </w:r>
     </w:p>
     <w:p>
       <w:pPr>
         <w:pStyle w:val="Heading2"/>
       </w:pPr>
-      <w:bookmarkStart w:id="8" w:name="_83g9a2ekfjaj" w:colFirst="0" w:colLast="0"/>
-      <w:bookmarkEnd w:id="8"/>
+      <w:bookmarkStart w:id="9" w:name="_83g9a2ekfjaj" w:colFirst="0" w:colLast="0"/>
+      <w:bookmarkEnd w:id="9"/>
       <w:r>
         <w:lastRenderedPageBreak/>
         <w:t>Definition of Terms</w:t>
@@ -1184,7 +1420,21 @@
         <w:t>Administrative and Stakeholder Users</w:t>
       </w:r>
       <w:r>
-        <w:t xml:space="preserve"> — This consolidated category refers to the LGU Tourism Office staff (System Administrators) and authorized Barangay Representatives (Contributors) who hold internal access to the system. This category is responsible for submitting, reviewing, and approving cultural heritage data, managing the platform's operational integrity, and overseeing the municipality's digital tourism presence.</w:t>
+        <w:t xml:space="preserve"> — </w:t>
+      </w:r>
+      <w:proofErr w:type="gramStart"/>
+      <w:r>
+        <w:t>This</w:t>
+      </w:r>
+      <w:proofErr w:type="gramEnd"/>
+      <w:r>
+        <w:t xml:space="preserve"> consolidated</w:t>
+      </w:r>
+      <w:r>
+        <w:t xml:space="preserve"> category refers to the LGU Tourism Office staff (System Administrators) and authorized Barangay Representatives (Contributors) who hold internal access to the system. This category is responsible for submitting, reviewing, and approving cultural heritage </w:t>
+      </w:r>
+      <w:r>
+        <w:t>data, managing the platform's operational integrity, and overseeing the municipality's digital tourism presence.</w:t>
       </w:r>
     </w:p>
     <w:p>
@@ -1215,7 +1465,18 @@
         <w:t>General Public and Academic Users</w:t>
       </w:r>
       <w:r>
-        <w:t xml:space="preserve"> — This category refers to tourists, visitors, students, and researchers who access the system to navigate the interactive map, search for points of interest, and view published cultural and tourism information. These users consume the data for leisure, travel planning, or academic data gathering without requiring administrative privileges.</w:t>
+        <w:t xml:space="preserve"> — </w:t>
+      </w:r>
+      <w:proofErr w:type="gramStart"/>
+      <w:r>
+        <w:t>This</w:t>
+      </w:r>
+      <w:proofErr w:type="gramEnd"/>
+      <w:r>
+        <w:t xml:space="preserve"> category refers to tourists, visitors, students, and researchers who access the system to navigate th</w:t>
+      </w:r>
+      <w:r>
+        <w:t>e interactive map, search for points of interest, and view published cultural and tourism information. These users consume the data for leisure, travel planning, or academic data gathering without requiring administrative privileges.</w:t>
       </w:r>
     </w:p>
     <w:p>
@@ -1243,7 +1504,14 @@
           <w:b/>
           <w:bCs/>
         </w:rPr>
-        <w:t>Interactive Digital Cultural Map</w:t>
+        <w:t>Interactive Digital C</w:t>
+      </w:r>
+      <w:r>
+        <w:rPr>
+          <w:b/>
+          <w:bCs/>
+        </w:rPr>
+        <w:t>ultural Map</w:t>
       </w:r>
       <w:r>
         <w:t xml:space="preserve"> — The core feature of the system that provides a visual, geographical, and navigable representation of tourist spots, historical landmarks, natural attractions, and cultural heritage sites within the municipality of </w:t>
@@ -1254,7 +1522,18 @@
       </w:r>
       <w:proofErr w:type="spellEnd"/>
       <w:r>
-        <w:t>, Pangasinan. Users can interact with the map by clicking pins, filtering categories, and viewing detailed multimedia information for each location.</w:t>
+        <w:t xml:space="preserve">, </w:t>
+      </w:r>
+      <w:proofErr w:type="spellStart"/>
+      <w:r>
+        <w:t>Pangasinan</w:t>
+      </w:r>
+      <w:proofErr w:type="spellEnd"/>
+      <w:r>
+        <w:t>. User</w:t>
+      </w:r>
+      <w:r>
+        <w:t>s can interact with the map by clicking pins, filtering categories, and viewing detailed multimedia information for each location.</w:t>
       </w:r>
     </w:p>
     <w:p>
@@ -1285,7 +1564,15 @@
         <w:t>Local Government Unit (LGU)</w:t>
       </w:r>
       <w:r>
-        <w:t xml:space="preserve"> — In this study, this refers specifically to the municipal government of </w:t>
+        <w:t xml:space="preserve"> — </w:t>
+      </w:r>
+      <w:proofErr w:type="gramStart"/>
+      <w:r>
+        <w:t>In</w:t>
+      </w:r>
+      <w:proofErr w:type="gramEnd"/>
+      <w:r>
+        <w:t xml:space="preserve"> this study, this refers specifically to the municipal government of </w:t>
       </w:r>
       <w:proofErr w:type="spellStart"/>
       <w:r>
@@ -1293,7 +1580,18 @@
       </w:r>
       <w:proofErr w:type="spellEnd"/>
       <w:r>
-        <w:t>, Pangasinan, serving as the main beneficiary, authoritative body, and decision-maker over the tourism information system and its content governance policies.</w:t>
+        <w:t xml:space="preserve">, </w:t>
+      </w:r>
+      <w:proofErr w:type="spellStart"/>
+      <w:r>
+        <w:t>Pangasinan</w:t>
+      </w:r>
+      <w:proofErr w:type="spellEnd"/>
+      <w:r>
+        <w:t>,</w:t>
+      </w:r>
+      <w:r>
+        <w:t xml:space="preserve"> serving as the main beneficiary, authoritative body, and decision-maker over the tourism information system and its content governance policies.</w:t>
       </w:r>
     </w:p>
     <w:p>
@@ -1324,7 +1622,10 @@
         <w:t>Public User</w:t>
       </w:r>
       <w:r>
-        <w:t xml:space="preserve"> — Refers to tourists, visitors, or any general member of the public who accesses the system to navigate the interactive map, search for points of interest, and view published cultural and tourism information without requiring a registered account or administrative privileges.</w:t>
+        <w:t xml:space="preserve"> — Refers to tourists, visitors, or any general member of the public who accesses the system to na</w:t>
+      </w:r>
+      <w:r>
+        <w:t>vigate the interactive map, search for points of interest, and view published cultural and tourism information without requiring a registered account or administrative privileges.</w:t>
       </w:r>
     </w:p>
     <w:p>
@@ -1355,7 +1656,10 @@
         <w:t>Rapid Application Development (RAD)</w:t>
       </w:r>
       <w:r>
-        <w:t xml:space="preserve"> — The software development methodology selected for this study, characterized by rapid prototyping, iterative feedback cycles, flexible requirements gathering, and continuous stakeholder involvement to accelerate system construction while maintaining alignment with user needs.</w:t>
+        <w:t xml:space="preserve"> — The software development methodology selected for this study, characterized by rapid prototyping, iterative feedback cycles, flexible requirements gathering, and continuous stakeholder involvement to accelerate system construction while maintaining alig</w:t>
+      </w:r>
+      <w:r>
+        <w:t>nment with user needs.</w:t>
       </w:r>
     </w:p>
     <w:p>
@@ -1386,15 +1690,18 @@
         <w:t>Content Moderation</w:t>
       </w:r>
       <w:r>
-        <w:t xml:space="preserve"> — The process by which the System Administrator reviews content submissions from Barangay Representatives and decides whether to approve, reject, or request revisions before the content is published on the public-facing interactive map.</w:t>
+        <w:t xml:space="preserve"> — The process by which the System Administrator reviews content submissions from Barangay Representatives and decides whether to approve, reject, or request revisions before the content is published on the public-</w:t>
+      </w:r>
+      <w:r>
+        <w:t>facing interactive map.</w:t>
       </w:r>
     </w:p>
     <w:p>
       <w:pPr>
         <w:pStyle w:val="Heading2"/>
       </w:pPr>
-      <w:bookmarkStart w:id="9" w:name="_nax90coynxy8" w:colFirst="0" w:colLast="0"/>
-      <w:bookmarkEnd w:id="9"/>
+      <w:bookmarkStart w:id="10" w:name="_nax90coynxy8" w:colFirst="0" w:colLast="0"/>
+      <w:bookmarkEnd w:id="10"/>
       <w:r>
         <w:lastRenderedPageBreak/>
         <w:t>Review of Related Literature</w:t>
@@ -1410,15 +1717,18 @@
       </w:r>
       <w:proofErr w:type="spellEnd"/>
       <w:r>
-        <w:t xml:space="preserve"> project. We focused on research from 2020 to 2025 that shows why digital maps and better data management are so vital. We’ve organized these into local and foreign studies to show how they help us hit our four main objectives.</w:t>
+        <w:t xml:space="preserve"> project. We focused on research from 2020 to 2025 that shows why digital maps and better data management are so vital. We’ve organized</w:t>
+      </w:r>
+      <w:r>
+        <w:t xml:space="preserve"> these into local and foreign studies to show how they help us hit our four main objectives.</w:t>
       </w:r>
     </w:p>
     <w:p>
       <w:pPr>
         <w:pStyle w:val="Heading3"/>
       </w:pPr>
-      <w:bookmarkStart w:id="10" w:name="_gpyssydhe6e4" w:colFirst="0" w:colLast="0"/>
-      <w:bookmarkEnd w:id="10"/>
+      <w:bookmarkStart w:id="11" w:name="_gpyssydhe6e4" w:colFirst="0" w:colLast="0"/>
+      <w:bookmarkEnd w:id="11"/>
       <w:r>
         <w:t>Local Studies</w:t>
       </w:r>
@@ -1451,7 +1761,13 @@
       </w:r>
       <w:proofErr w:type="spellEnd"/>
       <w:r>
-        <w:t xml:space="preserve"> (2020) looked at how groups like the NCCA and local offices work together on cultural maps. He found that many towns still use messy, split-up methods that lead to wrong data. But he also showed that a clear legal plan helps these projects last. This helps us with our first objective because it proves we need a structured way to report facts in </w:t>
+        <w:t xml:space="preserve"> (2020) looked at how groups like the NCCA and local offices work togeth</w:t>
+      </w:r>
+      <w:r>
+        <w:t>er on cultural maps. He found that many towns still use messy, split-up methods that lead to wrong data. But he also showed that a clear legal plan helps these projects last. This helps us with our first objective because it proves we need a structured way</w:t>
+      </w:r>
+      <w:r>
+        <w:t xml:space="preserve"> to report facts in </w:t>
       </w:r>
       <w:proofErr w:type="spellStart"/>
       <w:r>
@@ -1476,7 +1792,10 @@
     </w:p>
     <w:p>
       <w:r>
-        <w:t>Coro II and his team (2022) studied how Siargao moved to a digital setup. They found that the system actually worked because they got local leaders involved from the start. This supports our work because it shows that a digital platform helps rural towns stay accurate and organized. It gives us a real-world example for our fourth objective on how to roll out the system.</w:t>
+        <w:t>Coro II and his team (2022) studied how Siargao moved to a digital setup. They found that the system actually worked because they got local leaders involved from the start. This supports our work because it shows that a dig</w:t>
+      </w:r>
+      <w:r>
+        <w:t>ital platform helps rural towns stay accurate and organized. It gives us a real-world example for our fourth objective on how to roll out the system.</w:t>
       </w:r>
     </w:p>
     <w:p>
@@ -1493,7 +1812,10 @@
     </w:p>
     <w:p>
       <w:r>
-        <w:t>Zuniga (2023) tested how provincial maps work when you mix history with GPS data. He found that letting local people upload info—while experts checked it—made the data much better. This confirms our plan for the second objective, where we let barangay leaders be the ones to share their own local stories.</w:t>
+        <w:t>Zuniga (2023) tested how provincial maps work when you mix history with GPS data. He found that letting l</w:t>
+      </w:r>
+      <w:r>
+        <w:t>ocal people upload info—while experts checked it—made the data much better. This confirms our plan for the second objective, where we let barangay leaders be the ones to share their own local stories.</w:t>
       </w:r>
     </w:p>
     <w:p>
@@ -1531,7 +1853,10 @@
     </w:p>
     <w:p>
       <w:r>
-        <w:t>De Vera and her colleagues (2022) looked at how local festivals help a town’s economy and pride. They discovered that putting these events online makes people much more interested. This backs up our second and third objectives since we want to include things like event calendars and photo galleries to see if users find them helpful.</w:t>
+        <w:t>De Vera and her colleagues (2022) looked at how local festivals help a town’s economy and pride. They discovered that putting these events online makes people much more interested. This backs up our second and third objectives since we want to include thi</w:t>
+      </w:r>
+      <w:r>
+        <w:t>ngs like event calendars and photo galleries to see if users find them helpful.</w:t>
       </w:r>
     </w:p>
     <w:p>
@@ -1548,15 +1873,26 @@
     </w:p>
     <w:p>
       <w:r>
-        <w:t>Mendoza (2021) pointed out the big hurdles in saving a town's history, like running out of money or not having a plan to keep the site running. She suggested that a town needs the community's help to keep things alive. This helps us with our fourth objective because it warns us about what could go wrong if we don't have a solid maintenance plan.</w:t>
+        <w:t xml:space="preserve">Mendoza (2021) pointed out the big hurdles in saving a town's history, like running out of money or not having a plan to </w:t>
+      </w:r>
+      <w:proofErr w:type="gramStart"/>
+      <w:r>
+        <w:t>keep the site</w:t>
+      </w:r>
+      <w:proofErr w:type="gramEnd"/>
+      <w:r>
+        <w:t xml:space="preserve"> running. She suggested that a town needs</w:t>
+      </w:r>
+      <w:r>
+        <w:t xml:space="preserve"> the community's help to keep things alive. This helps us with our fourth objective because it warns us about what could go wrong if we don't have a solid maintenance plan.</w:t>
       </w:r>
     </w:p>
     <w:p>
       <w:pPr>
         <w:pStyle w:val="Heading3"/>
       </w:pPr>
-      <w:bookmarkStart w:id="11" w:name="_g9ti8pg2s2t1" w:colFirst="0" w:colLast="0"/>
-      <w:bookmarkEnd w:id="11"/>
+      <w:bookmarkStart w:id="12" w:name="_g9ti8pg2s2t1" w:colFirst="0" w:colLast="0"/>
+      <w:bookmarkEnd w:id="12"/>
       <w:r>
         <w:t>Foreign Studies</w:t>
       </w:r>
@@ -1584,11 +1920,17 @@
     </w:p>
     <w:p>
       <w:r>
-        <w:t xml:space="preserve">Kumar and Singh (2022) built a web map that used old photos to show how a place changed over time. They found that seeing "then and now" photos makes users feel more connected to </w:t>
+        <w:t>Kumar and Sing</w:t>
+      </w:r>
+      <w:r>
+        <w:t xml:space="preserve">h (2022) built a web map that used old photos to show how a place changed over time. They found that seeing "then and now" photos makes users feel more connected to </w:t>
       </w:r>
       <w:r>
         <w:lastRenderedPageBreak/>
-        <w:t xml:space="preserve">the history. This fits our first and second objectives because it gives us a technical model for how our map can show </w:t>
+        <w:t>the history. This fits our first and second objectives because it gives us a technical mode</w:t>
+      </w:r>
+      <w:r>
+        <w:t xml:space="preserve">l for how our map can show </w:t>
       </w:r>
       <w:proofErr w:type="spellStart"/>
       <w:r>
@@ -1613,7 +1955,10 @@
     </w:p>
     <w:p>
       <w:r>
-        <w:t>Chen and his fellow researchers (2024) found that maps with stories and galleries kept people looking 40% longer than plain sites. They argued that a good-looking site is the biggest reason people keep coming back. This helps us with our second objective by proving that things like photo galleries are vital features for our map.</w:t>
+        <w:t xml:space="preserve">Chen and his fellow researchers (2024) found that maps with stories and galleries kept people looking 40% longer than plain sites. They argued that a good-looking site is the biggest reason people keep coming </w:t>
+      </w:r>
+      <w:r>
+        <w:t>back. This helps us with our second objective by proving that things like photo galleries are vital features for our map.</w:t>
       </w:r>
     </w:p>
     <w:p>
@@ -1651,7 +1996,10 @@
     </w:p>
     <w:p>
       <w:r>
-        <w:t>Wang (2023) explained that you can't just map buildings; you also have to map traditions and festivals. He showed that a town runs much better when its data includes both physical spots and local habits. This supports our second and third objectives by giving us a framework for what kind of categories we should use on our site.</w:t>
+        <w:t>Wang (2023) explained that you can't just map buildings; you also have to map tradition</w:t>
+      </w:r>
+      <w:r>
+        <w:t>s and festivals. He showed that a town runs much better when its data includes both physical spots and local habits. This supports our second and third objectives by giving us a framework for what kind of categories we should use on our site.</w:t>
       </w:r>
     </w:p>
     <w:p>
@@ -1668,7 +2016,13 @@
     </w:p>
     <w:p>
       <w:r>
-        <w:t>Tan (2023) built a travel site that suggested places based on what users liked. He found that if a site is easy to use from the start, people won't fight the change. He also suggested making the software in parts so it's easy to update later. This helps us with our second and fourth objectives as we plan out our filters and how we'll deploy the system.</w:t>
+        <w:t>Tan (2023) b</w:t>
+      </w:r>
+      <w:r>
+        <w:t>uilt a travel site that suggested places based on what users liked. He found that if a site is easy to use from the start, people won't fight the change. He also suggested making the software in parts so it's easy to update later. This helps us with our se</w:t>
+      </w:r>
+      <w:r>
+        <w:t>cond and fourth objectives as we plan out our filters and how we'll deploy the system.</w:t>
       </w:r>
     </w:p>
     <w:p>
@@ -1685,25 +2039,31 @@
     </w:p>
     <w:p>
       <w:r>
-        <w:t>Petrovic (2022) looked at how to keep heritage sites safe in tropical areas using software. He found that systems that let people monitor conditions regularly were much more accurate. This backs up our third and fourth objectives because it shows why we need to test our security and have a plan for regular data updates.</w:t>
-      </w:r>
-      <w:bookmarkStart w:id="12" w:name="_1hu1mvn5d16k" w:colFirst="0" w:colLast="0"/>
-      <w:bookmarkEnd w:id="12"/>
+        <w:t>Petrovic (2022) looked at how to keep heritage sites safe in tropical areas using software. He found that systems that let people monitor conditions regularly were much</w:t>
+      </w:r>
+      <w:r>
+        <w:t xml:space="preserve"> more accurate. This backs up our third and fourth objectives because it shows why we need to test our security and have a plan for regular data updates.</w:t>
+      </w:r>
+      <w:bookmarkStart w:id="13" w:name="_1hu1mvn5d16k" w:colFirst="0" w:colLast="0"/>
+      <w:bookmarkEnd w:id="13"/>
     </w:p>
     <w:p/>
     <w:p>
       <w:pPr>
         <w:pStyle w:val="Heading1"/>
       </w:pPr>
-      <w:bookmarkStart w:id="13" w:name="_h5lmuwe09ec4" w:colFirst="0" w:colLast="0"/>
-      <w:bookmarkEnd w:id="13"/>
+      <w:bookmarkStart w:id="14" w:name="_h5lmuwe09ec4" w:colFirst="0" w:colLast="0"/>
+      <w:bookmarkEnd w:id="14"/>
       <w:r>
         <w:t>Chapter 2: Methodology and Design</w:t>
       </w:r>
     </w:p>
     <w:p>
       <w:r>
-        <w:t xml:space="preserve">This chapter details the development methods and design strategies we used to create the Interactive Digital Cultural Map and Local Tourism Information System for </w:t>
+        <w:t xml:space="preserve">This chapter details the development methods and design strategies </w:t>
+      </w:r>
+      <w:r>
+        <w:t xml:space="preserve">we used to create the Interactive Digital Cultural Map and Local Tourism Information System for </w:t>
       </w:r>
       <w:proofErr w:type="spellStart"/>
       <w:r>
@@ -1711,22 +2071,33 @@
       </w:r>
       <w:proofErr w:type="spellEnd"/>
       <w:r>
-        <w:t>, Pangasinan. We want to provide a clear record of our technical decisions and the specific steps we took to deliver a functional tool for the LGU.</w:t>
+        <w:t xml:space="preserve">, </w:t>
+      </w:r>
+      <w:proofErr w:type="spellStart"/>
+      <w:r>
+        <w:t>Pangasinan</w:t>
+      </w:r>
+      <w:proofErr w:type="spellEnd"/>
+      <w:r>
+        <w:t>. We want to provide a clear record of our technical decisions and the specific steps we took to deliver a functional tool for the LGU.</w:t>
       </w:r>
     </w:p>
     <w:p>
       <w:pPr>
         <w:pStyle w:val="Heading2"/>
       </w:pPr>
-      <w:bookmarkStart w:id="14" w:name="_v8iiefqphnwv" w:colFirst="0" w:colLast="0"/>
-      <w:bookmarkEnd w:id="14"/>
+      <w:bookmarkStart w:id="15" w:name="_v8iiefqphnwv" w:colFirst="0" w:colLast="0"/>
+      <w:bookmarkEnd w:id="15"/>
       <w:r>
         <w:t>Software Development Methodology</w:t>
       </w:r>
     </w:p>
     <w:p>
       <w:r>
-        <w:t xml:space="preserve">In software engineering, a Software Development Methodology (SDM) is like a clear roadmap for a project. Without it, a team can easily lose focus, miss deadlines, or build features that nobody actually needs. For our project in </w:t>
+        <w:t>In software engineering, a Software Development Methodology (SDM) is like a clear roadmap for a project. Without it, a team can easily lose focus, miss deadlines, or build features that nobody actually needs. For our projec</w:t>
+      </w:r>
+      <w:r>
+        <w:t xml:space="preserve">t in </w:t>
       </w:r>
       <w:proofErr w:type="spellStart"/>
       <w:r>
@@ -1751,7 +2122,10 @@
     </w:p>
     <w:p>
       <w:r>
-        <w:t xml:space="preserve">We chose </w:t>
+        <w:t>We cho</w:t>
+      </w:r>
+      <w:r>
+        <w:t xml:space="preserve">se </w:t>
       </w:r>
       <w:r>
         <w:rPr>
@@ -1775,7 +2149,10 @@
       </w:r>
       <w:r>
         <w:lastRenderedPageBreak/>
-        <w:t>feedback quickly rather than spending months just planning on paper. Since tourism data and the needs of our barangay leaders can change as they see the site evolve, RAD lets us adapt fast. By using PGIS, we also make sure the community has a say in how we represent their local culture on the map, which makes the data much more accurate.</w:t>
+        <w:t>feedback quickly rather than spending months just planning on paper. Since tourism data a</w:t>
+      </w:r>
+      <w:r>
+        <w:t>nd the needs of our barangay leaders can change as they see the site evolve, RAD lets us adapt fast. By using PGIS, we also make sure the community has a say in how we represent their local culture on the map, which makes the data much more accurate.</w:t>
       </w:r>
     </w:p>
     <w:p>
@@ -1792,7 +2169,21 @@
     </w:p>
     <w:p>
       <w:r>
-        <w:t>RAD is an agile way of working that prioritizes quick delivery and user feedback. Instead of trying to get every detail perfect at the start, we build small, working versions of the system and refine them over and over. It's known for keeping the people who will actually use the system involved every step of the way. This method is perfect for projects where the look and feel of the site are vital and where we expect to make changes as users interact with our early designs.</w:t>
+        <w:t xml:space="preserve">RAD </w:t>
+      </w:r>
+      <w:r>
+        <w:t>is an agile way of working that prioritizes quick delivery and user feedback. Instead of trying to get every detail perfect at the start, we build small, working versions of the system and refine them over and over. It's known for keeping the people who wi</w:t>
+      </w:r>
+      <w:r>
+        <w:t xml:space="preserve">ll actually use the system involved every step of the way. This method is perfect for projects where the look and </w:t>
+      </w:r>
+      <w:proofErr w:type="gramStart"/>
+      <w:r>
+        <w:t>feel of the site are</w:t>
+      </w:r>
+      <w:proofErr w:type="gramEnd"/>
+      <w:r>
+        <w:t xml:space="preserve"> vital and where we expect to make changes as users interact with our early designs.</w:t>
       </w:r>
     </w:p>
     <w:p>
@@ -1809,7 +2200,10 @@
     </w:p>
     <w:p>
       <w:r>
-        <w:t>We've broken down our work into these four RAD phases:</w:t>
+        <w:t>We've broken down our work into thes</w:t>
+      </w:r>
+      <w:r>
+        <w:t>e four RAD phases:</w:t>
       </w:r>
     </w:p>
     <w:p>
@@ -1846,7 +2240,14 @@
           <w:b/>
           <w:bCs/>
         </w:rPr>
-        <w:t>Administrative and Stakeholder Users</w:t>
+        <w:t>Administrative and Stakehol</w:t>
+      </w:r>
+      <w:r>
+        <w:rPr>
+          <w:b/>
+          <w:bCs/>
+        </w:rPr>
+        <w:t>der Users</w:t>
       </w:r>
       <w:r>
         <w:t xml:space="preserve"> (LGU staff and Barangay Contributors) and </w:t>
@@ -1859,7 +2260,10 @@
         <w:t>General Public and Academic Users</w:t>
       </w:r>
       <w:r>
-        <w:t xml:space="preserve"> (Tourists and Researchers). We used interviews and site visits to make sure we didn't miss any important cultural traditions or landmarks that the town wants to highlight.</w:t>
+        <w:t xml:space="preserve"> (Tourists and Researchers). We used interviews and site visits to make sure we didn't miss any important cultural traditions or landmarks that the town wants to highlight</w:t>
+      </w:r>
+      <w:r>
+        <w:t>.</w:t>
       </w:r>
     </w:p>
     <w:p>
@@ -1887,7 +2291,10 @@
         <w:t>Figma</w:t>
       </w:r>
       <w:r>
-        <w:t xml:space="preserve"> to create mockups and wireframes. We built designs for the interactive map (Public/Academic interface) and the data management portals (Administrative/Stakeholder interface). We showed these to the LGU staff and barangay reps to see if they found the buttons and menus easy to navigate. We used their feedback to change the layout until it felt just right.</w:t>
+        <w:t xml:space="preserve"> to create mockups and wireframes. We built designs for the interactive map (Public/Academic interface) and the data management portals (Administrative/Stakeholder interface). W</w:t>
+      </w:r>
+      <w:r>
+        <w:t>e showed these to the LGU staff and barangay reps to see if they found the buttons and menus easy to navigate. We used their feedback to change the layout until it felt just right.</w:t>
       </w:r>
     </w:p>
     <w:p>
@@ -1912,7 +2319,14 @@
           <w:b/>
           <w:bCs/>
         </w:rPr>
-        <w:t>HTML, Tailwind CSS, and JavaScript</w:t>
+        <w:t>HTM</w:t>
+      </w:r>
+      <w:r>
+        <w:rPr>
+          <w:b/>
+          <w:bCs/>
+        </w:rPr>
+        <w:t>L, Tailwind CSS, and JavaScript</w:t>
       </w:r>
       <w:r>
         <w:t xml:space="preserve"> for the parts you see on the screen, and </w:t>
@@ -1925,7 +2339,15 @@
         <w:t>Python with Flask</w:t>
       </w:r>
       <w:r>
-        <w:t xml:space="preserve"> for the logic and database work. We stored all the town's information in </w:t>
+        <w:t xml:space="preserve"> for the logic and database work. We stored </w:t>
+      </w:r>
+      <w:proofErr w:type="gramStart"/>
+      <w:r>
+        <w:t>all the</w:t>
+      </w:r>
+      <w:proofErr w:type="gramEnd"/>
+      <w:r>
+        <w:t xml:space="preserve"> town's information in </w:t>
       </w:r>
       <w:proofErr w:type="spellStart"/>
       <w:r>
@@ -1937,7 +2359,10 @@
       </w:r>
       <w:proofErr w:type="spellEnd"/>
       <w:r>
-        <w:t>. We built the interactive map and created the "approve or reject" moderation workflow for the administrative users. We coded and tested in small cycles so we could catch and fix bugs early.</w:t>
+        <w:t>. We built the interactive map and created the "approve or reject" moderation workfl</w:t>
+      </w:r>
+      <w:r>
+        <w:t>ow for the administrative users. We coded and tested in small cycles so we could catch and fix bugs early.</w:t>
       </w:r>
     </w:p>
     <w:p>
@@ -1955,15 +2380,29 @@
         <w:t>Cutover (Testing and Deployment):</w:t>
       </w:r>
       <w:r>
-        <w:t xml:space="preserve"> In this final stage, we perform functional, security, and usability tests to make sure the site is safe and fast. Once we resolve any issues, we’ll launch the system for the LGU. We’ll also hold training sessions for the Administrative and Stakeholder category (LGU staff and barangay leaders) and give them user manuals so they feel comfortable running the site on their own.</w:t>
+        <w:t xml:space="preserve"> In this final stage, we perform functional, security, and </w:t>
+      </w:r>
+      <w:proofErr w:type="gramStart"/>
+      <w:r>
+        <w:t>usability tests to make sure the site is</w:t>
+      </w:r>
+      <w:proofErr w:type="gramEnd"/>
+      <w:r>
+        <w:t xml:space="preserve"> safe and fast. O</w:t>
+      </w:r>
+      <w:r>
+        <w:t>nce we resolve any issues, we’ll launch the system for the LGU. We’ll also hold training sessions for the Administrative and Stakeholder category (LGU staff and barangay leaders) and give them user manuals so they feel comfortable running the site on their</w:t>
+      </w:r>
+      <w:r>
+        <w:t xml:space="preserve"> own.</w:t>
       </w:r>
     </w:p>
     <w:p>
       <w:pPr>
         <w:pStyle w:val="Heading2"/>
       </w:pPr>
-      <w:bookmarkStart w:id="15" w:name="_ih01wf9cphvq" w:colFirst="0" w:colLast="0"/>
-      <w:bookmarkEnd w:id="15"/>
+      <w:bookmarkStart w:id="16" w:name="_ih01wf9cphvq" w:colFirst="0" w:colLast="0"/>
+      <w:bookmarkEnd w:id="16"/>
       <w:r>
         <w:t>Sources of Data</w:t>
       </w:r>
@@ -1978,7 +2417,18 @@
       </w:r>
       <w:proofErr w:type="spellEnd"/>
       <w:r>
-        <w:t>, Pangasinan that hold crucial tourism, cultural, and historical information relevant to the system. Key data sources include:</w:t>
+        <w:t xml:space="preserve">, </w:t>
+      </w:r>
+      <w:proofErr w:type="spellStart"/>
+      <w:r>
+        <w:t>Pangasinan</w:t>
+      </w:r>
+      <w:proofErr w:type="spellEnd"/>
+      <w:r>
+        <w:t xml:space="preserve"> that hold crucial tourism, cultural, and historical information relevant to the system. Key data sou</w:t>
+      </w:r>
+      <w:r>
+        <w:t>rces include:</w:t>
       </w:r>
     </w:p>
     <w:p>
@@ -2009,7 +2459,10 @@
         <w:t>LGU Tourism Office Staff</w:t>
       </w:r>
       <w:r>
-        <w:t xml:space="preserve"> — Municipal tourism officers who provide official tourism policies, existing manual records, promotional materials, and municipal-level tourism initiatives. They serve as the authoritative source for content moderation rules, user access policies, and platform governance requirements.</w:t>
+        <w:t xml:space="preserve"> — Municipal tourism officers who provide official tourism policies, existing manual records, promotional materials, and municipal-level tourism initiatives. They serve as the authoritative source for content moderati</w:t>
+      </w:r>
+      <w:r>
+        <w:t>on rules, user access policies, and platform governance requirements.</w:t>
       </w:r>
     </w:p>
     <w:p>
@@ -2027,7 +2480,10 @@
         <w:t>Barangay Officials and Representatives</w:t>
       </w:r>
       <w:r>
-        <w:t xml:space="preserve"> — Designated individuals from each barangay who serve as vital sources for localized cultural data, specific landmark descriptions, community event schedules, and grassroots heritage information that is not centrally documented at the municipal level.</w:t>
+        <w:t xml:space="preserve"> — Designated individuals from each barangay who serve as vital sources for localized cultural data, specific landmark descriptions, community event</w:t>
+      </w:r>
+      <w:r>
+        <w:t xml:space="preserve"> schedules, and grassroots heritage information that is not centrally documented at the municipal level.</w:t>
       </w:r>
     </w:p>
     <w:p>
@@ -2062,7 +2518,10 @@
       </w:r>
       <w:proofErr w:type="spellEnd"/>
       <w:r>
-        <w:t xml:space="preserve"> that serve as points of reference for mapping coordinates, photographic documentation, and on-site observation of existing visitor information systems (e.g., signage, brochures).</w:t>
+        <w:t xml:space="preserve"> that serve as points of reference for mapping coordinates</w:t>
+      </w:r>
+      <w:r>
+        <w:t>, photographic documentation, and on-site observation of existing visitor information systems (e.g., signage, brochures).</w:t>
       </w:r>
     </w:p>
     <w:p>
@@ -2080,15 +2539,18 @@
         <w:t>Municipal Archives and Physical Records</w:t>
       </w:r>
       <w:r>
-        <w:t xml:space="preserve"> — Existing physical tourism brochures, printed municipal profiles, historical documents, and past tourism reports maintained by the LGU, which serve as secondary data sources to establish the initial database content of the system.</w:t>
+        <w:t xml:space="preserve"> — Existing physical tourism brochures, printed municipal profiles, historical documents, and p</w:t>
+      </w:r>
+      <w:r>
+        <w:t>ast tourism reports maintained by the LGU, which serve as secondary data sources to establish the initial database content of the system.</w:t>
       </w:r>
     </w:p>
     <w:p>
       <w:pPr>
         <w:pStyle w:val="Heading2"/>
       </w:pPr>
-      <w:bookmarkStart w:id="16" w:name="_43htouo8q2t2" w:colFirst="0" w:colLast="0"/>
-      <w:bookmarkEnd w:id="16"/>
+      <w:bookmarkStart w:id="17" w:name="_43htouo8q2t2" w:colFirst="0" w:colLast="0"/>
+      <w:bookmarkEnd w:id="17"/>
       <w:r>
         <w:t>Data Gathering Techniques</w:t>
       </w:r>
@@ -2120,7 +2582,15 @@
     </w:p>
     <w:p>
       <w:r>
-        <w:t>Interviews We sat down for face-to-face talks with the staff at the Municipal Tourism Office to get their firsthand stories.</w:t>
+        <w:t xml:space="preserve">Interviews </w:t>
+      </w:r>
+      <w:proofErr w:type="gramStart"/>
+      <w:r>
+        <w:t>We</w:t>
+      </w:r>
+      <w:proofErr w:type="gramEnd"/>
+      <w:r>
+        <w:t xml:space="preserve"> sat down for face-to-face talks with the staff at the Municipal Tourism Office to get their firsthand stories.</w:t>
       </w:r>
     </w:p>
     <w:p>
@@ -2140,7 +2610,10 @@
         <w:ind w:left="720"/>
       </w:pPr>
       <w:r>
-        <w:t>How: We used an interview guide with open-ended questions about their daily tasks, the problems they run into, and what features they wish they had. We met with them in person at the LGU office so they could show us exactly how they handle their current workload.</w:t>
+        <w:t>How: We used an interview guide with open-ended questions about their daily tasks, the problems they run into, and what features t</w:t>
+      </w:r>
+      <w:r>
+        <w:t>hey wish they had. We met with them in person at the LGU office so they could show us exactly how they handle their current workload.</w:t>
       </w:r>
     </w:p>
     <w:p>
@@ -2161,7 +2634,10 @@
         <w:ind w:left="720"/>
       </w:pPr>
       <w:r>
-        <w:t>When: We did this during the Requirements Planning phase. It was the very first thing we did before we even started sketching designs or writing code.</w:t>
+        <w:t>When: We did this during the Requirements Planning phase. It was the very first thing we did before we even started sketc</w:t>
+      </w:r>
+      <w:r>
+        <w:t>hing designs or writing code.</w:t>
       </w:r>
     </w:p>
     <w:p>
@@ -2199,7 +2675,18 @@
     </w:p>
     <w:p>
       <w:r>
-        <w:t>Observation We spent time at the office just watching how the staff handles their work in real-time.</w:t>
+        <w:t>Observatio</w:t>
+      </w:r>
+      <w:r>
+        <w:t xml:space="preserve">n </w:t>
+      </w:r>
+      <w:proofErr w:type="gramStart"/>
+      <w:r>
+        <w:t>We</w:t>
+      </w:r>
+      <w:proofErr w:type="gramEnd"/>
+      <w:r>
+        <w:t xml:space="preserve"> spent time at the office just watching how the staff handles their work in real-time.</w:t>
       </w:r>
     </w:p>
     <w:p>
@@ -2219,7 +2706,10 @@
         <w:ind w:left="720"/>
       </w:pPr>
       <w:r>
-        <w:t>How: We visited the LGU Tourism Office and took notes on how they answer tourist questions, how they organize their data, and where the "bottlenecks" are in their current system.</w:t>
+        <w:t>How: We visited the LGU Tourism Office and took notes on how they answer tourist questions, how they organize their data, and where the "bottlenecks" are in their c</w:t>
+      </w:r>
+      <w:r>
+        <w:t>urrent system.</w:t>
       </w:r>
     </w:p>
     <w:p>
@@ -2261,15 +2751,18 @@
         <w:ind w:left="720"/>
       </w:pPr>
       <w:r>
-        <w:t>Why: We applied this to catch small, confusing steps that people might forget to mention in an interview. It gave us an objective look at the gaps in their communication that our system needs to fill.</w:t>
+        <w:t xml:space="preserve">Why: We applied this to catch small, confusing steps that people might forget to mention </w:t>
+      </w:r>
+      <w:r>
+        <w:t>in an interview. It gave us an objective look at the gaps in their communication that our system needs to fill.</w:t>
       </w:r>
     </w:p>
     <w:p>
       <w:pPr>
         <w:pStyle w:val="Heading2"/>
       </w:pPr>
-      <w:bookmarkStart w:id="17" w:name="_2ovalge5j2dm" w:colFirst="0" w:colLast="0"/>
-      <w:bookmarkEnd w:id="17"/>
+      <w:bookmarkStart w:id="18" w:name="_2ovalge5j2dm" w:colFirst="0" w:colLast="0"/>
+      <w:bookmarkEnd w:id="18"/>
       <w:r>
         <w:t>System Design</w:t>
       </w:r>
@@ -2278,15 +2771,21 @@
       <w:pPr>
         <w:pStyle w:val="Heading3"/>
       </w:pPr>
-      <w:bookmarkStart w:id="18" w:name="_5f5f2cxkmb8o" w:colFirst="0" w:colLast="0"/>
-      <w:bookmarkEnd w:id="18"/>
+      <w:bookmarkStart w:id="19" w:name="_5f5f2cxkmb8o" w:colFirst="0" w:colLast="0"/>
+      <w:bookmarkEnd w:id="19"/>
       <w:r>
         <w:t>System Architecture</w:t>
       </w:r>
     </w:p>
     <w:p>
       <w:r>
-        <w:t>The System Architecture diagram provides a high-level structural overview of the Interactive Digital Cultural Map and Local Tourism Information System. It defines how the different technological components — from the user's device to the backend database — interact to deliver the system's services. A clear architecture is important because it establishes the blueprint for the system's technical structure, ensuring that all components are properly integrated, scalable, and secure.</w:t>
+        <w:t xml:space="preserve">The System Architecture diagram provides a high-level structural overview of the Interactive Digital Cultural </w:t>
+      </w:r>
+      <w:r>
+        <w:t>Map and Local Tourism Information System. It defines how the different technological components — from the user's device to the backend database — interact to deliver the system's services. A clear architecture is important because it establishes the bluep</w:t>
+      </w:r>
+      <w:r>
+        <w:t>rint for the system's technical structure, ensuring that all components are properly integrated, scalable, and secure.</w:t>
       </w:r>
     </w:p>
     <w:p>
@@ -2315,6 +2814,7 @@
       <w:r>
         <w:rPr>
           <w:noProof/>
+          <w:lang w:val="en-PH" w:eastAsia="en-PH"/>
         </w:rPr>
         <w:drawing>
           <wp:inline distT="0" distB="0" distL="0" distR="0" wp14:anchorId="5D6A0625" wp14:editId="655BC7D2">
@@ -2332,7 +2832,7 @@
                     <pic:cNvPicPr/>
                   </pic:nvPicPr>
                   <pic:blipFill>
-                    <a:blip r:embed="rId10" cstate="print">
+                    <a:blip r:embed="rId11" cstate="print">
                       <a:extLst>
                         <a:ext uri="{28A0092B-C50C-407E-A947-70E740481C1C}">
                           <a14:useLocalDpi xmlns:a14="http://schemas.microsoft.com/office/drawing/2010/main" val="0"/>
@@ -2383,14 +2883,33 @@
         <w:t>Client Layer</w:t>
       </w:r>
       <w:r>
-        <w:t xml:space="preserve">, users — categorized as either </w:t>
-      </w:r>
-      <w:r>
-        <w:rPr>
-          <w:b/>
-          <w:bCs/>
-        </w:rPr>
-        <w:t>Administrative and Stakeholder Users</w:t>
+        <w:t xml:space="preserve">, users — categorized as </w:t>
+      </w:r>
+      <w:proofErr w:type="gramStart"/>
+      <w:r>
+        <w:t xml:space="preserve">either </w:t>
+      </w:r>
+      <w:r>
+        <w:rPr>
+          <w:b/>
+          <w:bCs/>
+        </w:rPr>
+        <w:t xml:space="preserve">Administrative </w:t>
+      </w:r>
+      <w:r>
+        <w:rPr>
+          <w:b/>
+          <w:bCs/>
+        </w:rPr>
+        <w:t>and</w:t>
+      </w:r>
+      <w:proofErr w:type="gramEnd"/>
+      <w:r>
+        <w:rPr>
+          <w:b/>
+          <w:bCs/>
+        </w:rPr>
+        <w:t xml:space="preserve"> Stakeholder Users</w:t>
       </w:r>
       <w:r>
         <w:t xml:space="preserve"> or </w:t>
@@ -2423,7 +2942,10 @@
         <w:t xml:space="preserve"> GL JS</w:t>
       </w:r>
       <w:r>
-        <w:t xml:space="preserve"> integrated for high-performance spatial visualization. When a user performs an action, the client sends HTTPS requests to the </w:t>
+        <w:t xml:space="preserve"> integrated for high-pe</w:t>
+      </w:r>
+      <w:r>
+        <w:t xml:space="preserve">rformance spatial visualization. When a user performs an action, the client sends HTTPS requests to the </w:t>
       </w:r>
       <w:r>
         <w:rPr>
@@ -2465,13 +2987,21 @@
         <w:t>Flask</w:t>
       </w:r>
       <w:r>
-        <w:t xml:space="preserve"> framework, running as optimized serverless functions. This layer processes requests such as user authentication,</w:t>
+        <w:t xml:space="preserve"> framework, running as optimized serverles</w:t>
+      </w:r>
+      <w:r>
+        <w:t>s functions. This layer processes requests such as user authentication,</w:t>
       </w:r>
     </w:p>
     <w:p/>
     <w:p>
-      <w:r>
-        <w:t xml:space="preserve">cultural heritage form validation, and content moderation workflows. The </w:t>
+      <w:proofErr w:type="gramStart"/>
+      <w:r>
+        <w:t>cultural</w:t>
+      </w:r>
+      <w:proofErr w:type="gramEnd"/>
+      <w:r>
+        <w:t xml:space="preserve"> heritage form validation, and content moderation workflows. The </w:t>
       </w:r>
       <w:r>
         <w:rPr>
@@ -2505,30 +3035,50 @@
       </w:r>
       <w:proofErr w:type="spellEnd"/>
       <w:r>
-        <w:t xml:space="preserve"> for Redis-based caching. This layer stores all persistent data, including user accounts, detailed heritage profiles, business establishment records, and system-wide audit logs. This cloud-native architecture ensures a highly available, secure, and performant separation between the interactive interface and the central data repositories.</w:t>
+        <w:t xml:space="preserve"> </w:t>
+      </w:r>
+      <w:r>
+        <w:t xml:space="preserve">for </w:t>
+      </w:r>
+      <w:proofErr w:type="spellStart"/>
+      <w:r>
+        <w:t>Redis</w:t>
+      </w:r>
+      <w:proofErr w:type="spellEnd"/>
+      <w:r>
+        <w:t>-based caching. This layer stores all persistent data, including user accounts, detailed heritage profiles, business establishment records, and system-wide audit logs. This cloud-native architecture ensures a highly available, secure, and performa</w:t>
+      </w:r>
+      <w:r>
+        <w:t>nt separation between the interactive interface and the central data repositories.</w:t>
       </w:r>
     </w:p>
     <w:p>
       <w:pPr>
         <w:pStyle w:val="Heading3"/>
       </w:pPr>
-      <w:bookmarkStart w:id="19" w:name="_6q1d9hlo6qix" w:colFirst="0" w:colLast="0"/>
-      <w:bookmarkEnd w:id="19"/>
+      <w:bookmarkStart w:id="20" w:name="_6q1d9hlo6qix" w:colFirst="0" w:colLast="0"/>
+      <w:bookmarkEnd w:id="20"/>
       <w:r>
         <w:t>Existing Process Flowchart</w:t>
       </w:r>
     </w:p>
     <w:p>
       <w:r>
-        <w:t>A flowchart is a graphical representation of a process that uses standardized symbols — such as rectangles for actions, diamonds for decisions, and arrows for flow direction — to illustrate the sequence of steps, decision points, and outcomes. Flowcharts are important in system analysis because they provide a clear, visual understanding of the current (as-is) process, making it easier to identify bottle</w:t>
+        <w:t>A flowchart is a graphical representation of a process that uses standardized symbols — such as rectangles for actions, diamonds for decisions, an</w:t>
+      </w:r>
+      <w:r>
+        <w:t>d arrows for flow direction — to illustrate the sequence of steps, decision points, and outcomes. Flowcharts are important in system analysis because they provide a clear, visual understanding of the current (as-is) process, making it easier to identify bo</w:t>
+      </w:r>
+      <w:r>
+        <w:t>ttle</w:t>
       </w:r>
     </w:p>
     <w:p>
       <w:r>
         <w:rPr>
           <w:noProof/>
-        </w:rPr>
-        <w:lastRenderedPageBreak/>
+          <w:lang w:val="en-PH" w:eastAsia="en-PH"/>
+        </w:rPr>
         <w:drawing>
           <wp:anchor distT="0" distB="0" distL="114300" distR="114300" simplePos="0" relativeHeight="251659264" behindDoc="1" locked="0" layoutInCell="1" allowOverlap="1" wp14:anchorId="61037352" wp14:editId="7E1E2419">
             <wp:simplePos x="0" y="0"/>
@@ -2553,7 +3103,7 @@
                     <pic:cNvPicPr/>
                   </pic:nvPicPr>
                   <pic:blipFill>
-                    <a:blip r:embed="rId11" cstate="print">
+                    <a:blip r:embed="rId12" cstate="print">
                       <a:extLst>
                         <a:ext uri="{28A0092B-C50C-407E-A947-70E740481C1C}">
                           <a14:useLocalDpi xmlns:a14="http://schemas.microsoft.com/office/drawing/2010/main" val="0"/>
@@ -2603,8 +3153,19 @@
       </w:r>
       <w:proofErr w:type="spellEnd"/>
       <w:r>
-        <w:t>, revealing significant gaps in information accessibility and data synchronization. The first process (Top Path) begins when a tourist seeks information. Currently, the tourist is forced to choose between searching unverified social media pages—which often harbor outdated or conflicting details leading to visitor confusion—or traveling physically to the Municipal Tourism Office. At the office, staff must manually browse through paper-bound records and physical files to answer inquiries. If the relevant file is missing or being used by another officer, the information remains unavailable, resulting in a poor visitor experience.</w:t>
-      </w:r>
+        <w:t xml:space="preserve">, revealing significant gaps in information accessibility and data synchronization. The first process (Top Path) begins when a tourist seeks information. </w:t>
+      </w:r>
+      <w:r>
+        <w:t>Currently, the tourist is forced to choose between searching unverified social media pages—which often harbor outdated or conflicting details leading to visitor confusion—or traveling physically to the Municipal Tourism Office. At the office, staff must ma</w:t>
+      </w:r>
+      <w:r>
+        <w:t xml:space="preserve">nually browse through paper-bound records and physical files to answer inquiries. </w:t>
+      </w:r>
+      <w:proofErr w:type="gramStart"/>
+      <w:r>
+        <w:t>If the relevant file is missing or being used by another officer, the information remains unavailable, resulting in a poor visitor experience.</w:t>
+      </w:r>
+      <w:proofErr w:type="gramEnd"/>
     </w:p>
     <w:p>
       <w:pPr>
@@ -2620,26 +3181,40 @@
     </w:p>
     <w:p>
       <w:r>
-        <w:t xml:space="preserve">The second process (Bottom Path) describes the current information reporting workflow from the grassroots level. When a Barangay Representative has a new cultural event or attraction update, they must either prepare a physical report for delivery or send informal messages via text or social media. This non-standardized communication forces LGU Tourism staff to </w:t>
-      </w:r>
-      <w:r>
-        <w:lastRenderedPageBreak/>
-        <w:t>manually consolidate disparate data formats. Any missing information necessitates a repetitive cycle of phone calls and follow-ups, causing significant time lags. By the time the LGU updates its printed brochures or social media posts, the information is often already weeks old. This flowchart demonstrates that the current reliance on manual, physical-first documentation is the root cause of the municipality's fragmented and delay-prone tourism information ecosystem.</w:t>
+        <w:t>The second process (Bottom Pat</w:t>
+      </w:r>
+      <w:r>
+        <w:t>h) describes the current information reporting workflow from the grassroots level. When a Barangay Representative has a new cultural event or attraction update, they must either prepare a physical report for delivery or send informal messages via text or s</w:t>
+      </w:r>
+      <w:r>
+        <w:t xml:space="preserve">ocial media. This non-standardized communication forces LGU Tourism staff to manually consolidate disparate data formats. Any missing information necessitates a repetitive cycle of phone calls and follow-ups, causing significant time lags. By the time the </w:t>
+      </w:r>
+      <w:r>
+        <w:t>LGU updates its printed brochures or social media posts, the information is often already weeks old. This flowchart demonstrates that the current reliance on manual, physical-first documentation is the root cause of the municipality's fragmented and delay-</w:t>
+      </w:r>
+      <w:r>
+        <w:t>prone tourism information ecosystem.</w:t>
       </w:r>
     </w:p>
     <w:p>
       <w:pPr>
         <w:pStyle w:val="Heading3"/>
       </w:pPr>
-      <w:bookmarkStart w:id="20" w:name="_s2higp4eiy85" w:colFirst="0" w:colLast="0"/>
-      <w:bookmarkEnd w:id="20"/>
+      <w:bookmarkStart w:id="21" w:name="_s2higp4eiy85" w:colFirst="0" w:colLast="0"/>
+      <w:bookmarkEnd w:id="21"/>
       <w:r>
         <w:t>Dataflow Diagram (DFD)</w:t>
       </w:r>
     </w:p>
     <w:p>
       <w:r>
-        <w:t>A Dataflow Diagram (DFD) is a graphical tool used to visualize how data moves through a system. It identifies where data originates (external entities), how it is processed (processes), where it is stored (data stores), and the paths it follows (data flows). DFDs are important in system design because they provide a clear, logical representation of the system's data handling without getting into implementation details, making it easier for both developers and stakeholders to validate that all data requirements are covered.</w:t>
+        <w:t>A Dataflow Diagram (DFD) is a graphical tool used to visualize how data moves through a system. It identifies where data originates (external entities), how it is processed (processes), where it i</w:t>
+      </w:r>
+      <w:r>
+        <w:t>s stored (data stores), and the paths it follows (data flows). DFDs are important in system design because they provide a clear, logical representation of the system's data handling without getting into implementation details, making it easier for both dev</w:t>
+      </w:r>
+      <w:r>
+        <w:t>elopers and stakeholders to validate that all data requirements are covered.</w:t>
       </w:r>
     </w:p>
     <w:p>
@@ -2668,7 +3243,9 @@
       <w:r>
         <w:rPr>
           <w:noProof/>
-        </w:rPr>
+          <w:lang w:val="en-PH" w:eastAsia="en-PH"/>
+        </w:rPr>
+        <w:lastRenderedPageBreak/>
         <w:drawing>
           <wp:inline distT="0" distB="0" distL="0" distR="0" wp14:anchorId="27F0E5E5" wp14:editId="2F55800C">
             <wp:extent cx="5943600" cy="3861435"/>
@@ -2685,7 +3262,7 @@
                     <pic:cNvPicPr/>
                   </pic:nvPicPr>
                   <pic:blipFill>
-                    <a:blip r:embed="rId12" cstate="print">
+                    <a:blip r:embed="rId13" cstate="print">
                       <a:extLst>
                         <a:ext uri="{28A0092B-C50C-407E-A947-70E740481C1C}">
                           <a14:useLocalDpi xmlns:a14="http://schemas.microsoft.com/office/drawing/2010/main" val="0"/>
@@ -2748,7 +3325,13 @@
         <w:t>General Public and Academic Users (EE1)</w:t>
       </w:r>
       <w:r>
-        <w:t xml:space="preserve">, including tourists and researchers, send search queries and browse requests to Process 1.0 (Search &amp; Browse), which forwards these to the Main System. Process 4.0 (Data Retrieval &amp; Display) retrieves map data, points of interest details, and cultural profiles from the system and returns them to the user. </w:t>
+        <w:t>, including tourists and researchers, sen</w:t>
+      </w:r>
+      <w:r>
+        <w:t>d search queries and browse requests to Process 1.0 (Search &amp; Browse), which forwards these to the Main System. Process 4.0 (Data Retrieval &amp; Display) retrieves map data, points of interest details, and cultural profiles from the system and returns them to</w:t>
+      </w:r>
+      <w:r>
+        <w:t xml:space="preserve"> the user. </w:t>
       </w:r>
       <w:r>
         <w:rPr>
@@ -2758,26 +3341,34 @@
         <w:t>Administrative and Stakeholder Users (EE2)</w:t>
       </w:r>
       <w:r>
-        <w:t xml:space="preserve"> submit new content and manage system data. This entity </w:t>
-      </w:r>
-      <w:r>
-        <w:lastRenderedPageBreak/>
-        <w:t>encompasses Barangay Representatives who submit content through Process 2.0 (Content Submission) and LGU Tourism Admins who interact with Process 3.0 (Content Moderation) to review and approve submissions. Process 3.0 either commits the approved data to Data Store D2 (Tourist Spots &amp; Cultural Data) or sends a rejection notice. The system also maintains Data Store D1 (User Accounts &amp; Roles) for authentication and access control across all categories.</w:t>
+        <w:t xml:space="preserve"> submit new content and manage system data. This entity encompasses Barangay Representatives who submit content through Process 2.0 (Content Submission) and LGU Tourism Admins who interact with Process 3</w:t>
+      </w:r>
+      <w:r>
+        <w:t>.0 (Content Moderation) to review and approve submissions. Process 3.0 either commits the approved data to Data Store D2 (Tourist Spots &amp; Cultural Data) or sends a rejection notice. The system also maintains Data Store D1 (User Accounts &amp; Roles) for authen</w:t>
+      </w:r>
+      <w:r>
+        <w:t>tication and access control across all categories.</w:t>
       </w:r>
     </w:p>
     <w:p>
       <w:pPr>
         <w:pStyle w:val="Heading3"/>
       </w:pPr>
-      <w:bookmarkStart w:id="21" w:name="_kzif9yln8zpo" w:colFirst="0" w:colLast="0"/>
-      <w:bookmarkEnd w:id="21"/>
+      <w:bookmarkStart w:id="22" w:name="_kzif9yln8zpo" w:colFirst="0" w:colLast="0"/>
+      <w:bookmarkEnd w:id="22"/>
       <w:r>
         <w:t>Entity-Relationship Diagram (ERD)</w:t>
       </w:r>
     </w:p>
     <w:p>
       <w:r>
-        <w:t>An Entity-Relationship Diagram (ERD) visually represents the logical structure of a database by defining the entities (tables), their attributes (columns), and the relationships that connect them. ERDs are important in database design because they provide a clear, conceptual blueprint of how data is organized, ensuring data integrity, eliminating redundancy, and establishing the foundation for writing efficient database queries.</w:t>
+        <w:t>An Entity-Relationship Diagram (ERD) visually represents the logical structure of a database by defining the entities (tables), their attributes (columns), and the relatio</w:t>
+      </w:r>
+      <w:r>
+        <w:t>nships that connect them. ERDs are important in database design because they provide a clear, conceptual blueprint of how data is organized, ensuring data integrity, eliminating redundancy, and establishing the foundation for writing efficient database que</w:t>
+      </w:r>
+      <w:r>
+        <w:t>ries.</w:t>
       </w:r>
     </w:p>
     <w:p>
@@ -2800,8 +3391,8 @@
       <w:r>
         <w:rPr>
           <w:noProof/>
-        </w:rPr>
-        <w:lastRenderedPageBreak/>
+          <w:lang w:val="en-PH" w:eastAsia="en-PH"/>
+        </w:rPr>
         <w:drawing>
           <wp:inline distT="0" distB="0" distL="0" distR="0" wp14:anchorId="08613C99" wp14:editId="04DD0D57">
             <wp:extent cx="5934075" cy="6000750"/>
@@ -2820,7 +3411,7 @@
                     </pic:cNvPicPr>
                   </pic:nvPicPr>
                   <pic:blipFill>
-                    <a:blip r:embed="rId13" cstate="print">
+                    <a:blip r:embed="rId14" cstate="print">
                       <a:extLst>
                         <a:ext uri="{28A0092B-C50C-407E-A947-70E740481C1C}">
                           <a14:useLocalDpi xmlns:a14="http://schemas.microsoft.com/office/drawing/2010/main" val="0"/>
@@ -2876,7 +3467,11 @@
         <w:t>BARANGAY_INFO</w:t>
       </w:r>
       <w:r>
-        <w:t xml:space="preserve"> which serves as the geographic and administrative anchor for all content. The </w:t>
+        <w:t xml:space="preserve"> which serves as the geographic and administrative anchor for all content. </w:t>
+      </w:r>
+      <w:proofErr w:type="gramStart"/>
+      <w:r>
+        <w:t xml:space="preserve">The </w:t>
       </w:r>
       <w:r>
         <w:rPr>
@@ -2886,7 +3481,10 @@
         <w:t>HERITAGE_PROFILE</w:t>
       </w:r>
       <w:r>
-        <w:t xml:space="preserve"> acts as a central repository for technical documentation (built, natural, and intangible assets), which can be optionally linked to a public </w:t>
+        <w:t xml:space="preserve"> acts as a central repository for technical docu</w:t>
+      </w:r>
+      <w:r>
+        <w:t xml:space="preserve">mentation (built, natural, and intangible assets), which can be optionally linked to a public </w:t>
       </w:r>
       <w:r>
         <w:rPr>
@@ -2896,7 +3494,11 @@
         <w:t>ATTRACTION</w:t>
       </w:r>
       <w:r>
-        <w:t xml:space="preserve"> entry. The </w:t>
+        <w:t xml:space="preserve"> entry.</w:t>
+      </w:r>
+      <w:proofErr w:type="gramEnd"/>
+      <w:r>
+        <w:t xml:space="preserve"> The </w:t>
       </w:r>
       <w:r>
         <w:rPr>
@@ -2917,11 +3519,13 @@
           <w:b/>
           <w:bCs/>
         </w:rPr>
-        <w:lastRenderedPageBreak/>
         <w:t>ESTABLISHMENT</w:t>
       </w:r>
       <w:r>
-        <w:t xml:space="preserve"> model manages dining and accommodation data, including child entities like </w:t>
+        <w:t xml:space="preserve"> model manages dining and accommoda</w:t>
+      </w:r>
+      <w:r>
+        <w:t xml:space="preserve">tion data, including child entities like </w:t>
       </w:r>
       <w:r>
         <w:rPr>
@@ -2951,37 +3555,46 @@
         <w:t>DATABASE_AUDIT_LOG</w:t>
       </w:r>
       <w:r>
-        <w:t xml:space="preserve"> ensures security and accountability by tracking all administrative actions. This relational structure ensures that cultural data is preserved with high integrity while providing a flexible foundation for tourism promotion.</w:t>
+        <w:t xml:space="preserve"> ensures security and accountability by tracking all administrative actions. This relational structure ensures that cultural data is pre</w:t>
+      </w:r>
+      <w:r>
+        <w:t>served with high integrity while providing a flexible foundation for tourism promotion.</w:t>
       </w:r>
     </w:p>
     <w:p>
       <w:pPr>
         <w:pStyle w:val="Heading3"/>
       </w:pPr>
-      <w:bookmarkStart w:id="22" w:name="_puy3riw1fngf" w:colFirst="0" w:colLast="0"/>
-      <w:bookmarkEnd w:id="22"/>
+      <w:bookmarkStart w:id="23" w:name="_puy3riw1fngf" w:colFirst="0" w:colLast="0"/>
+      <w:bookmarkEnd w:id="23"/>
       <w:r>
         <w:t>Implementation Plan</w:t>
       </w:r>
     </w:p>
     <w:p>
       <w:r>
-        <w:t>The successful deployment of the Interactive Digital Cultural Map and Local Tourism Information System requires a structured implementation plan encompassing a project timeline, a deployment strategy, and a clear definition of resource requirements.</w:t>
+        <w:t>The successful deployment of the Interactive Digital Cultural Map and Local Tourism Information System requires a structured implementation plan enc</w:t>
+      </w:r>
+      <w:r>
+        <w:t>ompassing a project timeline, a deployment strategy, and a clear definition of resource requirements.</w:t>
       </w:r>
     </w:p>
     <w:p>
       <w:pPr>
         <w:pStyle w:val="Heading4"/>
       </w:pPr>
-      <w:bookmarkStart w:id="23" w:name="_bl3add453chm" w:colFirst="0" w:colLast="0"/>
-      <w:bookmarkEnd w:id="23"/>
+      <w:bookmarkStart w:id="24" w:name="_bl3add453chm" w:colFirst="0" w:colLast="0"/>
+      <w:bookmarkEnd w:id="24"/>
       <w:r>
         <w:t>Project Timeline</w:t>
       </w:r>
     </w:p>
     <w:p>
       <w:r>
-        <w:t>The development schedule is organized around the four phases of the RAD methodology, with key milestones and expected completion dates for each phase.</w:t>
+        <w:t>The development schedule is organized around the four phases of the RAD methodology, with key milestones and expected completion dates fo</w:t>
+      </w:r>
+      <w:r>
+        <w:t>r each phase.</w:t>
       </w:r>
     </w:p>
     <w:p/>
@@ -2989,6 +3602,7 @@
       <w:r>
         <w:rPr>
           <w:noProof/>
+          <w:lang w:val="en-PH" w:eastAsia="en-PH"/>
         </w:rPr>
         <w:drawing>
           <wp:inline distT="0" distB="0" distL="0" distR="0" wp14:anchorId="70ED24E0" wp14:editId="137DBFEB">
@@ -3006,7 +3620,7 @@
                     <pic:cNvPicPr/>
                   </pic:nvPicPr>
                   <pic:blipFill>
-                    <a:blip r:embed="rId14" cstate="print">
+                    <a:blip r:embed="rId15" cstate="print">
                       <a:extLst>
                         <a:ext uri="{28A0092B-C50C-407E-A947-70E740481C1C}">
                           <a14:useLocalDpi xmlns:a14="http://schemas.microsoft.com/office/drawing/2010/main" val="0"/>
@@ -3037,8 +3651,8 @@
       <w:pPr>
         <w:pStyle w:val="Heading4"/>
       </w:pPr>
-      <w:bookmarkStart w:id="24" w:name="_bsc7ykd6pqyo" w:colFirst="0" w:colLast="0"/>
-      <w:bookmarkEnd w:id="24"/>
+      <w:bookmarkStart w:id="25" w:name="_bsc7ykd6pqyo" w:colFirst="0" w:colLast="0"/>
+      <w:bookmarkEnd w:id="25"/>
       <w:r>
         <w:t>Deployment Plan</w:t>
       </w:r>
@@ -3075,7 +3689,10 @@
         <w:t>Pilot Testing (Internal):</w:t>
       </w:r>
       <w:r>
-        <w:t xml:space="preserve"> The system will first be deployed to a staging environment accessible only to the LGU Tourism Office staff and a select group of 3–5 Barangay Representatives. During this phase, the content moderation workflow will be validated end-to-end — from submission by a barangay representative, through admin review, to publication on the map. Feedback from pilot users will be collected and used to make final adjustments to the user interface, form fields, and notification messages.</w:t>
+        <w:t xml:space="preserve"> The system will first be deployed to a staging environment accessible only to the LGU Tourism Office staff and a select group of 3–5 Barangay Representatives. During this phase, the content moderation workflow will be validated end-to-end — from submissio</w:t>
+      </w:r>
+      <w:r>
+        <w:t>n by a barangay representative, through admin review, to publication on the map. Feedback from pilot users will be collected and used to make final adjustments to the user interface, form fields, and notification messages.</w:t>
       </w:r>
     </w:p>
     <w:p>
@@ -3130,7 +3747,14 @@
       </w:r>
       <w:proofErr w:type="spellEnd"/>
       <w:r>
-        <w:t xml:space="preserve"> for the managed PostgreSQL database and asset storage. The environment will be configured with automated SSL/TLS certification, production-grade security headers, and an optimized caching strategy using </w:t>
+        <w:t xml:space="preserve"> for the managed PostgreS</w:t>
+      </w:r>
+      <w:r>
+        <w:t xml:space="preserve">QL database and asset storage. The environment will be configured with automated SSL/TLS certification, production-grade security headers, </w:t>
+      </w:r>
+      <w:r>
+        <w:lastRenderedPageBreak/>
+        <w:t xml:space="preserve">and an optimized caching strategy using </w:t>
       </w:r>
       <w:proofErr w:type="spellStart"/>
       <w:r>
@@ -3146,8 +3770,17 @@
           <w:b/>
           <w:bCs/>
         </w:rPr>
-        <w:t xml:space="preserve"> Redis</w:t>
-      </w:r>
+        <w:t xml:space="preserve"> </w:t>
+      </w:r>
+      <w:proofErr w:type="spellStart"/>
+      <w:r>
+        <w:rPr>
+          <w:b/>
+          <w:bCs/>
+        </w:rPr>
+        <w:t>Redis</w:t>
+      </w:r>
+      <w:proofErr w:type="spellEnd"/>
       <w:r>
         <w:t xml:space="preserve">. DNS records will be configured to point to the </w:t>
       </w:r>
@@ -3157,7 +3790,10 @@
       </w:r>
       <w:proofErr w:type="spellEnd"/>
       <w:r>
-        <w:t xml:space="preserve"> deployment.</w:t>
+        <w:t xml:space="preserve"> deployme</w:t>
+      </w:r>
+      <w:r>
+        <w:t>nt.</w:t>
       </w:r>
     </w:p>
     <w:p>
@@ -3185,11 +3821,13 @@
           <w:b/>
           <w:bCs/>
         </w:rPr>
-        <w:lastRenderedPageBreak/>
         <w:t>User Training and Launch:</w:t>
       </w:r>
       <w:r>
-        <w:t xml:space="preserve"> A formal training session will be conducted for System Administrators, Barangay Representatives, and Business Owners. Training will cover account management, heritage profiling procedures, business listing updates, and moderation workflows. Printed and digital user manuals will be distributed. Following training, the system will be officially launched to the public via official municipal channels.</w:t>
+        <w:t xml:space="preserve"> A formal training session will be conducted for System Administrators, Barangay Representatives, and Business Owners. Training will cover account management, heritage profiling procedures, business listing updates, and modera</w:t>
+      </w:r>
+      <w:r>
+        <w:t>tion workflows. Printed and digital user manuals will be distributed. Following training, the system will be officially launched to the public via official municipal channels.</w:t>
       </w:r>
     </w:p>
     <w:p>
@@ -3220,17 +3858,23 @@
         <w:t>Post-Launch Support:</w:t>
       </w:r>
       <w:r>
-        <w:t xml:space="preserve"> After the public launch, the development team will provide a defined support period (e.g., 30 days) during which bugs, user-reported issues, and minor adjustments will be addressed. A maintenance schedule will be established for regular database backups, software updates, and monitoring of system performance.</w:t>
+        <w:t xml:space="preserve"> After the public launch, the development team will provide</w:t>
+      </w:r>
+      <w:r>
+        <w:t xml:space="preserve"> a defined support period (e.g., 30 days) during which bugs, user-reported issues, and minor adjustments will be addressed. A maintenance schedule will be established for regular database backups, software updates, and monitoring of system performance.</w:t>
       </w:r>
     </w:p>
     <w:p>
       <w:pPr>
         <w:pStyle w:val="Heading4"/>
       </w:pPr>
-      <w:bookmarkStart w:id="25" w:name="_su7ide11rbd5" w:colFirst="0" w:colLast="0"/>
-      <w:bookmarkEnd w:id="25"/>
-      <w:r>
-        <w:t>Resource Requirements</w:t>
+      <w:bookmarkStart w:id="26" w:name="_su7ide11rbd5" w:colFirst="0" w:colLast="0"/>
+      <w:bookmarkEnd w:id="26"/>
+      <w:r>
+        <w:t>Res</w:t>
+      </w:r>
+      <w:r>
+        <w:t>ource Requirements</w:t>
       </w:r>
     </w:p>
     <w:p>
@@ -3279,7 +3923,10 @@
         </w:numPr>
       </w:pPr>
       <w:r>
-        <w:t>Development machines: A minimum of an Intel Core i5 or equivalent processor with 8GB RAM (16GB recommended) and SSD storage for the development team.</w:t>
+        <w:t>Development machines: A minimum of an Intel Core i5 or equivalent processor with 8GB RAM (16GB recommended) and SS</w:t>
+      </w:r>
+      <w:r>
+        <w:t>D storage for the development team.</w:t>
       </w:r>
     </w:p>
     <w:p>
@@ -3301,7 +3948,10 @@
         </w:numPr>
       </w:pPr>
       <w:r>
-        <w:t>End-user devices: Standard smartphones, tablets, or personal computers with web browser access for Public Users, Barangay Representatives, and Students/Researchers.</w:t>
+        <w:t xml:space="preserve">End-user devices: Standard smartphones, </w:t>
+      </w:r>
+      <w:r>
+        <w:t>tablets, or personal computers with web browser access for Public Users, Barangay Representatives, and Students/Researchers.</w:t>
       </w:r>
     </w:p>
     <w:p>
@@ -3348,6 +3998,7 @@
         <w:t xml:space="preserve">Development environment: Visual Studio Code, Python 3.12+, Git for version control, and the </w:t>
       </w:r>
       <w:proofErr w:type="spellStart"/>
+      <w:proofErr w:type="gramStart"/>
       <w:r>
         <w:rPr>
           <w:rFonts w:ascii="Roboto Mono" w:eastAsia="Roboto Mono" w:hAnsi="Roboto Mono" w:cs="Roboto Mono"/>
@@ -3356,6 +4007,7 @@
         <w:t>uv</w:t>
       </w:r>
       <w:proofErr w:type="spellEnd"/>
+      <w:proofErr w:type="gramEnd"/>
       <w:r>
         <w:t xml:space="preserve"> package manager for dependency management.</w:t>
       </w:r>
@@ -3387,23 +4039,50 @@
       </w:r>
       <w:proofErr w:type="spellEnd"/>
       <w:r>
-        <w:t xml:space="preserve"> for web hosting and serverless compute, </w:t>
+        <w:t xml:space="preserve"> for web hosting and </w:t>
       </w:r>
       <w:proofErr w:type="spellStart"/>
       <w:r>
+        <w:t>serverless</w:t>
+      </w:r>
+      <w:proofErr w:type="spellEnd"/>
+      <w:r>
+        <w:t xml:space="preserve"> compute, </w:t>
+      </w:r>
+      <w:proofErr w:type="spellStart"/>
+      <w:r>
         <w:t>Supabase</w:t>
       </w:r>
       <w:proofErr w:type="spellEnd"/>
       <w:r>
-        <w:t xml:space="preserve"> for PostgreSQL database and object storage, and </w:t>
+        <w:t xml:space="preserve"> for </w:t>
       </w:r>
       <w:proofErr w:type="spellStart"/>
       <w:r>
+        <w:t>PostgreSQL</w:t>
+      </w:r>
+      <w:proofErr w:type="spellEnd"/>
+      <w:r>
+        <w:t xml:space="preserve"> database and object storage, and </w:t>
+      </w:r>
+      <w:proofErr w:type="spellStart"/>
+      <w:r>
         <w:t>Upstash</w:t>
       </w:r>
       <w:proofErr w:type="spellEnd"/>
       <w:r>
-        <w:t xml:space="preserve"> for Redis caching.</w:t>
+        <w:t xml:space="preserve"> for </w:t>
+      </w:r>
+      <w:proofErr w:type="spellStart"/>
+      <w:r>
+        <w:t>Redis</w:t>
+      </w:r>
+      <w:proofErr w:type="spellEnd"/>
+      <w:r>
+        <w:t xml:space="preserve"> caching</w:t>
+      </w:r>
+      <w:r>
+        <w:t>.</w:t>
       </w:r>
     </w:p>
     <w:p>
@@ -3473,7 +4152,15 @@
           <w:b/>
           <w:bCs/>
         </w:rPr>
-        <w:t>Category 1: Administrative and Stakeholder Users</w:t>
+        <w:lastRenderedPageBreak/>
+        <w:t>Category 1:</w:t>
+      </w:r>
+      <w:r>
+        <w:rPr>
+          <w:b/>
+          <w:bCs/>
+        </w:rPr>
+        <w:t xml:space="preserve"> Administrative and Stakeholder Users</w:t>
       </w:r>
       <w:r>
         <w:t>: Designated LGU Tourism Office staff (System Administrators) and Barangay Representatives (Contributors) responsible for content moderation, technical oversight, and local data submission.</w:t>
@@ -3491,8 +4178,14 @@
           <w:b/>
           <w:bCs/>
         </w:rPr>
-        <w:lastRenderedPageBreak/>
-        <w:t>Category 2: General Public and Academic Users</w:t>
+        <w:t>Category 2: General Public an</w:t>
+      </w:r>
+      <w:r>
+        <w:rPr>
+          <w:b/>
+          <w:bCs/>
+        </w:rPr>
+        <w:t>d Academic Users</w:t>
       </w:r>
       <w:r>
         <w:t>: The intended end-users of the public map and digital atlas, including visitors and researchers.</w:t>
@@ -3526,10 +4219,13 @@
       <w:pPr>
         <w:pStyle w:val="Heading1"/>
       </w:pPr>
-      <w:bookmarkStart w:id="26" w:name="_lsyn3786vgug" w:colFirst="0" w:colLast="0"/>
-      <w:bookmarkEnd w:id="26"/>
-      <w:r>
-        <w:t>Chapter 3: Results and Discussion</w:t>
+      <w:bookmarkStart w:id="27" w:name="_lsyn3786vgug" w:colFirst="0" w:colLast="0"/>
+      <w:bookmarkEnd w:id="27"/>
+      <w:r>
+        <w:t>Chapter</w:t>
+      </w:r>
+      <w:r>
+        <w:t xml:space="preserve"> 3: Results and Discussion</w:t>
       </w:r>
     </w:p>
     <w:p>
@@ -3542,22 +4238,42 @@
       </w:r>
       <w:proofErr w:type="spellEnd"/>
       <w:r>
-        <w:t>, Pangasinan. It encapsulates the empirical evidence gathered during the terminal phase of the project, detailing the operational features of the system, the systemic testing methodologies employed to ensure technical integrity, and a synthesized analysis of the results. By bridging the gap between theoretical system design and practical implementation, this chapter validates the system’s efficacy in addressing the municipality's fragmented tourism information ecosystem.</w:t>
+        <w:t xml:space="preserve">, </w:t>
+      </w:r>
+      <w:proofErr w:type="spellStart"/>
+      <w:r>
+        <w:t>Panga</w:t>
+      </w:r>
+      <w:r>
+        <w:t>sinan</w:t>
+      </w:r>
+      <w:proofErr w:type="spellEnd"/>
+      <w:r>
+        <w:t xml:space="preserve">. It encapsulates the empirical evidence gathered during the terminal phase of the project, detailing the operational features of the system, the systemic testing methodologies employed to ensure technical integrity, and a synthesized analysis of the </w:t>
+      </w:r>
+      <w:r>
+        <w:t>results. By bridging the gap between theoretical system design and practical implementation, this chapter validates the system’s efficacy in addressing the municipality's fragmented tourism information ecosystem.</w:t>
       </w:r>
     </w:p>
     <w:p>
       <w:pPr>
         <w:pStyle w:val="Heading2"/>
       </w:pPr>
-      <w:bookmarkStart w:id="27" w:name="_eruma6jzdi4" w:colFirst="0" w:colLast="0"/>
-      <w:bookmarkEnd w:id="27"/>
+      <w:bookmarkStart w:id="28" w:name="_eruma6jzdi4" w:colFirst="0" w:colLast="0"/>
+      <w:bookmarkEnd w:id="28"/>
       <w:r>
         <w:t>Proposed System Flowchart</w:t>
       </w:r>
     </w:p>
     <w:p>
       <w:r>
-        <w:t>The operational workflow of the Interactive Digital Cultural Map is characterized by a centralized, role-based pipeline designed to ensure data integrity and administrative oversight. The process initiates at the grassroots level, where designated Barangay Representatives capture and input cultural heritage data—encompassing built, natural, and intangible assets—into the Contributor Portal. This submission triggers a conditional logic sequence within the backend architecture:</w:t>
+        <w:t>The operational w</w:t>
+      </w:r>
+      <w:r>
+        <w:t xml:space="preserve">orkflow of the Interactive Digital Cultural Map is characterized by a centralized, role-based pipeline designed to ensure data integrity and administrative oversight. The process initiates at the grassroots level, where designated Barangay Representatives </w:t>
+      </w:r>
+      <w:r>
+        <w:t>capture and input cultural heritage data—encompassing built, natural, and intangible assets—into the Contributor Portal. This submission triggers a conditional logic sequence within the backend architecture:</w:t>
       </w:r>
     </w:p>
     <w:p>
@@ -3630,7 +4346,14 @@
           <w:b/>
           <w:bCs/>
         </w:rPr>
-        <w:t>Administrative Review:</w:t>
+        <w:t>Administrati</w:t>
+      </w:r>
+      <w:r>
+        <w:rPr>
+          <w:b/>
+          <w:bCs/>
+        </w:rPr>
+        <w:t>ve Review:</w:t>
       </w:r>
       <w:r>
         <w:t xml:space="preserve"> The </w:t>
@@ -3669,7 +4392,10 @@
       </w:r>
       <w:proofErr w:type="spellEnd"/>
       <w:r>
-        <w:t xml:space="preserve"> GL JS interface, becoming accessible to </w:t>
+        <w:t xml:space="preserve"> GL JS inter</w:t>
+      </w:r>
+      <w:r>
+        <w:t xml:space="preserve">face, becoming accessible to </w:t>
       </w:r>
       <w:r>
         <w:rPr>
@@ -3686,25 +4412,28 @@
       <w:pPr>
         <w:pStyle w:val="Heading2"/>
       </w:pPr>
-      <w:bookmarkStart w:id="28" w:name="_tny1huq536ye" w:colFirst="0" w:colLast="0"/>
-      <w:bookmarkEnd w:id="28"/>
-      <w:r>
+      <w:bookmarkStart w:id="29" w:name="_tny1huq536ye" w:colFirst="0" w:colLast="0"/>
+      <w:bookmarkEnd w:id="29"/>
+      <w:r>
+        <w:lastRenderedPageBreak/>
         <w:t>System Features and User Interfaces</w:t>
       </w:r>
     </w:p>
     <w:p>
       <w:r>
-        <w:t>The architecture of the system is distilled into two primary functional categories, each tailored to the specific requirements of its user ecosystem:</w:t>
+        <w:t xml:space="preserve">The architecture of the system is distilled into two primary functional categories, each tailored to the specific requirements of its user </w:t>
+      </w:r>
+      <w:r>
+        <w:t>ecosystem:</w:t>
       </w:r>
     </w:p>
     <w:p>
       <w:pPr>
         <w:pStyle w:val="Heading3"/>
       </w:pPr>
-      <w:bookmarkStart w:id="29" w:name="_ajn5n7wbr9ee" w:colFirst="0" w:colLast="0"/>
-      <w:bookmarkEnd w:id="29"/>
-      <w:r>
-        <w:lastRenderedPageBreak/>
+      <w:bookmarkStart w:id="30" w:name="_ajn5n7wbr9ee" w:colFirst="0" w:colLast="0"/>
+      <w:bookmarkEnd w:id="30"/>
+      <w:r>
         <w:t>1. General Public and Academic Portal</w:t>
       </w:r>
     </w:p>
@@ -3760,7 +4489,18 @@
         <w:t>Key Features:</w:t>
       </w:r>
       <w:r>
-        <w:t xml:space="preserve"> Real-time spatial filtering, heritage categories (built, natural, intangible), barangay-specific profiles, and interactive galleries.</w:t>
+        <w:t xml:space="preserve"> Real-time spatial filtering, heritage cate</w:t>
+      </w:r>
+      <w:r>
+        <w:t xml:space="preserve">gories (built, natural, </w:t>
+      </w:r>
+      <w:proofErr w:type="gramStart"/>
+      <w:r>
+        <w:t>intangible</w:t>
+      </w:r>
+      <w:proofErr w:type="gramEnd"/>
+      <w:r>
+        <w:t>), barangay-specific profiles, and interactive galleries.</w:t>
       </w:r>
     </w:p>
     <w:p>
@@ -3809,10 +4549,13 @@
       <w:pPr>
         <w:pStyle w:val="Heading3"/>
       </w:pPr>
-      <w:bookmarkStart w:id="30" w:name="_h6d7tebsyq1g" w:colFirst="0" w:colLast="0"/>
-      <w:bookmarkEnd w:id="30"/>
-      <w:r>
-        <w:t>2. Administrative and Stakeholder Portal</w:t>
+      <w:bookmarkStart w:id="31" w:name="_h6d7tebsyq1g" w:colFirst="0" w:colLast="0"/>
+      <w:bookmarkEnd w:id="31"/>
+      <w:r>
+        <w:t>2. Admini</w:t>
+      </w:r>
+      <w:r>
+        <w:t>strative and Stakeholder Portal</w:t>
       </w:r>
     </w:p>
     <w:p>
@@ -3867,7 +4610,10 @@
         <w:t>Key Features:</w:t>
       </w:r>
       <w:r>
-        <w:t xml:space="preserve"> Secure data entry forms with coordinate pickers, role-based moderation workflows, and real-time engagement analytics.</w:t>
+        <w:t xml:space="preserve"> Secure data entry forms with coordinate pickers, role-based moderat</w:t>
+      </w:r>
+      <w:r>
+        <w:t>ion workflows, and real-time engagement analytics.</w:t>
       </w:r>
     </w:p>
     <w:p>
@@ -3892,23 +4638,26 @@
       <w:pPr>
         <w:pStyle w:val="Heading2"/>
       </w:pPr>
-      <w:bookmarkStart w:id="31" w:name="_biyyi7f93l7c" w:colFirst="0" w:colLast="0"/>
-      <w:bookmarkEnd w:id="31"/>
+      <w:bookmarkStart w:id="32" w:name="_biyyi7f93l7c" w:colFirst="0" w:colLast="0"/>
+      <w:bookmarkEnd w:id="32"/>
       <w:r>
         <w:t>System Testing and Evaluation</w:t>
       </w:r>
     </w:p>
     <w:p>
       <w:r>
-        <w:t>To ensure the technical robustness and organizational relevance of the system, a multi-phased testing strategy was executed, grounded in the ISO/IEC 25010 software quality standards.</w:t>
+        <w:t>To ensure the tech</w:t>
+      </w:r>
+      <w:r>
+        <w:t>nical robustness and organizational relevance of the system, a multi-phased testing strategy was executed, grounded in the ISO/IEC 25010 software quality standards.</w:t>
       </w:r>
     </w:p>
     <w:p>
       <w:pPr>
         <w:pStyle w:val="Heading3"/>
       </w:pPr>
-      <w:bookmarkStart w:id="32" w:name="_a70ggq25urtt" w:colFirst="0" w:colLast="0"/>
-      <w:bookmarkEnd w:id="32"/>
+      <w:bookmarkStart w:id="33" w:name="_a70ggq25urtt" w:colFirst="0" w:colLast="0"/>
+      <w:bookmarkEnd w:id="33"/>
       <w:r>
         <w:t>Functional Testing</w:t>
       </w:r>
@@ -3922,7 +4671,10 @@
         <w:t>Significance:</w:t>
       </w:r>
       <w:r>
-        <w:t xml:space="preserve"> Functional testing serves as the primary mechanism for verifying that the system’s multifaceted features operate in strict accordance with the defined technical requirements. This process ensures that the logic governing user authentication, spatial data rendering, and content moderation is flawless.</w:t>
+        <w:t xml:space="preserve"> Functional testing serves as the primary mechanism for ver</w:t>
+      </w:r>
+      <w:r>
+        <w:t>ifying that the system’s multifaceted features operate in strict accordance with the defined technical requirements. This process ensures that the logic governing user authentication, spatial data rendering, and content moderation is flawless.</w:t>
       </w:r>
     </w:p>
     <w:p>
@@ -3943,7 +4695,14 @@
           <w:b/>
           <w:bCs/>
         </w:rPr>
-        <w:t>Test Case Definitions:</w:t>
+        <w:t xml:space="preserve">Test Case </w:t>
+      </w:r>
+      <w:r>
+        <w:rPr>
+          <w:b/>
+          <w:bCs/>
+        </w:rPr>
+        <w:t>Definitions:</w:t>
       </w:r>
     </w:p>
     <w:p>
@@ -4019,7 +4778,10 @@
         <w:t>Moderation Workflow:</w:t>
       </w:r>
       <w:r>
-        <w:t xml:space="preserve"> Verifying the state transitions from "Pending" to "Approved".</w:t>
+        <w:t xml:space="preserve"> Verifying the state tr</w:t>
+      </w:r>
+      <w:r>
+        <w:t>ansitions from "Pending" to "Approved".</w:t>
       </w:r>
     </w:p>
     <w:p>
@@ -4058,20 +4820,23 @@
           <w:b/>
           <w:bCs/>
         </w:rPr>
+        <w:lastRenderedPageBreak/>
         <w:t>Execution Process:</w:t>
       </w:r>
       <w:r>
-        <w:t xml:space="preserve"> Manual testing was conducted via Chrome DevTools to simulate end-user interactions. Test cases were executed to verify that each feature meets its expected outcome, with results recorded in real-time.</w:t>
+        <w:t xml:space="preserve"> Manual testing was conducted via Chrome DevTools to simulate end-user interactions. Test cases were executed to verify that each </w:t>
+      </w:r>
+      <w:r>
+        <w:t>feature meets its expected outcome, with results recorded in real-time.</w:t>
       </w:r>
     </w:p>
     <w:p>
       <w:pPr>
         <w:pStyle w:val="Heading3"/>
       </w:pPr>
-      <w:bookmarkStart w:id="33" w:name="_xx2qo3oisqdf" w:colFirst="0" w:colLast="0"/>
-      <w:bookmarkEnd w:id="33"/>
-      <w:r>
-        <w:lastRenderedPageBreak/>
+      <w:bookmarkStart w:id="34" w:name="_xx2qo3oisqdf" w:colFirst="0" w:colLast="0"/>
+      <w:bookmarkEnd w:id="34"/>
+      <w:r>
         <w:t>Performance Testing</w:t>
       </w:r>
     </w:p>
@@ -4108,7 +4873,10 @@
         <w:t>Execution Process:</w:t>
       </w:r>
       <w:r>
-        <w:t xml:space="preserve"> Performance metrics were gathered using </w:t>
+        <w:t xml:space="preserve"> Performance metrics were gathered </w:t>
+      </w:r>
+      <w:r>
+        <w:t xml:space="preserve">using </w:t>
       </w:r>
       <w:r>
         <w:rPr>
@@ -4143,8 +4911,8 @@
       <w:pPr>
         <w:pStyle w:val="Heading3"/>
       </w:pPr>
-      <w:bookmarkStart w:id="34" w:name="_7h3cdglexfdk" w:colFirst="0" w:colLast="0"/>
-      <w:bookmarkEnd w:id="34"/>
+      <w:bookmarkStart w:id="35" w:name="_7h3cdglexfdk" w:colFirst="0" w:colLast="0"/>
+      <w:bookmarkEnd w:id="35"/>
       <w:r>
         <w:t>Security Testing</w:t>
       </w:r>
@@ -4158,7 +4926,10 @@
         <w:t>Significance:</w:t>
       </w:r>
       <w:r>
-        <w:t xml:space="preserve"> Ensures protection of municipal data against unauthorized access and common cyber threats.</w:t>
+        <w:t xml:space="preserve"> Ensures protection of municipal data against unauth</w:t>
+      </w:r>
+      <w:r>
+        <w:t>orized access and common cyber threats.</w:t>
       </w:r>
     </w:p>
     <w:p>
@@ -4189,7 +4960,14 @@
           <w:rFonts w:ascii="Roboto Mono" w:eastAsia="Roboto Mono" w:hAnsi="Roboto Mono" w:cs="Roboto Mono"/>
           <w:color w:val="188038"/>
         </w:rPr>
-        <w:t>' OR '1'='1</w:t>
+        <w:t>' OR '1'='</w:t>
+      </w:r>
+      <w:r>
+        <w:rPr>
+          <w:rFonts w:ascii="Roboto Mono" w:eastAsia="Roboto Mono" w:hAnsi="Roboto Mono" w:cs="Roboto Mono"/>
+          <w:color w:val="188038"/>
+        </w:rPr>
+        <w:t>1</w:t>
       </w:r>
       <w:r>
         <w:t xml:space="preserve">) to verify the efficacy of the </w:t>
@@ -4207,8 +4985,8 @@
       <w:pPr>
         <w:pStyle w:val="Heading3"/>
       </w:pPr>
-      <w:bookmarkStart w:id="35" w:name="_h4lh9ygolf86" w:colFirst="0" w:colLast="0"/>
-      <w:bookmarkEnd w:id="35"/>
+      <w:bookmarkStart w:id="36" w:name="_h4lh9ygolf86" w:colFirst="0" w:colLast="0"/>
+      <w:bookmarkEnd w:id="36"/>
       <w:r>
         <w:t>Usability Testing</w:t>
       </w:r>
@@ -4246,15 +5024,18 @@
         <w:t>Execution Process:</w:t>
       </w:r>
       <w:r>
-        <w:t xml:space="preserve"> A structured usability audit was performed using the 5-point Likert Scale, evaluating navigation logic, interface clarity, and overall aesthetic appeal.</w:t>
+        <w:t xml:space="preserve"> A structured usability audit was performed using the 5-po</w:t>
+      </w:r>
+      <w:r>
+        <w:t>int Likert Scale, evaluating navigation logic, interface clarity, and overall aesthetic appeal.</w:t>
       </w:r>
     </w:p>
     <w:p>
       <w:pPr>
         <w:pStyle w:val="Heading2"/>
       </w:pPr>
-      <w:bookmarkStart w:id="36" w:name="_ymg7wlnm1pfi" w:colFirst="0" w:colLast="0"/>
-      <w:bookmarkEnd w:id="36"/>
+      <w:bookmarkStart w:id="37" w:name="_ymg7wlnm1pfi" w:colFirst="0" w:colLast="0"/>
+      <w:bookmarkEnd w:id="37"/>
       <w:r>
         <w:t>Implementation Results</w:t>
       </w:r>
@@ -4289,7 +5070,23 @@
           <w:b/>
           <w:bCs/>
         </w:rPr>
-        <w:t xml:space="preserve"> (PostgreSQL)</w:t>
+        <w:t xml:space="preserve"> (</w:t>
+      </w:r>
+      <w:proofErr w:type="spellStart"/>
+      <w:r>
+        <w:rPr>
+          <w:b/>
+          <w:bCs/>
+        </w:rPr>
+        <w:t>PostgreSQL</w:t>
+      </w:r>
+      <w:proofErr w:type="spellEnd"/>
+      <w:r>
+        <w:rPr>
+          <w:b/>
+          <w:bCs/>
+        </w:rPr>
+        <w:t>)</w:t>
       </w:r>
       <w:r>
         <w:t xml:space="preserve"> backend. Technical challenges such as serverless "cold starts" were mitigated through lazy initialization patterns, and database efficiency was maintained using </w:t>
@@ -4308,8 +5105,17 @@
           <w:b/>
           <w:bCs/>
         </w:rPr>
-        <w:t xml:space="preserve"> Redis</w:t>
-      </w:r>
+        <w:t xml:space="preserve"> </w:t>
+      </w:r>
+      <w:proofErr w:type="spellStart"/>
+      <w:r>
+        <w:rPr>
+          <w:b/>
+          <w:bCs/>
+        </w:rPr>
+        <w:t>Redis</w:t>
+      </w:r>
+      <w:proofErr w:type="spellEnd"/>
       <w:r>
         <w:t xml:space="preserve"> for map-data caching.</w:t>
       </w:r>
@@ -4320,8 +5126,8 @@
       <w:pPr>
         <w:pStyle w:val="Heading2"/>
       </w:pPr>
-      <w:bookmarkStart w:id="37" w:name="_uth85mghxkjp" w:colFirst="0" w:colLast="0"/>
-      <w:bookmarkEnd w:id="37"/>
+      <w:bookmarkStart w:id="38" w:name="_uth85mghxkjp" w:colFirst="0" w:colLast="0"/>
+      <w:bookmarkEnd w:id="38"/>
       <w:r>
         <w:lastRenderedPageBreak/>
         <w:t>Analysis of Results</w:t>
@@ -4331,8 +5137,8 @@
       <w:pPr>
         <w:pStyle w:val="Heading3"/>
       </w:pPr>
-      <w:bookmarkStart w:id="38" w:name="_6cdj1ycb3gx5" w:colFirst="0" w:colLast="0"/>
-      <w:bookmarkEnd w:id="38"/>
+      <w:bookmarkStart w:id="39" w:name="_6cdj1ycb3gx5" w:colFirst="0" w:colLast="0"/>
+      <w:bookmarkEnd w:id="39"/>
       <w:r>
         <w:t>Functional Testing Analysis</w:t>
       </w:r>
@@ -4386,7 +5192,14 @@
                 <w:b/>
                 <w:bCs/>
               </w:rPr>
-              <w:t>Test Case</w:t>
+              <w:t>Test Cas</w:t>
+            </w:r>
+            <w:r>
+              <w:rPr>
+                <w:b/>
+                <w:bCs/>
+              </w:rPr>
+              <w:t>e</w:t>
             </w:r>
           </w:p>
         </w:tc>
@@ -4859,8 +5672,8 @@
       <w:pPr>
         <w:pStyle w:val="Heading3"/>
       </w:pPr>
-      <w:bookmarkStart w:id="39" w:name="_uqmpejr5z0da" w:colFirst="0" w:colLast="0"/>
-      <w:bookmarkEnd w:id="39"/>
+      <w:bookmarkStart w:id="40" w:name="_uqmpejr5z0da" w:colFirst="0" w:colLast="0"/>
+      <w:bookmarkEnd w:id="40"/>
       <w:r>
         <w:t>Performance Testing Analysis</w:t>
       </w:r>
@@ -5277,7 +6090,15 @@
             </w:r>
             <w:proofErr w:type="spellEnd"/>
             <w:r>
-              <w:t xml:space="preserve"> Redis caching active</w:t>
+              <w:t xml:space="preserve"> </w:t>
+            </w:r>
+            <w:proofErr w:type="spellStart"/>
+            <w:r>
+              <w:t>Redis</w:t>
+            </w:r>
+            <w:proofErr w:type="spellEnd"/>
+            <w:r>
+              <w:t xml:space="preserve"> caching active</w:t>
             </w:r>
           </w:p>
         </w:tc>
@@ -5319,8 +6140,8 @@
       <w:pPr>
         <w:pStyle w:val="Heading3"/>
       </w:pPr>
-      <w:bookmarkStart w:id="40" w:name="_5t2re42uzxvd" w:colFirst="0" w:colLast="0"/>
-      <w:bookmarkEnd w:id="40"/>
+      <w:bookmarkStart w:id="41" w:name="_5t2re42uzxvd" w:colFirst="0" w:colLast="0"/>
+      <w:bookmarkEnd w:id="41"/>
       <w:r>
         <w:t>Security Testing Analysis</w:t>
       </w:r>
@@ -5528,7 +6349,10 @@
           </w:tcPr>
           <w:p>
             <w:r>
-              <w:t>Works as expected</w:t>
+              <w:t>Wor</w:t>
+            </w:r>
+            <w:r>
+              <w:t>ks as expected</w:t>
             </w:r>
           </w:p>
         </w:tc>
@@ -5753,7 +6577,14 @@
           <w:b/>
           <w:bCs/>
         </w:rPr>
-        <w:t>Success Rate Calculation:</w:t>
+        <w:t>Success</w:t>
+      </w:r>
+      <w:r>
+        <w:rPr>
+          <w:b/>
+          <w:bCs/>
+        </w:rPr>
+        <w:t xml:space="preserve"> Rate Calculation:</w:t>
       </w:r>
       <w:r>
         <w:t xml:space="preserve"> Success Rate = (Number of Passed Tests / Total Tests) × 100% Success Rate = (3 / 3) × 100% = </w:t>
@@ -5770,8 +6601,8 @@
       <w:pPr>
         <w:pStyle w:val="Heading3"/>
       </w:pPr>
-      <w:bookmarkStart w:id="41" w:name="_z5h8hahyfn53" w:colFirst="0" w:colLast="0"/>
-      <w:bookmarkEnd w:id="41"/>
+      <w:bookmarkStart w:id="42" w:name="_z5h8hahyfn53" w:colFirst="0" w:colLast="0"/>
+      <w:bookmarkEnd w:id="42"/>
       <w:r>
         <w:t>Usability Testing Analysis</w:t>
       </w:r>
@@ -6001,7 +6832,10 @@
           </w:tcPr>
           <w:p>
             <w:r>
-              <w:t>The system is easy to navigate</w:t>
+              <w:t>T</w:t>
+            </w:r>
+            <w:r>
+              <w:t>he system is easy to navigate</w:t>
             </w:r>
           </w:p>
         </w:tc>
@@ -6368,15 +7202,22 @@
           <w:b/>
           <w:bCs/>
         </w:rPr>
-        <w:t>Overall Average Usability Rating: 4.34</w:t>
+        <w:t xml:space="preserve">Overall Average Usability </w:t>
+      </w:r>
+      <w:r>
+        <w:rPr>
+          <w:b/>
+          <w:bCs/>
+        </w:rPr>
+        <w:t>Rating: 4.34</w:t>
       </w:r>
     </w:p>
     <w:p>
       <w:pPr>
         <w:pStyle w:val="Heading3"/>
       </w:pPr>
-      <w:bookmarkStart w:id="42" w:name="_574inapklbj3" w:colFirst="0" w:colLast="0"/>
-      <w:bookmarkEnd w:id="42"/>
+      <w:bookmarkStart w:id="43" w:name="_574inapklbj3" w:colFirst="0" w:colLast="0"/>
+      <w:bookmarkEnd w:id="43"/>
       <w:r>
         <w:t>User Acceptance Testing (UAT) Analysis</w:t>
       </w:r>
@@ -6786,7 +7627,10 @@
           </w:tcPr>
           <w:p>
             <w:r>
-              <w:t>System performance is fast and responsive</w:t>
+              <w:t xml:space="preserve">System </w:t>
+            </w:r>
+            <w:r>
+              <w:t>performance is fast and responsive</w:t>
             </w:r>
           </w:p>
         </w:tc>
@@ -6979,8 +7823,8 @@
       <w:pPr>
         <w:pStyle w:val="Heading2"/>
       </w:pPr>
-      <w:bookmarkStart w:id="43" w:name="_nfwhwyyjtdkm" w:colFirst="0" w:colLast="0"/>
-      <w:bookmarkEnd w:id="43"/>
+      <w:bookmarkStart w:id="44" w:name="_nfwhwyyjtdkm" w:colFirst="0" w:colLast="0"/>
+      <w:bookmarkEnd w:id="44"/>
       <w:r>
         <w:lastRenderedPageBreak/>
         <w:t>Discussion of Findings</w:t>
@@ -6998,7 +7842,10 @@
         <w:t>100% success rate in Functional and Security Testing</w:t>
       </w:r>
       <w:r>
-        <w:t xml:space="preserve"> validates the system’s readiness for production-level operations, ensuring data integrity for the </w:t>
+        <w:t xml:space="preserve"> validates the system’s readiness for production</w:t>
+      </w:r>
+      <w:r>
+        <w:t xml:space="preserve">-level operations, ensuring data integrity for the </w:t>
       </w:r>
       <w:proofErr w:type="spellStart"/>
       <w:r>
@@ -7047,7 +7894,14 @@
           <w:b/>
           <w:bCs/>
         </w:rPr>
-        <w:t>Strengths:</w:t>
+        <w:t>Stren</w:t>
+      </w:r>
+      <w:r>
+        <w:rPr>
+          <w:b/>
+          <w:bCs/>
+        </w:rPr>
+        <w:t>gths:</w:t>
       </w:r>
       <w:r>
         <w:t xml:space="preserve"> The system’s primary strengths lie in its cloud-native architecture and real-time synchronization between the moderation portal and the public map. </w:t>
@@ -7060,12 +7914,15 @@
         <w:t>Areas for Development:</w:t>
       </w:r>
       <w:r>
-        <w:t xml:space="preserve"> Future iterations could incorporate offline-first capabilities for remote barangays and advanced visitor analytics for data-driven tourism planning.</w:t>
+        <w:t xml:space="preserve"> Future iterations could incorporate offline-first capabilities for remote baran</w:t>
+      </w:r>
+      <w:r>
+        <w:t>gays and advanced visitor analytics for data-driven tourism planning.</w:t>
       </w:r>
     </w:p>
     <w:p/>
     <w:sectPr>
-      <w:footerReference w:type="default" r:id="rId15"/>
+      <w:footerReference w:type="default" r:id="rId16"/>
       <w:pgSz w:w="12240" w:h="15840"/>
       <w:pgMar w:top="1440" w:right="1440" w:bottom="1440" w:left="1440" w:header="0" w:footer="720" w:gutter="0"/>
       <w:pgNumType w:start="1"/>
@@ -7076,7 +7933,7 @@
 </file>
 
 <file path=word/endnotes.xml><?xml version="1.0" encoding="utf-8"?>
-<w:endnotes xmlns:wpc="http://schemas.microsoft.com/office/word/2010/wordprocessingCanvas" xmlns:cx="http://schemas.microsoft.com/office/drawing/2014/chartex" xmlns:cx1="http://schemas.microsoft.com/office/drawing/2015/9/8/chartex" xmlns:cx2="http://schemas.microsoft.com/office/drawing/2015/10/21/chartex" xmlns:cx3="http://schemas.microsoft.com/office/drawing/2016/5/9/chartex" xmlns:cx4="http://schemas.microsoft.com/office/drawing/2016/5/10/chartex" xmlns:cx5="http://schemas.microsoft.com/office/drawing/2016/5/11/chartex" xmlns:cx6="http://schemas.microsoft.com/office/drawing/2016/5/12/chartex" xmlns:cx7="http://schemas.microsoft.com/office/drawing/2016/5/13/chartex" xmlns:cx8="http://schemas.microsoft.com/office/drawing/2016/5/14/chartex" xmlns:mc="http://schemas.openxmlformats.org/markup-compatibility/2006" xmlns:aink="http://schemas.microsoft.com/office/drawing/2016/ink" xmlns:am3d="http://schemas.microsoft.com/office/drawing/2017/model3d" xmlns:o="urn:schemas-microsoft-com:office:office" xmlns:oel="http://schemas.microsoft.com/office/2019/extlst" xmlns:r="http://schemas.openxmlformats.org/officeDocument/2006/relationships" xmlns:m="http://schemas.openxmlformats.org/officeDocument/2006/math" xmlns:v="urn:schemas-microsoft-com:vml" xmlns:wp14="http://schemas.microsoft.com/office/word/2010/wordprocessingDrawing" xmlns:wp="http://schemas.openxmlformats.org/drawingml/2006/wordprocessingDrawing" xmlns:w10="urn:schemas-microsoft-com:office:word" xmlns:w="http://schemas.openxmlformats.org/wordprocessingml/2006/main" xmlns:w14="http://schemas.microsoft.com/office/word/2010/wordml" xmlns:w15="http://schemas.microsoft.com/office/word/2012/wordml" xmlns:w16cex="http://schemas.microsoft.com/office/word/2018/wordml/cex" xmlns:w16cid="http://schemas.microsoft.com/office/word/2016/wordml/cid" xmlns:w16="http://schemas.microsoft.com/office/word/2018/wordml" xmlns:w16du="http://schemas.microsoft.com/office/word/2023/wordml/word16du" xmlns:w16sdtdh="http://schemas.microsoft.com/office/word/2020/wordml/sdtdatahash" xmlns:w16sdtfl="http://schemas.microsoft.com/office/word/2024/wordml/sdtformatlock" xmlns:w16se="http://schemas.microsoft.com/office/word/2015/wordml/symex" xmlns:wpg="http://schemas.microsoft.com/office/word/2010/wordprocessingGroup" xmlns:wpi="http://schemas.microsoft.com/office/word/2010/wordprocessingInk" xmlns:wne="http://schemas.microsoft.com/office/word/2006/wordml" xmlns:wps="http://schemas.microsoft.com/office/word/2010/wordprocessingShape" mc:Ignorable="w14 w15 w16se w16cid w16 w16cex w16sdtdh w16sdtfl w16du wp14">
+<w:endnotes xmlns:wpc="http://schemas.microsoft.com/office/word/2010/wordprocessingCanvas" xmlns:mc="http://schemas.openxmlformats.org/markup-compatibility/2006" xmlns:o="urn:schemas-microsoft-com:office:office" xmlns:r="http://schemas.openxmlformats.org/officeDocument/2006/relationships" xmlns:m="http://schemas.openxmlformats.org/officeDocument/2006/math" xmlns:v="urn:schemas-microsoft-com:vml" xmlns:wp14="http://schemas.microsoft.com/office/word/2010/wordprocessingDrawing" xmlns:wp="http://schemas.openxmlformats.org/drawingml/2006/wordprocessingDrawing" xmlns:w10="urn:schemas-microsoft-com:office:word" xmlns:w="http://schemas.openxmlformats.org/wordprocessingml/2006/main" xmlns:w14="http://schemas.microsoft.com/office/word/2010/wordml" xmlns:wpg="http://schemas.microsoft.com/office/word/2010/wordprocessingGroup" xmlns:wpi="http://schemas.microsoft.com/office/word/2010/wordprocessingInk" xmlns:wne="http://schemas.microsoft.com/office/word/2006/wordml" xmlns:wps="http://schemas.microsoft.com/office/word/2010/wordprocessingShape" mc:Ignorable="w14 wp14">
   <w:endnote w:type="separator" w:id="-1">
     <w:p>
       <w:pPr>
@@ -7101,7 +7958,7 @@
 </file>
 
 <file path=word/footer1.xml><?xml version="1.0" encoding="utf-8"?>
-<w:ftr xmlns:wpc="http://schemas.microsoft.com/office/word/2010/wordprocessingCanvas" xmlns:cx="http://schemas.microsoft.com/office/drawing/2014/chartex" xmlns:cx1="http://schemas.microsoft.com/office/drawing/2015/9/8/chartex" xmlns:cx2="http://schemas.microsoft.com/office/drawing/2015/10/21/chartex" xmlns:cx3="http://schemas.microsoft.com/office/drawing/2016/5/9/chartex" xmlns:cx4="http://schemas.microsoft.com/office/drawing/2016/5/10/chartex" xmlns:cx5="http://schemas.microsoft.com/office/drawing/2016/5/11/chartex" xmlns:cx6="http://schemas.microsoft.com/office/drawing/2016/5/12/chartex" xmlns:cx7="http://schemas.microsoft.com/office/drawing/2016/5/13/chartex" xmlns:cx8="http://schemas.microsoft.com/office/drawing/2016/5/14/chartex" xmlns:mc="http://schemas.openxmlformats.org/markup-compatibility/2006" xmlns:aink="http://schemas.microsoft.com/office/drawing/2016/ink" xmlns:am3d="http://schemas.microsoft.com/office/drawing/2017/model3d" xmlns:o="urn:schemas-microsoft-com:office:office" xmlns:oel="http://schemas.microsoft.com/office/2019/extlst" xmlns:r="http://schemas.openxmlformats.org/officeDocument/2006/relationships" xmlns:m="http://schemas.openxmlformats.org/officeDocument/2006/math" xmlns:v="urn:schemas-microsoft-com:vml" xmlns:wp14="http://schemas.microsoft.com/office/word/2010/wordprocessingDrawing" xmlns:wp="http://schemas.openxmlformats.org/drawingml/2006/wordprocessingDrawing" xmlns:w10="urn:schemas-microsoft-com:office:word" xmlns:w="http://schemas.openxmlformats.org/wordprocessingml/2006/main" xmlns:w14="http://schemas.microsoft.com/office/word/2010/wordml" xmlns:w15="http://schemas.microsoft.com/office/word/2012/wordml" xmlns:w16cex="http://schemas.microsoft.com/office/word/2018/wordml/cex" xmlns:w16cid="http://schemas.microsoft.com/office/word/2016/wordml/cid" xmlns:w16="http://schemas.microsoft.com/office/word/2018/wordml" xmlns:w16du="http://schemas.microsoft.com/office/word/2023/wordml/word16du" xmlns:w16sdtdh="http://schemas.microsoft.com/office/word/2020/wordml/sdtdatahash" xmlns:w16sdtfl="http://schemas.microsoft.com/office/word/2024/wordml/sdtformatlock" xmlns:w16se="http://schemas.microsoft.com/office/word/2015/wordml/symex" xmlns:wpg="http://schemas.microsoft.com/office/word/2010/wordprocessingGroup" xmlns:wpi="http://schemas.microsoft.com/office/word/2010/wordprocessingInk" xmlns:wne="http://schemas.microsoft.com/office/word/2006/wordml" xmlns:wps="http://schemas.microsoft.com/office/word/2010/wordprocessingShape" mc:Ignorable="w14 w15 w16se w16cid w16 w16cex w16sdtdh w16sdtfl w16du wp14">
+<w:ftr xmlns:wpc="http://schemas.microsoft.com/office/word/2010/wordprocessingCanvas" xmlns:mc="http://schemas.openxmlformats.org/markup-compatibility/2006" xmlns:o="urn:schemas-microsoft-com:office:office" xmlns:r="http://schemas.openxmlformats.org/officeDocument/2006/relationships" xmlns:m="http://schemas.openxmlformats.org/officeDocument/2006/math" xmlns:v="urn:schemas-microsoft-com:vml" xmlns:wp14="http://schemas.microsoft.com/office/word/2010/wordprocessingDrawing" xmlns:wp="http://schemas.openxmlformats.org/drawingml/2006/wordprocessingDrawing" xmlns:w10="urn:schemas-microsoft-com:office:word" xmlns:w="http://schemas.openxmlformats.org/wordprocessingml/2006/main" xmlns:w14="http://schemas.microsoft.com/office/word/2010/wordml" xmlns:wpg="http://schemas.microsoft.com/office/word/2010/wordprocessingGroup" xmlns:wpi="http://schemas.microsoft.com/office/word/2010/wordprocessingInk" xmlns:wne="http://schemas.microsoft.com/office/word/2006/wordml" xmlns:wps="http://schemas.microsoft.com/office/word/2010/wordprocessingShape" mc:Ignorable="w14 wp14">
   <w:sdt>
     <w:sdtPr>
       <w:id w:val="680699612"/>
@@ -7134,7 +7991,7 @@
           <w:rPr>
             <w:noProof/>
           </w:rPr>
-          <w:t>2</w:t>
+          <w:t>4</w:t>
         </w:r>
         <w:r>
           <w:rPr>
@@ -7154,7 +8011,7 @@
 </file>
 
 <file path=word/footnotes.xml><?xml version="1.0" encoding="utf-8"?>
-<w:footnotes xmlns:wpc="http://schemas.microsoft.com/office/word/2010/wordprocessingCanvas" xmlns:cx="http://schemas.microsoft.com/office/drawing/2014/chartex" xmlns:cx1="http://schemas.microsoft.com/office/drawing/2015/9/8/chartex" xmlns:cx2="http://schemas.microsoft.com/office/drawing/2015/10/21/chartex" xmlns:cx3="http://schemas.microsoft.com/office/drawing/2016/5/9/chartex" xmlns:cx4="http://schemas.microsoft.com/office/drawing/2016/5/10/chartex" xmlns:cx5="http://schemas.microsoft.com/office/drawing/2016/5/11/chartex" xmlns:cx6="http://schemas.microsoft.com/office/drawing/2016/5/12/chartex" xmlns:cx7="http://schemas.microsoft.com/office/drawing/2016/5/13/chartex" xmlns:cx8="http://schemas.microsoft.com/office/drawing/2016/5/14/chartex" xmlns:mc="http://schemas.openxmlformats.org/markup-compatibility/2006" xmlns:aink="http://schemas.microsoft.com/office/drawing/2016/ink" xmlns:am3d="http://schemas.microsoft.com/office/drawing/2017/model3d" xmlns:o="urn:schemas-microsoft-com:office:office" xmlns:oel="http://schemas.microsoft.com/office/2019/extlst" xmlns:r="http://schemas.openxmlformats.org/officeDocument/2006/relationships" xmlns:m="http://schemas.openxmlformats.org/officeDocument/2006/math" xmlns:v="urn:schemas-microsoft-com:vml" xmlns:wp14="http://schemas.microsoft.com/office/word/2010/wordprocessingDrawing" xmlns:wp="http://schemas.openxmlformats.org/drawingml/2006/wordprocessingDrawing" xmlns:w10="urn:schemas-microsoft-com:office:word" xmlns:w="http://schemas.openxmlformats.org/wordprocessingml/2006/main" xmlns:w14="http://schemas.microsoft.com/office/word/2010/wordml" xmlns:w15="http://schemas.microsoft.com/office/word/2012/wordml" xmlns:w16cex="http://schemas.microsoft.com/office/word/2018/wordml/cex" xmlns:w16cid="http://schemas.microsoft.com/office/word/2016/wordml/cid" xmlns:w16="http://schemas.microsoft.com/office/word/2018/wordml" xmlns:w16du="http://schemas.microsoft.com/office/word/2023/wordml/word16du" xmlns:w16sdtdh="http://schemas.microsoft.com/office/word/2020/wordml/sdtdatahash" xmlns:w16sdtfl="http://schemas.microsoft.com/office/word/2024/wordml/sdtformatlock" xmlns:w16se="http://schemas.microsoft.com/office/word/2015/wordml/symex" xmlns:wpg="http://schemas.microsoft.com/office/word/2010/wordprocessingGroup" xmlns:wpi="http://schemas.microsoft.com/office/word/2010/wordprocessingInk" xmlns:wne="http://schemas.microsoft.com/office/word/2006/wordml" xmlns:wps="http://schemas.microsoft.com/office/word/2010/wordprocessingShape" mc:Ignorable="w14 w15 w16se w16cid w16 w16cex w16sdtdh w16sdtfl w16du wp14">
+<w:footnotes xmlns:wpc="http://schemas.microsoft.com/office/word/2010/wordprocessingCanvas" xmlns:mc="http://schemas.openxmlformats.org/markup-compatibility/2006" xmlns:o="urn:schemas-microsoft-com:office:office" xmlns:r="http://schemas.openxmlformats.org/officeDocument/2006/relationships" xmlns:m="http://schemas.openxmlformats.org/officeDocument/2006/math" xmlns:v="urn:schemas-microsoft-com:vml" xmlns:wp14="http://schemas.microsoft.com/office/word/2010/wordprocessingDrawing" xmlns:wp="http://schemas.openxmlformats.org/drawingml/2006/wordprocessingDrawing" xmlns:w10="urn:schemas-microsoft-com:office:word" xmlns:w="http://schemas.openxmlformats.org/wordprocessingml/2006/main" xmlns:w14="http://schemas.microsoft.com/office/word/2010/wordml" xmlns:wpg="http://schemas.microsoft.com/office/word/2010/wordprocessingGroup" xmlns:wpi="http://schemas.microsoft.com/office/word/2010/wordprocessingInk" xmlns:wne="http://schemas.microsoft.com/office/word/2006/wordml" xmlns:wps="http://schemas.microsoft.com/office/word/2010/wordprocessingShape" mc:Ignorable="w14 wp14">
   <w:footnote w:type="separator" w:id="-1">
     <w:p>
       <w:pPr>
@@ -7179,8 +8036,8 @@
 </file>
 
 <file path=word/numbering.xml><?xml version="1.0" encoding="utf-8"?>
-<w:numbering xmlns:wpc="http://schemas.microsoft.com/office/word/2010/wordprocessingCanvas" xmlns:cx="http://schemas.microsoft.com/office/drawing/2014/chartex" xmlns:cx1="http://schemas.microsoft.com/office/drawing/2015/9/8/chartex" xmlns:cx2="http://schemas.microsoft.com/office/drawing/2015/10/21/chartex" xmlns:cx3="http://schemas.microsoft.com/office/drawing/2016/5/9/chartex" xmlns:cx4="http://schemas.microsoft.com/office/drawing/2016/5/10/chartex" xmlns:cx5="http://schemas.microsoft.com/office/drawing/2016/5/11/chartex" xmlns:cx6="http://schemas.microsoft.com/office/drawing/2016/5/12/chartex" xmlns:cx7="http://schemas.microsoft.com/office/drawing/2016/5/13/chartex" xmlns:cx8="http://schemas.microsoft.com/office/drawing/2016/5/14/chartex" xmlns:mc="http://schemas.openxmlformats.org/markup-compatibility/2006" xmlns:aink="http://schemas.microsoft.com/office/drawing/2016/ink" xmlns:am3d="http://schemas.microsoft.com/office/drawing/2017/model3d" xmlns:o="urn:schemas-microsoft-com:office:office" xmlns:oel="http://schemas.microsoft.com/office/2019/extlst" xmlns:r="http://schemas.openxmlformats.org/officeDocument/2006/relationships" xmlns:m="http://schemas.openxmlformats.org/officeDocument/2006/math" xmlns:v="urn:schemas-microsoft-com:vml" xmlns:wp14="http://schemas.microsoft.com/office/word/2010/wordprocessingDrawing" xmlns:wp="http://schemas.openxmlformats.org/drawingml/2006/wordprocessingDrawing" xmlns:w10="urn:schemas-microsoft-com:office:word" xmlns:w="http://schemas.openxmlformats.org/wordprocessingml/2006/main" xmlns:w14="http://schemas.microsoft.com/office/word/2010/wordml" xmlns:w15="http://schemas.microsoft.com/office/word/2012/wordml" xmlns:w16cex="http://schemas.microsoft.com/office/word/2018/wordml/cex" xmlns:w16cid="http://schemas.microsoft.com/office/word/2016/wordml/cid" xmlns:w16="http://schemas.microsoft.com/office/word/2018/wordml" xmlns:w16du="http://schemas.microsoft.com/office/word/2023/wordml/word16du" xmlns:w16sdtdh="http://schemas.microsoft.com/office/word/2020/wordml/sdtdatahash" xmlns:w16sdtfl="http://schemas.microsoft.com/office/word/2024/wordml/sdtformatlock" xmlns:w16se="http://schemas.microsoft.com/office/word/2015/wordml/symex" xmlns:wpg="http://schemas.microsoft.com/office/word/2010/wordprocessingGroup" xmlns:wpi="http://schemas.microsoft.com/office/word/2010/wordprocessingInk" xmlns:wne="http://schemas.microsoft.com/office/word/2006/wordml" xmlns:wps="http://schemas.microsoft.com/office/word/2010/wordprocessingShape" mc:Ignorable="w14 w15 w16se w16cid w16 w16cex w16sdtdh w16sdtfl w16du wp14">
-  <w:abstractNum w:abstractNumId="0" w15:restartNumberingAfterBreak="0">
+<w:numbering xmlns:wpc="http://schemas.microsoft.com/office/word/2010/wordprocessingCanvas" xmlns:mc="http://schemas.openxmlformats.org/markup-compatibility/2006" xmlns:o="urn:schemas-microsoft-com:office:office" xmlns:r="http://schemas.openxmlformats.org/officeDocument/2006/relationships" xmlns:m="http://schemas.openxmlformats.org/officeDocument/2006/math" xmlns:v="urn:schemas-microsoft-com:vml" xmlns:wp14="http://schemas.microsoft.com/office/word/2010/wordprocessingDrawing" xmlns:wp="http://schemas.openxmlformats.org/drawingml/2006/wordprocessingDrawing" xmlns:w10="urn:schemas-microsoft-com:office:word" xmlns:w="http://schemas.openxmlformats.org/wordprocessingml/2006/main" xmlns:w14="http://schemas.microsoft.com/office/word/2010/wordml" xmlns:wpg="http://schemas.microsoft.com/office/word/2010/wordprocessingGroup" xmlns:wpi="http://schemas.microsoft.com/office/word/2010/wordprocessingInk" xmlns:wne="http://schemas.microsoft.com/office/word/2006/wordml" xmlns:wps="http://schemas.microsoft.com/office/word/2010/wordprocessingShape" mc:Ignorable="w14 wp14">
+  <w:abstractNum w:abstractNumId="0">
     <w:nsid w:val="00557B05"/>
     <w:multiLevelType w:val="multilevel"/>
     <w:tmpl w:val="A6603E18"/>
@@ -7401,7 +8258,7 @@
       </w:rPr>
     </w:lvl>
   </w:abstractNum>
-  <w:abstractNum w:abstractNumId="1" w15:restartNumberingAfterBreak="0">
+  <w:abstractNum w:abstractNumId="1">
     <w:nsid w:val="0858388A"/>
     <w:multiLevelType w:val="multilevel"/>
     <w:tmpl w:val="E6025C3E"/>
@@ -7622,7 +8479,7 @@
       </w:rPr>
     </w:lvl>
   </w:abstractNum>
-  <w:abstractNum w:abstractNumId="2" w15:restartNumberingAfterBreak="0">
+  <w:abstractNum w:abstractNumId="2">
     <w:nsid w:val="0A38301F"/>
     <w:multiLevelType w:val="multilevel"/>
     <w:tmpl w:val="B89CCF24"/>
@@ -7843,7 +8700,7 @@
       </w:rPr>
     </w:lvl>
   </w:abstractNum>
-  <w:abstractNum w:abstractNumId="3" w15:restartNumberingAfterBreak="0">
+  <w:abstractNum w:abstractNumId="3">
     <w:nsid w:val="189C3F43"/>
     <w:multiLevelType w:val="multilevel"/>
     <w:tmpl w:val="76261BA0"/>
@@ -8064,7 +8921,7 @@
       </w:rPr>
     </w:lvl>
   </w:abstractNum>
-  <w:abstractNum w:abstractNumId="4" w15:restartNumberingAfterBreak="0">
+  <w:abstractNum w:abstractNumId="4">
     <w:nsid w:val="3BAD1809"/>
     <w:multiLevelType w:val="multilevel"/>
     <w:tmpl w:val="67A80A1C"/>
@@ -8285,7 +9142,7 @@
       </w:rPr>
     </w:lvl>
   </w:abstractNum>
-  <w:abstractNum w:abstractNumId="5" w15:restartNumberingAfterBreak="0">
+  <w:abstractNum w:abstractNumId="5">
     <w:nsid w:val="4E474945"/>
     <w:multiLevelType w:val="multilevel"/>
     <w:tmpl w:val="61380306"/>
@@ -8506,7 +9363,7 @@
       </w:rPr>
     </w:lvl>
   </w:abstractNum>
-  <w:abstractNum w:abstractNumId="6" w15:restartNumberingAfterBreak="0">
+  <w:abstractNum w:abstractNumId="6">
     <w:nsid w:val="57B61E9F"/>
     <w:multiLevelType w:val="multilevel"/>
     <w:tmpl w:val="067E7F08"/>
@@ -8727,7 +9584,7 @@
       </w:rPr>
     </w:lvl>
   </w:abstractNum>
-  <w:abstractNum w:abstractNumId="7" w15:restartNumberingAfterBreak="0">
+  <w:abstractNum w:abstractNumId="7">
     <w:nsid w:val="68DA4645"/>
     <w:multiLevelType w:val="multilevel"/>
     <w:tmpl w:val="2ACC4CA2"/>
@@ -8948,7 +9805,7 @@
       </w:rPr>
     </w:lvl>
   </w:abstractNum>
-  <w:abstractNum w:abstractNumId="8" w15:restartNumberingAfterBreak="0">
+  <w:abstractNum w:abstractNumId="8">
     <w:nsid w:val="78286A2F"/>
     <w:multiLevelType w:val="multilevel"/>
     <w:tmpl w:val="9944390E"/>
@@ -9169,38 +10026,38 @@
       </w:rPr>
     </w:lvl>
   </w:abstractNum>
-  <w:num w:numId="1" w16cid:durableId="1498883191">
+  <w:num w:numId="1">
     <w:abstractNumId w:val="1"/>
   </w:num>
-  <w:num w:numId="2" w16cid:durableId="1325934351">
+  <w:num w:numId="2">
     <w:abstractNumId w:val="6"/>
   </w:num>
-  <w:num w:numId="3" w16cid:durableId="839925098">
+  <w:num w:numId="3">
     <w:abstractNumId w:val="3"/>
   </w:num>
-  <w:num w:numId="4" w16cid:durableId="1733692514">
+  <w:num w:numId="4">
     <w:abstractNumId w:val="2"/>
   </w:num>
-  <w:num w:numId="5" w16cid:durableId="1736901186">
+  <w:num w:numId="5">
     <w:abstractNumId w:val="7"/>
   </w:num>
-  <w:num w:numId="6" w16cid:durableId="924463089">
+  <w:num w:numId="6">
     <w:abstractNumId w:val="5"/>
   </w:num>
-  <w:num w:numId="7" w16cid:durableId="311837868">
+  <w:num w:numId="7">
     <w:abstractNumId w:val="0"/>
   </w:num>
-  <w:num w:numId="8" w16cid:durableId="1042289840">
+  <w:num w:numId="8">
     <w:abstractNumId w:val="8"/>
   </w:num>
-  <w:num w:numId="9" w16cid:durableId="236019616">
+  <w:num w:numId="9">
     <w:abstractNumId w:val="4"/>
   </w:num>
 </w:numbering>
 </file>
 
 <file path=word/styles.xml><?xml version="1.0" encoding="utf-8"?>
-<w:styles xmlns:mc="http://schemas.openxmlformats.org/markup-compatibility/2006" xmlns:r="http://schemas.openxmlformats.org/officeDocument/2006/relationships" xmlns:w="http://schemas.openxmlformats.org/wordprocessingml/2006/main" xmlns:w14="http://schemas.microsoft.com/office/word/2010/wordml" xmlns:w15="http://schemas.microsoft.com/office/word/2012/wordml" xmlns:w16cex="http://schemas.microsoft.com/office/word/2018/wordml/cex" xmlns:w16cid="http://schemas.microsoft.com/office/word/2016/wordml/cid" xmlns:w16="http://schemas.microsoft.com/office/word/2018/wordml" xmlns:w16du="http://schemas.microsoft.com/office/word/2023/wordml/word16du" xmlns:w16sdtdh="http://schemas.microsoft.com/office/word/2020/wordml/sdtdatahash" xmlns:w16sdtfl="http://schemas.microsoft.com/office/word/2024/wordml/sdtformatlock" xmlns:w16se="http://schemas.microsoft.com/office/word/2015/wordml/symex" mc:Ignorable="w14 w15 w16se w16cid w16 w16cex w16sdtdh w16sdtfl w16du">
+<w:styles xmlns:mc="http://schemas.openxmlformats.org/markup-compatibility/2006" xmlns:r="http://schemas.openxmlformats.org/officeDocument/2006/relationships" xmlns:w="http://schemas.openxmlformats.org/wordprocessingml/2006/main" xmlns:w14="http://schemas.microsoft.com/office/word/2010/wordml" mc:Ignorable="w14">
   <w:docDefaults>
     <w:rPrDefault>
       <w:rPr>
@@ -9216,383 +10073,144 @@
       </w:pPr>
     </w:pPrDefault>
   </w:docDefaults>
-  <w:latentStyles w:defLockedState="0" w:defUIPriority="99" w:defSemiHidden="0" w:defUnhideWhenUsed="0" w:defQFormat="0" w:count="376">
-    <w:lsdException w:name="Normal" w:uiPriority="0" w:qFormat="1"/>
-    <w:lsdException w:name="heading 1" w:uiPriority="9" w:qFormat="1"/>
-    <w:lsdException w:name="heading 2" w:semiHidden="1" w:uiPriority="9" w:unhideWhenUsed="1" w:qFormat="1"/>
-    <w:lsdException w:name="heading 3" w:semiHidden="1" w:uiPriority="9" w:unhideWhenUsed="1" w:qFormat="1"/>
-    <w:lsdException w:name="heading 4" w:semiHidden="1" w:uiPriority="9" w:unhideWhenUsed="1" w:qFormat="1"/>
-    <w:lsdException w:name="heading 5" w:semiHidden="1" w:uiPriority="9" w:unhideWhenUsed="1" w:qFormat="1"/>
-    <w:lsdException w:name="heading 6" w:semiHidden="1" w:uiPriority="9" w:unhideWhenUsed="1" w:qFormat="1"/>
-    <w:lsdException w:name="heading 7" w:semiHidden="1" w:uiPriority="9" w:unhideWhenUsed="1" w:qFormat="1"/>
-    <w:lsdException w:name="heading 8" w:semiHidden="1" w:uiPriority="9" w:unhideWhenUsed="1" w:qFormat="1"/>
-    <w:lsdException w:name="heading 9" w:semiHidden="1" w:uiPriority="9" w:unhideWhenUsed="1" w:qFormat="1"/>
-    <w:lsdException w:name="index 1" w:semiHidden="1" w:unhideWhenUsed="1"/>
-    <w:lsdException w:name="index 2" w:semiHidden="1" w:unhideWhenUsed="1"/>
-    <w:lsdException w:name="index 3" w:semiHidden="1" w:unhideWhenUsed="1"/>
-    <w:lsdException w:name="index 4" w:semiHidden="1" w:unhideWhenUsed="1"/>
-    <w:lsdException w:name="index 5" w:semiHidden="1" w:unhideWhenUsed="1"/>
-    <w:lsdException w:name="index 6" w:semiHidden="1" w:unhideWhenUsed="1"/>
-    <w:lsdException w:name="index 7" w:semiHidden="1" w:unhideWhenUsed="1"/>
-    <w:lsdException w:name="index 8" w:semiHidden="1" w:unhideWhenUsed="1"/>
-    <w:lsdException w:name="index 9" w:semiHidden="1" w:unhideWhenUsed="1"/>
-    <w:lsdException w:name="toc 1" w:semiHidden="1" w:uiPriority="39" w:unhideWhenUsed="1"/>
-    <w:lsdException w:name="toc 2" w:semiHidden="1" w:uiPriority="39" w:unhideWhenUsed="1"/>
-    <w:lsdException w:name="toc 3" w:semiHidden="1" w:uiPriority="39" w:unhideWhenUsed="1"/>
-    <w:lsdException w:name="toc 4" w:semiHidden="1" w:uiPriority="39" w:unhideWhenUsed="1"/>
-    <w:lsdException w:name="toc 5" w:semiHidden="1" w:uiPriority="39" w:unhideWhenUsed="1"/>
-    <w:lsdException w:name="toc 6" w:semiHidden="1" w:uiPriority="39" w:unhideWhenUsed="1"/>
-    <w:lsdException w:name="toc 7" w:semiHidden="1" w:uiPriority="39" w:unhideWhenUsed="1"/>
-    <w:lsdException w:name="toc 8" w:semiHidden="1" w:uiPriority="39" w:unhideWhenUsed="1"/>
-    <w:lsdException w:name="toc 9" w:semiHidden="1" w:uiPriority="39" w:unhideWhenUsed="1"/>
-    <w:lsdException w:name="Normal Indent" w:semiHidden="1" w:unhideWhenUsed="1"/>
-    <w:lsdException w:name="footnote text" w:semiHidden="1" w:unhideWhenUsed="1"/>
-    <w:lsdException w:name="annotation text" w:semiHidden="1" w:unhideWhenUsed="1"/>
-    <w:lsdException w:name="header" w:semiHidden="1" w:unhideWhenUsed="1"/>
-    <w:lsdException w:name="footer" w:semiHidden="1" w:unhideWhenUsed="1"/>
-    <w:lsdException w:name="index heading" w:semiHidden="1" w:unhideWhenUsed="1"/>
-    <w:lsdException w:name="caption" w:semiHidden="1" w:uiPriority="35" w:unhideWhenUsed="1" w:qFormat="1"/>
-    <w:lsdException w:name="table of figures" w:semiHidden="1" w:unhideWhenUsed="1"/>
-    <w:lsdException w:name="envelope address" w:semiHidden="1" w:unhideWhenUsed="1"/>
-    <w:lsdException w:name="envelope return" w:semiHidden="1" w:unhideWhenUsed="1"/>
-    <w:lsdException w:name="footnote reference" w:semiHidden="1" w:unhideWhenUsed="1"/>
-    <w:lsdException w:name="annotation reference" w:semiHidden="1" w:unhideWhenUsed="1"/>
-    <w:lsdException w:name="line number" w:semiHidden="1" w:unhideWhenUsed="1"/>
-    <w:lsdException w:name="page number" w:semiHidden="1" w:unhideWhenUsed="1"/>
-    <w:lsdException w:name="endnote reference" w:semiHidden="1" w:unhideWhenUsed="1"/>
-    <w:lsdException w:name="endnote text" w:semiHidden="1" w:unhideWhenUsed="1"/>
-    <w:lsdException w:name="table of authorities" w:semiHidden="1" w:unhideWhenUsed="1"/>
-    <w:lsdException w:name="macro" w:semiHidden="1" w:unhideWhenUsed="1"/>
-    <w:lsdException w:name="toa heading" w:semiHidden="1" w:unhideWhenUsed="1"/>
-    <w:lsdException w:name="List" w:semiHidden="1" w:unhideWhenUsed="1"/>
-    <w:lsdException w:name="List Bullet" w:semiHidden="1" w:unhideWhenUsed="1"/>
-    <w:lsdException w:name="List Number" w:semiHidden="1" w:unhideWhenUsed="1"/>
-    <w:lsdException w:name="List 2" w:semiHidden="1" w:unhideWhenUsed="1"/>
-    <w:lsdException w:name="List 3" w:semiHidden="1" w:unhideWhenUsed="1"/>
-    <w:lsdException w:name="List 4" w:semiHidden="1" w:unhideWhenUsed="1"/>
-    <w:lsdException w:name="List 5" w:semiHidden="1" w:unhideWhenUsed="1"/>
-    <w:lsdException w:name="List Bullet 2" w:semiHidden="1" w:unhideWhenUsed="1"/>
-    <w:lsdException w:name="List Bullet 3" w:semiHidden="1" w:unhideWhenUsed="1"/>
-    <w:lsdException w:name="List Bullet 4" w:semiHidden="1" w:unhideWhenUsed="1"/>
-    <w:lsdException w:name="List Bullet 5" w:semiHidden="1" w:unhideWhenUsed="1"/>
-    <w:lsdException w:name="List Number 2" w:semiHidden="1" w:unhideWhenUsed="1"/>
-    <w:lsdException w:name="List Number 3" w:semiHidden="1" w:unhideWhenUsed="1"/>
-    <w:lsdException w:name="List Number 4" w:semiHidden="1" w:unhideWhenUsed="1"/>
-    <w:lsdException w:name="List Number 5" w:semiHidden="1" w:unhideWhenUsed="1"/>
-    <w:lsdException w:name="Title" w:uiPriority="10" w:qFormat="1"/>
-    <w:lsdException w:name="Closing" w:semiHidden="1" w:unhideWhenUsed="1"/>
-    <w:lsdException w:name="Signature" w:semiHidden="1" w:unhideWhenUsed="1"/>
-    <w:lsdException w:name="Default Paragraph Font" w:semiHidden="1" w:uiPriority="1" w:unhideWhenUsed="1"/>
-    <w:lsdException w:name="Body Text" w:semiHidden="1" w:unhideWhenUsed="1"/>
-    <w:lsdException w:name="Body Text Indent" w:semiHidden="1" w:unhideWhenUsed="1"/>
-    <w:lsdException w:name="List Continue" w:semiHidden="1" w:unhideWhenUsed="1"/>
-    <w:lsdException w:name="List Continue 2" w:semiHidden="1" w:unhideWhenUsed="1"/>
-    <w:lsdException w:name="List Continue 3" w:semiHidden="1" w:unhideWhenUsed="1"/>
-    <w:lsdException w:name="List Continue 4" w:semiHidden="1" w:unhideWhenUsed="1"/>
-    <w:lsdException w:name="List Continue 5" w:semiHidden="1" w:unhideWhenUsed="1"/>
-    <w:lsdException w:name="Message Header" w:semiHidden="1" w:unhideWhenUsed="1"/>
-    <w:lsdException w:name="Subtitle" w:uiPriority="11" w:qFormat="1"/>
-    <w:lsdException w:name="Salutation" w:semiHidden="1" w:unhideWhenUsed="1"/>
-    <w:lsdException w:name="Date" w:semiHidden="1" w:unhideWhenUsed="1"/>
-    <w:lsdException w:name="Body Text First Indent" w:semiHidden="1" w:unhideWhenUsed="1"/>
-    <w:lsdException w:name="Body Text First Indent 2" w:semiHidden="1" w:unhideWhenUsed="1"/>
-    <w:lsdException w:name="Note Heading" w:semiHidden="1" w:unhideWhenUsed="1"/>
-    <w:lsdException w:name="Body Text 2" w:semiHidden="1" w:unhideWhenUsed="1"/>
-    <w:lsdException w:name="Body Text 3" w:semiHidden="1" w:unhideWhenUsed="1"/>
-    <w:lsdException w:name="Body Text Indent 2" w:semiHidden="1" w:unhideWhenUsed="1"/>
-    <w:lsdException w:name="Body Text Indent 3" w:semiHidden="1" w:unhideWhenUsed="1"/>
-    <w:lsdException w:name="Block Text" w:semiHidden="1" w:unhideWhenUsed="1"/>
-    <w:lsdException w:name="Hyperlink" w:semiHidden="1" w:unhideWhenUsed="1"/>
-    <w:lsdException w:name="FollowedHyperlink" w:semiHidden="1" w:unhideWhenUsed="1"/>
-    <w:lsdException w:name="Strong" w:uiPriority="22" w:qFormat="1"/>
-    <w:lsdException w:name="Emphasis" w:uiPriority="20" w:qFormat="1"/>
-    <w:lsdException w:name="Document Map" w:semiHidden="1" w:unhideWhenUsed="1"/>
-    <w:lsdException w:name="Plain Text" w:semiHidden="1" w:unhideWhenUsed="1"/>
-    <w:lsdException w:name="E-mail Signature" w:semiHidden="1" w:unhideWhenUsed="1"/>
-    <w:lsdException w:name="HTML Top of Form" w:semiHidden="1" w:unhideWhenUsed="1"/>
-    <w:lsdException w:name="HTML Bottom of Form" w:semiHidden="1" w:unhideWhenUsed="1"/>
-    <w:lsdException w:name="Normal (Web)" w:semiHidden="1" w:unhideWhenUsed="1"/>
-    <w:lsdException w:name="HTML Acronym" w:semiHidden="1" w:unhideWhenUsed="1"/>
-    <w:lsdException w:name="HTML Address" w:semiHidden="1" w:unhideWhenUsed="1"/>
-    <w:lsdException w:name="HTML Cite" w:semiHidden="1" w:unhideWhenUsed="1"/>
-    <w:lsdException w:name="HTML Code" w:semiHidden="1" w:unhideWhenUsed="1"/>
-    <w:lsdException w:name="HTML Definition" w:semiHidden="1" w:unhideWhenUsed="1"/>
-    <w:lsdException w:name="HTML Keyboard" w:semiHidden="1" w:unhideWhenUsed="1"/>
-    <w:lsdException w:name="HTML Preformatted" w:semiHidden="1" w:unhideWhenUsed="1"/>
-    <w:lsdException w:name="HTML Sample" w:semiHidden="1" w:unhideWhenUsed="1"/>
-    <w:lsdException w:name="HTML Typewriter" w:semiHidden="1" w:unhideWhenUsed="1"/>
-    <w:lsdException w:name="HTML Variable" w:semiHidden="1" w:unhideWhenUsed="1"/>
-    <w:lsdException w:name="Normal Table" w:semiHidden="1" w:unhideWhenUsed="1"/>
-    <w:lsdException w:name="annotation subject" w:semiHidden="1" w:unhideWhenUsed="1"/>
-    <w:lsdException w:name="No List" w:semiHidden="1" w:unhideWhenUsed="1"/>
-    <w:lsdException w:name="Outline List 1" w:semiHidden="1" w:unhideWhenUsed="1"/>
-    <w:lsdException w:name="Outline List 2" w:semiHidden="1" w:unhideWhenUsed="1"/>
-    <w:lsdException w:name="Outline List 3" w:semiHidden="1" w:unhideWhenUsed="1"/>
-    <w:lsdException w:name="Table Simple 1" w:semiHidden="1" w:unhideWhenUsed="1"/>
-    <w:lsdException w:name="Table Simple 2" w:semiHidden="1" w:unhideWhenUsed="1"/>
-    <w:lsdException w:name="Table Simple 3" w:semiHidden="1" w:unhideWhenUsed="1"/>
-    <w:lsdException w:name="Table Classic 1" w:semiHidden="1" w:unhideWhenUsed="1"/>
-    <w:lsdException w:name="Table Classic 2" w:semiHidden="1" w:unhideWhenUsed="1"/>
-    <w:lsdException w:name="Table Classic 3" w:semiHidden="1" w:unhideWhenUsed="1"/>
-    <w:lsdException w:name="Table Classic 4" w:semiHidden="1" w:unhideWhenUsed="1"/>
-    <w:lsdException w:name="Table Colorful 1" w:semiHidden="1" w:unhideWhenUsed="1"/>
-    <w:lsdException w:name="Table Colorful 2" w:semiHidden="1" w:unhideWhenUsed="1"/>
-    <w:lsdException w:name="Table Colorful 3" w:semiHidden="1" w:unhideWhenUsed="1"/>
-    <w:lsdException w:name="Table Columns 1" w:semiHidden="1" w:unhideWhenUsed="1"/>
-    <w:lsdException w:name="Table Columns 2" w:semiHidden="1" w:unhideWhenUsed="1"/>
-    <w:lsdException w:name="Table Columns 3" w:semiHidden="1" w:unhideWhenUsed="1"/>
-    <w:lsdException w:name="Table Columns 4" w:semiHidden="1" w:unhideWhenUsed="1"/>
-    <w:lsdException w:name="Table Columns 5" w:semiHidden="1" w:unhideWhenUsed="1"/>
-    <w:lsdException w:name="Table Grid 1" w:semiHidden="1" w:unhideWhenUsed="1"/>
-    <w:lsdException w:name="Table Grid 2" w:semiHidden="1" w:unhideWhenUsed="1"/>
-    <w:lsdException w:name="Table Grid 3" w:semiHidden="1" w:unhideWhenUsed="1"/>
-    <w:lsdException w:name="Table Grid 4" w:semiHidden="1" w:unhideWhenUsed="1"/>
-    <w:lsdException w:name="Table Grid 5" w:semiHidden="1" w:unhideWhenUsed="1"/>
-    <w:lsdException w:name="Table Grid 6" w:semiHidden="1" w:unhideWhenUsed="1"/>
-    <w:lsdException w:name="Table Grid 7" w:semiHidden="1" w:unhideWhenUsed="1"/>
-    <w:lsdException w:name="Table Grid 8" w:semiHidden="1" w:unhideWhenUsed="1"/>
-    <w:lsdException w:name="Table List 1" w:semiHidden="1" w:unhideWhenUsed="1"/>
-    <w:lsdException w:name="Table List 2" w:semiHidden="1" w:unhideWhenUsed="1"/>
-    <w:lsdException w:name="Table List 3" w:semiHidden="1" w:unhideWhenUsed="1"/>
-    <w:lsdException w:name="Table List 4" w:semiHidden="1" w:unhideWhenUsed="1"/>
-    <w:lsdException w:name="Table List 5" w:semiHidden="1" w:unhideWhenUsed="1"/>
-    <w:lsdException w:name="Table List 6" w:semiHidden="1" w:unhideWhenUsed="1"/>
-    <w:lsdException w:name="Table List 7" w:semiHidden="1" w:unhideWhenUsed="1"/>
-    <w:lsdException w:name="Table List 8" w:semiHidden="1" w:unhideWhenUsed="1"/>
-    <w:lsdException w:name="Table 3D effects 1" w:semiHidden="1" w:unhideWhenUsed="1"/>
-    <w:lsdException w:name="Table 3D effects 2" w:semiHidden="1" w:unhideWhenUsed="1"/>
-    <w:lsdException w:name="Table 3D effects 3" w:semiHidden="1" w:unhideWhenUsed="1"/>
-    <w:lsdException w:name="Table Contemporary" w:semiHidden="1" w:unhideWhenUsed="1"/>
-    <w:lsdException w:name="Table Elegant" w:semiHidden="1" w:unhideWhenUsed="1"/>
-    <w:lsdException w:name="Table Professional" w:semiHidden="1" w:unhideWhenUsed="1"/>
-    <w:lsdException w:name="Table Subtle 1" w:semiHidden="1" w:unhideWhenUsed="1"/>
-    <w:lsdException w:name="Table Subtle 2" w:semiHidden="1" w:unhideWhenUsed="1"/>
-    <w:lsdException w:name="Table Web 1" w:semiHidden="1" w:unhideWhenUsed="1"/>
-    <w:lsdException w:name="Table Web 2" w:semiHidden="1" w:unhideWhenUsed="1"/>
-    <w:lsdException w:name="Table Web 3" w:semiHidden="1" w:unhideWhenUsed="1"/>
-    <w:lsdException w:name="Balloon Text" w:semiHidden="1" w:unhideWhenUsed="1"/>
-    <w:lsdException w:name="Table Grid" w:uiPriority="39"/>
-    <w:lsdException w:name="Table Theme" w:semiHidden="1" w:unhideWhenUsed="1"/>
-    <w:lsdException w:name="Placeholder Text" w:semiHidden="1"/>
-    <w:lsdException w:name="No Spacing" w:uiPriority="1" w:qFormat="1"/>
-    <w:lsdException w:name="Light Shading" w:uiPriority="60"/>
-    <w:lsdException w:name="Light List" w:uiPriority="61"/>
-    <w:lsdException w:name="Light Grid" w:uiPriority="62"/>
-    <w:lsdException w:name="Medium Shading 1" w:uiPriority="63"/>
-    <w:lsdException w:name="Medium Shading 2" w:uiPriority="64"/>
-    <w:lsdException w:name="Medium List 1" w:uiPriority="65"/>
-    <w:lsdException w:name="Medium List 2" w:uiPriority="66"/>
-    <w:lsdException w:name="Medium Grid 1" w:uiPriority="67"/>
-    <w:lsdException w:name="Medium Grid 2" w:uiPriority="68"/>
-    <w:lsdException w:name="Medium Grid 3" w:uiPriority="69"/>
-    <w:lsdException w:name="Dark List" w:uiPriority="70"/>
-    <w:lsdException w:name="Colorful Shading" w:uiPriority="71"/>
-    <w:lsdException w:name="Colorful List" w:uiPriority="72"/>
-    <w:lsdException w:name="Colorful Grid" w:uiPriority="73"/>
-    <w:lsdException w:name="Light Shading Accent 1" w:uiPriority="60"/>
-    <w:lsdException w:name="Light List Accent 1" w:uiPriority="61"/>
-    <w:lsdException w:name="Light Grid Accent 1" w:uiPriority="62"/>
-    <w:lsdException w:name="Medium Shading 1 Accent 1" w:uiPriority="63"/>
-    <w:lsdException w:name="Medium Shading 2 Accent 1" w:uiPriority="64"/>
-    <w:lsdException w:name="Medium List 1 Accent 1" w:uiPriority="65"/>
-    <w:lsdException w:name="Revision" w:semiHidden="1"/>
-    <w:lsdException w:name="List Paragraph" w:uiPriority="34" w:qFormat="1"/>
-    <w:lsdException w:name="Quote" w:uiPriority="29" w:qFormat="1"/>
-    <w:lsdException w:name="Intense Quote" w:uiPriority="30" w:qFormat="1"/>
-    <w:lsdException w:name="Medium List 2 Accent 1" w:uiPriority="66"/>
-    <w:lsdException w:name="Medium Grid 1 Accent 1" w:uiPriority="67"/>
-    <w:lsdException w:name="Medium Grid 2 Accent 1" w:uiPriority="68"/>
-    <w:lsdException w:name="Medium Grid 3 Accent 1" w:uiPriority="69"/>
-    <w:lsdException w:name="Dark List Accent 1" w:uiPriority="70"/>
-    <w:lsdException w:name="Colorful Shading Accent 1" w:uiPriority="71"/>
-    <w:lsdException w:name="Colorful List Accent 1" w:uiPriority="72"/>
-    <w:lsdException w:name="Colorful Grid Accent 1" w:uiPriority="73"/>
-    <w:lsdException w:name="Light Shading Accent 2" w:uiPriority="60"/>
-    <w:lsdException w:name="Light List Accent 2" w:uiPriority="61"/>
-    <w:lsdException w:name="Light Grid Accent 2" w:uiPriority="62"/>
-    <w:lsdException w:name="Medium Shading 1 Accent 2" w:uiPriority="63"/>
-    <w:lsdException w:name="Medium Shading 2 Accent 2" w:uiPriority="64"/>
-    <w:lsdException w:name="Medium List 1 Accent 2" w:uiPriority="65"/>
-    <w:lsdException w:name="Medium List 2 Accent 2" w:uiPriority="66"/>
-    <w:lsdException w:name="Medium Grid 1 Accent 2" w:uiPriority="67"/>
-    <w:lsdException w:name="Medium Grid 2 Accent 2" w:uiPriority="68"/>
-    <w:lsdException w:name="Medium Grid 3 Accent 2" w:uiPriority="69"/>
-    <w:lsdException w:name="Dark List Accent 2" w:uiPriority="70"/>
-    <w:lsdException w:name="Colorful Shading Accent 2" w:uiPriority="71"/>
-    <w:lsdException w:name="Colorful List Accent 2" w:uiPriority="72"/>
-    <w:lsdException w:name="Colorful Grid Accent 2" w:uiPriority="73"/>
-    <w:lsdException w:name="Light Shading Accent 3" w:uiPriority="60"/>
-    <w:lsdException w:name="Light List Accent 3" w:uiPriority="61"/>
-    <w:lsdException w:name="Light Grid Accent 3" w:uiPriority="62"/>
-    <w:lsdException w:name="Medium Shading 1 Accent 3" w:uiPriority="63"/>
-    <w:lsdException w:name="Medium Shading 2 Accent 3" w:uiPriority="64"/>
-    <w:lsdException w:name="Medium List 1 Accent 3" w:uiPriority="65"/>
-    <w:lsdException w:name="Medium List 2 Accent 3" w:uiPriority="66"/>
-    <w:lsdException w:name="Medium Grid 1 Accent 3" w:uiPriority="67"/>
-    <w:lsdException w:name="Medium Grid 2 Accent 3" w:uiPriority="68"/>
-    <w:lsdException w:name="Medium Grid 3 Accent 3" w:uiPriority="69"/>
-    <w:lsdException w:name="Dark List Accent 3" w:uiPriority="70"/>
-    <w:lsdException w:name="Colorful Shading Accent 3" w:uiPriority="71"/>
-    <w:lsdException w:name="Colorful List Accent 3" w:uiPriority="72"/>
-    <w:lsdException w:name="Colorful Grid Accent 3" w:uiPriority="73"/>
-    <w:lsdException w:name="Light Shading Accent 4" w:uiPriority="60"/>
-    <w:lsdException w:name="Light List Accent 4" w:uiPriority="61"/>
-    <w:lsdException w:name="Light Grid Accent 4" w:uiPriority="62"/>
-    <w:lsdException w:name="Medium Shading 1 Accent 4" w:uiPriority="63"/>
-    <w:lsdException w:name="Medium Shading 2 Accent 4" w:uiPriority="64"/>
-    <w:lsdException w:name="Medium List 1 Accent 4" w:uiPriority="65"/>
-    <w:lsdException w:name="Medium List 2 Accent 4" w:uiPriority="66"/>
-    <w:lsdException w:name="Medium Grid 1 Accent 4" w:uiPriority="67"/>
-    <w:lsdException w:name="Medium Grid 2 Accent 4" w:uiPriority="68"/>
-    <w:lsdException w:name="Medium Grid 3 Accent 4" w:uiPriority="69"/>
-    <w:lsdException w:name="Dark List Accent 4" w:uiPriority="70"/>
-    <w:lsdException w:name="Colorful Shading Accent 4" w:uiPriority="71"/>
-    <w:lsdException w:name="Colorful List Accent 4" w:uiPriority="72"/>
-    <w:lsdException w:name="Colorful Grid Accent 4" w:uiPriority="73"/>
-    <w:lsdException w:name="Light Shading Accent 5" w:uiPriority="60"/>
-    <w:lsdException w:name="Light List Accent 5" w:uiPriority="61"/>
-    <w:lsdException w:name="Light Grid Accent 5" w:uiPriority="62"/>
-    <w:lsdException w:name="Medium Shading 1 Accent 5" w:uiPriority="63"/>
-    <w:lsdException w:name="Medium Shading 2 Accent 5" w:uiPriority="64"/>
-    <w:lsdException w:name="Medium List 1 Accent 5" w:uiPriority="65"/>
-    <w:lsdException w:name="Medium List 2 Accent 5" w:uiPriority="66"/>
-    <w:lsdException w:name="Medium Grid 1 Accent 5" w:uiPriority="67"/>
-    <w:lsdException w:name="Medium Grid 2 Accent 5" w:uiPriority="68"/>
-    <w:lsdException w:name="Medium Grid 3 Accent 5" w:uiPriority="69"/>
-    <w:lsdException w:name="Dark List Accent 5" w:uiPriority="70"/>
-    <w:lsdException w:name="Colorful Shading Accent 5" w:uiPriority="71"/>
-    <w:lsdException w:name="Colorful List Accent 5" w:uiPriority="72"/>
-    <w:lsdException w:name="Colorful Grid Accent 5" w:uiPriority="73"/>
-    <w:lsdException w:name="Light Shading Accent 6" w:uiPriority="60"/>
-    <w:lsdException w:name="Light List Accent 6" w:uiPriority="61"/>
-    <w:lsdException w:name="Light Grid Accent 6" w:uiPriority="62"/>
-    <w:lsdException w:name="Medium Shading 1 Accent 6" w:uiPriority="63"/>
-    <w:lsdException w:name="Medium Shading 2 Accent 6" w:uiPriority="64"/>
-    <w:lsdException w:name="Medium List 1 Accent 6" w:uiPriority="65"/>
-    <w:lsdException w:name="Medium List 2 Accent 6" w:uiPriority="66"/>
-    <w:lsdException w:name="Medium Grid 1 Accent 6" w:uiPriority="67"/>
-    <w:lsdException w:name="Medium Grid 2 Accent 6" w:uiPriority="68"/>
-    <w:lsdException w:name="Medium Grid 3 Accent 6" w:uiPriority="69"/>
-    <w:lsdException w:name="Dark List Accent 6" w:uiPriority="70"/>
-    <w:lsdException w:name="Colorful Shading Accent 6" w:uiPriority="71"/>
-    <w:lsdException w:name="Colorful List Accent 6" w:uiPriority="72"/>
-    <w:lsdException w:name="Colorful Grid Accent 6" w:uiPriority="73"/>
-    <w:lsdException w:name="Subtle Emphasis" w:uiPriority="19" w:qFormat="1"/>
-    <w:lsdException w:name="Intense Emphasis" w:uiPriority="21" w:qFormat="1"/>
-    <w:lsdException w:name="Subtle Reference" w:uiPriority="31" w:qFormat="1"/>
-    <w:lsdException w:name="Intense Reference" w:uiPriority="32" w:qFormat="1"/>
-    <w:lsdException w:name="Book Title" w:uiPriority="33" w:qFormat="1"/>
-    <w:lsdException w:name="Bibliography" w:semiHidden="1" w:uiPriority="37" w:unhideWhenUsed="1"/>
-    <w:lsdException w:name="TOC Heading" w:semiHidden="1" w:uiPriority="39" w:unhideWhenUsed="1" w:qFormat="1"/>
-    <w:lsdException w:name="Plain Table 1" w:uiPriority="41"/>
-    <w:lsdException w:name="Plain Table 2" w:uiPriority="42"/>
-    <w:lsdException w:name="Plain Table 3" w:uiPriority="43"/>
-    <w:lsdException w:name="Plain Table 4" w:uiPriority="44"/>
-    <w:lsdException w:name="Plain Table 5" w:uiPriority="45"/>
-    <w:lsdException w:name="Grid Table Light" w:uiPriority="40"/>
-    <w:lsdException w:name="Grid Table 1 Light" w:uiPriority="46"/>
-    <w:lsdException w:name="Grid Table 2" w:uiPriority="47"/>
-    <w:lsdException w:name="Grid Table 3" w:uiPriority="48"/>
-    <w:lsdException w:name="Grid Table 4" w:uiPriority="49"/>
-    <w:lsdException w:name="Grid Table 5 Dark" w:uiPriority="50"/>
-    <w:lsdException w:name="Grid Table 6 Colorful" w:uiPriority="51"/>
-    <w:lsdException w:name="Grid Table 7 Colorful" w:uiPriority="52"/>
-    <w:lsdException w:name="Grid Table 1 Light Accent 1" w:uiPriority="46"/>
-    <w:lsdException w:name="Grid Table 2 Accent 1" w:uiPriority="47"/>
-    <w:lsdException w:name="Grid Table 3 Accent 1" w:uiPriority="48"/>
-    <w:lsdException w:name="Grid Table 4 Accent 1" w:uiPriority="49"/>
-    <w:lsdException w:name="Grid Table 5 Dark Accent 1" w:uiPriority="50"/>
-    <w:lsdException w:name="Grid Table 6 Colorful Accent 1" w:uiPriority="51"/>
-    <w:lsdException w:name="Grid Table 7 Colorful Accent 1" w:uiPriority="52"/>
-    <w:lsdException w:name="Grid Table 1 Light Accent 2" w:uiPriority="46"/>
-    <w:lsdException w:name="Grid Table 2 Accent 2" w:uiPriority="47"/>
-    <w:lsdException w:name="Grid Table 3 Accent 2" w:uiPriority="48"/>
-    <w:lsdException w:name="Grid Table 4 Accent 2" w:uiPriority="49"/>
-    <w:lsdException w:name="Grid Table 5 Dark Accent 2" w:uiPriority="50"/>
-    <w:lsdException w:name="Grid Table 6 Colorful Accent 2" w:uiPriority="51"/>
-    <w:lsdException w:name="Grid Table 7 Colorful Accent 2" w:uiPriority="52"/>
-    <w:lsdException w:name="Grid Table 1 Light Accent 3" w:uiPriority="46"/>
-    <w:lsdException w:name="Grid Table 2 Accent 3" w:uiPriority="47"/>
-    <w:lsdException w:name="Grid Table 3 Accent 3" w:uiPriority="48"/>
-    <w:lsdException w:name="Grid Table 4 Accent 3" w:uiPriority="49"/>
-    <w:lsdException w:name="Grid Table 5 Dark Accent 3" w:uiPriority="50"/>
-    <w:lsdException w:name="Grid Table 6 Colorful Accent 3" w:uiPriority="51"/>
-    <w:lsdException w:name="Grid Table 7 Colorful Accent 3" w:uiPriority="52"/>
-    <w:lsdException w:name="Grid Table 1 Light Accent 4" w:uiPriority="46"/>
-    <w:lsdException w:name="Grid Table 2 Accent 4" w:uiPriority="47"/>
-    <w:lsdException w:name="Grid Table 3 Accent 4" w:uiPriority="48"/>
-    <w:lsdException w:name="Grid Table 4 Accent 4" w:uiPriority="49"/>
-    <w:lsdException w:name="Grid Table 5 Dark Accent 4" w:uiPriority="50"/>
-    <w:lsdException w:name="Grid Table 6 Colorful Accent 4" w:uiPriority="51"/>
-    <w:lsdException w:name="Grid Table 7 Colorful Accent 4" w:uiPriority="52"/>
-    <w:lsdException w:name="Grid Table 1 Light Accent 5" w:uiPriority="46"/>
-    <w:lsdException w:name="Grid Table 2 Accent 5" w:uiPriority="47"/>
-    <w:lsdException w:name="Grid Table 3 Accent 5" w:uiPriority="48"/>
-    <w:lsdException w:name="Grid Table 4 Accent 5" w:uiPriority="49"/>
-    <w:lsdException w:name="Grid Table 5 Dark Accent 5" w:uiPriority="50"/>
-    <w:lsdException w:name="Grid Table 6 Colorful Accent 5" w:uiPriority="51"/>
-    <w:lsdException w:name="Grid Table 7 Colorful Accent 5" w:uiPriority="52"/>
-    <w:lsdException w:name="Grid Table 1 Light Accent 6" w:uiPriority="46"/>
-    <w:lsdException w:name="Grid Table 2 Accent 6" w:uiPriority="47"/>
-    <w:lsdException w:name="Grid Table 3 Accent 6" w:uiPriority="48"/>
-    <w:lsdException w:name="Grid Table 4 Accent 6" w:uiPriority="49"/>
-    <w:lsdException w:name="Grid Table 5 Dark Accent 6" w:uiPriority="50"/>
-    <w:lsdException w:name="Grid Table 6 Colorful Accent 6" w:uiPriority="51"/>
-    <w:lsdException w:name="Grid Table 7 Colorful Accent 6" w:uiPriority="52"/>
-    <w:lsdException w:name="List Table 1 Light" w:uiPriority="46"/>
-    <w:lsdException w:name="List Table 2" w:uiPriority="47"/>
-    <w:lsdException w:name="List Table 3" w:uiPriority="48"/>
-    <w:lsdException w:name="List Table 4" w:uiPriority="49"/>
-    <w:lsdException w:name="List Table 5 Dark" w:uiPriority="50"/>
-    <w:lsdException w:name="List Table 6 Colorful" w:uiPriority="51"/>
-    <w:lsdException w:name="List Table 7 Colorful" w:uiPriority="52"/>
-    <w:lsdException w:name="List Table 1 Light Accent 1" w:uiPriority="46"/>
-    <w:lsdException w:name="List Table 2 Accent 1" w:uiPriority="47"/>
-    <w:lsdException w:name="List Table 3 Accent 1" w:uiPriority="48"/>
-    <w:lsdException w:name="List Table 4 Accent 1" w:uiPriority="49"/>
-    <w:lsdException w:name="List Table 5 Dark Accent 1" w:uiPriority="50"/>
-    <w:lsdException w:name="List Table 6 Colorful Accent 1" w:uiPriority="51"/>
-    <w:lsdException w:name="List Table 7 Colorful Accent 1" w:uiPriority="52"/>
-    <w:lsdException w:name="List Table 1 Light Accent 2" w:uiPriority="46"/>
-    <w:lsdException w:name="List Table 2 Accent 2" w:uiPriority="47"/>
-    <w:lsdException w:name="List Table 3 Accent 2" w:uiPriority="48"/>
-    <w:lsdException w:name="List Table 4 Accent 2" w:uiPriority="49"/>
-    <w:lsdException w:name="List Table 5 Dark Accent 2" w:uiPriority="50"/>
-    <w:lsdException w:name="List Table 6 Colorful Accent 2" w:uiPriority="51"/>
-    <w:lsdException w:name="List Table 7 Colorful Accent 2" w:uiPriority="52"/>
-    <w:lsdException w:name="List Table 1 Light Accent 3" w:uiPriority="46"/>
-    <w:lsdException w:name="List Table 2 Accent 3" w:uiPriority="47"/>
-    <w:lsdException w:name="List Table 3 Accent 3" w:uiPriority="48"/>
-    <w:lsdException w:name="List Table 4 Accent 3" w:uiPriority="49"/>
-    <w:lsdException w:name="List Table 5 Dark Accent 3" w:uiPriority="50"/>
-    <w:lsdException w:name="List Table 6 Colorful Accent 3" w:uiPriority="51"/>
-    <w:lsdException w:name="List Table 7 Colorful Accent 3" w:uiPriority="52"/>
-    <w:lsdException w:name="List Table 1 Light Accent 4" w:uiPriority="46"/>
-    <w:lsdException w:name="List Table 2 Accent 4" w:uiPriority="47"/>
-    <w:lsdException w:name="List Table 3 Accent 4" w:uiPriority="48"/>
-    <w:lsdException w:name="List Table 4 Accent 4" w:uiPriority="49"/>
-    <w:lsdException w:name="List Table 5 Dark Accent 4" w:uiPriority="50"/>
-    <w:lsdException w:name="List Table 6 Colorful Accent 4" w:uiPriority="51"/>
-    <w:lsdException w:name="List Table 7 Colorful Accent 4" w:uiPriority="52"/>
-    <w:lsdException w:name="List Table 1 Light Accent 5" w:uiPriority="46"/>
-    <w:lsdException w:name="List Table 2 Accent 5" w:uiPriority="47"/>
-    <w:lsdException w:name="List Table 3 Accent 5" w:uiPriority="48"/>
-    <w:lsdException w:name="List Table 4 Accent 5" w:uiPriority="49"/>
-    <w:lsdException w:name="List Table 5 Dark Accent 5" w:uiPriority="50"/>
-    <w:lsdException w:name="List Table 6 Colorful Accent 5" w:uiPriority="51"/>
-    <w:lsdException w:name="List Table 7 Colorful Accent 5" w:uiPriority="52"/>
-    <w:lsdException w:name="List Table 1 Light Accent 6" w:uiPriority="46"/>
-    <w:lsdException w:name="List Table 2 Accent 6" w:uiPriority="47"/>
-    <w:lsdException w:name="List Table 3 Accent 6" w:uiPriority="48"/>
-    <w:lsdException w:name="List Table 4 Accent 6" w:uiPriority="49"/>
-    <w:lsdException w:name="List Table 5 Dark Accent 6" w:uiPriority="50"/>
-    <w:lsdException w:name="List Table 6 Colorful Accent 6" w:uiPriority="51"/>
-    <w:lsdException w:name="List Table 7 Colorful Accent 6" w:uiPriority="52"/>
-    <w:lsdException w:name="Mention" w:semiHidden="1" w:unhideWhenUsed="1"/>
-    <w:lsdException w:name="Smart Hyperlink" w:semiHidden="1" w:unhideWhenUsed="1"/>
-    <w:lsdException w:name="Hashtag" w:semiHidden="1" w:unhideWhenUsed="1"/>
-    <w:lsdException w:name="Unresolved Mention" w:semiHidden="1" w:unhideWhenUsed="1"/>
-    <w:lsdException w:name="Smart Link" w:semiHidden="1" w:unhideWhenUsed="1"/>
+  <w:latentStyles w:defLockedState="0" w:defUIPriority="99" w:defSemiHidden="1" w:defUnhideWhenUsed="1" w:defQFormat="0" w:count="267">
+    <w:lsdException w:name="Normal" w:semiHidden="0" w:uiPriority="0" w:unhideWhenUsed="0" w:qFormat="1"/>
+    <w:lsdException w:name="heading 1" w:semiHidden="0" w:uiPriority="9" w:unhideWhenUsed="0" w:qFormat="1"/>
+    <w:lsdException w:name="heading 2" w:uiPriority="9" w:qFormat="1"/>
+    <w:lsdException w:name="heading 3" w:uiPriority="9" w:qFormat="1"/>
+    <w:lsdException w:name="heading 4" w:uiPriority="9" w:qFormat="1"/>
+    <w:lsdException w:name="heading 5" w:uiPriority="9" w:qFormat="1"/>
+    <w:lsdException w:name="heading 6" w:uiPriority="9" w:qFormat="1"/>
+    <w:lsdException w:name="heading 7" w:uiPriority="9" w:qFormat="1"/>
+    <w:lsdException w:name="heading 8" w:uiPriority="9" w:qFormat="1"/>
+    <w:lsdException w:name="heading 9" w:uiPriority="9" w:qFormat="1"/>
+    <w:lsdException w:name="toc 1" w:uiPriority="39"/>
+    <w:lsdException w:name="toc 2" w:uiPriority="39"/>
+    <w:lsdException w:name="toc 3" w:uiPriority="39"/>
+    <w:lsdException w:name="toc 4" w:uiPriority="39"/>
+    <w:lsdException w:name="toc 5" w:uiPriority="39"/>
+    <w:lsdException w:name="toc 6" w:uiPriority="39"/>
+    <w:lsdException w:name="toc 7" w:uiPriority="39"/>
+    <w:lsdException w:name="toc 8" w:uiPriority="39"/>
+    <w:lsdException w:name="toc 9" w:uiPriority="39"/>
+    <w:lsdException w:name="caption" w:uiPriority="35" w:qFormat="1"/>
+    <w:lsdException w:name="Title" w:semiHidden="0" w:uiPriority="10" w:unhideWhenUsed="0" w:qFormat="1"/>
+    <w:lsdException w:name="Default Paragraph Font" w:uiPriority="1"/>
+    <w:lsdException w:name="Subtitle" w:semiHidden="0" w:uiPriority="11" w:unhideWhenUsed="0" w:qFormat="1"/>
+    <w:lsdException w:name="Strong" w:semiHidden="0" w:uiPriority="22" w:unhideWhenUsed="0" w:qFormat="1"/>
+    <w:lsdException w:name="Emphasis" w:semiHidden="0" w:uiPriority="20" w:unhideWhenUsed="0" w:qFormat="1"/>
+    <w:lsdException w:name="Table Grid" w:semiHidden="0" w:uiPriority="39" w:unhideWhenUsed="0"/>
+    <w:lsdException w:name="Placeholder Text" w:unhideWhenUsed="0"/>
+    <w:lsdException w:name="No Spacing" w:semiHidden="0" w:uiPriority="1" w:unhideWhenUsed="0" w:qFormat="1"/>
+    <w:lsdException w:name="Light Shading" w:semiHidden="0" w:uiPriority="60" w:unhideWhenUsed="0"/>
+    <w:lsdException w:name="Light List" w:semiHidden="0" w:uiPriority="61" w:unhideWhenUsed="0"/>
+    <w:lsdException w:name="Light Grid" w:semiHidden="0" w:uiPriority="62" w:unhideWhenUsed="0"/>
+    <w:lsdException w:name="Medium Shading 1" w:semiHidden="0" w:uiPriority="63" w:unhideWhenUsed="0"/>
+    <w:lsdException w:name="Medium Shading 2" w:semiHidden="0" w:uiPriority="64" w:unhideWhenUsed="0"/>
+    <w:lsdException w:name="Medium List 1" w:semiHidden="0" w:uiPriority="65" w:unhideWhenUsed="0"/>
+    <w:lsdException w:name="Medium List 2" w:semiHidden="0" w:uiPriority="66" w:unhideWhenUsed="0"/>
+    <w:lsdException w:name="Medium Grid 1" w:semiHidden="0" w:uiPriority="67" w:unhideWhenUsed="0"/>
+    <w:lsdException w:name="Medium Grid 2" w:semiHidden="0" w:uiPriority="68" w:unhideWhenUsed="0"/>
+    <w:lsdException w:name="Medium Grid 3" w:semiHidden="0" w:uiPriority="69" w:unhideWhenUsed="0"/>
+    <w:lsdException w:name="Dark List" w:semiHidden="0" w:uiPriority="70" w:unhideWhenUsed="0"/>
+    <w:lsdException w:name="Colorful Shading" w:semiHidden="0" w:uiPriority="71" w:unhideWhenUsed="0"/>
+    <w:lsdException w:name="Colorful List" w:semiHidden="0" w:uiPriority="72" w:unhideWhenUsed="0"/>
+    <w:lsdException w:name="Colorful Grid" w:semiHidden="0" w:uiPriority="73" w:unhideWhenUsed="0"/>
+    <w:lsdException w:name="Light Shading Accent 1" w:semiHidden="0" w:uiPriority="60" w:unhideWhenUsed="0"/>
+    <w:lsdException w:name="Light List Accent 1" w:semiHidden="0" w:uiPriority="61" w:unhideWhenUsed="0"/>
+    <w:lsdException w:name="Light Grid Accent 1" w:semiHidden="0" w:uiPriority="62" w:unhideWhenUsed="0"/>
+    <w:lsdException w:name="Medium Shading 1 Accent 1" w:semiHidden="0" w:uiPriority="63" w:unhideWhenUsed="0"/>
+    <w:lsdException w:name="Medium Shading 2 Accent 1" w:semiHidden="0" w:uiPriority="64" w:unhideWhenUsed="0"/>
+    <w:lsdException w:name="Medium List 1 Accent 1" w:semiHidden="0" w:uiPriority="65" w:unhideWhenUsed="0"/>
+    <w:lsdException w:name="Revision" w:unhideWhenUsed="0"/>
+    <w:lsdException w:name="List Paragraph" w:semiHidden="0" w:uiPriority="34" w:unhideWhenUsed="0" w:qFormat="1"/>
+    <w:lsdException w:name="Quote" w:semiHidden="0" w:uiPriority="29" w:unhideWhenUsed="0" w:qFormat="1"/>
+    <w:lsdException w:name="Intense Quote" w:semiHidden="0" w:uiPriority="30" w:unhideWhenUsed="0" w:qFormat="1"/>
+    <w:lsdException w:name="Medium List 2 Accent 1" w:semiHidden="0" w:uiPriority="66" w:unhideWhenUsed="0"/>
+    <w:lsdException w:name="Medium Grid 1 Accent 1" w:semiHidden="0" w:uiPriority="67" w:unhideWhenUsed="0"/>
+    <w:lsdException w:name="Medium Grid 2 Accent 1" w:semiHidden="0" w:uiPriority="68" w:unhideWhenUsed="0"/>
+    <w:lsdException w:name="Medium Grid 3 Accent 1" w:semiHidden="0" w:uiPriority="69" w:unhideWhenUsed="0"/>
+    <w:lsdException w:name="Dark List Accent 1" w:semiHidden="0" w:uiPriority="70" w:unhideWhenUsed="0"/>
+    <w:lsdException w:name="Colorful Shading Accent 1" w:semiHidden="0" w:uiPriority="71" w:unhideWhenUsed="0"/>
+    <w:lsdException w:name="Colorful List Accent 1" w:semiHidden="0" w:uiPriority="72" w:unhideWhenUsed="0"/>
+    <w:lsdException w:name="Colorful Grid Accent 1" w:semiHidden="0" w:uiPriority="73" w:unhideWhenUsed="0"/>
+    <w:lsdException w:name="Light Shading Accent 2" w:semiHidden="0" w:uiPriority="60" w:unhideWhenUsed="0"/>
+    <w:lsdException w:name="Light List Accent 2" w:semiHidden="0" w:uiPriority="61" w:unhideWhenUsed="0"/>
+    <w:lsdException w:name="Light Grid Accent 2" w:semiHidden="0" w:uiPriority="62" w:unhideWhenUsed="0"/>
+    <w:lsdException w:name="Medium Shading 1 Accent 2" w:semiHidden="0" w:uiPriority="63" w:unhideWhenUsed="0"/>
+    <w:lsdException w:name="Medium Shading 2 Accent 2" w:semiHidden="0" w:uiPriority="64" w:unhideWhenUsed="0"/>
+    <w:lsdException w:name="Medium List 1 Accent 2" w:semiHidden="0" w:uiPriority="65" w:unhideWhenUsed="0"/>
+    <w:lsdException w:name="Medium List 2 Accent 2" w:semiHidden="0" w:uiPriority="66" w:unhideWhenUsed="0"/>
+    <w:lsdException w:name="Medium Grid 1 Accent 2" w:semiHidden="0" w:uiPriority="67" w:unhideWhenUsed="0"/>
+    <w:lsdException w:name="Medium Grid 2 Accent 2" w:semiHidden="0" w:uiPriority="68" w:unhideWhenUsed="0"/>
+    <w:lsdException w:name="Medium Grid 3 Accent 2" w:semiHidden="0" w:uiPriority="69" w:unhideWhenUsed="0"/>
+    <w:lsdException w:name="Dark List Accent 2" w:semiHidden="0" w:uiPriority="70" w:unhideWhenUsed="0"/>
+    <w:lsdException w:name="Colorful Shading Accent 2" w:semiHidden="0" w:uiPriority="71" w:unhideWhenUsed="0"/>
+    <w:lsdException w:name="Colorful List Accent 2" w:semiHidden="0" w:uiPriority="72" w:unhideWhenUsed="0"/>
+    <w:lsdException w:name="Colorful Grid Accent 2" w:semiHidden="0" w:uiPriority="73" w:unhideWhenUsed="0"/>
+    <w:lsdException w:name="Light Shading Accent 3" w:semiHidden="0" w:uiPriority="60" w:unhideWhenUsed="0"/>
+    <w:lsdException w:name="Light List Accent 3" w:semiHidden="0" w:uiPriority="61" w:unhideWhenUsed="0"/>
+    <w:lsdException w:name="Light Grid Accent 3" w:semiHidden="0" w:uiPriority="62" w:unhideWhenUsed="0"/>
+    <w:lsdException w:name="Medium Shading 1 Accent 3" w:semiHidden="0" w:uiPriority="63" w:unhideWhenUsed="0"/>
+    <w:lsdException w:name="Medium Shading 2 Accent 3" w:semiHidden="0" w:uiPriority="64" w:unhideWhenUsed="0"/>
+    <w:lsdException w:name="Medium List 1 Accent 3" w:semiHidden="0" w:uiPriority="65" w:unhideWhenUsed="0"/>
+    <w:lsdException w:name="Medium List 2 Accent 3" w:semiHidden="0" w:uiPriority="66" w:unhideWhenUsed="0"/>
+    <w:lsdException w:name="Medium Grid 1 Accent 3" w:semiHidden="0" w:uiPriority="67" w:unhideWhenUsed="0"/>
+    <w:lsdException w:name="Medium Grid 2 Accent 3" w:semiHidden="0" w:uiPriority="68" w:unhideWhenUsed="0"/>
+    <w:lsdException w:name="Medium Grid 3 Accent 3" w:semiHidden="0" w:uiPriority="69" w:unhideWhenUsed="0"/>
+    <w:lsdException w:name="Dark List Accent 3" w:semiHidden="0" w:uiPriority="70" w:unhideWhenUsed="0"/>
+    <w:lsdException w:name="Colorful Shading Accent 3" w:semiHidden="0" w:uiPriority="71" w:unhideWhenUsed="0"/>
+    <w:lsdException w:name="Colorful List Accent 3" w:semiHidden="0" w:uiPriority="72" w:unhideWhenUsed="0"/>
+    <w:lsdException w:name="Colorful Grid Accent 3" w:semiHidden="0" w:uiPriority="73" w:unhideWhenUsed="0"/>
+    <w:lsdException w:name="Light Shading Accent 4" w:semiHidden="0" w:uiPriority="60" w:unhideWhenUsed="0"/>
+    <w:lsdException w:name="Light List Accent 4" w:semiHidden="0" w:uiPriority="61" w:unhideWhenUsed="0"/>
+    <w:lsdException w:name="Light Grid Accent 4" w:semiHidden="0" w:uiPriority="62" w:unhideWhenUsed="0"/>
+    <w:lsdException w:name="Medium Shading 1 Accent 4" w:semiHidden="0" w:uiPriority="63" w:unhideWhenUsed="0"/>
+    <w:lsdException w:name="Medium Shading 2 Accent 4" w:semiHidden="0" w:uiPriority="64" w:unhideWhenUsed="0"/>
+    <w:lsdException w:name="Medium List 1 Accent 4" w:semiHidden="0" w:uiPriority="65" w:unhideWhenUsed="0"/>
+    <w:lsdException w:name="Medium List 2 Accent 4" w:semiHidden="0" w:uiPriority="66" w:unhideWhenUsed="0"/>
+    <w:lsdException w:name="Medium Grid 1 Accent 4" w:semiHidden="0" w:uiPriority="67" w:unhideWhenUsed="0"/>
+    <w:lsdException w:name="Medium Grid 2 Accent 4" w:semiHidden="0" w:uiPriority="68" w:unhideWhenUsed="0"/>
+    <w:lsdException w:name="Medium Grid 3 Accent 4" w:semiHidden="0" w:uiPriority="69" w:unhideWhenUsed="0"/>
+    <w:lsdException w:name="Dark List Accent 4" w:semiHidden="0" w:uiPriority="70" w:unhideWhenUsed="0"/>
+    <w:lsdException w:name="Colorful Shading Accent 4" w:semiHidden="0" w:uiPriority="71" w:unhideWhenUsed="0"/>
+    <w:lsdException w:name="Colorful List Accent 4" w:semiHidden="0" w:uiPriority="72" w:unhideWhenUsed="0"/>
+    <w:lsdException w:name="Colorful Grid Accent 4" w:semiHidden="0" w:uiPriority="73" w:unhideWhenUsed="0"/>
+    <w:lsdException w:name="Light Shading Accent 5" w:semiHidden="0" w:uiPriority="60" w:unhideWhenUsed="0"/>
+    <w:lsdException w:name="Light List Accent 5" w:semiHidden="0" w:uiPriority="61" w:unhideWhenUsed="0"/>
+    <w:lsdException w:name="Light Grid Accent 5" w:semiHidden="0" w:uiPriority="62" w:unhideWhenUsed="0"/>
+    <w:lsdException w:name="Medium Shading 1 Accent 5" w:semiHidden="0" w:uiPriority="63" w:unhideWhenUsed="0"/>
+    <w:lsdException w:name="Medium Shading 2 Accent 5" w:semiHidden="0" w:uiPriority="64" w:unhideWhenUsed="0"/>
+    <w:lsdException w:name="Medium List 1 Accent 5" w:semiHidden="0" w:uiPriority="65" w:unhideWhenUsed="0"/>
+    <w:lsdException w:name="Medium List 2 Accent 5" w:semiHidden="0" w:uiPriority="66" w:unhideWhenUsed="0"/>
+    <w:lsdException w:name="Medium Grid 1 Accent 5" w:semiHidden="0" w:uiPriority="67" w:unhideWhenUsed="0"/>
+    <w:lsdException w:name="Medium Grid 2 Accent 5" w:semiHidden="0" w:uiPriority="68" w:unhideWhenUsed="0"/>
+    <w:lsdException w:name="Medium Grid 3 Accent 5" w:semiHidden="0" w:uiPriority="69" w:unhideWhenUsed="0"/>
+    <w:lsdException w:name="Dark List Accent 5" w:semiHidden="0" w:uiPriority="70" w:unhideWhenUsed="0"/>
+    <w:lsdException w:name="Colorful Shading Accent 5" w:semiHidden="0" w:uiPriority="71" w:unhideWhenUsed="0"/>
+    <w:lsdException w:name="Colorful List Accent 5" w:semiHidden="0" w:uiPriority="72" w:unhideWhenUsed="0"/>
+    <w:lsdException w:name="Colorful Grid Accent 5" w:semiHidden="0" w:uiPriority="73" w:unhideWhenUsed="0"/>
+    <w:lsdException w:name="Light Shading Accent 6" w:semiHidden="0" w:uiPriority="60" w:unhideWhenUsed="0"/>
+    <w:lsdException w:name="Light List Accent 6" w:semiHidden="0" w:uiPriority="61" w:unhideWhenUsed="0"/>
+    <w:lsdException w:name="Light Grid Accent 6" w:semiHidden="0" w:uiPriority="62" w:unhideWhenUsed="0"/>
+    <w:lsdException w:name="Medium Shading 1 Accent 6" w:semiHidden="0" w:uiPriority="63" w:unhideWhenUsed="0"/>
+    <w:lsdException w:name="Medium Shading 2 Accent 6" w:semiHidden="0" w:uiPriority="64" w:unhideWhenUsed="0"/>
+    <w:lsdException w:name="Medium List 1 Accent 6" w:semiHidden="0" w:uiPriority="65" w:unhideWhenUsed="0"/>
+    <w:lsdException w:name="Medium List 2 Accent 6" w:semiHidden="0" w:uiPriority="66" w:unhideWhenUsed="0"/>
+    <w:lsdException w:name="Medium Grid 1 Accent 6" w:semiHidden="0" w:uiPriority="67" w:unhideWhenUsed="0"/>
+    <w:lsdException w:name="Medium Grid 2 Accent 6" w:semiHidden="0" w:uiPriority="68" w:unhideWhenUsed="0"/>
+    <w:lsdException w:name="Medium Grid 3 Accent 6" w:semiHidden="0" w:uiPriority="69" w:unhideWhenUsed="0"/>
+    <w:lsdException w:name="Dark List Accent 6" w:semiHidden="0" w:uiPriority="70" w:unhideWhenUsed="0"/>
+    <w:lsdException w:name="Colorful Shading Accent 6" w:semiHidden="0" w:uiPriority="71" w:unhideWhenUsed="0"/>
+    <w:lsdException w:name="Colorful List Accent 6" w:semiHidden="0" w:uiPriority="72" w:unhideWhenUsed="0"/>
+    <w:lsdException w:name="Colorful Grid Accent 6" w:semiHidden="0" w:uiPriority="73" w:unhideWhenUsed="0"/>
+    <w:lsdException w:name="Subtle Emphasis" w:semiHidden="0" w:uiPriority="19" w:unhideWhenUsed="0" w:qFormat="1"/>
+    <w:lsdException w:name="Intense Emphasis" w:semiHidden="0" w:uiPriority="21" w:unhideWhenUsed="0" w:qFormat="1"/>
+    <w:lsdException w:name="Subtle Reference" w:semiHidden="0" w:uiPriority="31" w:unhideWhenUsed="0" w:qFormat="1"/>
+    <w:lsdException w:name="Intense Reference" w:semiHidden="0" w:uiPriority="32" w:unhideWhenUsed="0" w:qFormat="1"/>
+    <w:lsdException w:name="Book Title" w:semiHidden="0" w:uiPriority="33" w:unhideWhenUsed="0" w:qFormat="1"/>
+    <w:lsdException w:name="Bibliography" w:uiPriority="37"/>
+    <w:lsdException w:name="TOC Heading" w:uiPriority="39" w:qFormat="1"/>
   </w:latentStyles>
   <w:style w:type="paragraph" w:default="1" w:styleId="Normal">
     <w:name w:val="Normal"/>
@@ -9785,6 +10403,12 @@
     <w:tblPr>
       <w:tblStyleRowBandSize w:val="1"/>
       <w:tblStyleColBandSize w:val="1"/>
+      <w:tblCellMar>
+        <w:top w:w="100" w:type="dxa"/>
+        <w:left w:w="100" w:type="dxa"/>
+        <w:bottom w:w="100" w:type="dxa"/>
+        <w:right w:w="100" w:type="dxa"/>
+      </w:tblCellMar>
     </w:tblPr>
   </w:style>
   <w:style w:type="table" w:customStyle="1" w:styleId="a0">
@@ -9792,6 +10416,12 @@
     <w:tblPr>
       <w:tblStyleRowBandSize w:val="1"/>
       <w:tblStyleColBandSize w:val="1"/>
+      <w:tblCellMar>
+        <w:top w:w="100" w:type="dxa"/>
+        <w:left w:w="100" w:type="dxa"/>
+        <w:bottom w:w="100" w:type="dxa"/>
+        <w:right w:w="100" w:type="dxa"/>
+      </w:tblCellMar>
     </w:tblPr>
   </w:style>
   <w:style w:type="table" w:customStyle="1" w:styleId="a1">
@@ -9799,6 +10429,12 @@
     <w:tblPr>
       <w:tblStyleRowBandSize w:val="1"/>
       <w:tblStyleColBandSize w:val="1"/>
+      <w:tblCellMar>
+        <w:top w:w="100" w:type="dxa"/>
+        <w:left w:w="100" w:type="dxa"/>
+        <w:bottom w:w="100" w:type="dxa"/>
+        <w:right w:w="100" w:type="dxa"/>
+      </w:tblCellMar>
     </w:tblPr>
   </w:style>
   <w:style w:type="table" w:customStyle="1" w:styleId="a2">
@@ -9806,6 +10442,12 @@
     <w:tblPr>
       <w:tblStyleRowBandSize w:val="1"/>
       <w:tblStyleColBandSize w:val="1"/>
+      <w:tblCellMar>
+        <w:top w:w="100" w:type="dxa"/>
+        <w:left w:w="100" w:type="dxa"/>
+        <w:bottom w:w="100" w:type="dxa"/>
+        <w:right w:w="100" w:type="dxa"/>
+      </w:tblCellMar>
     </w:tblPr>
   </w:style>
   <w:style w:type="table" w:customStyle="1" w:styleId="a3">
@@ -9813,6 +10455,12 @@
     <w:tblPr>
       <w:tblStyleRowBandSize w:val="1"/>
       <w:tblStyleColBandSize w:val="1"/>
+      <w:tblCellMar>
+        <w:top w:w="100" w:type="dxa"/>
+        <w:left w:w="100" w:type="dxa"/>
+        <w:bottom w:w="100" w:type="dxa"/>
+        <w:right w:w="100" w:type="dxa"/>
+      </w:tblCellMar>
     </w:tblPr>
   </w:style>
   <w:style w:type="paragraph" w:styleId="Header">
@@ -9858,6 +10506,520 @@
     <w:link w:val="Footer"/>
     <w:uiPriority w:val="99"/>
     <w:rsid w:val="004E095F"/>
+  </w:style>
+  <w:style w:type="paragraph" w:styleId="BalloonText">
+    <w:name w:val="Balloon Text"/>
+    <w:basedOn w:val="Normal"/>
+    <w:link w:val="BalloonTextChar"/>
+    <w:uiPriority w:val="99"/>
+    <w:semiHidden/>
+    <w:unhideWhenUsed/>
+    <w:rsid w:val="006F0BA3"/>
+    <w:pPr>
+      <w:spacing w:line="240" w:lineRule="auto"/>
+    </w:pPr>
+    <w:rPr>
+      <w:rFonts w:ascii="Tahoma" w:hAnsi="Tahoma" w:cs="Tahoma"/>
+      <w:sz w:val="16"/>
+      <w:szCs w:val="16"/>
+    </w:rPr>
+  </w:style>
+  <w:style w:type="character" w:customStyle="1" w:styleId="BalloonTextChar">
+    <w:name w:val="Balloon Text Char"/>
+    <w:basedOn w:val="DefaultParagraphFont"/>
+    <w:link w:val="BalloonText"/>
+    <w:uiPriority w:val="99"/>
+    <w:semiHidden/>
+    <w:rsid w:val="006F0BA3"/>
+    <w:rPr>
+      <w:rFonts w:ascii="Tahoma" w:hAnsi="Tahoma" w:cs="Tahoma"/>
+      <w:sz w:val="16"/>
+      <w:szCs w:val="16"/>
+    </w:rPr>
+  </w:style>
+</w:styles>
+</file>
+
+<file path=word/stylesWithEffects.xml><?xml version="1.0" encoding="utf-8"?>
+<w:styles xmlns:wpc="http://schemas.microsoft.com/office/word/2010/wordprocessingCanvas" xmlns:mc="http://schemas.openxmlformats.org/markup-compatibility/2006" xmlns:o="urn:schemas-microsoft-com:office:office" xmlns:r="http://schemas.openxmlformats.org/officeDocument/2006/relationships" xmlns:m="http://schemas.openxmlformats.org/officeDocument/2006/math" xmlns:v="urn:schemas-microsoft-com:vml" xmlns:wp14="http://schemas.microsoft.com/office/word/2010/wordprocessingDrawing" xmlns:wp="http://schemas.openxmlformats.org/drawingml/2006/wordprocessingDrawing" xmlns:w10="urn:schemas-microsoft-com:office:word" xmlns:w="http://schemas.openxmlformats.org/wordprocessingml/2006/main" xmlns:w14="http://schemas.microsoft.com/office/word/2010/wordml" xmlns:wpg="http://schemas.microsoft.com/office/word/2010/wordprocessingGroup" xmlns:wpi="http://schemas.microsoft.com/office/word/2010/wordprocessingInk" xmlns:wne="http://schemas.microsoft.com/office/word/2006/wordml" xmlns:wps="http://schemas.microsoft.com/office/word/2010/wordprocessingShape" mc:Ignorable="w14 wp14">
+  <w:docDefaults>
+    <w:rPrDefault>
+      <w:rPr>
+        <w:rFonts w:ascii="Arial" w:eastAsia="Arial" w:hAnsi="Arial" w:cs="Arial"/>
+        <w:sz w:val="22"/>
+        <w:szCs w:val="22"/>
+        <w:lang w:val="en-US" w:eastAsia="en-US" w:bidi="ar-SA"/>
+      </w:rPr>
+    </w:rPrDefault>
+    <w:pPrDefault>
+      <w:pPr>
+        <w:spacing w:line="276" w:lineRule="auto"/>
+      </w:pPr>
+    </w:pPrDefault>
+  </w:docDefaults>
+  <w:latentStyles w:defLockedState="0" w:defUIPriority="99" w:defSemiHidden="1" w:defUnhideWhenUsed="1" w:defQFormat="0" w:count="267">
+    <w:lsdException w:name="Normal" w:semiHidden="0" w:uiPriority="0" w:unhideWhenUsed="0" w:qFormat="1"/>
+    <w:lsdException w:name="heading 1" w:semiHidden="0" w:uiPriority="9" w:unhideWhenUsed="0" w:qFormat="1"/>
+    <w:lsdException w:name="heading 2" w:uiPriority="9" w:qFormat="1"/>
+    <w:lsdException w:name="heading 3" w:uiPriority="9" w:qFormat="1"/>
+    <w:lsdException w:name="heading 4" w:uiPriority="9" w:qFormat="1"/>
+    <w:lsdException w:name="heading 5" w:uiPriority="9" w:qFormat="1"/>
+    <w:lsdException w:name="heading 6" w:uiPriority="9" w:qFormat="1"/>
+    <w:lsdException w:name="heading 7" w:uiPriority="9" w:qFormat="1"/>
+    <w:lsdException w:name="heading 8" w:uiPriority="9" w:qFormat="1"/>
+    <w:lsdException w:name="heading 9" w:uiPriority="9" w:qFormat="1"/>
+    <w:lsdException w:name="toc 1" w:uiPriority="39"/>
+    <w:lsdException w:name="toc 2" w:uiPriority="39"/>
+    <w:lsdException w:name="toc 3" w:uiPriority="39"/>
+    <w:lsdException w:name="toc 4" w:uiPriority="39"/>
+    <w:lsdException w:name="toc 5" w:uiPriority="39"/>
+    <w:lsdException w:name="toc 6" w:uiPriority="39"/>
+    <w:lsdException w:name="toc 7" w:uiPriority="39"/>
+    <w:lsdException w:name="toc 8" w:uiPriority="39"/>
+    <w:lsdException w:name="toc 9" w:uiPriority="39"/>
+    <w:lsdException w:name="caption" w:uiPriority="35" w:qFormat="1"/>
+    <w:lsdException w:name="Title" w:semiHidden="0" w:uiPriority="10" w:unhideWhenUsed="0" w:qFormat="1"/>
+    <w:lsdException w:name="Default Paragraph Font" w:uiPriority="1"/>
+    <w:lsdException w:name="Subtitle" w:semiHidden="0" w:uiPriority="11" w:unhideWhenUsed="0" w:qFormat="1"/>
+    <w:lsdException w:name="Strong" w:semiHidden="0" w:uiPriority="22" w:unhideWhenUsed="0" w:qFormat="1"/>
+    <w:lsdException w:name="Emphasis" w:semiHidden="0" w:uiPriority="20" w:unhideWhenUsed="0" w:qFormat="1"/>
+    <w:lsdException w:name="Table Grid" w:semiHidden="0" w:uiPriority="39" w:unhideWhenUsed="0"/>
+    <w:lsdException w:name="Placeholder Text" w:unhideWhenUsed="0"/>
+    <w:lsdException w:name="No Spacing" w:semiHidden="0" w:uiPriority="1" w:unhideWhenUsed="0" w:qFormat="1"/>
+    <w:lsdException w:name="Light Shading" w:semiHidden="0" w:uiPriority="60" w:unhideWhenUsed="0"/>
+    <w:lsdException w:name="Light List" w:semiHidden="0" w:uiPriority="61" w:unhideWhenUsed="0"/>
+    <w:lsdException w:name="Light Grid" w:semiHidden="0" w:uiPriority="62" w:unhideWhenUsed="0"/>
+    <w:lsdException w:name="Medium Shading 1" w:semiHidden="0" w:uiPriority="63" w:unhideWhenUsed="0"/>
+    <w:lsdException w:name="Medium Shading 2" w:semiHidden="0" w:uiPriority="64" w:unhideWhenUsed="0"/>
+    <w:lsdException w:name="Medium List 1" w:semiHidden="0" w:uiPriority="65" w:unhideWhenUsed="0"/>
+    <w:lsdException w:name="Medium List 2" w:semiHidden="0" w:uiPriority="66" w:unhideWhenUsed="0"/>
+    <w:lsdException w:name="Medium Grid 1" w:semiHidden="0" w:uiPriority="67" w:unhideWhenUsed="0"/>
+    <w:lsdException w:name="Medium Grid 2" w:semiHidden="0" w:uiPriority="68" w:unhideWhenUsed="0"/>
+    <w:lsdException w:name="Medium Grid 3" w:semiHidden="0" w:uiPriority="69" w:unhideWhenUsed="0"/>
+    <w:lsdException w:name="Dark List" w:semiHidden="0" w:uiPriority="70" w:unhideWhenUsed="0"/>
+    <w:lsdException w:name="Colorful Shading" w:semiHidden="0" w:uiPriority="71" w:unhideWhenUsed="0"/>
+    <w:lsdException w:name="Colorful List" w:semiHidden="0" w:uiPriority="72" w:unhideWhenUsed="0"/>
+    <w:lsdException w:name="Colorful Grid" w:semiHidden="0" w:uiPriority="73" w:unhideWhenUsed="0"/>
+    <w:lsdException w:name="Light Shading Accent 1" w:semiHidden="0" w:uiPriority="60" w:unhideWhenUsed="0"/>
+    <w:lsdException w:name="Light List Accent 1" w:semiHidden="0" w:uiPriority="61" w:unhideWhenUsed="0"/>
+    <w:lsdException w:name="Light Grid Accent 1" w:semiHidden="0" w:uiPriority="62" w:unhideWhenUsed="0"/>
+    <w:lsdException w:name="Medium Shading 1 Accent 1" w:semiHidden="0" w:uiPriority="63" w:unhideWhenUsed="0"/>
+    <w:lsdException w:name="Medium Shading 2 Accent 1" w:semiHidden="0" w:uiPriority="64" w:unhideWhenUsed="0"/>
+    <w:lsdException w:name="Medium List 1 Accent 1" w:semiHidden="0" w:uiPriority="65" w:unhideWhenUsed="0"/>
+    <w:lsdException w:name="Revision" w:unhideWhenUsed="0"/>
+    <w:lsdException w:name="List Paragraph" w:semiHidden="0" w:uiPriority="34" w:unhideWhenUsed="0" w:qFormat="1"/>
+    <w:lsdException w:name="Quote" w:semiHidden="0" w:uiPriority="29" w:unhideWhenUsed="0" w:qFormat="1"/>
+    <w:lsdException w:name="Intense Quote" w:semiHidden="0" w:uiPriority="30" w:unhideWhenUsed="0" w:qFormat="1"/>
+    <w:lsdException w:name="Medium List 2 Accent 1" w:semiHidden="0" w:uiPriority="66" w:unhideWhenUsed="0"/>
+    <w:lsdException w:name="Medium Grid 1 Accent 1" w:semiHidden="0" w:uiPriority="67" w:unhideWhenUsed="0"/>
+    <w:lsdException w:name="Medium Grid 2 Accent 1" w:semiHidden="0" w:uiPriority="68" w:unhideWhenUsed="0"/>
+    <w:lsdException w:name="Medium Grid 3 Accent 1" w:semiHidden="0" w:uiPriority="69" w:unhideWhenUsed="0"/>
+    <w:lsdException w:name="Dark List Accent 1" w:semiHidden="0" w:uiPriority="70" w:unhideWhenUsed="0"/>
+    <w:lsdException w:name="Colorful Shading Accent 1" w:semiHidden="0" w:uiPriority="71" w:unhideWhenUsed="0"/>
+    <w:lsdException w:name="Colorful List Accent 1" w:semiHidden="0" w:uiPriority="72" w:unhideWhenUsed="0"/>
+    <w:lsdException w:name="Colorful Grid Accent 1" w:semiHidden="0" w:uiPriority="73" w:unhideWhenUsed="0"/>
+    <w:lsdException w:name="Light Shading Accent 2" w:semiHidden="0" w:uiPriority="60" w:unhideWhenUsed="0"/>
+    <w:lsdException w:name="Light List Accent 2" w:semiHidden="0" w:uiPriority="61" w:unhideWhenUsed="0"/>
+    <w:lsdException w:name="Light Grid Accent 2" w:semiHidden="0" w:uiPriority="62" w:unhideWhenUsed="0"/>
+    <w:lsdException w:name="Medium Shading 1 Accent 2" w:semiHidden="0" w:uiPriority="63" w:unhideWhenUsed="0"/>
+    <w:lsdException w:name="Medium Shading 2 Accent 2" w:semiHidden="0" w:uiPriority="64" w:unhideWhenUsed="0"/>
+    <w:lsdException w:name="Medium List 1 Accent 2" w:semiHidden="0" w:uiPriority="65" w:unhideWhenUsed="0"/>
+    <w:lsdException w:name="Medium List 2 Accent 2" w:semiHidden="0" w:uiPriority="66" w:unhideWhenUsed="0"/>
+    <w:lsdException w:name="Medium Grid 1 Accent 2" w:semiHidden="0" w:uiPriority="67" w:unhideWhenUsed="0"/>
+    <w:lsdException w:name="Medium Grid 2 Accent 2" w:semiHidden="0" w:uiPriority="68" w:unhideWhenUsed="0"/>
+    <w:lsdException w:name="Medium Grid 3 Accent 2" w:semiHidden="0" w:uiPriority="69" w:unhideWhenUsed="0"/>
+    <w:lsdException w:name="Dark List Accent 2" w:semiHidden="0" w:uiPriority="70" w:unhideWhenUsed="0"/>
+    <w:lsdException w:name="Colorful Shading Accent 2" w:semiHidden="0" w:uiPriority="71" w:unhideWhenUsed="0"/>
+    <w:lsdException w:name="Colorful List Accent 2" w:semiHidden="0" w:uiPriority="72" w:unhideWhenUsed="0"/>
+    <w:lsdException w:name="Colorful Grid Accent 2" w:semiHidden="0" w:uiPriority="73" w:unhideWhenUsed="0"/>
+    <w:lsdException w:name="Light Shading Accent 3" w:semiHidden="0" w:uiPriority="60" w:unhideWhenUsed="0"/>
+    <w:lsdException w:name="Light List Accent 3" w:semiHidden="0" w:uiPriority="61" w:unhideWhenUsed="0"/>
+    <w:lsdException w:name="Light Grid Accent 3" w:semiHidden="0" w:uiPriority="62" w:unhideWhenUsed="0"/>
+    <w:lsdException w:name="Medium Shading 1 Accent 3" w:semiHidden="0" w:uiPriority="63" w:unhideWhenUsed="0"/>
+    <w:lsdException w:name="Medium Shading 2 Accent 3" w:semiHidden="0" w:uiPriority="64" w:unhideWhenUsed="0"/>
+    <w:lsdException w:name="Medium List 1 Accent 3" w:semiHidden="0" w:uiPriority="65" w:unhideWhenUsed="0"/>
+    <w:lsdException w:name="Medium List 2 Accent 3" w:semiHidden="0" w:uiPriority="66" w:unhideWhenUsed="0"/>
+    <w:lsdException w:name="Medium Grid 1 Accent 3" w:semiHidden="0" w:uiPriority="67" w:unhideWhenUsed="0"/>
+    <w:lsdException w:name="Medium Grid 2 Accent 3" w:semiHidden="0" w:uiPriority="68" w:unhideWhenUsed="0"/>
+    <w:lsdException w:name="Medium Grid 3 Accent 3" w:semiHidden="0" w:uiPriority="69" w:unhideWhenUsed="0"/>
+    <w:lsdException w:name="Dark List Accent 3" w:semiHidden="0" w:uiPriority="70" w:unhideWhenUsed="0"/>
+    <w:lsdException w:name="Colorful Shading Accent 3" w:semiHidden="0" w:uiPriority="71" w:unhideWhenUsed="0"/>
+    <w:lsdException w:name="Colorful List Accent 3" w:semiHidden="0" w:uiPriority="72" w:unhideWhenUsed="0"/>
+    <w:lsdException w:name="Colorful Grid Accent 3" w:semiHidden="0" w:uiPriority="73" w:unhideWhenUsed="0"/>
+    <w:lsdException w:name="Light Shading Accent 4" w:semiHidden="0" w:uiPriority="60" w:unhideWhenUsed="0"/>
+    <w:lsdException w:name="Light List Accent 4" w:semiHidden="0" w:uiPriority="61" w:unhideWhenUsed="0"/>
+    <w:lsdException w:name="Light Grid Accent 4" w:semiHidden="0" w:uiPriority="62" w:unhideWhenUsed="0"/>
+    <w:lsdException w:name="Medium Shading 1 Accent 4" w:semiHidden="0" w:uiPriority="63" w:unhideWhenUsed="0"/>
+    <w:lsdException w:name="Medium Shading 2 Accent 4" w:semiHidden="0" w:uiPriority="64" w:unhideWhenUsed="0"/>
+    <w:lsdException w:name="Medium List 1 Accent 4" w:semiHidden="0" w:uiPriority="65" w:unhideWhenUsed="0"/>
+    <w:lsdException w:name="Medium List 2 Accent 4" w:semiHidden="0" w:uiPriority="66" w:unhideWhenUsed="0"/>
+    <w:lsdException w:name="Medium Grid 1 Accent 4" w:semiHidden="0" w:uiPriority="67" w:unhideWhenUsed="0"/>
+    <w:lsdException w:name="Medium Grid 2 Accent 4" w:semiHidden="0" w:uiPriority="68" w:unhideWhenUsed="0"/>
+    <w:lsdException w:name="Medium Grid 3 Accent 4" w:semiHidden="0" w:uiPriority="69" w:unhideWhenUsed="0"/>
+    <w:lsdException w:name="Dark List Accent 4" w:semiHidden="0" w:uiPriority="70" w:unhideWhenUsed="0"/>
+    <w:lsdException w:name="Colorful Shading Accent 4" w:semiHidden="0" w:uiPriority="71" w:unhideWhenUsed="0"/>
+    <w:lsdException w:name="Colorful List Accent 4" w:semiHidden="0" w:uiPriority="72" w:unhideWhenUsed="0"/>
+    <w:lsdException w:name="Colorful Grid Accent 4" w:semiHidden="0" w:uiPriority="73" w:unhideWhenUsed="0"/>
+    <w:lsdException w:name="Light Shading Accent 5" w:semiHidden="0" w:uiPriority="60" w:unhideWhenUsed="0"/>
+    <w:lsdException w:name="Light List Accent 5" w:semiHidden="0" w:uiPriority="61" w:unhideWhenUsed="0"/>
+    <w:lsdException w:name="Light Grid Accent 5" w:semiHidden="0" w:uiPriority="62" w:unhideWhenUsed="0"/>
+    <w:lsdException w:name="Medium Shading 1 Accent 5" w:semiHidden="0" w:uiPriority="63" w:unhideWhenUsed="0"/>
+    <w:lsdException w:name="Medium Shading 2 Accent 5" w:semiHidden="0" w:uiPriority="64" w:unhideWhenUsed="0"/>
+    <w:lsdException w:name="Medium List 1 Accent 5" w:semiHidden="0" w:uiPriority="65" w:unhideWhenUsed="0"/>
+    <w:lsdException w:name="Medium List 2 Accent 5" w:semiHidden="0" w:uiPriority="66" w:unhideWhenUsed="0"/>
+    <w:lsdException w:name="Medium Grid 1 Accent 5" w:semiHidden="0" w:uiPriority="67" w:unhideWhenUsed="0"/>
+    <w:lsdException w:name="Medium Grid 2 Accent 5" w:semiHidden="0" w:uiPriority="68" w:unhideWhenUsed="0"/>
+    <w:lsdException w:name="Medium Grid 3 Accent 5" w:semiHidden="0" w:uiPriority="69" w:unhideWhenUsed="0"/>
+    <w:lsdException w:name="Dark List Accent 5" w:semiHidden="0" w:uiPriority="70" w:unhideWhenUsed="0"/>
+    <w:lsdException w:name="Colorful Shading Accent 5" w:semiHidden="0" w:uiPriority="71" w:unhideWhenUsed="0"/>
+    <w:lsdException w:name="Colorful List Accent 5" w:semiHidden="0" w:uiPriority="72" w:unhideWhenUsed="0"/>
+    <w:lsdException w:name="Colorful Grid Accent 5" w:semiHidden="0" w:uiPriority="73" w:unhideWhenUsed="0"/>
+    <w:lsdException w:name="Light Shading Accent 6" w:semiHidden="0" w:uiPriority="60" w:unhideWhenUsed="0"/>
+    <w:lsdException w:name="Light List Accent 6" w:semiHidden="0" w:uiPriority="61" w:unhideWhenUsed="0"/>
+    <w:lsdException w:name="Light Grid Accent 6" w:semiHidden="0" w:uiPriority="62" w:unhideWhenUsed="0"/>
+    <w:lsdException w:name="Medium Shading 1 Accent 6" w:semiHidden="0" w:uiPriority="63" w:unhideWhenUsed="0"/>
+    <w:lsdException w:name="Medium Shading 2 Accent 6" w:semiHidden="0" w:uiPriority="64" w:unhideWhenUsed="0"/>
+    <w:lsdException w:name="Medium List 1 Accent 6" w:semiHidden="0" w:uiPriority="65" w:unhideWhenUsed="0"/>
+    <w:lsdException w:name="Medium List 2 Accent 6" w:semiHidden="0" w:uiPriority="66" w:unhideWhenUsed="0"/>
+    <w:lsdException w:name="Medium Grid 1 Accent 6" w:semiHidden="0" w:uiPriority="67" w:unhideWhenUsed="0"/>
+    <w:lsdException w:name="Medium Grid 2 Accent 6" w:semiHidden="0" w:uiPriority="68" w:unhideWhenUsed="0"/>
+    <w:lsdException w:name="Medium Grid 3 Accent 6" w:semiHidden="0" w:uiPriority="69" w:unhideWhenUsed="0"/>
+    <w:lsdException w:name="Dark List Accent 6" w:semiHidden="0" w:uiPriority="70" w:unhideWhenUsed="0"/>
+    <w:lsdException w:name="Colorful Shading Accent 6" w:semiHidden="0" w:uiPriority="71" w:unhideWhenUsed="0"/>
+    <w:lsdException w:name="Colorful List Accent 6" w:semiHidden="0" w:uiPriority="72" w:unhideWhenUsed="0"/>
+    <w:lsdException w:name="Colorful Grid Accent 6" w:semiHidden="0" w:uiPriority="73" w:unhideWhenUsed="0"/>
+    <w:lsdException w:name="Subtle Emphasis" w:semiHidden="0" w:uiPriority="19" w:unhideWhenUsed="0" w:qFormat="1"/>
+    <w:lsdException w:name="Intense Emphasis" w:semiHidden="0" w:uiPriority="21" w:unhideWhenUsed="0" w:qFormat="1"/>
+    <w:lsdException w:name="Subtle Reference" w:semiHidden="0" w:uiPriority="31" w:unhideWhenUsed="0" w:qFormat="1"/>
+    <w:lsdException w:name="Intense Reference" w:semiHidden="0" w:uiPriority="32" w:unhideWhenUsed="0" w:qFormat="1"/>
+    <w:lsdException w:name="Book Title" w:semiHidden="0" w:uiPriority="33" w:unhideWhenUsed="0" w:qFormat="1"/>
+    <w:lsdException w:name="Bibliography" w:uiPriority="37"/>
+    <w:lsdException w:name="TOC Heading" w:uiPriority="39" w:qFormat="1"/>
+  </w:latentStyles>
+  <w:style w:type="paragraph" w:default="1" w:styleId="Normal">
+    <w:name w:val="Normal"/>
+    <w:qFormat/>
+  </w:style>
+  <w:style w:type="paragraph" w:styleId="Heading1">
+    <w:name w:val="heading 1"/>
+    <w:basedOn w:val="Normal"/>
+    <w:next w:val="Normal"/>
+    <w:uiPriority w:val="9"/>
+    <w:qFormat/>
+    <w:pPr>
+      <w:keepNext/>
+      <w:keepLines/>
+      <w:spacing w:before="400" w:after="120"/>
+      <w:outlineLvl w:val="0"/>
+    </w:pPr>
+    <w:rPr>
+      <w:sz w:val="40"/>
+      <w:szCs w:val="40"/>
+    </w:rPr>
+  </w:style>
+  <w:style w:type="paragraph" w:styleId="Heading2">
+    <w:name w:val="heading 2"/>
+    <w:basedOn w:val="Normal"/>
+    <w:next w:val="Normal"/>
+    <w:uiPriority w:val="9"/>
+    <w:unhideWhenUsed/>
+    <w:qFormat/>
+    <w:pPr>
+      <w:keepNext/>
+      <w:keepLines/>
+      <w:spacing w:before="360" w:after="120"/>
+      <w:outlineLvl w:val="1"/>
+    </w:pPr>
+    <w:rPr>
+      <w:sz w:val="32"/>
+      <w:szCs w:val="32"/>
+    </w:rPr>
+  </w:style>
+  <w:style w:type="paragraph" w:styleId="Heading3">
+    <w:name w:val="heading 3"/>
+    <w:basedOn w:val="Normal"/>
+    <w:next w:val="Normal"/>
+    <w:uiPriority w:val="9"/>
+    <w:unhideWhenUsed/>
+    <w:qFormat/>
+    <w:pPr>
+      <w:keepNext/>
+      <w:keepLines/>
+      <w:spacing w:before="320" w:after="80"/>
+      <w:outlineLvl w:val="2"/>
+    </w:pPr>
+    <w:rPr>
+      <w:color w:val="434343"/>
+      <w:sz w:val="28"/>
+      <w:szCs w:val="28"/>
+    </w:rPr>
+  </w:style>
+  <w:style w:type="paragraph" w:styleId="Heading4">
+    <w:name w:val="heading 4"/>
+    <w:basedOn w:val="Normal"/>
+    <w:next w:val="Normal"/>
+    <w:uiPriority w:val="9"/>
+    <w:unhideWhenUsed/>
+    <w:qFormat/>
+    <w:pPr>
+      <w:keepNext/>
+      <w:keepLines/>
+      <w:spacing w:before="280" w:after="80"/>
+      <w:outlineLvl w:val="3"/>
+    </w:pPr>
+    <w:rPr>
+      <w:color w:val="666666"/>
+      <w:sz w:val="24"/>
+      <w:szCs w:val="24"/>
+    </w:rPr>
+  </w:style>
+  <w:style w:type="paragraph" w:styleId="Heading5">
+    <w:name w:val="heading 5"/>
+    <w:basedOn w:val="Normal"/>
+    <w:next w:val="Normal"/>
+    <w:uiPriority w:val="9"/>
+    <w:semiHidden/>
+    <w:unhideWhenUsed/>
+    <w:qFormat/>
+    <w:pPr>
+      <w:keepNext/>
+      <w:keepLines/>
+      <w:spacing w:before="240" w:after="80"/>
+      <w:outlineLvl w:val="4"/>
+    </w:pPr>
+    <w:rPr>
+      <w:color w:val="666666"/>
+    </w:rPr>
+  </w:style>
+  <w:style w:type="paragraph" w:styleId="Heading6">
+    <w:name w:val="heading 6"/>
+    <w:basedOn w:val="Normal"/>
+    <w:next w:val="Normal"/>
+    <w:uiPriority w:val="9"/>
+    <w:semiHidden/>
+    <w:unhideWhenUsed/>
+    <w:qFormat/>
+    <w:pPr>
+      <w:keepNext/>
+      <w:keepLines/>
+      <w:spacing w:before="240" w:after="80"/>
+      <w:outlineLvl w:val="5"/>
+    </w:pPr>
+    <w:rPr>
+      <w:i/>
+      <w:iCs/>
+      <w:color w:val="666666"/>
+    </w:rPr>
+  </w:style>
+  <w:style w:type="character" w:default="1" w:styleId="DefaultParagraphFont">
+    <w:name w:val="Default Paragraph Font"/>
+    <w:uiPriority w:val="1"/>
+    <w:semiHidden/>
+    <w:unhideWhenUsed/>
+  </w:style>
+  <w:style w:type="table" w:default="1" w:styleId="TableNormal">
+    <w:name w:val="Normal Table"/>
+    <w:uiPriority w:val="99"/>
+    <w:semiHidden/>
+    <w:unhideWhenUsed/>
+    <w:tblPr>
+      <w:tblInd w:w="0" w:type="dxa"/>
+      <w:tblCellMar>
+        <w:top w:w="0" w:type="dxa"/>
+        <w:left w:w="108" w:type="dxa"/>
+        <w:bottom w:w="0" w:type="dxa"/>
+        <w:right w:w="108" w:type="dxa"/>
+      </w:tblCellMar>
+    </w:tblPr>
+  </w:style>
+  <w:style w:type="numbering" w:default="1" w:styleId="NoList">
+    <w:name w:val="No List"/>
+    <w:uiPriority w:val="99"/>
+    <w:semiHidden/>
+    <w:unhideWhenUsed/>
+  </w:style>
+  <w:style w:type="table" w:customStyle="1" w:styleId="TableNormal0">
+    <w:name w:val="TableNormal"/>
+    <w:tblPr>
+      <w:tblCellMar>
+        <w:top w:w="100" w:type="dxa"/>
+        <w:left w:w="100" w:type="dxa"/>
+        <w:bottom w:w="100" w:type="dxa"/>
+        <w:right w:w="100" w:type="dxa"/>
+      </w:tblCellMar>
+    </w:tblPr>
+  </w:style>
+  <w:style w:type="paragraph" w:styleId="Title">
+    <w:name w:val="Title"/>
+    <w:basedOn w:val="Normal"/>
+    <w:next w:val="Normal"/>
+    <w:uiPriority w:val="10"/>
+    <w:qFormat/>
+    <w:pPr>
+      <w:keepNext/>
+      <w:keepLines/>
+      <w:spacing w:after="60"/>
+    </w:pPr>
+    <w:rPr>
+      <w:sz w:val="52"/>
+      <w:szCs w:val="52"/>
+    </w:rPr>
+  </w:style>
+  <w:style w:type="paragraph" w:styleId="Subtitle">
+    <w:name w:val="Subtitle"/>
+    <w:basedOn w:val="Normal"/>
+    <w:next w:val="Normal"/>
+    <w:uiPriority w:val="11"/>
+    <w:qFormat/>
+    <w:pPr>
+      <w:keepNext/>
+      <w:keepLines/>
+      <w:spacing w:after="320"/>
+    </w:pPr>
+    <w:rPr>
+      <w:color w:val="666666"/>
+      <w:sz w:val="30"/>
+      <w:szCs w:val="30"/>
+    </w:rPr>
+  </w:style>
+  <w:style w:type="table" w:customStyle="1" w:styleId="a">
+    <w:basedOn w:val="TableNormal0"/>
+    <w:tblPr>
+      <w:tblStyleRowBandSize w:val="1"/>
+      <w:tblStyleColBandSize w:val="1"/>
+      <w:tblCellMar>
+        <w:top w:w="100" w:type="dxa"/>
+        <w:left w:w="100" w:type="dxa"/>
+        <w:bottom w:w="100" w:type="dxa"/>
+        <w:right w:w="100" w:type="dxa"/>
+      </w:tblCellMar>
+    </w:tblPr>
+  </w:style>
+  <w:style w:type="table" w:customStyle="1" w:styleId="a0">
+    <w:basedOn w:val="TableNormal0"/>
+    <w:tblPr>
+      <w:tblStyleRowBandSize w:val="1"/>
+      <w:tblStyleColBandSize w:val="1"/>
+      <w:tblCellMar>
+        <w:top w:w="100" w:type="dxa"/>
+        <w:left w:w="100" w:type="dxa"/>
+        <w:bottom w:w="100" w:type="dxa"/>
+        <w:right w:w="100" w:type="dxa"/>
+      </w:tblCellMar>
+    </w:tblPr>
+  </w:style>
+  <w:style w:type="table" w:customStyle="1" w:styleId="a1">
+    <w:basedOn w:val="TableNormal0"/>
+    <w:tblPr>
+      <w:tblStyleRowBandSize w:val="1"/>
+      <w:tblStyleColBandSize w:val="1"/>
+      <w:tblCellMar>
+        <w:top w:w="100" w:type="dxa"/>
+        <w:left w:w="100" w:type="dxa"/>
+        <w:bottom w:w="100" w:type="dxa"/>
+        <w:right w:w="100" w:type="dxa"/>
+      </w:tblCellMar>
+    </w:tblPr>
+  </w:style>
+  <w:style w:type="table" w:customStyle="1" w:styleId="a2">
+    <w:basedOn w:val="TableNormal0"/>
+    <w:tblPr>
+      <w:tblStyleRowBandSize w:val="1"/>
+      <w:tblStyleColBandSize w:val="1"/>
+      <w:tblCellMar>
+        <w:top w:w="100" w:type="dxa"/>
+        <w:left w:w="100" w:type="dxa"/>
+        <w:bottom w:w="100" w:type="dxa"/>
+        <w:right w:w="100" w:type="dxa"/>
+      </w:tblCellMar>
+    </w:tblPr>
+  </w:style>
+  <w:style w:type="table" w:customStyle="1" w:styleId="a3">
+    <w:basedOn w:val="TableNormal0"/>
+    <w:tblPr>
+      <w:tblStyleRowBandSize w:val="1"/>
+      <w:tblStyleColBandSize w:val="1"/>
+      <w:tblCellMar>
+        <w:top w:w="100" w:type="dxa"/>
+        <w:left w:w="100" w:type="dxa"/>
+        <w:bottom w:w="100" w:type="dxa"/>
+        <w:right w:w="100" w:type="dxa"/>
+      </w:tblCellMar>
+    </w:tblPr>
+  </w:style>
+  <w:style w:type="paragraph" w:styleId="Header">
+    <w:name w:val="header"/>
+    <w:basedOn w:val="Normal"/>
+    <w:link w:val="HeaderChar"/>
+    <w:uiPriority w:val="99"/>
+    <w:unhideWhenUsed/>
+    <w:rsid w:val="004E095F"/>
+    <w:pPr>
+      <w:tabs>
+        <w:tab w:val="center" w:pos="4680"/>
+        <w:tab w:val="right" w:pos="9360"/>
+      </w:tabs>
+      <w:spacing w:line="240" w:lineRule="auto"/>
+    </w:pPr>
+  </w:style>
+  <w:style w:type="character" w:customStyle="1" w:styleId="HeaderChar">
+    <w:name w:val="Header Char"/>
+    <w:basedOn w:val="DefaultParagraphFont"/>
+    <w:link w:val="Header"/>
+    <w:uiPriority w:val="99"/>
+    <w:rsid w:val="004E095F"/>
+  </w:style>
+  <w:style w:type="paragraph" w:styleId="Footer">
+    <w:name w:val="footer"/>
+    <w:basedOn w:val="Normal"/>
+    <w:link w:val="FooterChar"/>
+    <w:uiPriority w:val="99"/>
+    <w:unhideWhenUsed/>
+    <w:rsid w:val="004E095F"/>
+    <w:pPr>
+      <w:tabs>
+        <w:tab w:val="center" w:pos="4680"/>
+        <w:tab w:val="right" w:pos="9360"/>
+      </w:tabs>
+      <w:spacing w:line="240" w:lineRule="auto"/>
+    </w:pPr>
+  </w:style>
+  <w:style w:type="character" w:customStyle="1" w:styleId="FooterChar">
+    <w:name w:val="Footer Char"/>
+    <w:basedOn w:val="DefaultParagraphFont"/>
+    <w:link w:val="Footer"/>
+    <w:uiPriority w:val="99"/>
+    <w:rsid w:val="004E095F"/>
+  </w:style>
+  <w:style w:type="paragraph" w:styleId="BalloonText">
+    <w:name w:val="Balloon Text"/>
+    <w:basedOn w:val="Normal"/>
+    <w:link w:val="BalloonTextChar"/>
+    <w:uiPriority w:val="99"/>
+    <w:semiHidden/>
+    <w:unhideWhenUsed/>
+    <w:rsid w:val="006F0BA3"/>
+    <w:pPr>
+      <w:spacing w:line="240" w:lineRule="auto"/>
+    </w:pPr>
+    <w:rPr>
+      <w:rFonts w:ascii="Tahoma" w:hAnsi="Tahoma" w:cs="Tahoma"/>
+      <w:sz w:val="16"/>
+      <w:szCs w:val="16"/>
+    </w:rPr>
+  </w:style>
+  <w:style w:type="character" w:customStyle="1" w:styleId="BalloonTextChar">
+    <w:name w:val="Balloon Text Char"/>
+    <w:basedOn w:val="DefaultParagraphFont"/>
+    <w:link w:val="BalloonText"/>
+    <w:uiPriority w:val="99"/>
+    <w:semiHidden/>
+    <w:rsid w:val="006F0BA3"/>
+    <w:rPr>
+      <w:rFonts w:ascii="Tahoma" w:hAnsi="Tahoma" w:cs="Tahoma"/>
+      <w:sz w:val="16"/>
+      <w:szCs w:val="16"/>
+    </w:rPr>
   </w:style>
 </w:styles>
 </file>
@@ -10207,7 +11369,7 @@
 </file>
 
 <file path=customXml/itemProps1.xml><?xml version="1.0" encoding="utf-8"?>
-<ds:datastoreItem xmlns:ds="http://schemas.openxmlformats.org/officeDocument/2006/customXml" ds:itemID="{378CA695-408F-4BFF-82BF-19D1ADD3D591}">
+<ds:datastoreItem xmlns:ds="http://schemas.openxmlformats.org/officeDocument/2006/customXml" ds:itemID="{AC209E4F-D9F5-4C87-AC8A-5AA3BC53BB2D}">
   <ds:schemaRefs>
     <ds:schemaRef ds:uri="http://schemas.openxmlformats.org/officeDocument/2006/bibliography"/>
   </ds:schemaRefs>
